--- a/biyotasarim makale/basvuru/01-makale-metni.docx
+++ b/biyotasarim makale/basvuru/01-makale-metni.docx
@@ -14,8 +14,8 @@
           <w:bCs/>
           <w:i w:val="false"/>
           <w:iCs w:val="false"/>
-          <w:sz w:val="24"/>
-          <w:szCs w:val="24"/>
+          <w:sz w:val="28"/>
+          <w:szCs w:val="28"/>
         </w:rPr>
         <w:t xml:space="preserve">Eşdeğer ısıl performans varsayımı altında biyo-esaslı yapı kabuğu malzemelerinin seçimi: kurgunun sonuç üzerindeki belirleyiciliği</w:t>
       </w:r>
@@ -69,7 +69,7 @@
           <w:sz w:val="18"/>
           <w:szCs w:val="18"/>
         </w:rPr>
-        <w:t xml:space="preserve">Öne çıkanlar</w:t>
+        <w:t xml:space="preserve">Öne Çıkanlar</w:t>
       </w:r>
     </w:p>
     <w:p>
@@ -173,6 +173,158 @@
           <w:sz w:val="18"/>
           <w:szCs w:val="18"/>
         </w:rPr>
+        <w:t xml:space="preserve">Öz</w:t>
+      </w:r>
+    </w:p>
+    <w:p>
+      <w:pPr>
+        <w:spacing w:after="0" w:before="0" w:line="360" w:lineRule="auto"/>
+        <w:jc w:val="both"/>
+      </w:pPr>
+      <w:r>
+        <w:rPr>
+          <w:rFonts w:ascii="Times New Roman" w:cs="Times New Roman" w:eastAsia="Times New Roman" w:hAnsi="Times New Roman"/>
+          <w:b w:val="false"/>
+          <w:bCs w:val="false"/>
+          <w:i w:val="false"/>
+          <w:iCs w:val="false"/>
+          <w:sz w:val="18"/>
+          <w:szCs w:val="18"/>
+        </w:rPr>
+        <w:t xml:space="preserve">Biyo-esaslı yapı kabuğu malzemelerinin karşılaştırılmasında yaygın olarak eşdeğer ısıl performans kurgusu kullanılmakta, sonuçların iklim koşullarına göre değişeceği ise örtük olarak varsayılmaktadır. Bu çalışmada söz konusu kurgunun kendisi, TS 825:2024'ün altı derece gün bölgesi çerçevesinde sınanmıştır. On dört biyo-esaslı ve dört konvansiyonel alternatif, ısı iletkenliği, birim kütle, alansal ısıl kapasite, yaşam döngüsü karbonu, yangına tepki, yaşam sonu senaryosu, nem duyarlılığı ve duvar kalınlığı ölçütleriyle değerlendirilmiştir. Ağırlıklar entropi, CRITIC ve eşit ağırlık yöntemleriyle, sıralama TOPSIS ve VIKOR ile üretilmiştir. Üç sonuç elde edilmiştir. Sabit ısıl geçirgenlik hedefine dayalı kurgu, gerekli kalınlığın malzemeden bağımsız bir çarpanla ölçeklenmesi nedeniyle iklim bölgesine göre sıralama farkı üretememektedir; yuvarlama devre dışı bırakıldığında bölgeler arası sıra korelasyonu tam olarak birdir. Ağırlıklandırma yönteminin seçimi biyo-esaslı alternatiflerin sıralamadaki yerini yönlü biçimde belirlemektedir. Yaşam döngüsü sistem sınırının seçimi ise birinci sıradaki malzemeyi tüm bölgelerde değiştirmektedir. Bulgular, bir malzeme sıralamasının ancak onu üreten kurgu eksiksiz beyan edildiğinde yorumlanabileceğini göstermektedir.</w:t>
+      </w:r>
+    </w:p>
+    <w:p>
+      <w:pPr>
+        <w:spacing w:after="0" w:before="0" w:line="360" w:lineRule="auto"/>
+      </w:pPr>
+      <w:r>
+        <w:rPr>
+          <w:rFonts w:ascii="Times New Roman" w:cs="Times New Roman" w:eastAsia="Times New Roman" w:hAnsi="Times New Roman"/>
+          <w:b w:val="false"/>
+          <w:bCs w:val="false"/>
+          <w:i w:val="false"/>
+          <w:iCs w:val="false"/>
+          <w:sz w:val="18"/>
+          <w:szCs w:val="18"/>
+        </w:rPr>
+        <w:t xml:space="preserve"/>
+      </w:r>
+    </w:p>
+    <w:p>
+      <w:pPr>
+        <w:spacing w:after="0" w:before="0" w:line="360" w:lineRule="auto"/>
+        <w:jc w:val="both"/>
+      </w:pPr>
+      <w:r>
+        <w:rPr>
+          <w:rFonts w:ascii="Times New Roman" w:cs="Times New Roman" w:eastAsia="Times New Roman" w:hAnsi="Times New Roman"/>
+          <w:b/>
+          <w:bCs/>
+          <w:i w:val="false"/>
+          <w:iCs w:val="false"/>
+          <w:sz w:val="18"/>
+          <w:szCs w:val="18"/>
+        </w:rPr>
+        <w:t xml:space="preserve">Anahtar Kelimeler:</w:t>
+      </w:r>
+      <w:r>
+        <w:rPr>
+          <w:rFonts w:ascii="Times New Roman" w:cs="Times New Roman" w:eastAsia="Times New Roman" w:hAnsi="Times New Roman"/>
+          <w:b w:val="false"/>
+          <w:bCs w:val="false"/>
+          <w:i w:val="false"/>
+          <w:iCs w:val="false"/>
+          <w:sz w:val="18"/>
+          <w:szCs w:val="18"/>
+        </w:rPr>
+        <w:t xml:space="preserve"> Biyo-esaslı yalıtım, çok ölçütlü karar verme, yaşam döngüsü sistem sınırı, TS 825, ağırlıklandırma</w:t>
+      </w:r>
+    </w:p>
+    <w:p>
+      <w:pPr>
+        <w:spacing w:after="0" w:before="0" w:line="360" w:lineRule="auto"/>
+      </w:pPr>
+      <w:r>
+        <w:rPr>
+          <w:rFonts w:ascii="Times New Roman" w:cs="Times New Roman" w:eastAsia="Times New Roman" w:hAnsi="Times New Roman"/>
+          <w:b w:val="false"/>
+          <w:bCs w:val="false"/>
+          <w:i w:val="false"/>
+          <w:iCs w:val="false"/>
+          <w:sz w:val="18"/>
+          <w:szCs w:val="18"/>
+        </w:rPr>
+        <w:t xml:space="preserve"/>
+      </w:r>
+    </w:p>
+    <w:p>
+      <w:pPr>
+        <w:spacing w:after="0" w:before="0" w:line="360" w:lineRule="auto"/>
+        <w:jc w:val="center"/>
+      </w:pPr>
+      <w:r>
+        <w:rPr>
+          <w:rFonts w:ascii="Times New Roman" w:cs="Times New Roman" w:eastAsia="Times New Roman" w:hAnsi="Times New Roman"/>
+          <w:b/>
+          <w:bCs/>
+          <w:i w:val="false"/>
+          <w:iCs w:val="false"/>
+          <w:sz w:val="28"/>
+          <w:szCs w:val="28"/>
+        </w:rPr>
+        <w:t xml:space="preserve">Selection of bio-based building envelope materials under the equivalent thermal performance assumption: how the framing determines the result</w:t>
+      </w:r>
+    </w:p>
+    <w:p>
+      <w:pPr>
+        <w:spacing w:after="0" w:before="0" w:line="360" w:lineRule="auto"/>
+      </w:pPr>
+      <w:r>
+        <w:rPr>
+          <w:rFonts w:ascii="Times New Roman" w:cs="Times New Roman" w:eastAsia="Times New Roman" w:hAnsi="Times New Roman"/>
+          <w:b w:val="false"/>
+          <w:bCs w:val="false"/>
+          <w:i w:val="false"/>
+          <w:iCs w:val="false"/>
+          <w:sz w:val="18"/>
+          <w:szCs w:val="18"/>
+        </w:rPr>
+        <w:t xml:space="preserve"/>
+      </w:r>
+    </w:p>
+    <w:p>
+      <w:pPr>
+        <w:spacing w:after="0" w:before="0" w:line="360" w:lineRule="auto"/>
+      </w:pPr>
+      <w:r>
+        <w:rPr>
+          <w:rFonts w:ascii="Times New Roman" w:cs="Times New Roman" w:eastAsia="Times New Roman" w:hAnsi="Times New Roman"/>
+          <w:b w:val="false"/>
+          <w:bCs w:val="false"/>
+          <w:i w:val="false"/>
+          <w:iCs w:val="false"/>
+          <w:sz w:val="18"/>
+          <w:szCs w:val="18"/>
+        </w:rPr>
+        <w:t xml:space="preserve"/>
+      </w:r>
+    </w:p>
+    <w:p>
+      <w:pPr>
+        <w:spacing w:after="0" w:before="0" w:line="360" w:lineRule="auto"/>
+        <w:jc w:val="left"/>
+      </w:pPr>
+      <w:r>
+        <w:rPr>
+          <w:rFonts w:ascii="Times New Roman" w:cs="Times New Roman" w:eastAsia="Times New Roman" w:hAnsi="Times New Roman"/>
+          <w:b/>
+          <w:bCs/>
+          <w:i w:val="false"/>
+          <w:iCs w:val="false"/>
+          <w:sz w:val="18"/>
+          <w:szCs w:val="18"/>
+        </w:rPr>
         <w:t xml:space="preserve">Highlights</w:t>
       </w:r>
     </w:p>
@@ -277,7 +429,7 @@
           <w:sz w:val="18"/>
           <w:szCs w:val="18"/>
         </w:rPr>
-        <w:t xml:space="preserve">Özet</w:t>
+        <w:t xml:space="preserve">Abstract</w:t>
       </w:r>
     </w:p>
     <w:p>
@@ -295,7 +447,7 @@
           <w:sz w:val="18"/>
           <w:szCs w:val="18"/>
         </w:rPr>
-        <w:t xml:space="preserve">Biyo-esaslı yapı kabuğu malzemelerinin karşılaştırılmasında yaygın olarak eşdeğer ısıl performans kurgusu kullanılmakta, sonuçların iklim koşullarına göre değişeceği ise örtük olarak varsayılmaktadır. Bu çalışmada söz konusu kurgunun kendisi, TS 825:2024'ün altı derece gün bölgesi çerçevesinde sınanmıştır. On dört biyo-esaslı ve dört konvansiyonel alternatif, ısı iletkenliği, birim kütle, alansal ısıl kapasite, yaşam döngüsü karbonu, yangına tepki, yaşam sonu senaryosu, nem duyarlılığı ve duvar kalınlığı ölçütleriyle değerlendirilmiştir. Ağırlıklar entropi, CRITIC ve eşit ağırlık yöntemleriyle, sıralama TOPSIS ve VIKOR ile üretilmiştir. Üç sonuç elde edilmiştir. Sabit ısıl geçirgenlik hedefine dayalı kurgu, gerekli kalınlığın malzemeden bağımsız bir çarpanla ölçeklenmesi nedeniyle iklim bölgesine göre sıralama farkı üretememektedir; yuvarlama devre dışı bırakıldığında bölgeler arası sıra korelasyonu tam olarak birdir. Ağırlıklandırma yönteminin seçimi biyo-esaslı alternatiflerin sıralamadaki yerini yönlü biçimde belirlemektedir. Yaşam döngüsü sistem sınırının seçimi ise birinci sıradaki malzemeyi tüm bölgelerde değiştirmektedir. Bulgular, bir malzeme sıralamasının ancak onu üreten kurgu eksiksiz beyan edildiğinde yorumlanabileceğini göstermektedir.</w:t>
+        <w:t xml:space="preserve">Comparisons of bio-based building envelope materials commonly rely on an equivalent thermal performance framing, while implicitly assuming that results vary with climate. This study tests that framing itself within the six degree-day zones of TS 825:2024. Fourteen bio-based and four conventional alternatives are evaluated against thermal conductivity, unit mass, areal heat capacity, life-cycle carbon, reaction to fire, end-of-life scenario, moisture sensitivity and wall thickness. Weights are derived by entropy, CRITIC and equal weighting; rankings by TOPSIS and VIKOR. Three results are obtained. A framing based on a fixed thermal transmittance target cannot produce a climate-zone ranking difference, because the required thickness scales by a material-independent factor; with rounding disabled, the inter-zone rank correlation is exactly unity. The choice of weighting method determines the position of bio-based alternatives in a directional manner. The choice of life-cycle system boundary changes the top-ranked material in every zone. The findings show that a material ranking is interpretable only when the framing that produced it is fully declared.</w:t>
       </w:r>
     </w:p>
     <w:p>
@@ -330,19 +482,19 @@
           <w:sz w:val="18"/>
           <w:szCs w:val="18"/>
         </w:rPr>
-        <w:t xml:space="preserve">Anahtar Kelimeler:</w:t>
-      </w:r>
-      <w:r>
-        <w:rPr>
-          <w:rFonts w:ascii="Times New Roman" w:cs="Times New Roman" w:eastAsia="Times New Roman" w:hAnsi="Times New Roman"/>
-          <w:b w:val="false"/>
-          <w:bCs w:val="false"/>
-          <w:i w:val="false"/>
-          <w:iCs w:val="false"/>
-          <w:sz w:val="18"/>
-          <w:szCs w:val="18"/>
-        </w:rPr>
-        <w:t xml:space="preserve"> Biyo-esaslı yalıtım, çok ölçütlü karar verme, yaşam döngüsü sistem sınırı, TS 825, ağırlıklandırma</w:t>
+        <w:t xml:space="preserve">Key Words:</w:t>
+      </w:r>
+      <w:r>
+        <w:rPr>
+          <w:rFonts w:ascii="Times New Roman" w:cs="Times New Roman" w:eastAsia="Times New Roman" w:hAnsi="Times New Roman"/>
+          <w:b w:val="false"/>
+          <w:bCs w:val="false"/>
+          <w:i w:val="false"/>
+          <w:iCs w:val="false"/>
+          <w:sz w:val="18"/>
+          <w:szCs w:val="18"/>
+        </w:rPr>
+        <w:t xml:space="preserve"> Bio-based insulation, multi-criteria decision making, life cycle system boundary, TS 825, weighting</w:t>
       </w:r>
     </w:p>
     <w:p>
@@ -394,49 +546,8 @@
           <w:sz w:val="18"/>
           <w:szCs w:val="18"/>
         </w:rPr>
-        <w:t xml:space="preserve">Abstract</w:t>
-      </w:r>
-    </w:p>
-    <w:p>
-      <w:pPr>
-        <w:spacing w:after="0" w:before="0" w:line="360" w:lineRule="auto"/>
-        <w:jc w:val="both"/>
-      </w:pPr>
-      <w:r>
-        <w:rPr>
-          <w:rFonts w:ascii="Times New Roman" w:cs="Times New Roman" w:eastAsia="Times New Roman" w:hAnsi="Times New Roman"/>
-          <w:b w:val="false"/>
-          <w:bCs w:val="false"/>
-          <w:i w:val="false"/>
-          <w:iCs w:val="false"/>
-          <w:sz w:val="18"/>
-          <w:szCs w:val="18"/>
-        </w:rPr>
-        <w:t xml:space="preserve">Comparisons of bio-based building envelope materials commonly rely on an equivalent thermal performance framing, while implicitly assuming that results vary with climate. This study tests that framing itself within the six degree-day zones of TS 825:2024. Fourteen bio-based and four conventional alternatives are evaluated against thermal conductivity, unit mass, areal heat capacity, life-cycle carbon, reaction to fire, end-of-life scenario, moisture sensitivity and wall thickness. Weights are derived by entropy, CRITIC and equal weighting; rankings by TOPSIS and VIKOR. Three results are obtained. A framing based on a fixed thermal transmittance target cannot produce a climate-zone ranking difference, because the required thickness scales by a material-independent factor; with rounding disabled, the inter-zone rank correlation is exactly unity. The choice of weighting method determines the position of bio-based alternatives in a directional manner. The choice of life-cycle system boundary changes the top-ranked material in every zone. The findings show that a material ranking is interpretable only when the framing that produced it is fully declared.</w:t>
-      </w:r>
-    </w:p>
-    <w:p>
-      <w:pPr>
-        <w:spacing w:after="0" w:before="0" w:line="360" w:lineRule="auto"/>
-      </w:pPr>
-      <w:r>
-        <w:rPr>
-          <w:rFonts w:ascii="Times New Roman" w:cs="Times New Roman" w:eastAsia="Times New Roman" w:hAnsi="Times New Roman"/>
-          <w:b w:val="false"/>
-          <w:bCs w:val="false"/>
-          <w:i w:val="false"/>
-          <w:iCs w:val="false"/>
-          <w:sz w:val="18"/>
-          <w:szCs w:val="18"/>
-        </w:rPr>
-        <w:t xml:space="preserve"/>
-      </w:r>
-    </w:p>
-    <w:p>
-      <w:pPr>
-        <w:spacing w:after="0" w:before="0" w:line="360" w:lineRule="auto"/>
-        <w:jc w:val="both"/>
-      </w:pPr>
+        <w:t xml:space="preserve">1. Giriş </w:t>
+      </w:r>
       <w:r>
         <w:rPr>
           <w:rFonts w:ascii="Times New Roman" w:cs="Times New Roman" w:eastAsia="Times New Roman" w:hAnsi="Times New Roman"/>
@@ -444,22 +555,238 @@
           <w:bCs/>
           <w:i w:val="false"/>
           <w:iCs w:val="false"/>
-          <w:sz w:val="18"/>
-          <w:szCs w:val="18"/>
-        </w:rPr>
-        <w:t xml:space="preserve">Keywords:</w:t>
-      </w:r>
-      <w:r>
-        <w:rPr>
-          <w:rFonts w:ascii="Times New Roman" w:cs="Times New Roman" w:eastAsia="Times New Roman" w:hAnsi="Times New Roman"/>
-          <w:b w:val="false"/>
-          <w:bCs w:val="false"/>
-          <w:i w:val="false"/>
-          <w:iCs w:val="false"/>
-          <w:sz w:val="18"/>
-          <w:szCs w:val="18"/>
-        </w:rPr>
-        <w:t xml:space="preserve"> Bio-based insulation, multi-criteria decision making, life cycle system boundary, TS 825, weighting</w:t>
+          <w:sz w:val="16"/>
+          <w:szCs w:val="16"/>
+        </w:rPr>
+        <w:t xml:space="preserve">(Introduction)</w:t>
+      </w:r>
+    </w:p>
+    <w:p>
+      <w:pPr>
+        <w:spacing w:after="0" w:before="0" w:line="360" w:lineRule="auto"/>
+        <w:jc w:val="both"/>
+      </w:pPr>
+      <w:r>
+        <w:rPr>
+          <w:rFonts w:ascii="Times New Roman" w:cs="Times New Roman" w:eastAsia="Times New Roman" w:hAnsi="Times New Roman"/>
+          <w:b w:val="false"/>
+          <w:bCs w:val="false"/>
+          <w:i w:val="false"/>
+          <w:iCs w:val="false"/>
+          <w:sz w:val="18"/>
+          <w:szCs w:val="18"/>
+        </w:rPr>
+        <w:t xml:space="preserve">Binalar, Türkiye'nin nihai enerji tüketiminde en büyük paylardan birine sahiptir; konut ve hizmet binaları 2023 yılında toplam nihai enerji tüketiminin yaklaşık üçte birini oluşturmuştur. Bu payın büyüklüğü, yapı kabuğunun ısıl performansını konfor meselesi olmaktan çıkarıp enerji politikasının doğrudan konusu hâline getirmektedir. TS 825 Binalarda Isı Yalıtımı Kuralları standardı 2024 yılında revize edilmiş, 20 Şubat 2025 tarihli tebliğle 1 Nisan 2025 itibarıyla zorunlu standart olarak yürürlüğe girmiştir [1]. Revizyon iki yapısal değişiklik getirmiştir: derece gün bölgesi sayısı dörtten altıya çıkarılmış ve binaların yalnızca ısıtma ihtiyacına göre tasarlanması dönemi sona ererek soğutma ihtiyacı da hesaba dâhil edilmiştir. Tavsiye edilen ısıl geçirgenlik değerleri iyileştirilmiş, yıllık enerji limitleri 120–150 kWh/m²·yıl düzeyinden 70–90 kWh/m²·yıl düzeyine çekilmiştir [2].</w:t>
+      </w:r>
+    </w:p>
+    <w:p>
+      <w:pPr>
+        <w:spacing w:after="0" w:before="0" w:line="360" w:lineRule="auto"/>
+      </w:pPr>
+      <w:r>
+        <w:rPr>
+          <w:rFonts w:ascii="Times New Roman" w:cs="Times New Roman" w:eastAsia="Times New Roman" w:hAnsi="Times New Roman"/>
+          <w:b w:val="false"/>
+          <w:bCs w:val="false"/>
+          <w:i w:val="false"/>
+          <w:iCs w:val="false"/>
+          <w:sz w:val="18"/>
+          <w:szCs w:val="18"/>
+        </w:rPr>
+        <w:t xml:space="preserve"/>
+      </w:r>
+    </w:p>
+    <w:p>
+      <w:pPr>
+        <w:spacing w:after="0" w:before="0" w:line="360" w:lineRule="auto"/>
+        <w:jc w:val="both"/>
+      </w:pPr>
+      <w:r>
+        <w:rPr>
+          <w:rFonts w:ascii="Times New Roman" w:cs="Times New Roman" w:eastAsia="Times New Roman" w:hAnsi="Times New Roman"/>
+          <w:b w:val="false"/>
+          <w:bCs w:val="false"/>
+          <w:i w:val="false"/>
+          <w:iCs w:val="false"/>
+          <w:sz w:val="18"/>
+          <w:szCs w:val="18"/>
+        </w:rPr>
+        <w:t xml:space="preserve">Bu düzenleyici değişim, yapı kabuğunda kullanılacak yalıtım malzemesinin seçimini yeniden gündeme getirmektedir. Gerekli yalıtım kalınlıklarının artması, malzeme başına düşen kütlenin ve dolayısıyla gömülü karbonun da artması anlamına gelir. İşletme enerjisi düştükçe bir yapı bileşeninin toplam yaşam döngüsü etkisi içinde gömülü karbonun payı görece büyümekte, bu da malzeme seçimini enerji verimliliği tartışmasının merkezine taşımaktadır [3].</w:t>
+      </w:r>
+    </w:p>
+    <w:p>
+      <w:pPr>
+        <w:spacing w:after="0" w:before="0" w:line="360" w:lineRule="auto"/>
+      </w:pPr>
+      <w:r>
+        <w:rPr>
+          <w:rFonts w:ascii="Times New Roman" w:cs="Times New Roman" w:eastAsia="Times New Roman" w:hAnsi="Times New Roman"/>
+          <w:b w:val="false"/>
+          <w:bCs w:val="false"/>
+          <w:i w:val="false"/>
+          <w:iCs w:val="false"/>
+          <w:sz w:val="18"/>
+          <w:szCs w:val="18"/>
+        </w:rPr>
+        <w:t xml:space="preserve"/>
+      </w:r>
+    </w:p>
+    <w:p>
+      <w:pPr>
+        <w:spacing w:after="0" w:before="0" w:line="360" w:lineRule="auto"/>
+        <w:jc w:val="both"/>
+      </w:pPr>
+      <w:r>
+        <w:rPr>
+          <w:rFonts w:ascii="Times New Roman" w:cs="Times New Roman" w:eastAsia="Times New Roman" w:hAnsi="Times New Roman"/>
+          <w:b w:val="false"/>
+          <w:bCs w:val="false"/>
+          <w:i w:val="false"/>
+          <w:iCs w:val="false"/>
+          <w:sz w:val="18"/>
+          <w:szCs w:val="18"/>
+        </w:rPr>
+        <w:t xml:space="preserve">Biyo-esaslı yapı malzemeleri bu noktada iki nedenle öne çıkmaktadır. Birincisi, üretim aşaması emisyonları mineral ve petrokimya esaslı muadillerine kıyasla düşüktür. İkincisi ve daha belirleyicisi, lignoselülozik yapıları nedeniyle büyüme sürecinde atmosferden aldıkları karbonu bileşen ömrü boyunca depolarlar [4]. Ne var ki biyojenik karbonun muhasebeleştirilmesi tartışmalıdır; depolamanın geçici olup olmadığı ve hangi zaman ufkunda hesaba katılacağı üzerine yöntem tartışması sürmektedir [5-7].</w:t>
+      </w:r>
+    </w:p>
+    <w:p>
+      <w:pPr>
+        <w:spacing w:after="0" w:before="0" w:line="360" w:lineRule="auto"/>
+      </w:pPr>
+      <w:r>
+        <w:rPr>
+          <w:rFonts w:ascii="Times New Roman" w:cs="Times New Roman" w:eastAsia="Times New Roman" w:hAnsi="Times New Roman"/>
+          <w:b w:val="false"/>
+          <w:bCs w:val="false"/>
+          <w:i w:val="false"/>
+          <w:iCs w:val="false"/>
+          <w:sz w:val="18"/>
+          <w:szCs w:val="18"/>
+        </w:rPr>
+        <w:t xml:space="preserve"/>
+      </w:r>
+    </w:p>
+    <w:p>
+      <w:pPr>
+        <w:spacing w:after="0" w:before="0" w:line="360" w:lineRule="auto"/>
+        <w:jc w:val="both"/>
+      </w:pPr>
+      <w:r>
+        <w:rPr>
+          <w:rFonts w:ascii="Times New Roman" w:cs="Times New Roman" w:eastAsia="Times New Roman" w:hAnsi="Times New Roman"/>
+          <w:b w:val="false"/>
+          <w:bCs w:val="false"/>
+          <w:i w:val="false"/>
+          <w:iCs w:val="false"/>
+          <w:sz w:val="18"/>
+          <w:szCs w:val="18"/>
+        </w:rPr>
+        <w:t xml:space="preserve">Literatürdeki ısı iletkenlik değerleri malzeme grubuna göre belirgin biçimde ayrışmaktadır. Lif keçelerinde λ = 0,031–0,046 W/mK aralığı raporlanmakta [8], koyun yünü kompozitlerinde ρ = 30–138,7 kg/m³ ve λ = 0,0324–0,0436 W/mK ölçülmüştür [9]. Ahşap lifi levhalarda λ = 0,038 W/mK ve c = 2100 J/kgK düzeyleri bildirilmektedir [10]. Tarımsal atık esaslı panellerde tablo belirgin biçimde değişir: ayçiçeği sapı özünden üretilen bağlayıcısız levhalarda λ = 0,038–0,042 W/mK gibi rekabetçi değerler elde edilirken [11], pirinç kavuzu esaslı levhalarda λ = 0,064–0,140 W/mK raporlanmaktadır [12, 13]. Miselyum kompozitleri bu grubun en oynak verili üyesidir; on dokuz çalışmayı derleyen bir inceleme λ değerlerinin 0,026–0,180 W/mK bandında dağıldığını göstermektedir [14, 15]. Bu tablo iki sonuca işaret eder: biyo-esaslı malzeme tek bir performans sınıfı değildir ve veri kalitesi malzemeye göre büyük ölçüde değişmektedir.</w:t>
+      </w:r>
+    </w:p>
+    <w:p>
+      <w:pPr>
+        <w:spacing w:after="0" w:before="0" w:line="360" w:lineRule="auto"/>
+      </w:pPr>
+      <w:r>
+        <w:rPr>
+          <w:rFonts w:ascii="Times New Roman" w:cs="Times New Roman" w:eastAsia="Times New Roman" w:hAnsi="Times New Roman"/>
+          <w:b w:val="false"/>
+          <w:bCs w:val="false"/>
+          <w:i w:val="false"/>
+          <w:iCs w:val="false"/>
+          <w:sz w:val="18"/>
+          <w:szCs w:val="18"/>
+        </w:rPr>
+        <w:t xml:space="preserve"/>
+      </w:r>
+    </w:p>
+    <w:p>
+      <w:pPr>
+        <w:spacing w:after="0" w:before="0" w:line="360" w:lineRule="auto"/>
+        <w:jc w:val="both"/>
+      </w:pPr>
+      <w:r>
+        <w:rPr>
+          <w:rFonts w:ascii="Times New Roman" w:cs="Times New Roman" w:eastAsia="Times New Roman" w:hAnsi="Times New Roman"/>
+          <w:b w:val="false"/>
+          <w:bCs w:val="false"/>
+          <w:i w:val="false"/>
+          <w:iCs w:val="false"/>
+          <w:sz w:val="18"/>
+          <w:szCs w:val="18"/>
+        </w:rPr>
+        <w:t xml:space="preserve">Yapı malzemesi seçimi, birbiriyle çatışan ölçütler içerdiği için çok ölçütlü karar verme yöntemlerinin yerleşik uygulama alanıdır. Yalıtım malzemelerinin sürdürülebilir seçimine odaklanan sistematik bir derleme, alanda ağırlıklı olarak AHP ile ağırlıklandırma ve TOPSIS ile sıralama yapıldığını ortaya koymaktadır [16]. Daha güncel çalışmalar bulanık gösterimler ve farklı yöntemleri de kullanmakta [17], dış duvar seçeneklerinin AHP, ANP ve TOPSIS ile karşılaştırıldığı örnekler bulunmaktadır [18]. Biyo-esaslı malzemelere odaklanan Avrupa ölçekli bir karar analizi, ahşap lifi ve mantarın farklı ağırlık senaryoları altında istikrarlı biçimde ilk sıralarda yer aldığını raporlamaktadır [19].</w:t>
+      </w:r>
+    </w:p>
+    <w:p>
+      <w:pPr>
+        <w:spacing w:after="0" w:before="0" w:line="360" w:lineRule="auto"/>
+      </w:pPr>
+      <w:r>
+        <w:rPr>
+          <w:rFonts w:ascii="Times New Roman" w:cs="Times New Roman" w:eastAsia="Times New Roman" w:hAnsi="Times New Roman"/>
+          <w:b w:val="false"/>
+          <w:bCs w:val="false"/>
+          <w:i w:val="false"/>
+          <w:iCs w:val="false"/>
+          <w:sz w:val="18"/>
+          <w:szCs w:val="18"/>
+        </w:rPr>
+        <w:t xml:space="preserve"/>
+      </w:r>
+    </w:p>
+    <w:p>
+      <w:pPr>
+        <w:spacing w:after="0" w:before="0" w:line="360" w:lineRule="auto"/>
+        <w:jc w:val="both"/>
+      </w:pPr>
+      <w:r>
+        <w:rPr>
+          <w:rFonts w:ascii="Times New Roman" w:cs="Times New Roman" w:eastAsia="Times New Roman" w:hAnsi="Times New Roman"/>
+          <w:b w:val="false"/>
+          <w:bCs w:val="false"/>
+          <w:i w:val="false"/>
+          <w:iCs w:val="false"/>
+          <w:sz w:val="18"/>
+          <w:szCs w:val="18"/>
+        </w:rPr>
+        <w:t xml:space="preserve">Ağırlıklandırma yönteminin sonuca etkisi bu literatürde bilinen bir konudur. Farklı ağırlıklandırma yöntemlerinin sıralamalar arasında kayda değer farklar ürettiği ve sonuçların güvenilirliğinin doğrudan ağırlıklandırmanın güvenilirliğine bağlı olduğu ifade edilmektedir [20, 21]. Objektif yöntemler içinde Shannon entropisi ve CRITIC en yaygın ikilidir; entropi karar matrisindeki yayılımı yüksek ölçütlere daha büyük ağırlık verirken, CRITIC standart sapmanın yanı sıra ölçütler arası korelasyonu da hesaba katar [22, 23]. Dolayısıyla bu çalışma, ağırlıklandırma yönteminin sonucu etkilediği biçiminde genel bir sav ileri sürmemektedir; ele alınan soru daha dar ve yönlüdür.</w:t>
+      </w:r>
+    </w:p>
+    <w:p>
+      <w:pPr>
+        <w:spacing w:after="0" w:before="0" w:line="360" w:lineRule="auto"/>
+      </w:pPr>
+      <w:r>
+        <w:rPr>
+          <w:rFonts w:ascii="Times New Roman" w:cs="Times New Roman" w:eastAsia="Times New Roman" w:hAnsi="Times New Roman"/>
+          <w:b w:val="false"/>
+          <w:bCs w:val="false"/>
+          <w:i w:val="false"/>
+          <w:iCs w:val="false"/>
+          <w:sz w:val="18"/>
+          <w:szCs w:val="18"/>
+        </w:rPr>
+        <w:t xml:space="preserve"/>
+      </w:r>
+    </w:p>
+    <w:p>
+      <w:pPr>
+        <w:spacing w:after="0" w:before="0" w:line="360" w:lineRule="auto"/>
+        <w:jc w:val="both"/>
+      </w:pPr>
+      <w:r>
+        <w:rPr>
+          <w:rFonts w:ascii="Times New Roman" w:cs="Times New Roman" w:eastAsia="Times New Roman" w:hAnsi="Times New Roman"/>
+          <w:b w:val="false"/>
+          <w:bCs w:val="false"/>
+          <w:i w:val="false"/>
+          <w:iCs w:val="false"/>
+          <w:sz w:val="18"/>
+          <w:szCs w:val="18"/>
+        </w:rPr>
+        <w:t xml:space="preserve">Bu çerçevede üç araştırma sorusu tanımlanmıştır. Birincisi, sabit ısıl geçirgenlik hedefine dayalı bir seçim modelinde altı derece gün bölgesi arasında sıralama farkı oluşup oluşmadığıdır. İkincisi, uygulanabilirlik kısıtı ve iklim dengesi modele dâhil edildiğinde bölge etkisinin hangi koşulda ortaya çıktığıdır. Üçüncüsü, ağırlıklandırma ve sistem sınırı seçimlerinin biyo-esaslı alternatiflerin sıralamadaki yerini ne ölçüde belirlediğidir. Çalışmanın amacı belirli bir malzemeyi en iyi ilan etmek değil, karşılaştırmada kullanılan kurgunun kendisini sınamaktır.</w:t>
       </w:r>
     </w:p>
     <w:p>
@@ -511,14 +838,8 @@
           <w:sz w:val="18"/>
           <w:szCs w:val="18"/>
         </w:rPr>
-        <w:t xml:space="preserve">1. GİRİŞ</w:t>
-      </w:r>
-    </w:p>
-    <w:p>
-      <w:pPr>
-        <w:spacing w:after="0" w:before="0" w:line="360" w:lineRule="auto"/>
-        <w:jc w:val="left"/>
-      </w:pPr>
+        <w:t xml:space="preserve">2. Teorik Metot </w:t>
+      </w:r>
       <w:r>
         <w:rPr>
           <w:rFonts w:ascii="Times New Roman" w:cs="Times New Roman" w:eastAsia="Times New Roman" w:hAnsi="Times New Roman"/>
@@ -529,305 +850,7 @@
           <w:sz w:val="16"/>
           <w:szCs w:val="16"/>
         </w:rPr>
-        <w:t xml:space="preserve">(INTRODUCTION)</w:t>
-      </w:r>
-    </w:p>
-    <w:p>
-      <w:pPr>
-        <w:spacing w:after="0" w:before="0" w:line="360" w:lineRule="auto"/>
-        <w:jc w:val="both"/>
-      </w:pPr>
-      <w:r>
-        <w:rPr>
-          <w:rFonts w:ascii="Times New Roman" w:cs="Times New Roman" w:eastAsia="Times New Roman" w:hAnsi="Times New Roman"/>
-          <w:b w:val="false"/>
-          <w:bCs w:val="false"/>
-          <w:i w:val="false"/>
-          <w:iCs w:val="false"/>
-          <w:sz w:val="18"/>
-          <w:szCs w:val="18"/>
-        </w:rPr>
-        <w:t xml:space="preserve">Binalar, Türkiye'nin nihai enerji tüketiminde en büyük paylardan birine sahiptir; konut ve hizmet binaları 2023 yılında toplam nihai enerji tüketiminin yaklaşık üçte birini oluşturmuştur. Bu payın büyüklüğü, yapı kabuğunun ısıl performansını konfor meselesi olmaktan çıkarıp enerji politikasının doğrudan konusu hâline getirmektedir. TS 825 Binalarda Isı Yalıtımı Kuralları standardı 2024 yılında revize edilmiş, 20 Şubat 2025 tarihli tebliğle 1 Nisan 2025 itibarıyla zorunlu standart olarak yürürlüğe girmiştir [1]. Revizyon iki yapısal değişiklik getirmiştir: derece gün bölgesi sayısı dörtten altıya çıkarılmış ve binaların yalnızca ısıtma ihtiyacına göre tasarlanması dönemi sona ererek soğutma ihtiyacı da hesaba dâhil edilmiştir. Tavsiye edilen ısıl geçirgenlik değerleri iyileştirilmiş, yıllık enerji limitleri 120–150 kWh/m²·yıl düzeyinden 70–90 kWh/m²·yıl düzeyine çekilmiştir [2].</w:t>
-      </w:r>
-    </w:p>
-    <w:p>
-      <w:pPr>
-        <w:spacing w:after="0" w:before="0" w:line="360" w:lineRule="auto"/>
-      </w:pPr>
-      <w:r>
-        <w:rPr>
-          <w:rFonts w:ascii="Times New Roman" w:cs="Times New Roman" w:eastAsia="Times New Roman" w:hAnsi="Times New Roman"/>
-          <w:b w:val="false"/>
-          <w:bCs w:val="false"/>
-          <w:i w:val="false"/>
-          <w:iCs w:val="false"/>
-          <w:sz w:val="18"/>
-          <w:szCs w:val="18"/>
-        </w:rPr>
-        <w:t xml:space="preserve"/>
-      </w:r>
-    </w:p>
-    <w:p>
-      <w:pPr>
-        <w:spacing w:after="0" w:before="0" w:line="360" w:lineRule="auto"/>
-        <w:jc w:val="both"/>
-      </w:pPr>
-      <w:r>
-        <w:rPr>
-          <w:rFonts w:ascii="Times New Roman" w:cs="Times New Roman" w:eastAsia="Times New Roman" w:hAnsi="Times New Roman"/>
-          <w:b w:val="false"/>
-          <w:bCs w:val="false"/>
-          <w:i w:val="false"/>
-          <w:iCs w:val="false"/>
-          <w:sz w:val="18"/>
-          <w:szCs w:val="18"/>
-        </w:rPr>
-        <w:t xml:space="preserve">Bu düzenleyici değişim, yapı kabuğunda kullanılacak yalıtım malzemesinin seçimini yeniden gündeme getirmektedir. Gerekli yalıtım kalınlıklarının artması, malzeme başına düşen kütlenin ve dolayısıyla gömülü karbonun da artması anlamına gelir. İşletme enerjisi düştükçe bir yapı bileşeninin toplam yaşam döngüsü etkisi içinde gömülü karbonun payı görece büyümekte, bu da malzeme seçimini enerji verimliliği tartışmasının merkezine taşımaktadır [3].</w:t>
-      </w:r>
-    </w:p>
-    <w:p>
-      <w:pPr>
-        <w:spacing w:after="0" w:before="0" w:line="360" w:lineRule="auto"/>
-      </w:pPr>
-      <w:r>
-        <w:rPr>
-          <w:rFonts w:ascii="Times New Roman" w:cs="Times New Roman" w:eastAsia="Times New Roman" w:hAnsi="Times New Roman"/>
-          <w:b w:val="false"/>
-          <w:bCs w:val="false"/>
-          <w:i w:val="false"/>
-          <w:iCs w:val="false"/>
-          <w:sz w:val="18"/>
-          <w:szCs w:val="18"/>
-        </w:rPr>
-        <w:t xml:space="preserve"/>
-      </w:r>
-    </w:p>
-    <w:p>
-      <w:pPr>
-        <w:spacing w:after="0" w:before="0" w:line="360" w:lineRule="auto"/>
-        <w:jc w:val="both"/>
-      </w:pPr>
-      <w:r>
-        <w:rPr>
-          <w:rFonts w:ascii="Times New Roman" w:cs="Times New Roman" w:eastAsia="Times New Roman" w:hAnsi="Times New Roman"/>
-          <w:b w:val="false"/>
-          <w:bCs w:val="false"/>
-          <w:i w:val="false"/>
-          <w:iCs w:val="false"/>
-          <w:sz w:val="18"/>
-          <w:szCs w:val="18"/>
-        </w:rPr>
-        <w:t xml:space="preserve">Biyo-esaslı yapı malzemeleri bu noktada iki nedenle öne çıkmaktadır. Birincisi, üretim aşaması emisyonları mineral ve petrokimya esaslı muadillerine kıyasla düşüktür. İkincisi ve daha belirleyicisi, lignoselülozik yapıları nedeniyle büyüme sürecinde atmosferden aldıkları karbonu bileşen ömrü boyunca depolarlar [4]. Ne var ki biyojenik karbonun muhasebeleştirilmesi tartışmalıdır; depolamanın geçici olup olmadığı ve hangi zaman ufkunda hesaba katılacağı üzerine yöntem tartışması sürmektedir [5-7].</w:t>
-      </w:r>
-    </w:p>
-    <w:p>
-      <w:pPr>
-        <w:spacing w:after="0" w:before="0" w:line="360" w:lineRule="auto"/>
-      </w:pPr>
-      <w:r>
-        <w:rPr>
-          <w:rFonts w:ascii="Times New Roman" w:cs="Times New Roman" w:eastAsia="Times New Roman" w:hAnsi="Times New Roman"/>
-          <w:b w:val="false"/>
-          <w:bCs w:val="false"/>
-          <w:i w:val="false"/>
-          <w:iCs w:val="false"/>
-          <w:sz w:val="18"/>
-          <w:szCs w:val="18"/>
-        </w:rPr>
-        <w:t xml:space="preserve"/>
-      </w:r>
-    </w:p>
-    <w:p>
-      <w:pPr>
-        <w:spacing w:after="0" w:before="0" w:line="360" w:lineRule="auto"/>
-        <w:jc w:val="both"/>
-      </w:pPr>
-      <w:r>
-        <w:rPr>
-          <w:rFonts w:ascii="Times New Roman" w:cs="Times New Roman" w:eastAsia="Times New Roman" w:hAnsi="Times New Roman"/>
-          <w:b w:val="false"/>
-          <w:bCs w:val="false"/>
-          <w:i w:val="false"/>
-          <w:iCs w:val="false"/>
-          <w:sz w:val="18"/>
-          <w:szCs w:val="18"/>
-        </w:rPr>
-        <w:t xml:space="preserve">Literatürdeki ısı iletkenlik değerleri malzeme grubuna göre belirgin biçimde ayrışmaktadır. Lif keçelerinde λ = 0,031–0,046 W/mK aralığı raporlanmakta [8], koyun yünü kompozitlerinde ρ = 30–138,7 kg/m³ ve λ = 0,0324–0,0436 W/mK ölçülmüştür [9]. Ahşap lifi levhalarda λ = 0,038 W/mK ve c = 2100 J/kgK düzeyleri bildirilmektedir [10]. Tarımsal atık esaslı panellerde tablo belirgin biçimde değişir: ayçiçeği sapı özünden üretilen bağlayıcısız levhalarda λ = 0,038–0,042 W/mK gibi rekabetçi değerler elde edilirken [11], pirinç kavuzu esaslı levhalarda λ = 0,064–0,140 W/mK raporlanmaktadır [12, 13]. Miselyum kompozitleri bu grubun en oynak verili üyesidir; on dokuz çalışmayı derleyen bir inceleme λ değerlerinin 0,026–0,180 W/mK bandında dağıldığını göstermektedir [14, 15]. Bu tablo iki sonuca işaret eder: biyo-esaslı malzeme tek bir performans sınıfı değildir ve veri kalitesi malzemeye göre büyük ölçüde değişmektedir.</w:t>
-      </w:r>
-    </w:p>
-    <w:p>
-      <w:pPr>
-        <w:spacing w:after="0" w:before="0" w:line="360" w:lineRule="auto"/>
-      </w:pPr>
-      <w:r>
-        <w:rPr>
-          <w:rFonts w:ascii="Times New Roman" w:cs="Times New Roman" w:eastAsia="Times New Roman" w:hAnsi="Times New Roman"/>
-          <w:b w:val="false"/>
-          <w:bCs w:val="false"/>
-          <w:i w:val="false"/>
-          <w:iCs w:val="false"/>
-          <w:sz w:val="18"/>
-          <w:szCs w:val="18"/>
-        </w:rPr>
-        <w:t xml:space="preserve"/>
-      </w:r>
-    </w:p>
-    <w:p>
-      <w:pPr>
-        <w:spacing w:after="0" w:before="0" w:line="360" w:lineRule="auto"/>
-        <w:jc w:val="both"/>
-      </w:pPr>
-      <w:r>
-        <w:rPr>
-          <w:rFonts w:ascii="Times New Roman" w:cs="Times New Roman" w:eastAsia="Times New Roman" w:hAnsi="Times New Roman"/>
-          <w:b w:val="false"/>
-          <w:bCs w:val="false"/>
-          <w:i w:val="false"/>
-          <w:iCs w:val="false"/>
-          <w:sz w:val="18"/>
-          <w:szCs w:val="18"/>
-        </w:rPr>
-        <w:t xml:space="preserve">Yapı malzemesi seçimi, birbiriyle çatışan ölçütler içerdiği için çok ölçütlü karar verme yöntemlerinin yerleşik uygulama alanıdır. Yalıtım malzemelerinin sürdürülebilir seçimine odaklanan sistematik bir derleme, alanda ağırlıklı olarak AHP ile ağırlıklandırma ve TOPSIS ile sıralama yapıldığını ortaya koymaktadır [16]. Daha güncel çalışmalar bulanık gösterimler ve farklı yöntemleri de kullanmakta [17], dış duvar seçeneklerinin AHP, ANP ve TOPSIS ile karşılaştırıldığı örnekler bulunmaktadır [18]. Biyo-esaslı malzemelere odaklanan Avrupa ölçekli bir karar analizi, ahşap lifi ve mantarın farklı ağırlık senaryoları altında istikrarlı biçimde ilk sıralarda yer aldığını raporlamaktadır [19].</w:t>
-      </w:r>
-    </w:p>
-    <w:p>
-      <w:pPr>
-        <w:spacing w:after="0" w:before="0" w:line="360" w:lineRule="auto"/>
-      </w:pPr>
-      <w:r>
-        <w:rPr>
-          <w:rFonts w:ascii="Times New Roman" w:cs="Times New Roman" w:eastAsia="Times New Roman" w:hAnsi="Times New Roman"/>
-          <w:b w:val="false"/>
-          <w:bCs w:val="false"/>
-          <w:i w:val="false"/>
-          <w:iCs w:val="false"/>
-          <w:sz w:val="18"/>
-          <w:szCs w:val="18"/>
-        </w:rPr>
-        <w:t xml:space="preserve"/>
-      </w:r>
-    </w:p>
-    <w:p>
-      <w:pPr>
-        <w:spacing w:after="0" w:before="0" w:line="360" w:lineRule="auto"/>
-        <w:jc w:val="both"/>
-      </w:pPr>
-      <w:r>
-        <w:rPr>
-          <w:rFonts w:ascii="Times New Roman" w:cs="Times New Roman" w:eastAsia="Times New Roman" w:hAnsi="Times New Roman"/>
-          <w:b w:val="false"/>
-          <w:bCs w:val="false"/>
-          <w:i w:val="false"/>
-          <w:iCs w:val="false"/>
-          <w:sz w:val="18"/>
-          <w:szCs w:val="18"/>
-        </w:rPr>
-        <w:t xml:space="preserve">Ağırlıklandırma yönteminin sonuca etkisi bu literatürde bilinen bir konudur. Farklı ağırlıklandırma yöntemlerinin sıralamalar arasında kayda değer farklar ürettiği ve sonuçların güvenilirliğinin doğrudan ağırlıklandırmanın güvenilirliğine bağlı olduğu ifade edilmektedir [20, 21]. Objektif yöntemler içinde Shannon entropisi ve CRITIC en yaygın ikilidir; entropi karar matrisindeki yayılımı yüksek ölçütlere daha büyük ağırlık verirken, CRITIC standart sapmanın yanı sıra ölçütler arası korelasyonu da hesaba katar [22, 23]. Dolayısıyla bu çalışma, ağırlıklandırma yönteminin sonucu etkilediği biçiminde genel bir sav ileri sürmemektedir; ele alınan soru daha dar ve yönlüdür.</w:t>
-      </w:r>
-    </w:p>
-    <w:p>
-      <w:pPr>
-        <w:spacing w:after="0" w:before="0" w:line="360" w:lineRule="auto"/>
-      </w:pPr>
-      <w:r>
-        <w:rPr>
-          <w:rFonts w:ascii="Times New Roman" w:cs="Times New Roman" w:eastAsia="Times New Roman" w:hAnsi="Times New Roman"/>
-          <w:b w:val="false"/>
-          <w:bCs w:val="false"/>
-          <w:i w:val="false"/>
-          <w:iCs w:val="false"/>
-          <w:sz w:val="18"/>
-          <w:szCs w:val="18"/>
-        </w:rPr>
-        <w:t xml:space="preserve"/>
-      </w:r>
-    </w:p>
-    <w:p>
-      <w:pPr>
-        <w:spacing w:after="0" w:before="0" w:line="360" w:lineRule="auto"/>
-        <w:jc w:val="both"/>
-      </w:pPr>
-      <w:r>
-        <w:rPr>
-          <w:rFonts w:ascii="Times New Roman" w:cs="Times New Roman" w:eastAsia="Times New Roman" w:hAnsi="Times New Roman"/>
-          <w:b w:val="false"/>
-          <w:bCs w:val="false"/>
-          <w:i w:val="false"/>
-          <w:iCs w:val="false"/>
-          <w:sz w:val="18"/>
-          <w:szCs w:val="18"/>
-        </w:rPr>
-        <w:t xml:space="preserve">Bu çerçevede üç araştırma sorusu tanımlanmıştır. Birincisi, sabit ısıl geçirgenlik hedefine dayalı bir seçim modelinde altı derece gün bölgesi arasında sıralama farkı oluşup oluşmadığıdır. İkincisi, uygulanabilirlik kısıtı ve iklim dengesi modele dâhil edildiğinde bölge etkisinin hangi koşulda ortaya çıktığıdır. Üçüncüsü, ağırlıklandırma ve sistem sınırı seçimlerinin biyo-esaslı alternatiflerin sıralamadaki yerini ne ölçüde belirlediğidir. Çalışmanın amacı belirli bir malzemeyi en iyi ilan etmek değil, karşılaştırmada kullanılan kurgunun kendisini sınamaktır.</w:t>
-      </w:r>
-    </w:p>
-    <w:p>
-      <w:pPr>
-        <w:spacing w:after="0" w:before="0" w:line="360" w:lineRule="auto"/>
-      </w:pPr>
-      <w:r>
-        <w:rPr>
-          <w:rFonts w:ascii="Times New Roman" w:cs="Times New Roman" w:eastAsia="Times New Roman" w:hAnsi="Times New Roman"/>
-          <w:b w:val="false"/>
-          <w:bCs w:val="false"/>
-          <w:i w:val="false"/>
-          <w:iCs w:val="false"/>
-          <w:sz w:val="18"/>
-          <w:szCs w:val="18"/>
-        </w:rPr>
-        <w:t xml:space="preserve"/>
-      </w:r>
-    </w:p>
-    <w:p>
-      <w:pPr>
-        <w:spacing w:after="0" w:before="0" w:line="360" w:lineRule="auto"/>
-      </w:pPr>
-      <w:r>
-        <w:rPr>
-          <w:rFonts w:ascii="Times New Roman" w:cs="Times New Roman" w:eastAsia="Times New Roman" w:hAnsi="Times New Roman"/>
-          <w:b w:val="false"/>
-          <w:bCs w:val="false"/>
-          <w:i w:val="false"/>
-          <w:iCs w:val="false"/>
-          <w:sz w:val="18"/>
-          <w:szCs w:val="18"/>
-        </w:rPr>
-        <w:t xml:space="preserve"/>
-      </w:r>
-    </w:p>
-    <w:p>
-      <w:pPr>
-        <w:spacing w:after="0" w:before="0" w:line="360" w:lineRule="auto"/>
-        <w:jc w:val="left"/>
-      </w:pPr>
-      <w:r>
-        <w:rPr>
-          <w:rFonts w:ascii="Times New Roman" w:cs="Times New Roman" w:eastAsia="Times New Roman" w:hAnsi="Times New Roman"/>
-          <w:b/>
-          <w:bCs/>
-          <w:i w:val="false"/>
-          <w:iCs w:val="false"/>
-          <w:sz w:val="18"/>
-          <w:szCs w:val="18"/>
-        </w:rPr>
-        <w:t xml:space="preserve">2. TEORİK METOT</w:t>
-      </w:r>
-    </w:p>
-    <w:p>
-      <w:pPr>
-        <w:spacing w:after="0" w:before="0" w:line="360" w:lineRule="auto"/>
-        <w:jc w:val="left"/>
-      </w:pPr>
-      <w:r>
-        <w:rPr>
-          <w:rFonts w:ascii="Times New Roman" w:cs="Times New Roman" w:eastAsia="Times New Roman" w:hAnsi="Times New Roman"/>
-          <w:b/>
-          <w:bCs/>
-          <w:i w:val="false"/>
-          <w:iCs w:val="false"/>
-          <w:sz w:val="16"/>
-          <w:szCs w:val="16"/>
-        </w:rPr>
-        <w:t xml:space="preserve">(THEORETICAL METHOD)</w:t>
+        <w:t xml:space="preserve">(Theoretical Method)</w:t>
       </w:r>
     </w:p>
     <w:p>
@@ -955,25 +978,19 @@
           <w:sz w:val="18"/>
           <w:szCs w:val="18"/>
         </w:rPr>
-        <w:t xml:space="preserve"> Model akış şeması</w:t>
-      </w:r>
-    </w:p>
-    <w:p>
-      <w:pPr>
-        <w:spacing w:after="0" w:before="0" w:line="360" w:lineRule="auto"/>
-        <w:jc w:val="center"/>
-      </w:pPr>
-      <w:r>
-        <w:rPr>
-          <w:rFonts w:ascii="Times New Roman" w:cs="Times New Roman" w:eastAsia="Times New Roman" w:hAnsi="Times New Roman"/>
-          <w:b w:val="false"/>
-          <w:bCs w:val="false"/>
-          <w:i/>
-          <w:iCs/>
+        <w:t xml:space="preserve"> Model akış şeması </w:t>
+      </w:r>
+      <w:r>
+        <w:rPr>
+          <w:rFonts w:ascii="Times New Roman" w:cs="Times New Roman" w:eastAsia="Times New Roman" w:hAnsi="Times New Roman"/>
+          <w:b/>
+          <w:bCs/>
+          <w:i w:val="false"/>
+          <w:iCs w:val="false"/>
           <w:sz w:val="16"/>
           <w:szCs w:val="16"/>
         </w:rPr>
-        <w:t xml:space="preserve">(Figure 1. Model flow chart)</w:t>
+        <w:t xml:space="preserve">(Model flow chart)</w:t>
       </w:r>
     </w:p>
     <w:p>
@@ -1025,189 +1042,8 @@
           <w:sz w:val="18"/>
           <w:szCs w:val="18"/>
         </w:rPr>
-        <w:t xml:space="preserve">2.1. Fonksiyonel birim ve orantılılık önermesi</w:t>
-      </w:r>
-    </w:p>
-    <w:p>
-      <w:pPr>
-        <w:spacing w:after="0" w:before="0" w:line="360" w:lineRule="auto"/>
-        <w:jc w:val="both"/>
-      </w:pPr>
-      <w:r>
-        <w:rPr>
-          <w:rFonts w:ascii="Times New Roman" w:cs="Times New Roman" w:eastAsia="Times New Roman" w:hAnsi="Times New Roman"/>
-          <w:b w:val="false"/>
-          <w:bCs w:val="false"/>
-          <w:i w:val="false"/>
-          <w:iCs w:val="false"/>
-          <w:sz w:val="18"/>
-          <w:szCs w:val="18"/>
-        </w:rPr>
-        <w:t xml:space="preserve">Karşılaştırma birimi, TS 825:2024'ün ilgili derece gün bölgesi için tavsiye ettiği ısıl geçirgenlik değerini sağlayan 1 m² dış duvar bileşenidir. Malzemeleri doğrudan ısı iletkenlik katsayısına göre karşılaştırmak yanıltıcı olur; eşdeğer ısıl performans koşulu her malzemenin farklı kalınlıkta kullanılmasını gerektirir ve bu fark kütleye, gömülü karbona ve kaybedilen kullanım alanına yansır. Toplam ısıl direnç, yalıtım katmanı ile diğer katmanların ve yüzeysel dirençlerin toplamıdır:</w:t>
-      </w:r>
-    </w:p>
-    <w:p>
-      <w:pPr>
-        <w:spacing w:after="0" w:before="0" w:line="360" w:lineRule="auto"/>
-      </w:pPr>
-      <w:r>
-        <w:rPr>
-          <w:rFonts w:ascii="Times New Roman" w:cs="Times New Roman" w:eastAsia="Times New Roman" w:hAnsi="Times New Roman"/>
-          <w:b w:val="false"/>
-          <w:bCs w:val="false"/>
-          <w:i w:val="false"/>
-          <w:iCs w:val="false"/>
-          <w:sz w:val="18"/>
-          <w:szCs w:val="18"/>
-        </w:rPr>
-        <w:t xml:space="preserve"/>
-      </w:r>
-    </w:p>
-    <w:p>
-      <w:pPr>
-        <w:spacing w:after="0" w:before="0" w:line="360" w:lineRule="auto"/>
-        <w:jc w:val="both"/>
-      </w:pPr>
-      <w:r>
-        <w:rPr>
-          <w:rFonts w:ascii="Times New Roman" w:cs="Times New Roman" w:eastAsia="Times New Roman" w:hAnsi="Times New Roman"/>
-          <w:b w:val="false"/>
-          <w:bCs w:val="false"/>
-          <w:i w:val="false"/>
-          <w:iCs w:val="false"/>
-          <w:sz w:val="18"/>
-          <w:szCs w:val="18"/>
-        </w:rPr>
-        <w:t xml:space="preserve">1/U_b = R_diğer + d/λ     (1)</w:t>
-      </w:r>
-    </w:p>
-    <w:p>
-      <w:pPr>
-        <w:spacing w:after="0" w:before="0" w:line="360" w:lineRule="auto"/>
-      </w:pPr>
-      <w:r>
-        <w:rPr>
-          <w:rFonts w:ascii="Times New Roman" w:cs="Times New Roman" w:eastAsia="Times New Roman" w:hAnsi="Times New Roman"/>
-          <w:b w:val="false"/>
-          <w:bCs w:val="false"/>
-          <w:i w:val="false"/>
-          <w:iCs w:val="false"/>
-          <w:sz w:val="18"/>
-          <w:szCs w:val="18"/>
-        </w:rPr>
-        <w:t xml:space="preserve"/>
-      </w:r>
-    </w:p>
-    <w:p>
-      <w:pPr>
-        <w:spacing w:after="0" w:before="0" w:line="360" w:lineRule="auto"/>
-        <w:jc w:val="both"/>
-      </w:pPr>
-      <w:r>
-        <w:rPr>
-          <w:rFonts w:ascii="Times New Roman" w:cs="Times New Roman" w:eastAsia="Times New Roman" w:hAnsi="Times New Roman"/>
-          <w:b w:val="false"/>
-          <w:bCs w:val="false"/>
-          <w:i w:val="false"/>
-          <w:iCs w:val="false"/>
-          <w:sz w:val="18"/>
-          <w:szCs w:val="18"/>
-        </w:rPr>
-        <w:t xml:space="preserve">Buradan, b bölgesinde m malzemesi için gereken yalıtım kalınlığı:</w:t>
-      </w:r>
-    </w:p>
-    <w:p>
-      <w:pPr>
-        <w:spacing w:after="0" w:before="0" w:line="360" w:lineRule="auto"/>
-      </w:pPr>
-      <w:r>
-        <w:rPr>
-          <w:rFonts w:ascii="Times New Roman" w:cs="Times New Roman" w:eastAsia="Times New Roman" w:hAnsi="Times New Roman"/>
-          <w:b w:val="false"/>
-          <w:bCs w:val="false"/>
-          <w:i w:val="false"/>
-          <w:iCs w:val="false"/>
-          <w:sz w:val="18"/>
-          <w:szCs w:val="18"/>
-        </w:rPr>
-        <w:t xml:space="preserve"/>
-      </w:r>
-    </w:p>
-    <w:p>
-      <w:pPr>
-        <w:spacing w:after="0" w:before="0" w:line="360" w:lineRule="auto"/>
-        <w:jc w:val="both"/>
-      </w:pPr>
-      <w:r>
-        <w:rPr>
-          <w:rFonts w:ascii="Times New Roman" w:cs="Times New Roman" w:eastAsia="Times New Roman" w:hAnsi="Times New Roman"/>
-          <w:b w:val="false"/>
-          <w:bCs w:val="false"/>
-          <w:i w:val="false"/>
-          <w:iCs w:val="false"/>
-          <w:sz w:val="18"/>
-          <w:szCs w:val="18"/>
-        </w:rPr>
-        <w:t xml:space="preserve">d_{m,b} = λ_m (1/U_b − R_diğer) = λ_m K_b     (2)</w:t>
-      </w:r>
-    </w:p>
-    <w:p>
-      <w:pPr>
-        <w:spacing w:after="0" w:before="0" w:line="360" w:lineRule="auto"/>
-      </w:pPr>
-      <w:r>
-        <w:rPr>
-          <w:rFonts w:ascii="Times New Roman" w:cs="Times New Roman" w:eastAsia="Times New Roman" w:hAnsi="Times New Roman"/>
-          <w:b w:val="false"/>
-          <w:bCs w:val="false"/>
-          <w:i w:val="false"/>
-          <w:iCs w:val="false"/>
-          <w:sz w:val="18"/>
-          <w:szCs w:val="18"/>
-        </w:rPr>
-        <w:t xml:space="preserve"/>
-      </w:r>
-    </w:p>
-    <w:p>
-      <w:pPr>
-        <w:spacing w:after="0" w:before="0" w:line="360" w:lineRule="auto"/>
-        <w:jc w:val="both"/>
-      </w:pPr>
-      <w:r>
-        <w:rPr>
-          <w:rFonts w:ascii="Times New Roman" w:cs="Times New Roman" w:eastAsia="Times New Roman" w:hAnsi="Times New Roman"/>
-          <w:b w:val="false"/>
-          <w:bCs w:val="false"/>
-          <w:i w:val="false"/>
-          <w:iCs w:val="false"/>
-          <w:sz w:val="18"/>
-          <w:szCs w:val="18"/>
-        </w:rPr>
-        <w:t xml:space="preserve">Eş. 2'deki K_b terimi yalnızca bölgeye bağlıdır ve malzemeden bağımsızdır. Kalınlık, uygulama gerçekliğine uygun olarak en yakın santimetreye yuvarlanmıştır.</w:t>
-      </w:r>
-    </w:p>
-    <w:p>
-      <w:pPr>
-        <w:spacing w:after="0" w:before="0" w:line="360" w:lineRule="auto"/>
-      </w:pPr>
-      <w:r>
-        <w:rPr>
-          <w:rFonts w:ascii="Times New Roman" w:cs="Times New Roman" w:eastAsia="Times New Roman" w:hAnsi="Times New Roman"/>
-          <w:b w:val="false"/>
-          <w:bCs w:val="false"/>
-          <w:i w:val="false"/>
-          <w:iCs w:val="false"/>
-          <w:sz w:val="18"/>
-          <w:szCs w:val="18"/>
-        </w:rPr>
-        <w:t xml:space="preserve"/>
-      </w:r>
-    </w:p>
-    <w:p>
-      <w:pPr>
-        <w:spacing w:after="0" w:before="0" w:line="360" w:lineRule="auto"/>
-        <w:jc w:val="both"/>
-      </w:pPr>
+        <w:t xml:space="preserve">2.1. Fonksiyonel Birim ve Orantılılık Önermesi </w:t>
+      </w:r>
       <w:r>
         <w:rPr>
           <w:rFonts w:ascii="Times New Roman" w:cs="Times New Roman" w:eastAsia="Times New Roman" w:hAnsi="Times New Roman"/>
@@ -1215,22 +1051,28 @@
           <w:bCs/>
           <w:i w:val="false"/>
           <w:iCs w:val="false"/>
-          <w:sz w:val="18"/>
-          <w:szCs w:val="18"/>
-        </w:rPr>
-        <w:t xml:space="preserve">Önerme.</w:t>
-      </w:r>
-      <w:r>
-        <w:rPr>
-          <w:rFonts w:ascii="Times New Roman" w:cs="Times New Roman" w:eastAsia="Times New Roman" w:hAnsi="Times New Roman"/>
-          <w:b w:val="false"/>
-          <w:bCs w:val="false"/>
-          <w:i w:val="false"/>
-          <w:iCs w:val="false"/>
-          <w:sz w:val="18"/>
-          <w:szCs w:val="18"/>
-        </w:rPr>
-        <w:t xml:space="preserve"> Karar matrisinin her sütunu ya bölgeden bağımsız bir malzeme özelliğidir ya da x_{m,b} = φ(m) K_b biçiminde yazılabilir. Bu koşulda, sütun bazlı ölçek değişimine duyarsız bir normalizasyon kullanan her sıralama yöntemi tüm bölgelerde özdeş sıralama üretir.</w:t>
+          <w:sz w:val="16"/>
+          <w:szCs w:val="16"/>
+        </w:rPr>
+        <w:t xml:space="preserve">(Functional Unit and the Proportionality Proposition)</w:t>
+      </w:r>
+    </w:p>
+    <w:p>
+      <w:pPr>
+        <w:spacing w:after="0" w:before="0" w:line="360" w:lineRule="auto"/>
+        <w:jc w:val="both"/>
+      </w:pPr>
+      <w:r>
+        <w:rPr>
+          <w:rFonts w:ascii="Times New Roman" w:cs="Times New Roman" w:eastAsia="Times New Roman" w:hAnsi="Times New Roman"/>
+          <w:b w:val="false"/>
+          <w:bCs w:val="false"/>
+          <w:i w:val="false"/>
+          <w:iCs w:val="false"/>
+          <w:sz w:val="18"/>
+          <w:szCs w:val="18"/>
+        </w:rPr>
+        <w:t xml:space="preserve">Karşılaştırma birimi, TS 825:2024'ün ilgili derece gün bölgesi için tavsiye ettiği ısıl geçirgenlik değerini sağlayan 1 m² dış duvar bileşenidir. Malzemeleri doğrudan ısı iletkenlik katsayısına göre karşılaştırmak yanıltıcı olur; eşdeğer ısıl performans koşulu her malzemenin farklı kalınlıkta kullanılmasını gerektirir ve bu fark kütleye, gömülü karbona ve kaybedilen kullanım alanına yansır. Toplam ısıl direnç, yalıtım katmanı ile diğer katmanların ve yüzeysel dirençlerin toplamıdır:</w:t>
       </w:r>
     </w:p>
     <w:p>
@@ -1265,7 +1107,7 @@
           <w:sz w:val="18"/>
           <w:szCs w:val="18"/>
         </w:rPr>
-        <w:t xml:space="preserve">Kalınlıktan türeyen büyüklüklerin tamamı ortak K_b çarpanını taşır: birim kütle λρK_b, gömülü karbon λρεK_b, alansal ısıl kapasite λρcK_b ve kalınlık kaybı λK_b biçimindedir. Geriye kalan ölçütler malzeme özellikleridir ve bölgeye göre değişmez. TOPSIS'in vektörel normalizasyonunda j sütunu için:</w:t>
+        <w:t xml:space="preserve">1/U_b = R_diğer + d/λ     (1)</w:t>
       </w:r>
     </w:p>
     <w:p>
@@ -1300,7 +1142,7 @@
           <w:sz w:val="18"/>
           <w:szCs w:val="18"/>
         </w:rPr>
-        <w:t xml:space="preserve">r_{mj} = φ_j(m) K_b / [Σ_i φ_j(i)² K_b²]^(1/2) = φ_j(m) / [Σ_i φ_j(i)²]^(1/2)     (3)</w:t>
+        <w:t xml:space="preserve">Buradan, b bölgesinde m malzemesi için gereken yalıtım kalınlığı:</w:t>
       </w:r>
     </w:p>
     <w:p>
@@ -1335,7 +1177,7 @@
           <w:sz w:val="18"/>
           <w:szCs w:val="18"/>
         </w:rPr>
-        <w:t xml:space="preserve">K_b tam olarak sadeleşir ve normalize matris bölgeden bağımsız hâle gelir. Aynı sadeleşme VIKOR'un min-maks normalizasyonunda ve entropi ile CRITIC'in dayandığı normalize sütun istatistiklerinde de gerçekleşir; dolayısıyla ağırlıklar da bölgeye göre değişmez.</w:t>
+        <w:t xml:space="preserve">d_{m,b} = λ_m (1/U_b − R_diğer) = λ_m K_b     (2)</w:t>
       </w:r>
     </w:p>
     <w:p>
@@ -1358,6 +1200,24 @@
     <w:p>
       <w:pPr>
         <w:spacing w:after="0" w:before="0" w:line="360" w:lineRule="auto"/>
+        <w:jc w:val="both"/>
+      </w:pPr>
+      <w:r>
+        <w:rPr>
+          <w:rFonts w:ascii="Times New Roman" w:cs="Times New Roman" w:eastAsia="Times New Roman" w:hAnsi="Times New Roman"/>
+          <w:b w:val="false"/>
+          <w:bCs w:val="false"/>
+          <w:i w:val="false"/>
+          <w:iCs w:val="false"/>
+          <w:sz w:val="18"/>
+          <w:szCs w:val="18"/>
+        </w:rPr>
+        <w:t xml:space="preserve">Eş. 2'deki K_b terimi yalnızca bölgeye bağlıdır ve malzemeden bağımsızdır. Kalınlık, uygulama gerçekliğine uygun olarak en yakın santimetreye yuvarlanmıştır.</w:t>
+      </w:r>
+    </w:p>
+    <w:p>
+      <w:pPr>
+        <w:spacing w:after="0" w:before="0" w:line="360" w:lineRule="auto"/>
       </w:pPr>
       <w:r>
         <w:rPr>
@@ -1375,7 +1235,7 @@
     <w:p>
       <w:pPr>
         <w:spacing w:after="0" w:before="0" w:line="360" w:lineRule="auto"/>
-        <w:jc w:val="left"/>
+        <w:jc w:val="both"/>
       </w:pPr>
       <w:r>
         <w:rPr>
@@ -1387,7 +1247,36 @@
           <w:sz w:val="18"/>
           <w:szCs w:val="18"/>
         </w:rPr>
-        <w:t xml:space="preserve">2.2. Alternatifler ve ölçüt seti</w:t>
+        <w:t xml:space="preserve">Önerme.</w:t>
+      </w:r>
+      <w:r>
+        <w:rPr>
+          <w:rFonts w:ascii="Times New Roman" w:cs="Times New Roman" w:eastAsia="Times New Roman" w:hAnsi="Times New Roman"/>
+          <w:b w:val="false"/>
+          <w:bCs w:val="false"/>
+          <w:i w:val="false"/>
+          <w:iCs w:val="false"/>
+          <w:sz w:val="18"/>
+          <w:szCs w:val="18"/>
+        </w:rPr>
+        <w:t xml:space="preserve"> Karar matrisinin her sütunu ya bölgeden bağımsız bir malzeme özelliğidir ya da x_{m,b} = φ(m) K_b biçiminde yazılabilir. Bu koşulda, sütun bazlı ölçek değişimine duyarsız bir normalizasyon kullanan her sıralama yöntemi tüm bölgelerde özdeş sıralama üretir.</w:t>
+      </w:r>
+    </w:p>
+    <w:p>
+      <w:pPr>
+        <w:spacing w:after="0" w:before="0" w:line="360" w:lineRule="auto"/>
+      </w:pPr>
+      <w:r>
+        <w:rPr>
+          <w:rFonts w:ascii="Times New Roman" w:cs="Times New Roman" w:eastAsia="Times New Roman" w:hAnsi="Times New Roman"/>
+          <w:b w:val="false"/>
+          <w:bCs w:val="false"/>
+          <w:i w:val="false"/>
+          <w:iCs w:val="false"/>
+          <w:sz w:val="18"/>
+          <w:szCs w:val="18"/>
+        </w:rPr>
+        <w:t xml:space="preserve"/>
       </w:r>
     </w:p>
     <w:p>
@@ -1405,7 +1294,77 @@
           <w:sz w:val="18"/>
           <w:szCs w:val="18"/>
         </w:rPr>
-        <w:t xml:space="preserve">On dört biyo-esaslı ve dört konvansiyonel olmak üzere on sekiz alternatif değerlendirilmiştir (Çizelge 1). Konvansiyonel grup kıyas amacıyla dâhil edilmiş, biyo-esaslı olanın üstün olduğu varsayımı sınanmaksızın kabul edilmemiştir. Ölçüt seti Çizelge 2'de verilmiştir.</w:t>
+        <w:t xml:space="preserve">Kalınlıktan türeyen büyüklüklerin tamamı ortak K_b çarpanını taşır: birim kütle λρK_b, gömülü karbon λρεK_b, alansal ısıl kapasite λρcK_b ve kalınlık kaybı λK_b biçimindedir. Geriye kalan ölçütler malzeme özellikleridir ve bölgeye göre değişmez. TOPSIS'in vektörel normalizasyonunda j sütunu için:</w:t>
+      </w:r>
+    </w:p>
+    <w:p>
+      <w:pPr>
+        <w:spacing w:after="0" w:before="0" w:line="360" w:lineRule="auto"/>
+      </w:pPr>
+      <w:r>
+        <w:rPr>
+          <w:rFonts w:ascii="Times New Roman" w:cs="Times New Roman" w:eastAsia="Times New Roman" w:hAnsi="Times New Roman"/>
+          <w:b w:val="false"/>
+          <w:bCs w:val="false"/>
+          <w:i w:val="false"/>
+          <w:iCs w:val="false"/>
+          <w:sz w:val="18"/>
+          <w:szCs w:val="18"/>
+        </w:rPr>
+        <w:t xml:space="preserve"/>
+      </w:r>
+    </w:p>
+    <w:p>
+      <w:pPr>
+        <w:spacing w:after="0" w:before="0" w:line="360" w:lineRule="auto"/>
+        <w:jc w:val="both"/>
+      </w:pPr>
+      <w:r>
+        <w:rPr>
+          <w:rFonts w:ascii="Times New Roman" w:cs="Times New Roman" w:eastAsia="Times New Roman" w:hAnsi="Times New Roman"/>
+          <w:b w:val="false"/>
+          <w:bCs w:val="false"/>
+          <w:i w:val="false"/>
+          <w:iCs w:val="false"/>
+          <w:sz w:val="18"/>
+          <w:szCs w:val="18"/>
+        </w:rPr>
+        <w:t xml:space="preserve">r_{mj} = φ_j(m) K_b / [Σ_i φ_j(i)² K_b²]^(1/2) = φ_j(m) / [Σ_i φ_j(i)²]^(1/2)     (3)</w:t>
+      </w:r>
+    </w:p>
+    <w:p>
+      <w:pPr>
+        <w:spacing w:after="0" w:before="0" w:line="360" w:lineRule="auto"/>
+      </w:pPr>
+      <w:r>
+        <w:rPr>
+          <w:rFonts w:ascii="Times New Roman" w:cs="Times New Roman" w:eastAsia="Times New Roman" w:hAnsi="Times New Roman"/>
+          <w:b w:val="false"/>
+          <w:bCs w:val="false"/>
+          <w:i w:val="false"/>
+          <w:iCs w:val="false"/>
+          <w:sz w:val="18"/>
+          <w:szCs w:val="18"/>
+        </w:rPr>
+        <w:t xml:space="preserve"/>
+      </w:r>
+    </w:p>
+    <w:p>
+      <w:pPr>
+        <w:spacing w:after="0" w:before="0" w:line="360" w:lineRule="auto"/>
+        <w:jc w:val="both"/>
+      </w:pPr>
+      <w:r>
+        <w:rPr>
+          <w:rFonts w:ascii="Times New Roman" w:cs="Times New Roman" w:eastAsia="Times New Roman" w:hAnsi="Times New Roman"/>
+          <w:b w:val="false"/>
+          <w:bCs w:val="false"/>
+          <w:i w:val="false"/>
+          <w:iCs w:val="false"/>
+          <w:sz w:val="18"/>
+          <w:szCs w:val="18"/>
+        </w:rPr>
+        <w:t xml:space="preserve">K_b tam olarak sadeleşir ve normalize matris bölgeden bağımsız hâle gelir. Aynı sadeleşme VIKOR'un min-maks normalizasyonunda ve entropi ile CRITIC'in dayandığı normalize sütun istatistiklerinde de gerçekleşir; dolayısıyla ağırlıklar da bölgeye göre değişmez.</w:t>
       </w:r>
     </w:p>
     <w:p>
@@ -1457,37 +1416,113 @@
           <w:sz w:val="18"/>
           <w:szCs w:val="18"/>
         </w:rPr>
-        <w:t xml:space="preserve">Çizelge 1.</w:t>
-      </w:r>
-      <w:r>
-        <w:rPr>
-          <w:rFonts w:ascii="Times New Roman" w:cs="Times New Roman" w:eastAsia="Times New Roman" w:hAnsi="Times New Roman"/>
-          <w:b w:val="false"/>
-          <w:bCs w:val="false"/>
-          <w:i w:val="false"/>
-          <w:iCs w:val="false"/>
-          <w:sz w:val="18"/>
-          <w:szCs w:val="18"/>
-        </w:rPr>
-        <w:t xml:space="preserve"> Değerlendirilen alternatifler</w:t>
-      </w:r>
-    </w:p>
-    <w:p>
-      <w:pPr>
-        <w:spacing w:after="0" w:before="0" w:line="360" w:lineRule="auto"/>
-        <w:jc w:val="left"/>
-      </w:pPr>
-      <w:r>
-        <w:rPr>
-          <w:rFonts w:ascii="Times New Roman" w:cs="Times New Roman" w:eastAsia="Times New Roman" w:hAnsi="Times New Roman"/>
-          <w:b w:val="false"/>
-          <w:bCs w:val="false"/>
-          <w:i/>
-          <w:iCs/>
+        <w:t xml:space="preserve">2.2. Alternatifler ve Ölçüt Seti </w:t>
+      </w:r>
+      <w:r>
+        <w:rPr>
+          <w:rFonts w:ascii="Times New Roman" w:cs="Times New Roman" w:eastAsia="Times New Roman" w:hAnsi="Times New Roman"/>
+          <w:b/>
+          <w:bCs/>
+          <w:i w:val="false"/>
+          <w:iCs w:val="false"/>
           <w:sz w:val="16"/>
           <w:szCs w:val="16"/>
         </w:rPr>
-        <w:t xml:space="preserve">(Table 1. Alternatives evaluated)</w:t>
+        <w:t xml:space="preserve">(Alternatives and Criteria Set)</w:t>
+      </w:r>
+    </w:p>
+    <w:p>
+      <w:pPr>
+        <w:spacing w:after="0" w:before="0" w:line="360" w:lineRule="auto"/>
+        <w:jc w:val="both"/>
+      </w:pPr>
+      <w:r>
+        <w:rPr>
+          <w:rFonts w:ascii="Times New Roman" w:cs="Times New Roman" w:eastAsia="Times New Roman" w:hAnsi="Times New Roman"/>
+          <w:b w:val="false"/>
+          <w:bCs w:val="false"/>
+          <w:i w:val="false"/>
+          <w:iCs w:val="false"/>
+          <w:sz w:val="18"/>
+          <w:szCs w:val="18"/>
+        </w:rPr>
+        <w:t xml:space="preserve">On dört biyo-esaslı ve dört konvansiyonel olmak üzere on sekiz alternatif değerlendirilmiştir (Tablo 1). Konvansiyonel grup kıyas amacıyla dâhil edilmiş, biyo-esaslı olanın üstün olduğu varsayımı sınanmaksızın kabul edilmemiştir. Ölçüt seti Tablo 2'de verilmiştir.</w:t>
+      </w:r>
+    </w:p>
+    <w:p>
+      <w:pPr>
+        <w:spacing w:after="0" w:before="0" w:line="360" w:lineRule="auto"/>
+      </w:pPr>
+      <w:r>
+        <w:rPr>
+          <w:rFonts w:ascii="Times New Roman" w:cs="Times New Roman" w:eastAsia="Times New Roman" w:hAnsi="Times New Roman"/>
+          <w:b w:val="false"/>
+          <w:bCs w:val="false"/>
+          <w:i w:val="false"/>
+          <w:iCs w:val="false"/>
+          <w:sz w:val="18"/>
+          <w:szCs w:val="18"/>
+        </w:rPr>
+        <w:t xml:space="preserve"/>
+      </w:r>
+    </w:p>
+    <w:p>
+      <w:pPr>
+        <w:spacing w:after="0" w:before="0" w:line="360" w:lineRule="auto"/>
+      </w:pPr>
+      <w:r>
+        <w:rPr>
+          <w:rFonts w:ascii="Times New Roman" w:cs="Times New Roman" w:eastAsia="Times New Roman" w:hAnsi="Times New Roman"/>
+          <w:b w:val="false"/>
+          <w:bCs w:val="false"/>
+          <w:i w:val="false"/>
+          <w:iCs w:val="false"/>
+          <w:sz w:val="18"/>
+          <w:szCs w:val="18"/>
+        </w:rPr>
+        <w:t xml:space="preserve"/>
+      </w:r>
+    </w:p>
+    <w:p>
+      <w:pPr>
+        <w:spacing w:after="0" w:before="0" w:line="360" w:lineRule="auto"/>
+        <w:jc w:val="left"/>
+      </w:pPr>
+      <w:r>
+        <w:rPr>
+          <w:rFonts w:ascii="Times New Roman" w:cs="Times New Roman" w:eastAsia="Times New Roman" w:hAnsi="Times New Roman"/>
+          <w:b/>
+          <w:bCs/>
+          <w:i w:val="false"/>
+          <w:iCs w:val="false"/>
+          <w:sz w:val="18"/>
+          <w:szCs w:val="18"/>
+        </w:rPr>
+        <w:t xml:space="preserve">Tablo 1.</w:t>
+      </w:r>
+      <w:r>
+        <w:rPr>
+          <w:rFonts w:ascii="Times New Roman" w:cs="Times New Roman" w:eastAsia="Times New Roman" w:hAnsi="Times New Roman"/>
+          <w:b w:val="false"/>
+          <w:bCs w:val="false"/>
+          <w:i w:val="false"/>
+          <w:iCs w:val="false"/>
+          <w:sz w:val="18"/>
+          <w:szCs w:val="18"/>
+        </w:rPr>
+        <w:t xml:space="preserve"> Değerlendirilen alternatifler </w:t>
+      </w:r>
+      <w:r>
+        <w:rPr>
+          <w:rFonts w:ascii="Times New Roman" w:cs="Times New Roman" w:eastAsia="Times New Roman" w:hAnsi="Times New Roman"/>
+          <w:b/>
+          <w:bCs/>
+          <w:i w:val="false"/>
+          <w:iCs w:val="false"/>
+          <w:sz w:val="16"/>
+          <w:szCs w:val="16"/>
+        </w:rPr>
+        <w:t xml:space="preserve">(Alternatives evaluated)</w:t>
       </w:r>
     </w:p>
     <w:tbl>
@@ -4827,37 +4862,31 @@
           <w:sz w:val="18"/>
           <w:szCs w:val="18"/>
         </w:rPr>
-        <w:t xml:space="preserve">Çizelge 2.</w:t>
-      </w:r>
-      <w:r>
-        <w:rPr>
-          <w:rFonts w:ascii="Times New Roman" w:cs="Times New Roman" w:eastAsia="Times New Roman" w:hAnsi="Times New Roman"/>
-          <w:b w:val="false"/>
-          <w:bCs w:val="false"/>
-          <w:i w:val="false"/>
-          <w:iCs w:val="false"/>
-          <w:sz w:val="18"/>
-          <w:szCs w:val="18"/>
-        </w:rPr>
-        <w:t xml:space="preserve"> Ölçüt seti ve yönleri</w:t>
-      </w:r>
-    </w:p>
-    <w:p>
-      <w:pPr>
-        <w:spacing w:after="0" w:before="0" w:line="360" w:lineRule="auto"/>
-        <w:jc w:val="left"/>
-      </w:pPr>
-      <w:r>
-        <w:rPr>
-          <w:rFonts w:ascii="Times New Roman" w:cs="Times New Roman" w:eastAsia="Times New Roman" w:hAnsi="Times New Roman"/>
-          <w:b w:val="false"/>
-          <w:bCs w:val="false"/>
-          <w:i/>
-          <w:iCs/>
+        <w:t xml:space="preserve">Tablo 2.</w:t>
+      </w:r>
+      <w:r>
+        <w:rPr>
+          <w:rFonts w:ascii="Times New Roman" w:cs="Times New Roman" w:eastAsia="Times New Roman" w:hAnsi="Times New Roman"/>
+          <w:b w:val="false"/>
+          <w:bCs w:val="false"/>
+          <w:i w:val="false"/>
+          <w:iCs w:val="false"/>
+          <w:sz w:val="18"/>
+          <w:szCs w:val="18"/>
+        </w:rPr>
+        <w:t xml:space="preserve"> Ölçüt seti ve yönleri </w:t>
+      </w:r>
+      <w:r>
+        <w:rPr>
+          <w:rFonts w:ascii="Times New Roman" w:cs="Times New Roman" w:eastAsia="Times New Roman" w:hAnsi="Times New Roman"/>
+          <w:b/>
+          <w:bCs/>
+          <w:i w:val="false"/>
+          <w:iCs w:val="false"/>
           <w:sz w:val="16"/>
           <w:szCs w:val="16"/>
         </w:rPr>
-        <w:t xml:space="preserve">(Table 2. Criteria set and optimisation directions)</w:t>
+        <w:t xml:space="preserve">(Criteria set and optimisation directions)</w:t>
       </w:r>
     </w:p>
     <w:tbl>
@@ -6378,66 +6407,8 @@
           <w:sz w:val="18"/>
           <w:szCs w:val="18"/>
         </w:rPr>
-        <w:t xml:space="preserve">2.3. Hesap temelinin doğrulanması</w:t>
-      </w:r>
-    </w:p>
-    <w:p>
-      <w:pPr>
-        <w:spacing w:after="0" w:before="0" w:line="360" w:lineRule="auto"/>
-        <w:jc w:val="both"/>
-      </w:pPr>
-      <w:r>
-        <w:rPr>
-          <w:rFonts w:ascii="Times New Roman" w:cs="Times New Roman" w:eastAsia="Times New Roman" w:hAnsi="Times New Roman"/>
-          <w:b w:val="false"/>
-          <w:bCs w:val="false"/>
-          <w:i w:val="false"/>
-          <w:iCs w:val="false"/>
-          <w:sz w:val="18"/>
-          <w:szCs w:val="18"/>
-        </w:rPr>
-        <w:t xml:space="preserve">Eş. 2'deki R_diğer parametresi bağımsız bir kaynakla kalibre edilmiştir. TS 825:2024 için yayımlanmış asgari yalıtım kalınlığı tablosu, dört il ve iki ısı iletkenlik değeri için sekiz veri noktası sunmaktadır [2]. R_diğer = 0,30 m²K/W alındığında hesaplanan kalınlıklar bu sekiz noktanın tamamıyla örtüşmektedir (Çizelge 3).</w:t>
-      </w:r>
-    </w:p>
-    <w:p>
-      <w:pPr>
-        <w:spacing w:after="0" w:before="0" w:line="360" w:lineRule="auto"/>
-      </w:pPr>
-      <w:r>
-        <w:rPr>
-          <w:rFonts w:ascii="Times New Roman" w:cs="Times New Roman" w:eastAsia="Times New Roman" w:hAnsi="Times New Roman"/>
-          <w:b w:val="false"/>
-          <w:bCs w:val="false"/>
-          <w:i w:val="false"/>
-          <w:iCs w:val="false"/>
-          <w:sz w:val="18"/>
-          <w:szCs w:val="18"/>
-        </w:rPr>
-        <w:t xml:space="preserve"/>
-      </w:r>
-    </w:p>
-    <w:p>
-      <w:pPr>
-        <w:spacing w:after="0" w:before="0" w:line="360" w:lineRule="auto"/>
-      </w:pPr>
-      <w:r>
-        <w:rPr>
-          <w:rFonts w:ascii="Times New Roman" w:cs="Times New Roman" w:eastAsia="Times New Roman" w:hAnsi="Times New Roman"/>
-          <w:b w:val="false"/>
-          <w:bCs w:val="false"/>
-          <w:i w:val="false"/>
-          <w:iCs w:val="false"/>
-          <w:sz w:val="18"/>
-          <w:szCs w:val="18"/>
-        </w:rPr>
-        <w:t xml:space="preserve"/>
-      </w:r>
-    </w:p>
-    <w:p>
-      <w:pPr>
-        <w:spacing w:after="0" w:before="0" w:line="360" w:lineRule="auto"/>
-        <w:jc w:val="left"/>
-      </w:pPr>
+        <w:t xml:space="preserve">2.3. Hesap Temelinin Doğrulanması </w:t>
+      </w:r>
       <w:r>
         <w:rPr>
           <w:rFonts w:ascii="Times New Roman" w:cs="Times New Roman" w:eastAsia="Times New Roman" w:hAnsi="Times New Roman"/>
@@ -6445,40 +6416,104 @@
           <w:bCs/>
           <w:i w:val="false"/>
           <w:iCs w:val="false"/>
-          <w:sz w:val="18"/>
-          <w:szCs w:val="18"/>
-        </w:rPr>
-        <w:t xml:space="preserve">Çizelge 3.</w:t>
-      </w:r>
-      <w:r>
-        <w:rPr>
-          <w:rFonts w:ascii="Times New Roman" w:cs="Times New Roman" w:eastAsia="Times New Roman" w:hAnsi="Times New Roman"/>
-          <w:b w:val="false"/>
-          <w:bCs w:val="false"/>
-          <w:i w:val="false"/>
-          <w:iCs w:val="false"/>
-          <w:sz w:val="18"/>
-          <w:szCs w:val="18"/>
-        </w:rPr>
-        <w:t xml:space="preserve"> Hesaplanan yalıtım kalınlıklarının yayımlanmış tabloyla karşılaştırılması</w:t>
-      </w:r>
-    </w:p>
-    <w:p>
-      <w:pPr>
-        <w:spacing w:after="0" w:before="0" w:line="360" w:lineRule="auto"/>
-        <w:jc w:val="left"/>
-      </w:pPr>
-      <w:r>
-        <w:rPr>
-          <w:rFonts w:ascii="Times New Roman" w:cs="Times New Roman" w:eastAsia="Times New Roman" w:hAnsi="Times New Roman"/>
-          <w:b w:val="false"/>
-          <w:bCs w:val="false"/>
-          <w:i/>
-          <w:iCs/>
           <w:sz w:val="16"/>
           <w:szCs w:val="16"/>
         </w:rPr>
-        <w:t xml:space="preserve">(Table 3. Calculated insulation thicknesses versus the published table)</w:t>
+        <w:t xml:space="preserve">(Validation of the Calculation Basis)</w:t>
+      </w:r>
+    </w:p>
+    <w:p>
+      <w:pPr>
+        <w:spacing w:after="0" w:before="0" w:line="360" w:lineRule="auto"/>
+        <w:jc w:val="both"/>
+      </w:pPr>
+      <w:r>
+        <w:rPr>
+          <w:rFonts w:ascii="Times New Roman" w:cs="Times New Roman" w:eastAsia="Times New Roman" w:hAnsi="Times New Roman"/>
+          <w:b w:val="false"/>
+          <w:bCs w:val="false"/>
+          <w:i w:val="false"/>
+          <w:iCs w:val="false"/>
+          <w:sz w:val="18"/>
+          <w:szCs w:val="18"/>
+        </w:rPr>
+        <w:t xml:space="preserve">Eş. 2'deki R_diğer parametresi bağımsız bir kaynakla kalibre edilmiştir. TS 825:2024 için yayımlanmış asgari yalıtım kalınlığı tablosu, dört il ve iki ısı iletkenlik değeri için sekiz veri noktası sunmaktadır [2]. R_diğer = 0,30 m²K/W alındığında hesaplanan kalınlıklar bu sekiz noktanın tamamıyla örtüşmektedir (Tablo 3).</w:t>
+      </w:r>
+    </w:p>
+    <w:p>
+      <w:pPr>
+        <w:spacing w:after="0" w:before="0" w:line="360" w:lineRule="auto"/>
+      </w:pPr>
+      <w:r>
+        <w:rPr>
+          <w:rFonts w:ascii="Times New Roman" w:cs="Times New Roman" w:eastAsia="Times New Roman" w:hAnsi="Times New Roman"/>
+          <w:b w:val="false"/>
+          <w:bCs w:val="false"/>
+          <w:i w:val="false"/>
+          <w:iCs w:val="false"/>
+          <w:sz w:val="18"/>
+          <w:szCs w:val="18"/>
+        </w:rPr>
+        <w:t xml:space="preserve"/>
+      </w:r>
+    </w:p>
+    <w:p>
+      <w:pPr>
+        <w:spacing w:after="0" w:before="0" w:line="360" w:lineRule="auto"/>
+      </w:pPr>
+      <w:r>
+        <w:rPr>
+          <w:rFonts w:ascii="Times New Roman" w:cs="Times New Roman" w:eastAsia="Times New Roman" w:hAnsi="Times New Roman"/>
+          <w:b w:val="false"/>
+          <w:bCs w:val="false"/>
+          <w:i w:val="false"/>
+          <w:iCs w:val="false"/>
+          <w:sz w:val="18"/>
+          <w:szCs w:val="18"/>
+        </w:rPr>
+        <w:t xml:space="preserve"/>
+      </w:r>
+    </w:p>
+    <w:p>
+      <w:pPr>
+        <w:spacing w:after="0" w:before="0" w:line="360" w:lineRule="auto"/>
+        <w:jc w:val="left"/>
+      </w:pPr>
+      <w:r>
+        <w:rPr>
+          <w:rFonts w:ascii="Times New Roman" w:cs="Times New Roman" w:eastAsia="Times New Roman" w:hAnsi="Times New Roman"/>
+          <w:b/>
+          <w:bCs/>
+          <w:i w:val="false"/>
+          <w:iCs w:val="false"/>
+          <w:sz w:val="18"/>
+          <w:szCs w:val="18"/>
+        </w:rPr>
+        <w:t xml:space="preserve">Tablo 3.</w:t>
+      </w:r>
+      <w:r>
+        <w:rPr>
+          <w:rFonts w:ascii="Times New Roman" w:cs="Times New Roman" w:eastAsia="Times New Roman" w:hAnsi="Times New Roman"/>
+          <w:b w:val="false"/>
+          <w:bCs w:val="false"/>
+          <w:i w:val="false"/>
+          <w:iCs w:val="false"/>
+          <w:sz w:val="18"/>
+          <w:szCs w:val="18"/>
+        </w:rPr>
+        <w:t xml:space="preserve"> Hesaplanan yalıtım kalınlıklarının yayımlanmış tabloyla karşılaştırılması </w:t>
+      </w:r>
+      <w:r>
+        <w:rPr>
+          <w:rFonts w:ascii="Times New Roman" w:cs="Times New Roman" w:eastAsia="Times New Roman" w:hAnsi="Times New Roman"/>
+          <w:b/>
+          <w:bCs/>
+          <w:i w:val="false"/>
+          <w:iCs w:val="false"/>
+          <w:sz w:val="16"/>
+          <w:szCs w:val="16"/>
+        </w:rPr>
+        <w:t xml:space="preserve">(Calculated insulation thicknesses versus the published table)</w:t>
       </w:r>
     </w:p>
     <w:tbl>
@@ -8098,101 +8133,8 @@
           <w:sz w:val="18"/>
           <w:szCs w:val="18"/>
         </w:rPr>
-        <w:t xml:space="preserve">2.4. İklim verisi ve iklim dengesi</w:t>
-      </w:r>
-    </w:p>
-    <w:p>
-      <w:pPr>
-        <w:spacing w:after="0" w:before="0" w:line="360" w:lineRule="auto"/>
-        <w:jc w:val="both"/>
-      </w:pPr>
-      <w:r>
-        <w:rPr>
-          <w:rFonts w:ascii="Times New Roman" w:cs="Times New Roman" w:eastAsia="Times New Roman" w:hAnsi="Times New Roman"/>
-          <w:b w:val="false"/>
-          <w:bCs w:val="false"/>
-          <w:i w:val="false"/>
-          <w:iCs w:val="false"/>
-          <w:sz w:val="18"/>
-          <w:szCs w:val="18"/>
-        </w:rPr>
-        <w:t xml:space="preserve">İklim verisi PVGIS servisinden alınmıştır [25]: aylık ortalama dış hava sıcaklıkları ERA5 kaynaklı, düşey yüzeylere gelen yön bazlı aylık ortalama ışınım şiddetleri PVGIS-SARAH2 kaynaklıdır; her ikisi de 2018–2020 ortalamalarıdır. Enerji hesabı, il–bölge eşleşmesi bağımsız olarak doğrulanabilen dört bölge için yürütülmüştür.</w:t>
-      </w:r>
-    </w:p>
-    <w:p>
-      <w:pPr>
-        <w:spacing w:after="0" w:before="0" w:line="360" w:lineRule="auto"/>
-      </w:pPr>
-      <w:r>
-        <w:rPr>
-          <w:rFonts w:ascii="Times New Roman" w:cs="Times New Roman" w:eastAsia="Times New Roman" w:hAnsi="Times New Roman"/>
-          <w:b w:val="false"/>
-          <w:bCs w:val="false"/>
-          <w:i w:val="false"/>
-          <w:iCs w:val="false"/>
-          <w:sz w:val="18"/>
-          <w:szCs w:val="18"/>
-        </w:rPr>
-        <w:t xml:space="preserve"/>
-      </w:r>
-    </w:p>
-    <w:p>
-      <w:pPr>
-        <w:spacing w:after="0" w:before="0" w:line="360" w:lineRule="auto"/>
-        <w:jc w:val="both"/>
-      </w:pPr>
-      <w:r>
-        <w:rPr>
-          <w:rFonts w:ascii="Times New Roman" w:cs="Times New Roman" w:eastAsia="Times New Roman" w:hAnsi="Times New Roman"/>
-          <w:b w:val="false"/>
-          <w:bCs w:val="false"/>
-          <w:i w:val="false"/>
-          <w:iCs w:val="false"/>
-          <w:sz w:val="18"/>
-          <w:szCs w:val="18"/>
-        </w:rPr>
-        <w:t xml:space="preserve">Her bölge için ısıtma derece günü (IDG) ve soğutma derece günü (SDG) hesaplanmış, soğutma payı σ_b = SDG/(IDG+SDG) olarak tanımlanmıştır. Isıtma tabanı 20 °C, soğutma tabanı 22 °C alınmıştır; 26 °C tasarım sıcaklığı aylık ortalamalarla birlikte kullanıldığında Türkiye'de nadiren aşıldığından anlamlı bir gradyan üretmemektedir.</w:t>
-      </w:r>
-    </w:p>
-    <w:p>
-      <w:pPr>
-        <w:spacing w:after="0" w:before="0" w:line="360" w:lineRule="auto"/>
-      </w:pPr>
-      <w:r>
-        <w:rPr>
-          <w:rFonts w:ascii="Times New Roman" w:cs="Times New Roman" w:eastAsia="Times New Roman" w:hAnsi="Times New Roman"/>
-          <w:b w:val="false"/>
-          <w:bCs w:val="false"/>
-          <w:i w:val="false"/>
-          <w:iCs w:val="false"/>
-          <w:sz w:val="18"/>
-          <w:szCs w:val="18"/>
-        </w:rPr>
-        <w:t xml:space="preserve"/>
-      </w:r>
-    </w:p>
-    <w:p>
-      <w:pPr>
-        <w:spacing w:after="0" w:before="0" w:line="360" w:lineRule="auto"/>
-      </w:pPr>
-      <w:r>
-        <w:rPr>
-          <w:rFonts w:ascii="Times New Roman" w:cs="Times New Roman" w:eastAsia="Times New Roman" w:hAnsi="Times New Roman"/>
-          <w:b w:val="false"/>
-          <w:bCs w:val="false"/>
-          <w:i w:val="false"/>
-          <w:iCs w:val="false"/>
-          <w:sz w:val="18"/>
-          <w:szCs w:val="18"/>
-        </w:rPr>
-        <w:t xml:space="preserve"/>
-      </w:r>
-    </w:p>
-    <w:p>
-      <w:pPr>
-        <w:spacing w:after="0" w:before="0" w:line="360" w:lineRule="auto"/>
-        <w:jc w:val="left"/>
-      </w:pPr>
+        <w:t xml:space="preserve">2.4. İklim Verisi ve İklim Dengesi </w:t>
+      </w:r>
       <w:r>
         <w:rPr>
           <w:rFonts w:ascii="Times New Roman" w:cs="Times New Roman" w:eastAsia="Times New Roman" w:hAnsi="Times New Roman"/>
@@ -8200,10 +8142,10 @@
           <w:bCs/>
           <w:i w:val="false"/>
           <w:iCs w:val="false"/>
-          <w:sz w:val="18"/>
-          <w:szCs w:val="18"/>
-        </w:rPr>
-        <w:t xml:space="preserve">2.5. Ağırlıklandırma ve iklim ayarı</w:t>
+          <w:sz w:val="16"/>
+          <w:szCs w:val="16"/>
+        </w:rPr>
+        <w:t xml:space="preserve">(Climate Data and Climate Balance)</w:t>
       </w:r>
     </w:p>
     <w:p>
@@ -8221,7 +8163,7 @@
           <w:sz w:val="18"/>
           <w:szCs w:val="18"/>
         </w:rPr>
-        <w:t xml:space="preserve">Üç objektif yöntem karşılaştırmalı olarak kullanılmıştır. Shannon entropisinde normalize matris üzerinden e_j = −k Σ_m p_{mj} ln p_{mj} ve k = 1/ln n ile w_j ∝ 1 − e_j hesaplanır. CRITIC'te C_j = σ_j Σ_k (1 − ρ_{jk}) ile standart sapmanın yanı sıra ölçütler arası korelasyon da hesaba katılır. Eşit ağırlık w_j = 1/m kontrol kurgusudur. Uzman anketine dayalı subjektif ağırlıklandırma, yanıt havuzuna bağımlılığı ortadan kaldırmak ve tekrarlanabilirliği korumak amacıyla bilinçli olarak kullanılmamıştır.</w:t>
+        <w:t xml:space="preserve">İklim verisi PVGIS servisinden alınmıştır [25]: aylık ortalama dış hava sıcaklıkları ERA5 kaynaklı, düşey yüzeylere gelen yön bazlı aylık ortalama ışınım şiddetleri PVGIS-SARAH2 kaynaklıdır; her ikisi de 2018–2020 ortalamalarıdır. Enerji hesabı, il–bölge eşleşmesi bağımsız olarak doğrulanabilen dört bölge için yürütülmüştür.</w:t>
       </w:r>
     </w:p>
     <w:p>
@@ -8256,77 +8198,7 @@
           <w:sz w:val="18"/>
           <w:szCs w:val="18"/>
         </w:rPr>
-        <w:t xml:space="preserve">Bölgeye bağlı ağırlık ayarı şu biçimdedir:</w:t>
-      </w:r>
-    </w:p>
-    <w:p>
-      <w:pPr>
-        <w:spacing w:after="0" w:before="0" w:line="360" w:lineRule="auto"/>
-      </w:pPr>
-      <w:r>
-        <w:rPr>
-          <w:rFonts w:ascii="Times New Roman" w:cs="Times New Roman" w:eastAsia="Times New Roman" w:hAnsi="Times New Roman"/>
-          <w:b w:val="false"/>
-          <w:bCs w:val="false"/>
-          <w:i w:val="false"/>
-          <w:iCs w:val="false"/>
-          <w:sz w:val="18"/>
-          <w:szCs w:val="18"/>
-        </w:rPr>
-        <w:t xml:space="preserve"/>
-      </w:r>
-    </w:p>
-    <w:p>
-      <w:pPr>
-        <w:spacing w:after="0" w:before="0" w:line="360" w:lineRule="auto"/>
-        <w:jc w:val="both"/>
-      </w:pPr>
-      <w:r>
-        <w:rPr>
-          <w:rFonts w:ascii="Times New Roman" w:cs="Times New Roman" w:eastAsia="Times New Roman" w:hAnsi="Times New Roman"/>
-          <w:b w:val="false"/>
-          <w:bCs w:val="false"/>
-          <w:i w:val="false"/>
-          <w:iCs w:val="false"/>
-          <w:sz w:val="18"/>
-          <w:szCs w:val="18"/>
-        </w:rPr>
-        <w:t xml:space="preserve">w′_j = w_j (1 + α s_j(b))     (4)</w:t>
-      </w:r>
-    </w:p>
-    <w:p>
-      <w:pPr>
-        <w:spacing w:after="0" w:before="0" w:line="360" w:lineRule="auto"/>
-      </w:pPr>
-      <w:r>
-        <w:rPr>
-          <w:rFonts w:ascii="Times New Roman" w:cs="Times New Roman" w:eastAsia="Times New Roman" w:hAnsi="Times New Roman"/>
-          <w:b w:val="false"/>
-          <w:bCs w:val="false"/>
-          <w:i w:val="false"/>
-          <w:iCs w:val="false"/>
-          <w:sz w:val="18"/>
-          <w:szCs w:val="18"/>
-        </w:rPr>
-        <w:t xml:space="preserve"/>
-      </w:r>
-    </w:p>
-    <w:p>
-      <w:pPr>
-        <w:spacing w:after="0" w:before="0" w:line="360" w:lineRule="auto"/>
-        <w:jc w:val="both"/>
-      </w:pPr>
-      <w:r>
-        <w:rPr>
-          <w:rFonts w:ascii="Times New Roman" w:cs="Times New Roman" w:eastAsia="Times New Roman" w:hAnsi="Times New Roman"/>
-          <w:b w:val="false"/>
-          <w:bCs w:val="false"/>
-          <w:i w:val="false"/>
-          <w:iCs w:val="false"/>
-          <w:sz w:val="18"/>
-          <w:szCs w:val="18"/>
-        </w:rPr>
-        <w:t xml:space="preserve">Burada alansal ısıl kapasite için s_j(b) = σ_b, nem duyarlılığı için s_j(b) = 1 − σ_b alınır; diğer ölçütlerde s_j = 0'dır. Gerekçe fizikseldir: ısıl kütle kazançların kullanılabilirliğini artırdığı için kazançların paya sahip olduğu bölgelerde anlamlıdır, yoğuşma ve küf riski ise ısıtma sezonunun uzunluğuyla ağırlaşır. Duyarlılık parametresi α temel çalıştırmada 1,0 alınmıştır. Eş. 4, K_b ile orantılı olmayan bir yapı ürettiği için 2.1'deki önermenin kapsamı dışındadır.</w:t>
+        <w:t xml:space="preserve">Her bölge için ısıtma derece günü (IDG) ve soğutma derece günü (SDG) hesaplanmış, soğutma payı σ_b = SDG/(IDG+SDG) olarak tanımlanmıştır. Isıtma tabanı 20 °C, soğutma tabanı 22 °C alınmıştır; 26 °C tasarım sıcaklığı aylık ortalamalarla birlikte kullanıldığında Türkiye'de nadiren aşıldığından anlamlı bir gradyan üretmemektedir.</w:t>
       </w:r>
     </w:p>
     <w:p>
@@ -8378,101 +8250,8 @@
           <w:sz w:val="18"/>
           <w:szCs w:val="18"/>
         </w:rPr>
-        <w:t xml:space="preserve">2.6. Sıralama ve uygulanabilirlik kısıtı</w:t>
-      </w:r>
-    </w:p>
-    <w:p>
-      <w:pPr>
-        <w:spacing w:after="0" w:before="0" w:line="360" w:lineRule="auto"/>
-        <w:jc w:val="both"/>
-      </w:pPr>
-      <w:r>
-        <w:rPr>
-          <w:rFonts w:ascii="Times New Roman" w:cs="Times New Roman" w:eastAsia="Times New Roman" w:hAnsi="Times New Roman"/>
-          <w:b w:val="false"/>
-          <w:bCs w:val="false"/>
-          <w:i w:val="false"/>
-          <w:iCs w:val="false"/>
-          <w:sz w:val="18"/>
-          <w:szCs w:val="18"/>
-        </w:rPr>
-        <w:t xml:space="preserve">TOPSIS birincil yöntemdir; ağırlıklı normalize matris üzerinden ideal ve negatif ideal çözümlere Öklid uzaklıkları hesaplanarak yakınlık katsayısı C_m = d⁻_m/(d⁺_m + d⁻_m) elde edilir. VIKOR (v = 0,5) yöntem tutarlılığı kontrolü için kullanılmıştır. Sıralamalar Spearman sıra korelasyonu ile karşılaştırılmıştır.</w:t>
-      </w:r>
-    </w:p>
-    <w:p>
-      <w:pPr>
-        <w:spacing w:after="0" w:before="0" w:line="360" w:lineRule="auto"/>
-      </w:pPr>
-      <w:r>
-        <w:rPr>
-          <w:rFonts w:ascii="Times New Roman" w:cs="Times New Roman" w:eastAsia="Times New Roman" w:hAnsi="Times New Roman"/>
-          <w:b w:val="false"/>
-          <w:bCs w:val="false"/>
-          <w:i w:val="false"/>
-          <w:iCs w:val="false"/>
-          <w:sz w:val="18"/>
-          <w:szCs w:val="18"/>
-        </w:rPr>
-        <w:t xml:space="preserve"/>
-      </w:r>
-    </w:p>
-    <w:p>
-      <w:pPr>
-        <w:spacing w:after="0" w:before="0" w:line="360" w:lineRule="auto"/>
-        <w:jc w:val="both"/>
-      </w:pPr>
-      <w:r>
-        <w:rPr>
-          <w:rFonts w:ascii="Times New Roman" w:cs="Times New Roman" w:eastAsia="Times New Roman" w:hAnsi="Times New Roman"/>
-          <w:b w:val="false"/>
-          <w:bCs w:val="false"/>
-          <w:i w:val="false"/>
-          <w:iCs w:val="false"/>
-          <w:sz w:val="18"/>
-          <w:szCs w:val="18"/>
-        </w:rPr>
-        <w:t xml:space="preserve">Duvar bileşeninde uygulanabilir kabul edilen azami yalıtım kalınlığı aşıldığında alternatif, o bölge için uygun kümeden çıkarılmıştır. Temel çalıştırmada bu eşik 20 cm alınmıştır. Kısıt, Eş. 2 gereği bölgeye göre farklı alternatifleri elediğinden uygun küme bölgeye bağımlı hâle gelir.</w:t>
-      </w:r>
-    </w:p>
-    <w:p>
-      <w:pPr>
-        <w:spacing w:after="0" w:before="0" w:line="360" w:lineRule="auto"/>
-      </w:pPr>
-      <w:r>
-        <w:rPr>
-          <w:rFonts w:ascii="Times New Roman" w:cs="Times New Roman" w:eastAsia="Times New Roman" w:hAnsi="Times New Roman"/>
-          <w:b w:val="false"/>
-          <w:bCs w:val="false"/>
-          <w:i w:val="false"/>
-          <w:iCs w:val="false"/>
-          <w:sz w:val="18"/>
-          <w:szCs w:val="18"/>
-        </w:rPr>
-        <w:t xml:space="preserve"/>
-      </w:r>
-    </w:p>
-    <w:p>
-      <w:pPr>
-        <w:spacing w:after="0" w:before="0" w:line="360" w:lineRule="auto"/>
-      </w:pPr>
-      <w:r>
-        <w:rPr>
-          <w:rFonts w:ascii="Times New Roman" w:cs="Times New Roman" w:eastAsia="Times New Roman" w:hAnsi="Times New Roman"/>
-          <w:b w:val="false"/>
-          <w:bCs w:val="false"/>
-          <w:i w:val="false"/>
-          <w:iCs w:val="false"/>
-          <w:sz w:val="18"/>
-          <w:szCs w:val="18"/>
-        </w:rPr>
-        <w:t xml:space="preserve"/>
-      </w:r>
-    </w:p>
-    <w:p>
-      <w:pPr>
-        <w:spacing w:after="0" w:before="0" w:line="360" w:lineRule="auto"/>
-        <w:jc w:val="left"/>
-      </w:pPr>
+        <w:t xml:space="preserve">2.5. Ağırlıklandırma ve İklim Ayarı </w:t>
+      </w:r>
       <w:r>
         <w:rPr>
           <w:rFonts w:ascii="Times New Roman" w:cs="Times New Roman" w:eastAsia="Times New Roman" w:hAnsi="Times New Roman"/>
@@ -8480,10 +8259,10 @@
           <w:bCs/>
           <w:i w:val="false"/>
           <w:iCs w:val="false"/>
-          <w:sz w:val="18"/>
-          <w:szCs w:val="18"/>
-        </w:rPr>
-        <w:t xml:space="preserve">2.7. Yaşam döngüsü sistem sınırı</w:t>
+          <w:sz w:val="16"/>
+          <w:szCs w:val="16"/>
+        </w:rPr>
+        <w:t xml:space="preserve">(Weighting and Climate Adjustment)</w:t>
       </w:r>
     </w:p>
     <w:p>
@@ -8501,7 +8280,7 @@
           <w:sz w:val="18"/>
           <w:szCs w:val="18"/>
         </w:rPr>
-        <w:t xml:space="preserve">Ürün beyanı modülleri kullanılarak üç sistem sınırı tanımlanmıştır [26]: S1 yalnızca A1–A3 modüllerini (beşikten kapıya, biyojenik alım dâhil), S2 buna C3 ve C4 modüllerini (beşikten mezara), S3 ise ek olarak D modülünü kapsar. Çifte sayımı önlemek için bu analizde gömülü karbon ve biyojenik karbon ayrı ölçüt olarak kullanılmamış, yerlerini tek bir yaşam döngüsü karbonu ölçütü almıştır.</w:t>
+        <w:t xml:space="preserve">Üç objektif yöntem karşılaştırmalı olarak kullanılmıştır. Shannon entropisinde normalize matris üzerinden e_j = −k Σ_m p_{mj} ln p_{mj} ve k = 1/ln n ile w_j ∝ 1 − e_j hesaplanır. CRITIC'te C_j = σ_j Σ_k (1 − ρ_{jk}) ile standart sapmanın yanı sıra ölçütler arası korelasyon da hesaba katılır. Eşit ağırlık w_j = 1/m kontrol kurgusudur. Uzman anketine dayalı subjektif ağırlıklandırma, yanıt havuzuna bağımlılığı ortadan kaldırmak ve tekrarlanabilirliği korumak amacıyla bilinçli olarak kullanılmamıştır.</w:t>
       </w:r>
     </w:p>
     <w:p>
@@ -8536,7 +8315,77 @@
           <w:sz w:val="18"/>
           <w:szCs w:val="18"/>
         </w:rPr>
-        <w:t xml:space="preserve">Yaşam sonu senaryosunun sonucu ne ölçüde belirlediğini ölçmek için, C3 modülünde beyan edilen salımın gerçekleşen oranı φ bir duyarlılık parametresi olarak tanımlanmıştır. φ = 1 beyan edilen senaryoyu, φ = 0 depolanan biyojenik karbonun hiç salınmadığı sınır durumu temsil eder.</w:t>
+        <w:t xml:space="preserve">Bölgeye bağlı ağırlık ayarı şu biçimdedir:</w:t>
+      </w:r>
+    </w:p>
+    <w:p>
+      <w:pPr>
+        <w:spacing w:after="0" w:before="0" w:line="360" w:lineRule="auto"/>
+      </w:pPr>
+      <w:r>
+        <w:rPr>
+          <w:rFonts w:ascii="Times New Roman" w:cs="Times New Roman" w:eastAsia="Times New Roman" w:hAnsi="Times New Roman"/>
+          <w:b w:val="false"/>
+          <w:bCs w:val="false"/>
+          <w:i w:val="false"/>
+          <w:iCs w:val="false"/>
+          <w:sz w:val="18"/>
+          <w:szCs w:val="18"/>
+        </w:rPr>
+        <w:t xml:space="preserve"/>
+      </w:r>
+    </w:p>
+    <w:p>
+      <w:pPr>
+        <w:spacing w:after="0" w:before="0" w:line="360" w:lineRule="auto"/>
+        <w:jc w:val="both"/>
+      </w:pPr>
+      <w:r>
+        <w:rPr>
+          <w:rFonts w:ascii="Times New Roman" w:cs="Times New Roman" w:eastAsia="Times New Roman" w:hAnsi="Times New Roman"/>
+          <w:b w:val="false"/>
+          <w:bCs w:val="false"/>
+          <w:i w:val="false"/>
+          <w:iCs w:val="false"/>
+          <w:sz w:val="18"/>
+          <w:szCs w:val="18"/>
+        </w:rPr>
+        <w:t xml:space="preserve">w′_j = w_j (1 + α s_j(b))     (4)</w:t>
+      </w:r>
+    </w:p>
+    <w:p>
+      <w:pPr>
+        <w:spacing w:after="0" w:before="0" w:line="360" w:lineRule="auto"/>
+      </w:pPr>
+      <w:r>
+        <w:rPr>
+          <w:rFonts w:ascii="Times New Roman" w:cs="Times New Roman" w:eastAsia="Times New Roman" w:hAnsi="Times New Roman"/>
+          <w:b w:val="false"/>
+          <w:bCs w:val="false"/>
+          <w:i w:val="false"/>
+          <w:iCs w:val="false"/>
+          <w:sz w:val="18"/>
+          <w:szCs w:val="18"/>
+        </w:rPr>
+        <w:t xml:space="preserve"/>
+      </w:r>
+    </w:p>
+    <w:p>
+      <w:pPr>
+        <w:spacing w:after="0" w:before="0" w:line="360" w:lineRule="auto"/>
+        <w:jc w:val="both"/>
+      </w:pPr>
+      <w:r>
+        <w:rPr>
+          <w:rFonts w:ascii="Times New Roman" w:cs="Times New Roman" w:eastAsia="Times New Roman" w:hAnsi="Times New Roman"/>
+          <w:b w:val="false"/>
+          <w:bCs w:val="false"/>
+          <w:i w:val="false"/>
+          <w:iCs w:val="false"/>
+          <w:sz w:val="18"/>
+          <w:szCs w:val="18"/>
+        </w:rPr>
+        <w:t xml:space="preserve">Burada alansal ısıl kapasite için s_j(b) = σ_b, nem duyarlılığı için s_j(b) = 1 − σ_b alınır; diğer ölçütlerde s_j = 0'dır. Gerekçe fizikseldir: ısıl kütle kazançların kullanılabilirliğini artırdığı için kazançların paya sahip olduğu bölgelerde anlamlıdır, yoğuşma ve küf riski ise ısıtma sezonunun uzunluğuyla ağırlaşır. Duyarlılık parametresi α temel çalıştırmada 1,0 alınmıştır. Eş. 4, K_b ile orantılı olmayan bir yapı ürettiği için 2.1'deki önermenin kapsamı dışındadır.</w:t>
       </w:r>
     </w:p>
     <w:p>
@@ -8588,101 +8437,8 @@
           <w:sz w:val="18"/>
           <w:szCs w:val="18"/>
         </w:rPr>
-        <w:t xml:space="preserve">2.8. Referans konut ve aylık enerji hesabı</w:t>
-      </w:r>
-    </w:p>
-    <w:p>
-      <w:pPr>
-        <w:spacing w:after="0" w:before="0" w:line="360" w:lineRule="auto"/>
-        <w:jc w:val="both"/>
-      </w:pPr>
-      <w:r>
-        <w:rPr>
-          <w:rFonts w:ascii="Times New Roman" w:cs="Times New Roman" w:eastAsia="Times New Roman" w:hAnsi="Times New Roman"/>
-          <w:b w:val="false"/>
-          <w:bCs w:val="false"/>
-          <w:i w:val="false"/>
-          <w:iCs w:val="false"/>
-          <w:sz w:val="18"/>
-          <w:szCs w:val="18"/>
-        </w:rPr>
-        <w:t xml:space="preserve">Doğrulama adımı, tam tanımlı temsili bir referans konut üzerinde yürütülmüştür: 24,0 × 12,0 m plan, beş kat, 2,80 m kat yüksekliği, 4032 m³ brüt hacim, 1440 m² şartlandırılmış döşeme alanı, 184,8 m² pencere alanı ve 0,393 A/V oranı. Binanın özgül ısı kaybı H = H_T + H_V biçiminde, iletim bileşeni H_T = U_D A_opak + U_P A_pencere + 0,8 U_T A_çatı + 0,5 U_t A_taban ve havalandırma bileşeni H_V = 0,33 A_f n_h olarak hesaplanmıştır.</w:t>
-      </w:r>
-    </w:p>
-    <w:p>
-      <w:pPr>
-        <w:spacing w:after="0" w:before="0" w:line="360" w:lineRule="auto"/>
-      </w:pPr>
-      <w:r>
-        <w:rPr>
-          <w:rFonts w:ascii="Times New Roman" w:cs="Times New Roman" w:eastAsia="Times New Roman" w:hAnsi="Times New Roman"/>
-          <w:b w:val="false"/>
-          <w:bCs w:val="false"/>
-          <w:i w:val="false"/>
-          <w:iCs w:val="false"/>
-          <w:sz w:val="18"/>
-          <w:szCs w:val="18"/>
-        </w:rPr>
-        <w:t xml:space="preserve"/>
-      </w:r>
-    </w:p>
-    <w:p>
-      <w:pPr>
-        <w:spacing w:after="0" w:before="0" w:line="360" w:lineRule="auto"/>
-        <w:jc w:val="both"/>
-      </w:pPr>
-      <w:r>
-        <w:rPr>
-          <w:rFonts w:ascii="Times New Roman" w:cs="Times New Roman" w:eastAsia="Times New Roman" w:hAnsi="Times New Roman"/>
-          <w:b w:val="false"/>
-          <w:bCs w:val="false"/>
-          <w:i w:val="false"/>
-          <w:iCs w:val="false"/>
-          <w:sz w:val="18"/>
-          <w:szCs w:val="18"/>
-        </w:rPr>
-        <w:t xml:space="preserve">Aylık net ısıtma ve soğutma enerjisi ihtiyaçları, kazanç ve kayıp kullanım faktörleri üzerinden belirlenmiştir [27]. Fonksiyonel birim sabit U hedefine dayandığı için yalıtım malzemesi değiştiğinde H değişmez; malzemenin yıllık enerjiye etki edebileceği tek yol ısıl kütlesi C üzerinden kullanım faktörüdür. Bu nedenle iki kurgu karşılaştırılmıştır: kullanım faktörünün zaman sabitinden bağımsız olduğu kurgu A ve zaman sabitine bağlı olduğu kurgu B (a = a₀ + τ/τ₀, τ = C/H).</w:t>
-      </w:r>
-    </w:p>
-    <w:p>
-      <w:pPr>
-        <w:spacing w:after="0" w:before="0" w:line="360" w:lineRule="auto"/>
-      </w:pPr>
-      <w:r>
-        <w:rPr>
-          <w:rFonts w:ascii="Times New Roman" w:cs="Times New Roman" w:eastAsia="Times New Roman" w:hAnsi="Times New Roman"/>
-          <w:b w:val="false"/>
-          <w:bCs w:val="false"/>
-          <w:i w:val="false"/>
-          <w:iCs w:val="false"/>
-          <w:sz w:val="18"/>
-          <w:szCs w:val="18"/>
-        </w:rPr>
-        <w:t xml:space="preserve"/>
-      </w:r>
-    </w:p>
-    <w:p>
-      <w:pPr>
-        <w:spacing w:after="0" w:before="0" w:line="360" w:lineRule="auto"/>
-      </w:pPr>
-      <w:r>
-        <w:rPr>
-          <w:rFonts w:ascii="Times New Roman" w:cs="Times New Roman" w:eastAsia="Times New Roman" w:hAnsi="Times New Roman"/>
-          <w:b w:val="false"/>
-          <w:bCs w:val="false"/>
-          <w:i w:val="false"/>
-          <w:iCs w:val="false"/>
-          <w:sz w:val="18"/>
-          <w:szCs w:val="18"/>
-        </w:rPr>
-        <w:t xml:space="preserve"/>
-      </w:r>
-    </w:p>
-    <w:p>
-      <w:pPr>
-        <w:spacing w:after="0" w:before="0" w:line="360" w:lineRule="auto"/>
-        <w:jc w:val="left"/>
-      </w:pPr>
+        <w:t xml:space="preserve">2.6. Sıralama ve Uygulanabilirlik Kısıtı </w:t>
+      </w:r>
       <w:r>
         <w:rPr>
           <w:rFonts w:ascii="Times New Roman" w:cs="Times New Roman" w:eastAsia="Times New Roman" w:hAnsi="Times New Roman"/>
@@ -8690,10 +8446,97 @@
           <w:bCs/>
           <w:i w:val="false"/>
           <w:iCs w:val="false"/>
-          <w:sz w:val="18"/>
-          <w:szCs w:val="18"/>
-        </w:rPr>
-        <w:t xml:space="preserve">3. SONUÇLAR VE TARTIŞMALAR</w:t>
+          <w:sz w:val="16"/>
+          <w:szCs w:val="16"/>
+        </w:rPr>
+        <w:t xml:space="preserve">(Ranking and Buildability Constraint)</w:t>
+      </w:r>
+    </w:p>
+    <w:p>
+      <w:pPr>
+        <w:spacing w:after="0" w:before="0" w:line="360" w:lineRule="auto"/>
+        <w:jc w:val="both"/>
+      </w:pPr>
+      <w:r>
+        <w:rPr>
+          <w:rFonts w:ascii="Times New Roman" w:cs="Times New Roman" w:eastAsia="Times New Roman" w:hAnsi="Times New Roman"/>
+          <w:b w:val="false"/>
+          <w:bCs w:val="false"/>
+          <w:i w:val="false"/>
+          <w:iCs w:val="false"/>
+          <w:sz w:val="18"/>
+          <w:szCs w:val="18"/>
+        </w:rPr>
+        <w:t xml:space="preserve">TOPSIS birincil yöntemdir; ağırlıklı normalize matris üzerinden ideal ve negatif ideal çözümlere Öklid uzaklıkları hesaplanarak yakınlık katsayısı C_m = d⁻_m/(d⁺_m + d⁻_m) elde edilir. VIKOR (v = 0,5) yöntem tutarlılığı kontrolü için kullanılmıştır. Sıralamalar Spearman sıra korelasyonu ile karşılaştırılmıştır.</w:t>
+      </w:r>
+    </w:p>
+    <w:p>
+      <w:pPr>
+        <w:spacing w:after="0" w:before="0" w:line="360" w:lineRule="auto"/>
+      </w:pPr>
+      <w:r>
+        <w:rPr>
+          <w:rFonts w:ascii="Times New Roman" w:cs="Times New Roman" w:eastAsia="Times New Roman" w:hAnsi="Times New Roman"/>
+          <w:b w:val="false"/>
+          <w:bCs w:val="false"/>
+          <w:i w:val="false"/>
+          <w:iCs w:val="false"/>
+          <w:sz w:val="18"/>
+          <w:szCs w:val="18"/>
+        </w:rPr>
+        <w:t xml:space="preserve"/>
+      </w:r>
+    </w:p>
+    <w:p>
+      <w:pPr>
+        <w:spacing w:after="0" w:before="0" w:line="360" w:lineRule="auto"/>
+        <w:jc w:val="both"/>
+      </w:pPr>
+      <w:r>
+        <w:rPr>
+          <w:rFonts w:ascii="Times New Roman" w:cs="Times New Roman" w:eastAsia="Times New Roman" w:hAnsi="Times New Roman"/>
+          <w:b w:val="false"/>
+          <w:bCs w:val="false"/>
+          <w:i w:val="false"/>
+          <w:iCs w:val="false"/>
+          <w:sz w:val="18"/>
+          <w:szCs w:val="18"/>
+        </w:rPr>
+        <w:t xml:space="preserve">Duvar bileşeninde uygulanabilir kabul edilen azami yalıtım kalınlığı aşıldığında alternatif, o bölge için uygun kümeden çıkarılmıştır. Temel çalıştırmada bu eşik 20 cm alınmıştır. Kısıt, Eş. 2 gereği bölgeye göre farklı alternatifleri elediğinden uygun küme bölgeye bağımlı hâle gelir.</w:t>
+      </w:r>
+    </w:p>
+    <w:p>
+      <w:pPr>
+        <w:spacing w:after="0" w:before="0" w:line="360" w:lineRule="auto"/>
+      </w:pPr>
+      <w:r>
+        <w:rPr>
+          <w:rFonts w:ascii="Times New Roman" w:cs="Times New Roman" w:eastAsia="Times New Roman" w:hAnsi="Times New Roman"/>
+          <w:b w:val="false"/>
+          <w:bCs w:val="false"/>
+          <w:i w:val="false"/>
+          <w:iCs w:val="false"/>
+          <w:sz w:val="18"/>
+          <w:szCs w:val="18"/>
+        </w:rPr>
+        <w:t xml:space="preserve"/>
+      </w:r>
+    </w:p>
+    <w:p>
+      <w:pPr>
+        <w:spacing w:after="0" w:before="0" w:line="360" w:lineRule="auto"/>
+      </w:pPr>
+      <w:r>
+        <w:rPr>
+          <w:rFonts w:ascii="Times New Roman" w:cs="Times New Roman" w:eastAsia="Times New Roman" w:hAnsi="Times New Roman"/>
+          <w:b w:val="false"/>
+          <w:bCs w:val="false"/>
+          <w:i w:val="false"/>
+          <w:iCs w:val="false"/>
+          <w:sz w:val="18"/>
+          <w:szCs w:val="18"/>
+        </w:rPr>
+        <w:t xml:space="preserve"/>
       </w:r>
     </w:p>
     <w:p>
@@ -8708,10 +8551,92 @@
           <w:bCs/>
           <w:i w:val="false"/>
           <w:iCs w:val="false"/>
+          <w:sz w:val="18"/>
+          <w:szCs w:val="18"/>
+        </w:rPr>
+        <w:t xml:space="preserve">2.7. Yaşam Döngüsü Sistem Sınırı </w:t>
+      </w:r>
+      <w:r>
+        <w:rPr>
+          <w:rFonts w:ascii="Times New Roman" w:cs="Times New Roman" w:eastAsia="Times New Roman" w:hAnsi="Times New Roman"/>
+          <w:b/>
+          <w:bCs/>
+          <w:i w:val="false"/>
+          <w:iCs w:val="false"/>
           <w:sz w:val="16"/>
           <w:szCs w:val="16"/>
         </w:rPr>
-        <w:t xml:space="preserve">(RESULTS AND DISCUSSION)</w:t>
+        <w:t xml:space="preserve">(Life Cycle System Boundary)</w:t>
+      </w:r>
+    </w:p>
+    <w:p>
+      <w:pPr>
+        <w:spacing w:after="0" w:before="0" w:line="360" w:lineRule="auto"/>
+        <w:jc w:val="both"/>
+      </w:pPr>
+      <w:r>
+        <w:rPr>
+          <w:rFonts w:ascii="Times New Roman" w:cs="Times New Roman" w:eastAsia="Times New Roman" w:hAnsi="Times New Roman"/>
+          <w:b w:val="false"/>
+          <w:bCs w:val="false"/>
+          <w:i w:val="false"/>
+          <w:iCs w:val="false"/>
+          <w:sz w:val="18"/>
+          <w:szCs w:val="18"/>
+        </w:rPr>
+        <w:t xml:space="preserve">Ürün beyanı modülleri kullanılarak üç sistem sınırı tanımlanmıştır [26]: S1 yalnızca A1–A3 modüllerini (beşikten kapıya, biyojenik alım dâhil), S2 buna C3 ve C4 modüllerini (beşikten mezara), S3 ise ek olarak D modülünü kapsar. Çifte sayımı önlemek için bu analizde gömülü karbon ve biyojenik karbon ayrı ölçüt olarak kullanılmamış, yerlerini tek bir yaşam döngüsü karbonu ölçütü almıştır.</w:t>
+      </w:r>
+    </w:p>
+    <w:p>
+      <w:pPr>
+        <w:spacing w:after="0" w:before="0" w:line="360" w:lineRule="auto"/>
+      </w:pPr>
+      <w:r>
+        <w:rPr>
+          <w:rFonts w:ascii="Times New Roman" w:cs="Times New Roman" w:eastAsia="Times New Roman" w:hAnsi="Times New Roman"/>
+          <w:b w:val="false"/>
+          <w:bCs w:val="false"/>
+          <w:i w:val="false"/>
+          <w:iCs w:val="false"/>
+          <w:sz w:val="18"/>
+          <w:szCs w:val="18"/>
+        </w:rPr>
+        <w:t xml:space="preserve"/>
+      </w:r>
+    </w:p>
+    <w:p>
+      <w:pPr>
+        <w:spacing w:after="0" w:before="0" w:line="360" w:lineRule="auto"/>
+        <w:jc w:val="both"/>
+      </w:pPr>
+      <w:r>
+        <w:rPr>
+          <w:rFonts w:ascii="Times New Roman" w:cs="Times New Roman" w:eastAsia="Times New Roman" w:hAnsi="Times New Roman"/>
+          <w:b w:val="false"/>
+          <w:bCs w:val="false"/>
+          <w:i w:val="false"/>
+          <w:iCs w:val="false"/>
+          <w:sz w:val="18"/>
+          <w:szCs w:val="18"/>
+        </w:rPr>
+        <w:t xml:space="preserve">Yaşam sonu senaryosunun sonucu ne ölçüde belirlediğini ölçmek için, C3 modülünde beyan edilen salımın gerçekleşen oranı φ bir duyarlılık parametresi olarak tanımlanmıştır. φ = 1 beyan edilen senaryoyu, φ = 0 depolanan biyojenik karbonun hiç salınmadığı sınır durumu temsil eder.</w:t>
+      </w:r>
+    </w:p>
+    <w:p>
+      <w:pPr>
+        <w:spacing w:after="0" w:before="0" w:line="360" w:lineRule="auto"/>
+      </w:pPr>
+      <w:r>
+        <w:rPr>
+          <w:rFonts w:ascii="Times New Roman" w:cs="Times New Roman" w:eastAsia="Times New Roman" w:hAnsi="Times New Roman"/>
+          <w:b w:val="false"/>
+          <w:bCs w:val="false"/>
+          <w:i w:val="false"/>
+          <w:iCs w:val="false"/>
+          <w:sz w:val="18"/>
+          <w:szCs w:val="18"/>
+        </w:rPr>
+        <w:t xml:space="preserve"/>
       </w:r>
     </w:p>
     <w:p>
@@ -8746,7 +8671,183 @@
           <w:sz w:val="18"/>
           <w:szCs w:val="18"/>
         </w:rPr>
-        <w:t xml:space="preserve">3.1. Orantılılık önermesinin sınanması</w:t>
+        <w:t xml:space="preserve">2.8. Referans Konut ve Aylık Enerji Hesabı </w:t>
+      </w:r>
+      <w:r>
+        <w:rPr>
+          <w:rFonts w:ascii="Times New Roman" w:cs="Times New Roman" w:eastAsia="Times New Roman" w:hAnsi="Times New Roman"/>
+          <w:b/>
+          <w:bCs/>
+          <w:i w:val="false"/>
+          <w:iCs w:val="false"/>
+          <w:sz w:val="16"/>
+          <w:szCs w:val="16"/>
+        </w:rPr>
+        <w:t xml:space="preserve">(Reference Dwelling and Monthly Energy Calculation)</w:t>
+      </w:r>
+    </w:p>
+    <w:p>
+      <w:pPr>
+        <w:spacing w:after="0" w:before="0" w:line="360" w:lineRule="auto"/>
+        <w:jc w:val="both"/>
+      </w:pPr>
+      <w:r>
+        <w:rPr>
+          <w:rFonts w:ascii="Times New Roman" w:cs="Times New Roman" w:eastAsia="Times New Roman" w:hAnsi="Times New Roman"/>
+          <w:b w:val="false"/>
+          <w:bCs w:val="false"/>
+          <w:i w:val="false"/>
+          <w:iCs w:val="false"/>
+          <w:sz w:val="18"/>
+          <w:szCs w:val="18"/>
+        </w:rPr>
+        <w:t xml:space="preserve">Doğrulama adımı, tam tanımlı temsili bir referans konut üzerinde yürütülmüştür: 24,0 × 12,0 m plan, beş kat, 2,80 m kat yüksekliği, 4032 m³ brüt hacim, 1440 m² şartlandırılmış döşeme alanı, 184,8 m² pencere alanı ve 0,393 A/V oranı. Binanın özgül ısı kaybı H = H_T + H_V biçiminde, iletim bileşeni H_T = U_D A_opak + U_P A_pencere + 0,8 U_T A_çatı + 0,5 U_t A_taban ve havalandırma bileşeni H_V = 0,33 A_f n_h olarak hesaplanmıştır.</w:t>
+      </w:r>
+    </w:p>
+    <w:p>
+      <w:pPr>
+        <w:spacing w:after="0" w:before="0" w:line="360" w:lineRule="auto"/>
+      </w:pPr>
+      <w:r>
+        <w:rPr>
+          <w:rFonts w:ascii="Times New Roman" w:cs="Times New Roman" w:eastAsia="Times New Roman" w:hAnsi="Times New Roman"/>
+          <w:b w:val="false"/>
+          <w:bCs w:val="false"/>
+          <w:i w:val="false"/>
+          <w:iCs w:val="false"/>
+          <w:sz w:val="18"/>
+          <w:szCs w:val="18"/>
+        </w:rPr>
+        <w:t xml:space="preserve"/>
+      </w:r>
+    </w:p>
+    <w:p>
+      <w:pPr>
+        <w:spacing w:after="0" w:before="0" w:line="360" w:lineRule="auto"/>
+        <w:jc w:val="both"/>
+      </w:pPr>
+      <w:r>
+        <w:rPr>
+          <w:rFonts w:ascii="Times New Roman" w:cs="Times New Roman" w:eastAsia="Times New Roman" w:hAnsi="Times New Roman"/>
+          <w:b w:val="false"/>
+          <w:bCs w:val="false"/>
+          <w:i w:val="false"/>
+          <w:iCs w:val="false"/>
+          <w:sz w:val="18"/>
+          <w:szCs w:val="18"/>
+        </w:rPr>
+        <w:t xml:space="preserve">Aylık net ısıtma ve soğutma enerjisi ihtiyaçları, kazanç ve kayıp kullanım faktörleri üzerinden belirlenmiştir [27]. Fonksiyonel birim sabit U hedefine dayandığı için yalıtım malzemesi değiştiğinde H değişmez; malzemenin yıllık enerjiye etki edebileceği tek yol ısıl kütlesi C üzerinden kullanım faktörüdür. Bu nedenle iki kurgu karşılaştırılmıştır: kullanım faktörünün zaman sabitinden bağımsız olduğu kurgu A ve zaman sabitine bağlı olduğu kurgu B (a = a₀ + τ/τ₀, τ = C/H).</w:t>
+      </w:r>
+    </w:p>
+    <w:p>
+      <w:pPr>
+        <w:spacing w:after="0" w:before="0" w:line="360" w:lineRule="auto"/>
+      </w:pPr>
+      <w:r>
+        <w:rPr>
+          <w:rFonts w:ascii="Times New Roman" w:cs="Times New Roman" w:eastAsia="Times New Roman" w:hAnsi="Times New Roman"/>
+          <w:b w:val="false"/>
+          <w:bCs w:val="false"/>
+          <w:i w:val="false"/>
+          <w:iCs w:val="false"/>
+          <w:sz w:val="18"/>
+          <w:szCs w:val="18"/>
+        </w:rPr>
+        <w:t xml:space="preserve"/>
+      </w:r>
+    </w:p>
+    <w:p>
+      <w:pPr>
+        <w:spacing w:after="0" w:before="0" w:line="360" w:lineRule="auto"/>
+      </w:pPr>
+      <w:r>
+        <w:rPr>
+          <w:rFonts w:ascii="Times New Roman" w:cs="Times New Roman" w:eastAsia="Times New Roman" w:hAnsi="Times New Roman"/>
+          <w:b w:val="false"/>
+          <w:bCs w:val="false"/>
+          <w:i w:val="false"/>
+          <w:iCs w:val="false"/>
+          <w:sz w:val="18"/>
+          <w:szCs w:val="18"/>
+        </w:rPr>
+        <w:t xml:space="preserve"/>
+      </w:r>
+    </w:p>
+    <w:p>
+      <w:pPr>
+        <w:spacing w:after="0" w:before="0" w:line="360" w:lineRule="auto"/>
+        <w:jc w:val="left"/>
+      </w:pPr>
+      <w:r>
+        <w:rPr>
+          <w:rFonts w:ascii="Times New Roman" w:cs="Times New Roman" w:eastAsia="Times New Roman" w:hAnsi="Times New Roman"/>
+          <w:b/>
+          <w:bCs/>
+          <w:i w:val="false"/>
+          <w:iCs w:val="false"/>
+          <w:sz w:val="18"/>
+          <w:szCs w:val="18"/>
+        </w:rPr>
+        <w:t xml:space="preserve">3. Sonuçlar ve Tartışmalar </w:t>
+      </w:r>
+      <w:r>
+        <w:rPr>
+          <w:rFonts w:ascii="Times New Roman" w:cs="Times New Roman" w:eastAsia="Times New Roman" w:hAnsi="Times New Roman"/>
+          <w:b/>
+          <w:bCs/>
+          <w:i w:val="false"/>
+          <w:iCs w:val="false"/>
+          <w:sz w:val="16"/>
+          <w:szCs w:val="16"/>
+        </w:rPr>
+        <w:t xml:space="preserve">(Results and Discussions)</w:t>
+      </w:r>
+    </w:p>
+    <w:p>
+      <w:pPr>
+        <w:spacing w:after="0" w:before="0" w:line="360" w:lineRule="auto"/>
+      </w:pPr>
+      <w:r>
+        <w:rPr>
+          <w:rFonts w:ascii="Times New Roman" w:cs="Times New Roman" w:eastAsia="Times New Roman" w:hAnsi="Times New Roman"/>
+          <w:b w:val="false"/>
+          <w:bCs w:val="false"/>
+          <w:i w:val="false"/>
+          <w:iCs w:val="false"/>
+          <w:sz w:val="18"/>
+          <w:szCs w:val="18"/>
+        </w:rPr>
+        <w:t xml:space="preserve"/>
+      </w:r>
+    </w:p>
+    <w:p>
+      <w:pPr>
+        <w:spacing w:after="0" w:before="0" w:line="360" w:lineRule="auto"/>
+        <w:jc w:val="left"/>
+      </w:pPr>
+      <w:r>
+        <w:rPr>
+          <w:rFonts w:ascii="Times New Roman" w:cs="Times New Roman" w:eastAsia="Times New Roman" w:hAnsi="Times New Roman"/>
+          <w:b/>
+          <w:bCs/>
+          <w:i w:val="false"/>
+          <w:iCs w:val="false"/>
+          <w:sz w:val="18"/>
+          <w:szCs w:val="18"/>
+        </w:rPr>
+        <w:t xml:space="preserve">3.1. Orantılılık Önermesinin Sınanması </w:t>
+      </w:r>
+      <w:r>
+        <w:rPr>
+          <w:rFonts w:ascii="Times New Roman" w:cs="Times New Roman" w:eastAsia="Times New Roman" w:hAnsi="Times New Roman"/>
+          <w:b/>
+          <w:bCs/>
+          <w:i w:val="false"/>
+          <w:iCs w:val="false"/>
+          <w:sz w:val="16"/>
+          <w:szCs w:val="16"/>
+        </w:rPr>
+        <w:t xml:space="preserve">(Testing the Proportionality Proposition)</w:t>
       </w:r>
     </w:p>
     <w:p>
@@ -8874,25 +8975,19 @@
           <w:sz w:val="18"/>
           <w:szCs w:val="18"/>
         </w:rPr>
-        <w:t xml:space="preserve"> Gerekli yalıtım kalınlığının bölgeler arası oranı; kalın çizgi teorik oranı, ince çizgiler on sekiz alternatifin gerçekleşen oranını gösterir. Yayılımın tek kaynağı bir santimetreye yuvarlamadır</w:t>
-      </w:r>
-    </w:p>
-    <w:p>
-      <w:pPr>
-        <w:spacing w:after="0" w:before="0" w:line="360" w:lineRule="auto"/>
-        <w:jc w:val="center"/>
-      </w:pPr>
-      <w:r>
-        <w:rPr>
-          <w:rFonts w:ascii="Times New Roman" w:cs="Times New Roman" w:eastAsia="Times New Roman" w:hAnsi="Times New Roman"/>
-          <w:b w:val="false"/>
-          <w:bCs w:val="false"/>
-          <w:i/>
-          <w:iCs/>
+        <w:t xml:space="preserve"> Gerekli yalıtım kalınlığının bölgeler arası oranı; kalın çizgi teorik oranı, ince çizgiler on sekiz alternatifin gerçekleşen oranını gösterir. Yayılımın tek kaynağı bir santimetreye yuvarlamadır </w:t>
+      </w:r>
+      <w:r>
+        <w:rPr>
+          <w:rFonts w:ascii="Times New Roman" w:cs="Times New Roman" w:eastAsia="Times New Roman" w:hAnsi="Times New Roman"/>
+          <w:b/>
+          <w:bCs/>
+          <w:i w:val="false"/>
+          <w:iCs w:val="false"/>
           <w:sz w:val="16"/>
           <w:szCs w:val="16"/>
         </w:rPr>
-        <w:t xml:space="preserve">(Figure 2. Inter-zone ratio of required insulation thickness; the bold line is the theoretical ratio and the thin lines the realised ratios of eighteen alternatives. The spread arises solely from rounding to one centimetre)</w:t>
+        <w:t xml:space="preserve">(Inter-zone ratio of required insulation thickness; the bold line is the theoretical ratio and the thin lines the realised ratios of eighteen alternatives. The spread arises solely from rounding to one centimetre)</w:t>
       </w:r>
     </w:p>
     <w:p>
@@ -8979,66 +9074,8 @@
           <w:sz w:val="18"/>
           <w:szCs w:val="18"/>
         </w:rPr>
-        <w:t xml:space="preserve">3.2. Bölge etkisini üreten mekanizmalar</w:t>
-      </w:r>
-    </w:p>
-    <w:p>
-      <w:pPr>
-        <w:spacing w:after="0" w:before="0" w:line="360" w:lineRule="auto"/>
-        <w:jc w:val="both"/>
-      </w:pPr>
-      <w:r>
-        <w:rPr>
-          <w:rFonts w:ascii="Times New Roman" w:cs="Times New Roman" w:eastAsia="Times New Roman" w:hAnsi="Times New Roman"/>
-          <w:b w:val="false"/>
-          <w:bCs w:val="false"/>
-          <w:i w:val="false"/>
-          <w:iCs w:val="false"/>
-          <w:sz w:val="18"/>
-          <w:szCs w:val="18"/>
-        </w:rPr>
-        <w:t xml:space="preserve">Derece gün değerleri bölgeler arasında tek yönlü ve düzgün bir gradyan göstermektedir (Çizelge 4). Uygulanabilirlik kısıtı, 1–4. bölgelerde eleme yapmazken 5. ve 6. bölgelerde dört alternatifi elemektedir: kenevir-kireç, saman balya, pirinç kavuzu paneli ve fındık kabuğu paneli. Elenenlerin tamamı yüksek ısı iletkenlikli, hacimli biyo-esaslı ürünlerdir.</w:t>
-      </w:r>
-    </w:p>
-    <w:p>
-      <w:pPr>
-        <w:spacing w:after="0" w:before="0" w:line="360" w:lineRule="auto"/>
-      </w:pPr>
-      <w:r>
-        <w:rPr>
-          <w:rFonts w:ascii="Times New Roman" w:cs="Times New Roman" w:eastAsia="Times New Roman" w:hAnsi="Times New Roman"/>
-          <w:b w:val="false"/>
-          <w:bCs w:val="false"/>
-          <w:i w:val="false"/>
-          <w:iCs w:val="false"/>
-          <w:sz w:val="18"/>
-          <w:szCs w:val="18"/>
-        </w:rPr>
-        <w:t xml:space="preserve"/>
-      </w:r>
-    </w:p>
-    <w:p>
-      <w:pPr>
-        <w:spacing w:after="0" w:before="0" w:line="360" w:lineRule="auto"/>
-      </w:pPr>
-      <w:r>
-        <w:rPr>
-          <w:rFonts w:ascii="Times New Roman" w:cs="Times New Roman" w:eastAsia="Times New Roman" w:hAnsi="Times New Roman"/>
-          <w:b w:val="false"/>
-          <w:bCs w:val="false"/>
-          <w:i w:val="false"/>
-          <w:iCs w:val="false"/>
-          <w:sz w:val="18"/>
-          <w:szCs w:val="18"/>
-        </w:rPr>
-        <w:t xml:space="preserve"/>
-      </w:r>
-    </w:p>
-    <w:p>
-      <w:pPr>
-        <w:spacing w:after="0" w:before="0" w:line="360" w:lineRule="auto"/>
-        <w:jc w:val="left"/>
-      </w:pPr>
+        <w:t xml:space="preserve">3.2. Bölge Etkisini Üreten Mekanizmalar </w:t>
+      </w:r>
       <w:r>
         <w:rPr>
           <w:rFonts w:ascii="Times New Roman" w:cs="Times New Roman" w:eastAsia="Times New Roman" w:hAnsi="Times New Roman"/>
@@ -9046,40 +9083,104 @@
           <w:bCs/>
           <w:i w:val="false"/>
           <w:iCs w:val="false"/>
-          <w:sz w:val="18"/>
-          <w:szCs w:val="18"/>
-        </w:rPr>
-        <w:t xml:space="preserve">Çizelge 4.</w:t>
-      </w:r>
-      <w:r>
-        <w:rPr>
-          <w:rFonts w:ascii="Times New Roman" w:cs="Times New Roman" w:eastAsia="Times New Roman" w:hAnsi="Times New Roman"/>
-          <w:b w:val="false"/>
-          <w:bCs w:val="false"/>
-          <w:i w:val="false"/>
-          <w:iCs w:val="false"/>
-          <w:sz w:val="18"/>
-          <w:szCs w:val="18"/>
-        </w:rPr>
-        <w:t xml:space="preserve"> Bölgelerin ısıtma ve soğutma derece günleri</w:t>
-      </w:r>
-    </w:p>
-    <w:p>
-      <w:pPr>
-        <w:spacing w:after="0" w:before="0" w:line="360" w:lineRule="auto"/>
-        <w:jc w:val="left"/>
-      </w:pPr>
-      <w:r>
-        <w:rPr>
-          <w:rFonts w:ascii="Times New Roman" w:cs="Times New Roman" w:eastAsia="Times New Roman" w:hAnsi="Times New Roman"/>
-          <w:b w:val="false"/>
-          <w:bCs w:val="false"/>
-          <w:i/>
-          <w:iCs/>
           <w:sz w:val="16"/>
           <w:szCs w:val="16"/>
         </w:rPr>
-        <w:t xml:space="preserve">(Table 4. Heating and cooling degree days of the zones)</w:t>
+        <w:t xml:space="preserve">(Mechanisms Producing the Zone Effect)</w:t>
+      </w:r>
+    </w:p>
+    <w:p>
+      <w:pPr>
+        <w:spacing w:after="0" w:before="0" w:line="360" w:lineRule="auto"/>
+        <w:jc w:val="both"/>
+      </w:pPr>
+      <w:r>
+        <w:rPr>
+          <w:rFonts w:ascii="Times New Roman" w:cs="Times New Roman" w:eastAsia="Times New Roman" w:hAnsi="Times New Roman"/>
+          <w:b w:val="false"/>
+          <w:bCs w:val="false"/>
+          <w:i w:val="false"/>
+          <w:iCs w:val="false"/>
+          <w:sz w:val="18"/>
+          <w:szCs w:val="18"/>
+        </w:rPr>
+        <w:t xml:space="preserve">Derece gün değerleri bölgeler arasında tek yönlü ve düzgün bir gradyan göstermektedir (Tablo 4). Uygulanabilirlik kısıtı, 1–4. bölgelerde eleme yapmazken 5. ve 6. bölgelerde dört alternatifi elemektedir: kenevir-kireç, saman balya, pirinç kavuzu paneli ve fındık kabuğu paneli. Elenenlerin tamamı yüksek ısı iletkenlikli, hacimli biyo-esaslı ürünlerdir.</w:t>
+      </w:r>
+    </w:p>
+    <w:p>
+      <w:pPr>
+        <w:spacing w:after="0" w:before="0" w:line="360" w:lineRule="auto"/>
+      </w:pPr>
+      <w:r>
+        <w:rPr>
+          <w:rFonts w:ascii="Times New Roman" w:cs="Times New Roman" w:eastAsia="Times New Roman" w:hAnsi="Times New Roman"/>
+          <w:b w:val="false"/>
+          <w:bCs w:val="false"/>
+          <w:i w:val="false"/>
+          <w:iCs w:val="false"/>
+          <w:sz w:val="18"/>
+          <w:szCs w:val="18"/>
+        </w:rPr>
+        <w:t xml:space="preserve"/>
+      </w:r>
+    </w:p>
+    <w:p>
+      <w:pPr>
+        <w:spacing w:after="0" w:before="0" w:line="360" w:lineRule="auto"/>
+      </w:pPr>
+      <w:r>
+        <w:rPr>
+          <w:rFonts w:ascii="Times New Roman" w:cs="Times New Roman" w:eastAsia="Times New Roman" w:hAnsi="Times New Roman"/>
+          <w:b w:val="false"/>
+          <w:bCs w:val="false"/>
+          <w:i w:val="false"/>
+          <w:iCs w:val="false"/>
+          <w:sz w:val="18"/>
+          <w:szCs w:val="18"/>
+        </w:rPr>
+        <w:t xml:space="preserve"/>
+      </w:r>
+    </w:p>
+    <w:p>
+      <w:pPr>
+        <w:spacing w:after="0" w:before="0" w:line="360" w:lineRule="auto"/>
+        <w:jc w:val="left"/>
+      </w:pPr>
+      <w:r>
+        <w:rPr>
+          <w:rFonts w:ascii="Times New Roman" w:cs="Times New Roman" w:eastAsia="Times New Roman" w:hAnsi="Times New Roman"/>
+          <w:b/>
+          <w:bCs/>
+          <w:i w:val="false"/>
+          <w:iCs w:val="false"/>
+          <w:sz w:val="18"/>
+          <w:szCs w:val="18"/>
+        </w:rPr>
+        <w:t xml:space="preserve">Tablo 4.</w:t>
+      </w:r>
+      <w:r>
+        <w:rPr>
+          <w:rFonts w:ascii="Times New Roman" w:cs="Times New Roman" w:eastAsia="Times New Roman" w:hAnsi="Times New Roman"/>
+          <w:b w:val="false"/>
+          <w:bCs w:val="false"/>
+          <w:i w:val="false"/>
+          <w:iCs w:val="false"/>
+          <w:sz w:val="18"/>
+          <w:szCs w:val="18"/>
+        </w:rPr>
+        <w:t xml:space="preserve"> Bölgelerin ısıtma ve soğutma derece günleri </w:t>
+      </w:r>
+      <w:r>
+        <w:rPr>
+          <w:rFonts w:ascii="Times New Roman" w:cs="Times New Roman" w:eastAsia="Times New Roman" w:hAnsi="Times New Roman"/>
+          <w:b/>
+          <w:bCs/>
+          <w:i w:val="false"/>
+          <w:iCs w:val="false"/>
+          <w:sz w:val="16"/>
+          <w:szCs w:val="16"/>
+        </w:rPr>
+        <w:t xml:space="preserve">(Heating and cooling degree days of the zones)</w:t>
       </w:r>
     </w:p>
     <w:tbl>
@@ -10104,25 +10205,19 @@
           <w:sz w:val="18"/>
           <w:szCs w:val="18"/>
         </w:rPr>
-        <w:t xml:space="preserve"> Mekanizmaların bölge etkisine katkısı; düşük korelasyon güçlü bölge etkisi anlamına gelir</w:t>
-      </w:r>
-    </w:p>
-    <w:p>
-      <w:pPr>
-        <w:spacing w:after="0" w:before="0" w:line="360" w:lineRule="auto"/>
-        <w:jc w:val="center"/>
-      </w:pPr>
-      <w:r>
-        <w:rPr>
-          <w:rFonts w:ascii="Times New Roman" w:cs="Times New Roman" w:eastAsia="Times New Roman" w:hAnsi="Times New Roman"/>
-          <w:b w:val="false"/>
-          <w:bCs w:val="false"/>
-          <w:i/>
-          <w:iCs/>
+        <w:t xml:space="preserve"> Mekanizmaların bölge etkisine katkısı; düşük korelasyon güçlü bölge etkisi anlamına gelir </w:t>
+      </w:r>
+      <w:r>
+        <w:rPr>
+          <w:rFonts w:ascii="Times New Roman" w:cs="Times New Roman" w:eastAsia="Times New Roman" w:hAnsi="Times New Roman"/>
+          <w:b/>
+          <w:bCs/>
+          <w:i w:val="false"/>
+          <w:iCs w:val="false"/>
           <w:sz w:val="16"/>
           <w:szCs w:val="16"/>
         </w:rPr>
-        <w:t xml:space="preserve">(Figure 3. Contribution of the mechanisms to the climate-zone effect; a lower correlation indicates a stronger zone effect)</w:t>
+        <w:t xml:space="preserve">(Contribution of the mechanisms to the climate-zone effect; a lower correlation indicates a stronger zone effect)</w:t>
       </w:r>
     </w:p>
     <w:p>
@@ -10209,66 +10304,8 @@
           <w:sz w:val="18"/>
           <w:szCs w:val="18"/>
         </w:rPr>
-        <w:t xml:space="preserve">3.3. Ağırlıklandırma yönteminin etkisi</w:t>
-      </w:r>
-    </w:p>
-    <w:p>
-      <w:pPr>
-        <w:spacing w:after="0" w:before="0" w:line="360" w:lineRule="auto"/>
-        <w:jc w:val="both"/>
-      </w:pPr>
-      <w:r>
-        <w:rPr>
-          <w:rFonts w:ascii="Times New Roman" w:cs="Times New Roman" w:eastAsia="Times New Roman" w:hAnsi="Times New Roman"/>
-          <w:b w:val="false"/>
-          <w:bCs w:val="false"/>
-          <w:i w:val="false"/>
-          <w:iCs w:val="false"/>
-          <w:sz w:val="18"/>
-          <w:szCs w:val="18"/>
-        </w:rPr>
-        <w:t xml:space="preserve">Ağırlıklandırma yöntemine göre en ağır ölçüt ve ilk üç sıra Çizelge 5'te verilmiştir. Entropi, ağırlığın yaklaşık üçte birini tek bir sıralı ölçüte, yangına tepki sınıfına vermektedir. Bu ölçütte mineral esaslı ürünler diğer alternatiflerden keskin biçimde ayrıldığı için, yayılıma duyarlı bir yöntem bu tek ölçüt üzerinden mineral yünleri öne çıkarmaktadır. CRITIC ve eşit ağırlık ise aynı tarımsal atık esaslı panelleri ilk sıralara koymaktadır.</w:t>
-      </w:r>
-    </w:p>
-    <w:p>
-      <w:pPr>
-        <w:spacing w:after="0" w:before="0" w:line="360" w:lineRule="auto"/>
-      </w:pPr>
-      <w:r>
-        <w:rPr>
-          <w:rFonts w:ascii="Times New Roman" w:cs="Times New Roman" w:eastAsia="Times New Roman" w:hAnsi="Times New Roman"/>
-          <w:b w:val="false"/>
-          <w:bCs w:val="false"/>
-          <w:i w:val="false"/>
-          <w:iCs w:val="false"/>
-          <w:sz w:val="18"/>
-          <w:szCs w:val="18"/>
-        </w:rPr>
-        <w:t xml:space="preserve"/>
-      </w:r>
-    </w:p>
-    <w:p>
-      <w:pPr>
-        <w:spacing w:after="0" w:before="0" w:line="360" w:lineRule="auto"/>
-      </w:pPr>
-      <w:r>
-        <w:rPr>
-          <w:rFonts w:ascii="Times New Roman" w:cs="Times New Roman" w:eastAsia="Times New Roman" w:hAnsi="Times New Roman"/>
-          <w:b w:val="false"/>
-          <w:bCs w:val="false"/>
-          <w:i w:val="false"/>
-          <w:iCs w:val="false"/>
-          <w:sz w:val="18"/>
-          <w:szCs w:val="18"/>
-        </w:rPr>
-        <w:t xml:space="preserve"/>
-      </w:r>
-    </w:p>
-    <w:p>
-      <w:pPr>
-        <w:spacing w:after="0" w:before="0" w:line="360" w:lineRule="auto"/>
-        <w:jc w:val="left"/>
-      </w:pPr>
+        <w:t xml:space="preserve">3.3. Ağırlıklandırma Yönteminin Etkisi </w:t>
+      </w:r>
       <w:r>
         <w:rPr>
           <w:rFonts w:ascii="Times New Roman" w:cs="Times New Roman" w:eastAsia="Times New Roman" w:hAnsi="Times New Roman"/>
@@ -10276,40 +10313,104 @@
           <w:bCs/>
           <w:i w:val="false"/>
           <w:iCs w:val="false"/>
-          <w:sz w:val="18"/>
-          <w:szCs w:val="18"/>
-        </w:rPr>
-        <w:t xml:space="preserve">Çizelge 5.</w:t>
-      </w:r>
-      <w:r>
-        <w:rPr>
-          <w:rFonts w:ascii="Times New Roman" w:cs="Times New Roman" w:eastAsia="Times New Roman" w:hAnsi="Times New Roman"/>
-          <w:b w:val="false"/>
-          <w:bCs w:val="false"/>
-          <w:i w:val="false"/>
-          <w:iCs w:val="false"/>
-          <w:sz w:val="18"/>
-          <w:szCs w:val="18"/>
-        </w:rPr>
-        <w:t xml:space="preserve"> Ağırlıklandırma yöntemine göre en ağır ölçüt ve ilk üç sıra</w:t>
-      </w:r>
-    </w:p>
-    <w:p>
-      <w:pPr>
-        <w:spacing w:after="0" w:before="0" w:line="360" w:lineRule="auto"/>
-        <w:jc w:val="left"/>
-      </w:pPr>
-      <w:r>
-        <w:rPr>
-          <w:rFonts w:ascii="Times New Roman" w:cs="Times New Roman" w:eastAsia="Times New Roman" w:hAnsi="Times New Roman"/>
-          <w:b w:val="false"/>
-          <w:bCs w:val="false"/>
-          <w:i/>
-          <w:iCs/>
           <w:sz w:val="16"/>
           <w:szCs w:val="16"/>
         </w:rPr>
-        <w:t xml:space="preserve">(Table 5. Heaviest criterion and top three alternatives by weighting method)</w:t>
+        <w:t xml:space="preserve">(Effect of the Weighting Method)</w:t>
+      </w:r>
+    </w:p>
+    <w:p>
+      <w:pPr>
+        <w:spacing w:after="0" w:before="0" w:line="360" w:lineRule="auto"/>
+        <w:jc w:val="both"/>
+      </w:pPr>
+      <w:r>
+        <w:rPr>
+          <w:rFonts w:ascii="Times New Roman" w:cs="Times New Roman" w:eastAsia="Times New Roman" w:hAnsi="Times New Roman"/>
+          <w:b w:val="false"/>
+          <w:bCs w:val="false"/>
+          <w:i w:val="false"/>
+          <w:iCs w:val="false"/>
+          <w:sz w:val="18"/>
+          <w:szCs w:val="18"/>
+        </w:rPr>
+        <w:t xml:space="preserve">Ağırlıklandırma yöntemine göre en ağır ölçüt ve ilk üç sıra Tablo 5'te verilmiştir. Entropi, ağırlığın yaklaşık üçte birini tek bir sıralı ölçüte, yangına tepki sınıfına vermektedir. Bu ölçütte mineral esaslı ürünler diğer alternatiflerden keskin biçimde ayrıldığı için, yayılıma duyarlı bir yöntem bu tek ölçüt üzerinden mineral yünleri öne çıkarmaktadır. CRITIC ve eşit ağırlık ise aynı tarımsal atık esaslı panelleri ilk sıralara koymaktadır.</w:t>
+      </w:r>
+    </w:p>
+    <w:p>
+      <w:pPr>
+        <w:spacing w:after="0" w:before="0" w:line="360" w:lineRule="auto"/>
+      </w:pPr>
+      <w:r>
+        <w:rPr>
+          <w:rFonts w:ascii="Times New Roman" w:cs="Times New Roman" w:eastAsia="Times New Roman" w:hAnsi="Times New Roman"/>
+          <w:b w:val="false"/>
+          <w:bCs w:val="false"/>
+          <w:i w:val="false"/>
+          <w:iCs w:val="false"/>
+          <w:sz w:val="18"/>
+          <w:szCs w:val="18"/>
+        </w:rPr>
+        <w:t xml:space="preserve"/>
+      </w:r>
+    </w:p>
+    <w:p>
+      <w:pPr>
+        <w:spacing w:after="0" w:before="0" w:line="360" w:lineRule="auto"/>
+      </w:pPr>
+      <w:r>
+        <w:rPr>
+          <w:rFonts w:ascii="Times New Roman" w:cs="Times New Roman" w:eastAsia="Times New Roman" w:hAnsi="Times New Roman"/>
+          <w:b w:val="false"/>
+          <w:bCs w:val="false"/>
+          <w:i w:val="false"/>
+          <w:iCs w:val="false"/>
+          <w:sz w:val="18"/>
+          <w:szCs w:val="18"/>
+        </w:rPr>
+        <w:t xml:space="preserve"/>
+      </w:r>
+    </w:p>
+    <w:p>
+      <w:pPr>
+        <w:spacing w:after="0" w:before="0" w:line="360" w:lineRule="auto"/>
+        <w:jc w:val="left"/>
+      </w:pPr>
+      <w:r>
+        <w:rPr>
+          <w:rFonts w:ascii="Times New Roman" w:cs="Times New Roman" w:eastAsia="Times New Roman" w:hAnsi="Times New Roman"/>
+          <w:b/>
+          <w:bCs/>
+          <w:i w:val="false"/>
+          <w:iCs w:val="false"/>
+          <w:sz w:val="18"/>
+          <w:szCs w:val="18"/>
+        </w:rPr>
+        <w:t xml:space="preserve">Tablo 5.</w:t>
+      </w:r>
+      <w:r>
+        <w:rPr>
+          <w:rFonts w:ascii="Times New Roman" w:cs="Times New Roman" w:eastAsia="Times New Roman" w:hAnsi="Times New Roman"/>
+          <w:b w:val="false"/>
+          <w:bCs w:val="false"/>
+          <w:i w:val="false"/>
+          <w:iCs w:val="false"/>
+          <w:sz w:val="18"/>
+          <w:szCs w:val="18"/>
+        </w:rPr>
+        <w:t xml:space="preserve"> Ağırlıklandırma yöntemine göre en ağır ölçüt ve ilk üç sıra </w:t>
+      </w:r>
+      <w:r>
+        <w:rPr>
+          <w:rFonts w:ascii="Times New Roman" w:cs="Times New Roman" w:eastAsia="Times New Roman" w:hAnsi="Times New Roman"/>
+          <w:b/>
+          <w:bCs/>
+          <w:i w:val="false"/>
+          <w:iCs w:val="false"/>
+          <w:sz w:val="16"/>
+          <w:szCs w:val="16"/>
+        </w:rPr>
+        <w:t xml:space="preserve">(Heaviest criterion and top three alternatives by weighting method)</w:t>
       </w:r>
     </w:p>
     <w:tbl>
@@ -11276,66 +11377,8 @@
           <w:sz w:val="18"/>
           <w:szCs w:val="18"/>
         </w:rPr>
-        <w:t xml:space="preserve">3.4. Sistem sınırının etkisi</w:t>
-      </w:r>
-    </w:p>
-    <w:p>
-      <w:pPr>
-        <w:spacing w:after="0" w:before="0" w:line="360" w:lineRule="auto"/>
-        <w:jc w:val="both"/>
-      </w:pPr>
-      <w:r>
-        <w:rPr>
-          <w:rFonts w:ascii="Times New Roman" w:cs="Times New Roman" w:eastAsia="Times New Roman" w:hAnsi="Times New Roman"/>
-          <w:b w:val="false"/>
-          <w:bCs w:val="false"/>
-          <w:i w:val="false"/>
-          <w:iCs w:val="false"/>
-          <w:sz w:val="18"/>
-          <w:szCs w:val="18"/>
-        </w:rPr>
-        <w:t xml:space="preserve">Yaşam döngüsü modülleri incelendiğinde, biyo-esaslı malzemelerin A1–A3'te aldığı biyojenik karbonun C3'te yeniden salındığı görülmektedir. Altı malzemede alım ve salım ±0,04 kgCO₂e/kg içinde birbirini götürmektedir. Sistem sınırına göre yaşam döngüsü karbonu Çizelge 6'da, sıralama değişimi Şekil 4'te verilmiştir.</w:t>
-      </w:r>
-    </w:p>
-    <w:p>
-      <w:pPr>
-        <w:spacing w:after="0" w:before="0" w:line="360" w:lineRule="auto"/>
-      </w:pPr>
-      <w:r>
-        <w:rPr>
-          <w:rFonts w:ascii="Times New Roman" w:cs="Times New Roman" w:eastAsia="Times New Roman" w:hAnsi="Times New Roman"/>
-          <w:b w:val="false"/>
-          <w:bCs w:val="false"/>
-          <w:i w:val="false"/>
-          <w:iCs w:val="false"/>
-          <w:sz w:val="18"/>
-          <w:szCs w:val="18"/>
-        </w:rPr>
-        <w:t xml:space="preserve"/>
-      </w:r>
-    </w:p>
-    <w:p>
-      <w:pPr>
-        <w:spacing w:after="0" w:before="0" w:line="360" w:lineRule="auto"/>
-      </w:pPr>
-      <w:r>
-        <w:rPr>
-          <w:rFonts w:ascii="Times New Roman" w:cs="Times New Roman" w:eastAsia="Times New Roman" w:hAnsi="Times New Roman"/>
-          <w:b w:val="false"/>
-          <w:bCs w:val="false"/>
-          <w:i w:val="false"/>
-          <w:iCs w:val="false"/>
-          <w:sz w:val="18"/>
-          <w:szCs w:val="18"/>
-        </w:rPr>
-        <w:t xml:space="preserve"/>
-      </w:r>
-    </w:p>
-    <w:p>
-      <w:pPr>
-        <w:spacing w:after="0" w:before="0" w:line="360" w:lineRule="auto"/>
-        <w:jc w:val="left"/>
-      </w:pPr>
+        <w:t xml:space="preserve">3.4. Sistem Sınırının Etkisi </w:t>
+      </w:r>
       <w:r>
         <w:rPr>
           <w:rFonts w:ascii="Times New Roman" w:cs="Times New Roman" w:eastAsia="Times New Roman" w:hAnsi="Times New Roman"/>
@@ -11343,40 +11386,104 @@
           <w:bCs/>
           <w:i w:val="false"/>
           <w:iCs w:val="false"/>
-          <w:sz w:val="18"/>
-          <w:szCs w:val="18"/>
-        </w:rPr>
-        <w:t xml:space="preserve">Çizelge 6.</w:t>
-      </w:r>
-      <w:r>
-        <w:rPr>
-          <w:rFonts w:ascii="Times New Roman" w:cs="Times New Roman" w:eastAsia="Times New Roman" w:hAnsi="Times New Roman"/>
-          <w:b w:val="false"/>
-          <w:bCs w:val="false"/>
-          <w:i w:val="false"/>
-          <w:iCs w:val="false"/>
-          <w:sz w:val="18"/>
-          <w:szCs w:val="18"/>
-        </w:rPr>
-        <w:t xml:space="preserve"> Sistem sınırına göre yaşam döngüsü karbonu (kgCO₂e/kg)</w:t>
-      </w:r>
-    </w:p>
-    <w:p>
-      <w:pPr>
-        <w:spacing w:after="0" w:before="0" w:line="360" w:lineRule="auto"/>
-        <w:jc w:val="left"/>
-      </w:pPr>
-      <w:r>
-        <w:rPr>
-          <w:rFonts w:ascii="Times New Roman" w:cs="Times New Roman" w:eastAsia="Times New Roman" w:hAnsi="Times New Roman"/>
-          <w:b w:val="false"/>
-          <w:bCs w:val="false"/>
-          <w:i/>
-          <w:iCs/>
           <w:sz w:val="16"/>
           <w:szCs w:val="16"/>
         </w:rPr>
-        <w:t xml:space="preserve">(Table 6. Life-cycle carbon by system boundary)</w:t>
+        <w:t xml:space="preserve">(Effect of the System Boundary)</w:t>
+      </w:r>
+    </w:p>
+    <w:p>
+      <w:pPr>
+        <w:spacing w:after="0" w:before="0" w:line="360" w:lineRule="auto"/>
+        <w:jc w:val="both"/>
+      </w:pPr>
+      <w:r>
+        <w:rPr>
+          <w:rFonts w:ascii="Times New Roman" w:cs="Times New Roman" w:eastAsia="Times New Roman" w:hAnsi="Times New Roman"/>
+          <w:b w:val="false"/>
+          <w:bCs w:val="false"/>
+          <w:i w:val="false"/>
+          <w:iCs w:val="false"/>
+          <w:sz w:val="18"/>
+          <w:szCs w:val="18"/>
+        </w:rPr>
+        <w:t xml:space="preserve">Yaşam döngüsü modülleri incelendiğinde, biyo-esaslı malzemelerin A1–A3'te aldığı biyojenik karbonun C3'te yeniden salındığı görülmektedir. Altı malzemede alım ve salım ±0,04 kgCO₂e/kg içinde birbirini götürmektedir. Sistem sınırına göre yaşam döngüsü karbonu Tablo 6'da, sıralama değişimi Şekil 4'te verilmiştir.</w:t>
+      </w:r>
+    </w:p>
+    <w:p>
+      <w:pPr>
+        <w:spacing w:after="0" w:before="0" w:line="360" w:lineRule="auto"/>
+      </w:pPr>
+      <w:r>
+        <w:rPr>
+          <w:rFonts w:ascii="Times New Roman" w:cs="Times New Roman" w:eastAsia="Times New Roman" w:hAnsi="Times New Roman"/>
+          <w:b w:val="false"/>
+          <w:bCs w:val="false"/>
+          <w:i w:val="false"/>
+          <w:iCs w:val="false"/>
+          <w:sz w:val="18"/>
+          <w:szCs w:val="18"/>
+        </w:rPr>
+        <w:t xml:space="preserve"/>
+      </w:r>
+    </w:p>
+    <w:p>
+      <w:pPr>
+        <w:spacing w:after="0" w:before="0" w:line="360" w:lineRule="auto"/>
+      </w:pPr>
+      <w:r>
+        <w:rPr>
+          <w:rFonts w:ascii="Times New Roman" w:cs="Times New Roman" w:eastAsia="Times New Roman" w:hAnsi="Times New Roman"/>
+          <w:b w:val="false"/>
+          <w:bCs w:val="false"/>
+          <w:i w:val="false"/>
+          <w:iCs w:val="false"/>
+          <w:sz w:val="18"/>
+          <w:szCs w:val="18"/>
+        </w:rPr>
+        <w:t xml:space="preserve"/>
+      </w:r>
+    </w:p>
+    <w:p>
+      <w:pPr>
+        <w:spacing w:after="0" w:before="0" w:line="360" w:lineRule="auto"/>
+        <w:jc w:val="left"/>
+      </w:pPr>
+      <w:r>
+        <w:rPr>
+          <w:rFonts w:ascii="Times New Roman" w:cs="Times New Roman" w:eastAsia="Times New Roman" w:hAnsi="Times New Roman"/>
+          <w:b/>
+          <w:bCs/>
+          <w:i w:val="false"/>
+          <w:iCs w:val="false"/>
+          <w:sz w:val="18"/>
+          <w:szCs w:val="18"/>
+        </w:rPr>
+        <w:t xml:space="preserve">Tablo 6.</w:t>
+      </w:r>
+      <w:r>
+        <w:rPr>
+          <w:rFonts w:ascii="Times New Roman" w:cs="Times New Roman" w:eastAsia="Times New Roman" w:hAnsi="Times New Roman"/>
+          <w:b w:val="false"/>
+          <w:bCs w:val="false"/>
+          <w:i w:val="false"/>
+          <w:iCs w:val="false"/>
+          <w:sz w:val="18"/>
+          <w:szCs w:val="18"/>
+        </w:rPr>
+        <w:t xml:space="preserve"> Sistem sınırına göre yaşam döngüsü karbonu (kgCO₂e/kg) </w:t>
+      </w:r>
+      <w:r>
+        <w:rPr>
+          <w:rFonts w:ascii="Times New Roman" w:cs="Times New Roman" w:eastAsia="Times New Roman" w:hAnsi="Times New Roman"/>
+          <w:b/>
+          <w:bCs/>
+          <w:i w:val="false"/>
+          <w:iCs w:val="false"/>
+          <w:sz w:val="16"/>
+          <w:szCs w:val="16"/>
+        </w:rPr>
+        <w:t xml:space="preserve">(Life-cycle carbon by system boundary)</w:t>
       </w:r>
     </w:p>
     <w:tbl>
@@ -13023,25 +13130,19 @@
           <w:sz w:val="18"/>
           <w:szCs w:val="18"/>
         </w:rPr>
-        <w:t xml:space="preserve"> Sistem sınırının sıralamaya etkisi (1. bölge, CRITIC ağırlıklandırma)</w:t>
-      </w:r>
-    </w:p>
-    <w:p>
-      <w:pPr>
-        <w:spacing w:after="0" w:before="0" w:line="360" w:lineRule="auto"/>
-        <w:jc w:val="center"/>
-      </w:pPr>
-      <w:r>
-        <w:rPr>
-          <w:rFonts w:ascii="Times New Roman" w:cs="Times New Roman" w:eastAsia="Times New Roman" w:hAnsi="Times New Roman"/>
-          <w:b w:val="false"/>
-          <w:bCs w:val="false"/>
-          <w:i/>
-          <w:iCs/>
+        <w:t xml:space="preserve"> Sistem sınırının sıralamaya etkisi (1. bölge, CRITIC ağırlıklandırma) </w:t>
+      </w:r>
+      <w:r>
+        <w:rPr>
+          <w:rFonts w:ascii="Times New Roman" w:cs="Times New Roman" w:eastAsia="Times New Roman" w:hAnsi="Times New Roman"/>
+          <w:b/>
+          <w:bCs/>
+          <w:i w:val="false"/>
+          <w:iCs w:val="false"/>
           <w:sz w:val="16"/>
           <w:szCs w:val="16"/>
         </w:rPr>
-        <w:t xml:space="preserve">(Figure 4. Effect of the system boundary on the ranking (zone 1, CRITIC weighting))</w:t>
+        <w:t xml:space="preserve">(Effect of the system boundary on the ranking (zone 1, CRITIC weighting))</w:t>
       </w:r>
     </w:p>
     <w:p>
@@ -13221,25 +13322,19 @@
           <w:sz w:val="18"/>
           <w:szCs w:val="18"/>
         </w:rPr>
-        <w:t xml:space="preserve"> Biyo-esaslı üstünlüğün kaybolduğu yaşam sonu salım oranı eşiği; eşiğin üzerinde camyünü birinci sıradadır</w:t>
-      </w:r>
-    </w:p>
-    <w:p>
-      <w:pPr>
-        <w:spacing w:after="0" w:before="0" w:line="360" w:lineRule="auto"/>
-        <w:jc w:val="center"/>
-      </w:pPr>
-      <w:r>
-        <w:rPr>
-          <w:rFonts w:ascii="Times New Roman" w:cs="Times New Roman" w:eastAsia="Times New Roman" w:hAnsi="Times New Roman"/>
-          <w:b w:val="false"/>
-          <w:bCs w:val="false"/>
-          <w:i/>
-          <w:iCs/>
+        <w:t xml:space="preserve"> Biyo-esaslı üstünlüğün kaybolduğu yaşam sonu salım oranı eşiği; eşiğin üzerinde camyünü birinci sıradadır </w:t>
+      </w:r>
+      <w:r>
+        <w:rPr>
+          <w:rFonts w:ascii="Times New Roman" w:cs="Times New Roman" w:eastAsia="Times New Roman" w:hAnsi="Times New Roman"/>
+          <w:b/>
+          <w:bCs/>
+          <w:i w:val="false"/>
+          <w:iCs w:val="false"/>
           <w:sz w:val="16"/>
           <w:szCs w:val="16"/>
         </w:rPr>
-        <w:t xml:space="preserve">(Figure 5. Threshold end-of-life release fraction at which the bio-based advantage disappears; above the threshold glass wool ranks first)</w:t>
+        <w:t xml:space="preserve">(Threshold end-of-life release fraction at which the bio-based advantage disappears; above the threshold glass wool ranks first)</w:t>
       </w:r>
     </w:p>
     <w:p>
@@ -13326,101 +13421,8 @@
           <w:sz w:val="18"/>
           <w:szCs w:val="18"/>
         </w:rPr>
-        <w:t xml:space="preserve">3.5. Isıl kütlenin enerji ihtiyacına etkisi</w:t>
-      </w:r>
-    </w:p>
-    <w:p>
-      <w:pPr>
-        <w:spacing w:after="0" w:before="0" w:line="360" w:lineRule="auto"/>
-        <w:jc w:val="both"/>
-      </w:pPr>
-      <w:r>
-        <w:rPr>
-          <w:rFonts w:ascii="Times New Roman" w:cs="Times New Roman" w:eastAsia="Times New Roman" w:hAnsi="Times New Roman"/>
-          <w:b w:val="false"/>
-          <w:bCs w:val="false"/>
-          <w:i w:val="false"/>
-          <w:iCs w:val="false"/>
-          <w:sz w:val="18"/>
-          <w:szCs w:val="18"/>
-        </w:rPr>
-        <w:t xml:space="preserve">Kurgu A'da, yani kullanım faktörünün zaman sabitinden bağımsız olduğu durumda, on sekiz alternatifin tamamı birebir aynı yıllık ısıtma enerjisi ihtiyacını vermektedir; malzemeler arası yayılım tam olarak sıfırdır. Bu beklenen sonuçtur: sabit U hedefi altında özgül ısı kaybı malzemeden bağımsızdır ve zaman sabitinden bağımsız bir kullanım faktörü ısıl kütleyi görmez.</w:t>
-      </w:r>
-    </w:p>
-    <w:p>
-      <w:pPr>
-        <w:spacing w:after="0" w:before="0" w:line="360" w:lineRule="auto"/>
-      </w:pPr>
-      <w:r>
-        <w:rPr>
-          <w:rFonts w:ascii="Times New Roman" w:cs="Times New Roman" w:eastAsia="Times New Roman" w:hAnsi="Times New Roman"/>
-          <w:b w:val="false"/>
-          <w:bCs w:val="false"/>
-          <w:i w:val="false"/>
-          <w:iCs w:val="false"/>
-          <w:sz w:val="18"/>
-          <w:szCs w:val="18"/>
-        </w:rPr>
-        <w:t xml:space="preserve"/>
-      </w:r>
-    </w:p>
-    <w:p>
-      <w:pPr>
-        <w:spacing w:after="0" w:before="0" w:line="360" w:lineRule="auto"/>
-        <w:jc w:val="both"/>
-      </w:pPr>
-      <w:r>
-        <w:rPr>
-          <w:rFonts w:ascii="Times New Roman" w:cs="Times New Roman" w:eastAsia="Times New Roman" w:hAnsi="Times New Roman"/>
-          <w:b w:val="false"/>
-          <w:bCs w:val="false"/>
-          <w:i w:val="false"/>
-          <w:iCs w:val="false"/>
-          <w:sz w:val="18"/>
-          <w:szCs w:val="18"/>
-        </w:rPr>
-        <w:t xml:space="preserve">Kurgu B'de fark oluşmaktadır. Referans konutun bölgelere göre enerji ihtiyacı ve ısıl kütlenin katkısı Çizelge 7'de, karşılaştırma Şekil 6'da verilmiştir. Isıl kütlenin en hafif ile en ağır alternatif arasında yarattığı yıllık enerji farkı 1,94 ile 2,89 kWh/m²·yıl arasındadır; bölgeler arası değişim yaklaşık 1,5 kattır.</w:t>
-      </w:r>
-    </w:p>
-    <w:p>
-      <w:pPr>
-        <w:spacing w:after="0" w:before="0" w:line="360" w:lineRule="auto"/>
-      </w:pPr>
-      <w:r>
-        <w:rPr>
-          <w:rFonts w:ascii="Times New Roman" w:cs="Times New Roman" w:eastAsia="Times New Roman" w:hAnsi="Times New Roman"/>
-          <w:b w:val="false"/>
-          <w:bCs w:val="false"/>
-          <w:i w:val="false"/>
-          <w:iCs w:val="false"/>
-          <w:sz w:val="18"/>
-          <w:szCs w:val="18"/>
-        </w:rPr>
-        <w:t xml:space="preserve"/>
-      </w:r>
-    </w:p>
-    <w:p>
-      <w:pPr>
-        <w:spacing w:after="0" w:before="0" w:line="360" w:lineRule="auto"/>
-      </w:pPr>
-      <w:r>
-        <w:rPr>
-          <w:rFonts w:ascii="Times New Roman" w:cs="Times New Roman" w:eastAsia="Times New Roman" w:hAnsi="Times New Roman"/>
-          <w:b w:val="false"/>
-          <w:bCs w:val="false"/>
-          <w:i w:val="false"/>
-          <w:iCs w:val="false"/>
-          <w:sz w:val="18"/>
-          <w:szCs w:val="18"/>
-        </w:rPr>
-        <w:t xml:space="preserve"/>
-      </w:r>
-    </w:p>
-    <w:p>
-      <w:pPr>
-        <w:spacing w:after="0" w:before="0" w:line="360" w:lineRule="auto"/>
-        <w:jc w:val="left"/>
-      </w:pPr>
+        <w:t xml:space="preserve">3.5. Isıl Kütlenin Enerji İhtiyacına Etkisi </w:t>
+      </w:r>
       <w:r>
         <w:rPr>
           <w:rFonts w:ascii="Times New Roman" w:cs="Times New Roman" w:eastAsia="Times New Roman" w:hAnsi="Times New Roman"/>
@@ -13428,40 +13430,139 @@
           <w:bCs/>
           <w:i w:val="false"/>
           <w:iCs w:val="false"/>
-          <w:sz w:val="18"/>
-          <w:szCs w:val="18"/>
-        </w:rPr>
-        <w:t xml:space="preserve">Çizelge 7.</w:t>
-      </w:r>
-      <w:r>
-        <w:rPr>
-          <w:rFonts w:ascii="Times New Roman" w:cs="Times New Roman" w:eastAsia="Times New Roman" w:hAnsi="Times New Roman"/>
-          <w:b w:val="false"/>
-          <w:bCs w:val="false"/>
-          <w:i w:val="false"/>
-          <w:iCs w:val="false"/>
-          <w:sz w:val="18"/>
-          <w:szCs w:val="18"/>
-        </w:rPr>
-        <w:t xml:space="preserve"> Referans konutun enerji ihtiyacı ve ısıl kütlenin katkısı</w:t>
-      </w:r>
-    </w:p>
-    <w:p>
-      <w:pPr>
-        <w:spacing w:after="0" w:before="0" w:line="360" w:lineRule="auto"/>
-        <w:jc w:val="left"/>
-      </w:pPr>
-      <w:r>
-        <w:rPr>
-          <w:rFonts w:ascii="Times New Roman" w:cs="Times New Roman" w:eastAsia="Times New Roman" w:hAnsi="Times New Roman"/>
-          <w:b w:val="false"/>
-          <w:bCs w:val="false"/>
-          <w:i/>
-          <w:iCs/>
           <w:sz w:val="16"/>
           <w:szCs w:val="16"/>
         </w:rPr>
-        <w:t xml:space="preserve">(Table 7. Energy demand of the reference dwelling and the contribution of thermal mass)</w:t>
+        <w:t xml:space="preserve">(Effect of Thermal Mass on Energy Demand)</w:t>
+      </w:r>
+    </w:p>
+    <w:p>
+      <w:pPr>
+        <w:spacing w:after="0" w:before="0" w:line="360" w:lineRule="auto"/>
+        <w:jc w:val="both"/>
+      </w:pPr>
+      <w:r>
+        <w:rPr>
+          <w:rFonts w:ascii="Times New Roman" w:cs="Times New Roman" w:eastAsia="Times New Roman" w:hAnsi="Times New Roman"/>
+          <w:b w:val="false"/>
+          <w:bCs w:val="false"/>
+          <w:i w:val="false"/>
+          <w:iCs w:val="false"/>
+          <w:sz w:val="18"/>
+          <w:szCs w:val="18"/>
+        </w:rPr>
+        <w:t xml:space="preserve">Kurgu A'da, yani kullanım faktörünün zaman sabitinden bağımsız olduğu durumda, on sekiz alternatifin tamamı birebir aynı yıllık ısıtma enerjisi ihtiyacını vermektedir; malzemeler arası yayılım tam olarak sıfırdır. Bu beklenen sonuçtur: sabit U hedefi altında özgül ısı kaybı malzemeden bağımsızdır ve zaman sabitinden bağımsız bir kullanım faktörü ısıl kütleyi görmez.</w:t>
+      </w:r>
+    </w:p>
+    <w:p>
+      <w:pPr>
+        <w:spacing w:after="0" w:before="0" w:line="360" w:lineRule="auto"/>
+      </w:pPr>
+      <w:r>
+        <w:rPr>
+          <w:rFonts w:ascii="Times New Roman" w:cs="Times New Roman" w:eastAsia="Times New Roman" w:hAnsi="Times New Roman"/>
+          <w:b w:val="false"/>
+          <w:bCs w:val="false"/>
+          <w:i w:val="false"/>
+          <w:iCs w:val="false"/>
+          <w:sz w:val="18"/>
+          <w:szCs w:val="18"/>
+        </w:rPr>
+        <w:t xml:space="preserve"/>
+      </w:r>
+    </w:p>
+    <w:p>
+      <w:pPr>
+        <w:spacing w:after="0" w:before="0" w:line="360" w:lineRule="auto"/>
+        <w:jc w:val="both"/>
+      </w:pPr>
+      <w:r>
+        <w:rPr>
+          <w:rFonts w:ascii="Times New Roman" w:cs="Times New Roman" w:eastAsia="Times New Roman" w:hAnsi="Times New Roman"/>
+          <w:b w:val="false"/>
+          <w:bCs w:val="false"/>
+          <w:i w:val="false"/>
+          <w:iCs w:val="false"/>
+          <w:sz w:val="18"/>
+          <w:szCs w:val="18"/>
+        </w:rPr>
+        <w:t xml:space="preserve">Kurgu B'de fark oluşmaktadır. Referans konutun bölgelere göre enerji ihtiyacı ve ısıl kütlenin katkısı Tablo 7'de, karşılaştırma Şekil 6'da verilmiştir. Isıl kütlenin en hafif ile en ağır alternatif arasında yarattığı yıllık enerji farkı 1,94 ile 2,89 kWh/m²·yıl arasındadır; bölgeler arası değişim yaklaşık 1,5 kattır.</w:t>
+      </w:r>
+    </w:p>
+    <w:p>
+      <w:pPr>
+        <w:spacing w:after="0" w:before="0" w:line="360" w:lineRule="auto"/>
+      </w:pPr>
+      <w:r>
+        <w:rPr>
+          <w:rFonts w:ascii="Times New Roman" w:cs="Times New Roman" w:eastAsia="Times New Roman" w:hAnsi="Times New Roman"/>
+          <w:b w:val="false"/>
+          <w:bCs w:val="false"/>
+          <w:i w:val="false"/>
+          <w:iCs w:val="false"/>
+          <w:sz w:val="18"/>
+          <w:szCs w:val="18"/>
+        </w:rPr>
+        <w:t xml:space="preserve"/>
+      </w:r>
+    </w:p>
+    <w:p>
+      <w:pPr>
+        <w:spacing w:after="0" w:before="0" w:line="360" w:lineRule="auto"/>
+      </w:pPr>
+      <w:r>
+        <w:rPr>
+          <w:rFonts w:ascii="Times New Roman" w:cs="Times New Roman" w:eastAsia="Times New Roman" w:hAnsi="Times New Roman"/>
+          <w:b w:val="false"/>
+          <w:bCs w:val="false"/>
+          <w:i w:val="false"/>
+          <w:iCs w:val="false"/>
+          <w:sz w:val="18"/>
+          <w:szCs w:val="18"/>
+        </w:rPr>
+        <w:t xml:space="preserve"/>
+      </w:r>
+    </w:p>
+    <w:p>
+      <w:pPr>
+        <w:spacing w:after="0" w:before="0" w:line="360" w:lineRule="auto"/>
+        <w:jc w:val="left"/>
+      </w:pPr>
+      <w:r>
+        <w:rPr>
+          <w:rFonts w:ascii="Times New Roman" w:cs="Times New Roman" w:eastAsia="Times New Roman" w:hAnsi="Times New Roman"/>
+          <w:b/>
+          <w:bCs/>
+          <w:i w:val="false"/>
+          <w:iCs w:val="false"/>
+          <w:sz w:val="18"/>
+          <w:szCs w:val="18"/>
+        </w:rPr>
+        <w:t xml:space="preserve">Tablo 7.</w:t>
+      </w:r>
+      <w:r>
+        <w:rPr>
+          <w:rFonts w:ascii="Times New Roman" w:cs="Times New Roman" w:eastAsia="Times New Roman" w:hAnsi="Times New Roman"/>
+          <w:b w:val="false"/>
+          <w:bCs w:val="false"/>
+          <w:i w:val="false"/>
+          <w:iCs w:val="false"/>
+          <w:sz w:val="18"/>
+          <w:szCs w:val="18"/>
+        </w:rPr>
+        <w:t xml:space="preserve"> Referans konutun enerji ihtiyacı ve ısıl kütlenin katkısı </w:t>
+      </w:r>
+      <w:r>
+        <w:rPr>
+          <w:rFonts w:ascii="Times New Roman" w:cs="Times New Roman" w:eastAsia="Times New Roman" w:hAnsi="Times New Roman"/>
+          <w:b/>
+          <w:bCs/>
+          <w:i w:val="false"/>
+          <w:iCs w:val="false"/>
+          <w:sz w:val="16"/>
+          <w:szCs w:val="16"/>
+        </w:rPr>
+        <w:t xml:space="preserve">(Energy demand of the reference dwelling and the contribution of thermal mass)</w:t>
       </w:r>
     </w:p>
     <w:tbl>
@@ -14622,25 +14723,19 @@
           <w:sz w:val="18"/>
           <w:szCs w:val="18"/>
         </w:rPr>
-        <w:t xml:space="preserve"> Isıl kütlenin enerji ihtiyacına etkisi: (a) mutlak katkı, (b) karşılaştırma tabanı olan toplam ihtiyaç</w:t>
-      </w:r>
-    </w:p>
-    <w:p>
-      <w:pPr>
-        <w:spacing w:after="0" w:before="0" w:line="360" w:lineRule="auto"/>
-        <w:jc w:val="center"/>
-      </w:pPr>
-      <w:r>
-        <w:rPr>
-          <w:rFonts w:ascii="Times New Roman" w:cs="Times New Roman" w:eastAsia="Times New Roman" w:hAnsi="Times New Roman"/>
-          <w:b w:val="false"/>
-          <w:bCs w:val="false"/>
-          <w:i/>
-          <w:iCs/>
+        <w:t xml:space="preserve"> Isıl kütlenin enerji ihtiyacına etkisi: (a) mutlak katkı, (b) karşılaştırma tabanı olan toplam ihtiyaç </w:t>
+      </w:r>
+      <w:r>
+        <w:rPr>
+          <w:rFonts w:ascii="Times New Roman" w:cs="Times New Roman" w:eastAsia="Times New Roman" w:hAnsi="Times New Roman"/>
+          <w:b/>
+          <w:bCs/>
+          <w:i w:val="false"/>
+          <w:iCs w:val="false"/>
           <w:sz w:val="16"/>
           <w:szCs w:val="16"/>
         </w:rPr>
-        <w:t xml:space="preserve">(Figure 6. Effect of thermal mass on energy demand: (a) absolute contribution, (b) total demand as the basis of comparison)</w:t>
+        <w:t xml:space="preserve">(Effect of thermal mass on energy demand: (a) absolute contribution, (b) total demand as the basis of comparison)</w:t>
       </w:r>
     </w:p>
     <w:p>
@@ -14762,101 +14857,8 @@
           <w:sz w:val="18"/>
           <w:szCs w:val="18"/>
         </w:rPr>
-        <w:t xml:space="preserve">3.6. Bulguların birlikte değerlendirilmesi</w:t>
-      </w:r>
-    </w:p>
-    <w:p>
-      <w:pPr>
-        <w:spacing w:after="0" w:before="0" w:line="360" w:lineRule="auto"/>
-        <w:jc w:val="both"/>
-      </w:pPr>
-      <w:r>
-        <w:rPr>
-          <w:rFonts w:ascii="Times New Roman" w:cs="Times New Roman" w:eastAsia="Times New Roman" w:hAnsi="Times New Roman"/>
-          <w:b w:val="false"/>
-          <w:bCs w:val="false"/>
-          <w:i w:val="false"/>
-          <w:iCs w:val="false"/>
-          <w:sz w:val="18"/>
-          <w:szCs w:val="18"/>
-        </w:rPr>
-        <w:t xml:space="preserve">Dört tespit birbirinden bağımsız yollarla elde edilmiş ancak aynı noktaya çıkmıştır: fonksiyonel birim kurgusu bölge etkisini analitik olarak imkânsız kılmakta, ağırlıklandırma yöntemi biyo-esaslı alternatiflerin yerini yönlü biçimde belirlemekte, sistem sınırı birinci sırayı değiştirmekte ve hesap yönteminin yapısı sonucun ne gösterebileceğini sınırlamaktadır. Ortak sonuç şudur: bir malzeme sıralaması, ancak onu üreten kurgu — fonksiyonel birim tanımı, ağırlıklandırma yöntemi, sıralama yöntemi ve sistem sınırı — eksiksiz beyan edildiğinde yorumlanabilir.</w:t>
-      </w:r>
-    </w:p>
-    <w:p>
-      <w:pPr>
-        <w:spacing w:after="0" w:before="0" w:line="360" w:lineRule="auto"/>
-      </w:pPr>
-      <w:r>
-        <w:rPr>
-          <w:rFonts w:ascii="Times New Roman" w:cs="Times New Roman" w:eastAsia="Times New Roman" w:hAnsi="Times New Roman"/>
-          <w:b w:val="false"/>
-          <w:bCs w:val="false"/>
-          <w:i w:val="false"/>
-          <w:iCs w:val="false"/>
-          <w:sz w:val="18"/>
-          <w:szCs w:val="18"/>
-        </w:rPr>
-        <w:t xml:space="preserve"/>
-      </w:r>
-    </w:p>
-    <w:p>
-      <w:pPr>
-        <w:spacing w:after="0" w:before="0" w:line="360" w:lineRule="auto"/>
-        <w:jc w:val="both"/>
-      </w:pPr>
-      <w:r>
-        <w:rPr>
-          <w:rFonts w:ascii="Times New Roman" w:cs="Times New Roman" w:eastAsia="Times New Roman" w:hAnsi="Times New Roman"/>
-          <w:b w:val="false"/>
-          <w:bCs w:val="false"/>
-          <w:i w:val="false"/>
-          <w:iCs w:val="false"/>
-          <w:sz w:val="18"/>
-          <w:szCs w:val="18"/>
-        </w:rPr>
-        <w:t xml:space="preserve">Bu, kararın zaman ufkuna ilişkin bir sonucu da beraberinde getirir. Yapı malzemesi seçim modellerinin ölçütleri geleneksel olarak insan konforu ve yatırımın geri dönüşü üzerinden, bina ömrüyle sınırlı bir ufukta tanımlanır. Hesabı A1–A3'te kesmek, malzemeyi bina kapısına kadar izleyip orada bırakmak demektir ve bu tercih biyo-esaslı malzemeleri karbon-negatif göstermektedir. Hesap malzemenin gerçek yaşam sonuna kadar uzatıldığında bu görüntü kaybolmaktadır. Ölçüt setini biyojenik karbon ve yaşam sonu senaryosuyla genişletmek kararı bina ömrünün ötesine taşımakta, ancak bu genişletme yalnızca sistem sınırı da buna uygun seçildiğinde anlamlı olmaktadır.</w:t>
-      </w:r>
-    </w:p>
-    <w:p>
-      <w:pPr>
-        <w:spacing w:after="0" w:before="0" w:line="360" w:lineRule="auto"/>
-      </w:pPr>
-      <w:r>
-        <w:rPr>
-          <w:rFonts w:ascii="Times New Roman" w:cs="Times New Roman" w:eastAsia="Times New Roman" w:hAnsi="Times New Roman"/>
-          <w:b w:val="false"/>
-          <w:bCs w:val="false"/>
-          <w:i w:val="false"/>
-          <w:iCs w:val="false"/>
-          <w:sz w:val="18"/>
-          <w:szCs w:val="18"/>
-        </w:rPr>
-        <w:t xml:space="preserve"/>
-      </w:r>
-    </w:p>
-    <w:p>
-      <w:pPr>
-        <w:spacing w:after="0" w:before="0" w:line="360" w:lineRule="auto"/>
-      </w:pPr>
-      <w:r>
-        <w:rPr>
-          <w:rFonts w:ascii="Times New Roman" w:cs="Times New Roman" w:eastAsia="Times New Roman" w:hAnsi="Times New Roman"/>
-          <w:b w:val="false"/>
-          <w:bCs w:val="false"/>
-          <w:i w:val="false"/>
-          <w:iCs w:val="false"/>
-          <w:sz w:val="18"/>
-          <w:szCs w:val="18"/>
-        </w:rPr>
-        <w:t xml:space="preserve"/>
-      </w:r>
-    </w:p>
-    <w:p>
-      <w:pPr>
-        <w:spacing w:after="0" w:before="0" w:line="360" w:lineRule="auto"/>
-        <w:jc w:val="left"/>
-      </w:pPr>
+        <w:t xml:space="preserve">3.6. Bulguların Birlikte Değerlendirilmesi </w:t>
+      </w:r>
       <w:r>
         <w:rPr>
           <w:rFonts w:ascii="Times New Roman" w:cs="Times New Roman" w:eastAsia="Times New Roman" w:hAnsi="Times New Roman"/>
@@ -14864,10 +14866,10 @@
           <w:bCs/>
           <w:i w:val="false"/>
           <w:iCs w:val="false"/>
-          <w:sz w:val="18"/>
-          <w:szCs w:val="18"/>
-        </w:rPr>
-        <w:t xml:space="preserve">3.7. Sınırlılıklar</w:t>
+          <w:sz w:val="16"/>
+          <w:szCs w:val="16"/>
+        </w:rPr>
+        <w:t xml:space="preserve">(Joint Assessment of the Findings)</w:t>
       </w:r>
     </w:p>
     <w:p>
@@ -14885,7 +14887,42 @@
           <w:sz w:val="18"/>
           <w:szCs w:val="18"/>
         </w:rPr>
-        <w:t xml:space="preserve">Ana çalıştırmada gömülü karbon ve maliyet ölçütleri eksik veri kuralı gereği yer almamaktadır; ısı iletkenliği verisinin ortalama kalite puanı 2,44/5'tir. Bu nedenle çalışmada üretilen malzeme sıralamaları göstergedir, yapısal bulgular ise veri kalitesinden bağımsızdır. Soğutma hesabı aylık yarı-kararlı yöntemle kurulmuş, gece havalandırması ve gölgeleme kontrolü modellenmemiştir. Enerji hesabı, il–bölge eşleşmesi doğrulanabilen dört bölgeyle sınırlıdır. Geometri, yönlenme ve A/V oranı duyarlılığı incelenmemiştir. Sistem sınırı analizi, doğrulanmış ürün beyanı bulunan on alternatifle sınırlıdır; tarımsal atık esaslı paneller ve miselyum kompozit bu analizin dışındadır.</w:t>
+        <w:t xml:space="preserve">Dört tespit birbirinden bağımsız yollarla elde edilmiş ancak aynı noktaya çıkmıştır: fonksiyonel birim kurgusu bölge etkisini analitik olarak imkânsız kılmakta, ağırlıklandırma yöntemi biyo-esaslı alternatiflerin yerini yönlü biçimde belirlemekte, sistem sınırı birinci sırayı değiştirmekte ve hesap yönteminin yapısı sonucun ne gösterebileceğini sınırlamaktadır. Ortak sonuç şudur: bir malzeme sıralaması, ancak onu üreten kurgu — fonksiyonel birim tanımı, ağırlıklandırma yöntemi, sıralama yöntemi ve sistem sınırı — eksiksiz beyan edildiğinde yorumlanabilir.</w:t>
+      </w:r>
+    </w:p>
+    <w:p>
+      <w:pPr>
+        <w:spacing w:after="0" w:before="0" w:line="360" w:lineRule="auto"/>
+      </w:pPr>
+      <w:r>
+        <w:rPr>
+          <w:rFonts w:ascii="Times New Roman" w:cs="Times New Roman" w:eastAsia="Times New Roman" w:hAnsi="Times New Roman"/>
+          <w:b w:val="false"/>
+          <w:bCs w:val="false"/>
+          <w:i w:val="false"/>
+          <w:iCs w:val="false"/>
+          <w:sz w:val="18"/>
+          <w:szCs w:val="18"/>
+        </w:rPr>
+        <w:t xml:space="preserve"/>
+      </w:r>
+    </w:p>
+    <w:p>
+      <w:pPr>
+        <w:spacing w:after="0" w:before="0" w:line="360" w:lineRule="auto"/>
+        <w:jc w:val="both"/>
+      </w:pPr>
+      <w:r>
+        <w:rPr>
+          <w:rFonts w:ascii="Times New Roman" w:cs="Times New Roman" w:eastAsia="Times New Roman" w:hAnsi="Times New Roman"/>
+          <w:b w:val="false"/>
+          <w:bCs w:val="false"/>
+          <w:i w:val="false"/>
+          <w:iCs w:val="false"/>
+          <w:sz w:val="18"/>
+          <w:szCs w:val="18"/>
+        </w:rPr>
+        <w:t xml:space="preserve">Bu, kararın zaman ufkuna ilişkin bir sonucu da beraberinde getirir. Yapı malzemesi seçim modellerinin ölçütleri geleneksel olarak insan konforu ve yatırımın geri dönüşü üzerinden, bina ömrüyle sınırlı bir ufukta tanımlanır. Hesabı A1–A3'te kesmek, malzemeyi bina kapısına kadar izleyip orada bırakmak demektir ve bu tercih biyo-esaslı malzemeleri karbon-negatif göstermektedir. Hesap malzemenin gerçek yaşam sonuna kadar uzatıldığında bu görüntü kaybolmaktadır. Ölçüt setini biyojenik karbon ve yaşam sonu senaryosuyla genişletmek kararı bina ömrünün ötesine taşımakta, ancak bu genişletme yalnızca sistem sınırı da buna uygun seçildiğinde anlamlı olmaktadır.</w:t>
       </w:r>
     </w:p>
     <w:p>
@@ -14937,14 +14974,8 @@
           <w:sz w:val="18"/>
           <w:szCs w:val="18"/>
         </w:rPr>
-        <w:t xml:space="preserve">4. SİMGELER</w:t>
-      </w:r>
-    </w:p>
-    <w:p>
-      <w:pPr>
-        <w:spacing w:after="0" w:before="0" w:line="360" w:lineRule="auto"/>
-        <w:jc w:val="left"/>
-      </w:pPr>
+        <w:t xml:space="preserve">3.7. Sınırlılıklar </w:t>
+      </w:r>
       <w:r>
         <w:rPr>
           <w:rFonts w:ascii="Times New Roman" w:cs="Times New Roman" w:eastAsia="Times New Roman" w:hAnsi="Times New Roman"/>
@@ -14955,7 +14986,7 @@
           <w:sz w:val="16"/>
           <w:szCs w:val="16"/>
         </w:rPr>
-        <w:t xml:space="preserve">(SYMBOLS)</w:t>
+        <w:t xml:space="preserve">(Limitations)</w:t>
       </w:r>
     </w:p>
     <w:p>
@@ -14973,742 +15004,7 @@
           <w:sz w:val="18"/>
           <w:szCs w:val="18"/>
         </w:rPr>
-        <w:t xml:space="preserve">A_f : şartlandırılmış döşeme alanı, m²</w:t>
-      </w:r>
-    </w:p>
-    <w:p>
-      <w:pPr>
-        <w:spacing w:after="0" w:before="0" w:line="360" w:lineRule="auto"/>
-      </w:pPr>
-      <w:r>
-        <w:rPr>
-          <w:rFonts w:ascii="Times New Roman" w:cs="Times New Roman" w:eastAsia="Times New Roman" w:hAnsi="Times New Roman"/>
-          <w:b w:val="false"/>
-          <w:bCs w:val="false"/>
-          <w:i w:val="false"/>
-          <w:iCs w:val="false"/>
-          <w:sz w:val="18"/>
-          <w:szCs w:val="18"/>
-        </w:rPr>
-        <w:t xml:space="preserve"/>
-      </w:r>
-    </w:p>
-    <w:p>
-      <w:pPr>
-        <w:spacing w:after="0" w:before="0" w:line="360" w:lineRule="auto"/>
-        <w:jc w:val="both"/>
-      </w:pPr>
-      <w:r>
-        <w:rPr>
-          <w:rFonts w:ascii="Times New Roman" w:cs="Times New Roman" w:eastAsia="Times New Roman" w:hAnsi="Times New Roman"/>
-          <w:b w:val="false"/>
-          <w:bCs w:val="false"/>
-          <w:i w:val="false"/>
-          <w:iCs w:val="false"/>
-          <w:sz w:val="18"/>
-          <w:szCs w:val="18"/>
-        </w:rPr>
-        <w:t xml:space="preserve">c : özgül ısı kapasitesi, J/kgK</w:t>
-      </w:r>
-    </w:p>
-    <w:p>
-      <w:pPr>
-        <w:spacing w:after="0" w:before="0" w:line="360" w:lineRule="auto"/>
-      </w:pPr>
-      <w:r>
-        <w:rPr>
-          <w:rFonts w:ascii="Times New Roman" w:cs="Times New Roman" w:eastAsia="Times New Roman" w:hAnsi="Times New Roman"/>
-          <w:b w:val="false"/>
-          <w:bCs w:val="false"/>
-          <w:i w:val="false"/>
-          <w:iCs w:val="false"/>
-          <w:sz w:val="18"/>
-          <w:szCs w:val="18"/>
-        </w:rPr>
-        <w:t xml:space="preserve"/>
-      </w:r>
-    </w:p>
-    <w:p>
-      <w:pPr>
-        <w:spacing w:after="0" w:before="0" w:line="360" w:lineRule="auto"/>
-        <w:jc w:val="both"/>
-      </w:pPr>
-      <w:r>
-        <w:rPr>
-          <w:rFonts w:ascii="Times New Roman" w:cs="Times New Roman" w:eastAsia="Times New Roman" w:hAnsi="Times New Roman"/>
-          <w:b w:val="false"/>
-          <w:bCs w:val="false"/>
-          <w:i w:val="false"/>
-          <w:iCs w:val="false"/>
-          <w:sz w:val="18"/>
-          <w:szCs w:val="18"/>
-        </w:rPr>
-        <w:t xml:space="preserve">C : etkin ısıl kapasite, J/K</w:t>
-      </w:r>
-    </w:p>
-    <w:p>
-      <w:pPr>
-        <w:spacing w:after="0" w:before="0" w:line="360" w:lineRule="auto"/>
-      </w:pPr>
-      <w:r>
-        <w:rPr>
-          <w:rFonts w:ascii="Times New Roman" w:cs="Times New Roman" w:eastAsia="Times New Roman" w:hAnsi="Times New Roman"/>
-          <w:b w:val="false"/>
-          <w:bCs w:val="false"/>
-          <w:i w:val="false"/>
-          <w:iCs w:val="false"/>
-          <w:sz w:val="18"/>
-          <w:szCs w:val="18"/>
-        </w:rPr>
-        <w:t xml:space="preserve"/>
-      </w:r>
-    </w:p>
-    <w:p>
-      <w:pPr>
-        <w:spacing w:after="0" w:before="0" w:line="360" w:lineRule="auto"/>
-        <w:jc w:val="both"/>
-      </w:pPr>
-      <w:r>
-        <w:rPr>
-          <w:rFonts w:ascii="Times New Roman" w:cs="Times New Roman" w:eastAsia="Times New Roman" w:hAnsi="Times New Roman"/>
-          <w:b w:val="false"/>
-          <w:bCs w:val="false"/>
-          <w:i w:val="false"/>
-          <w:iCs w:val="false"/>
-          <w:sz w:val="18"/>
-          <w:szCs w:val="18"/>
-        </w:rPr>
-        <w:t xml:space="preserve">C_m : TOPSIS yakınlık katsayısı, –</w:t>
-      </w:r>
-    </w:p>
-    <w:p>
-      <w:pPr>
-        <w:spacing w:after="0" w:before="0" w:line="360" w:lineRule="auto"/>
-      </w:pPr>
-      <w:r>
-        <w:rPr>
-          <w:rFonts w:ascii="Times New Roman" w:cs="Times New Roman" w:eastAsia="Times New Roman" w:hAnsi="Times New Roman"/>
-          <w:b w:val="false"/>
-          <w:bCs w:val="false"/>
-          <w:i w:val="false"/>
-          <w:iCs w:val="false"/>
-          <w:sz w:val="18"/>
-          <w:szCs w:val="18"/>
-        </w:rPr>
-        <w:t xml:space="preserve"/>
-      </w:r>
-    </w:p>
-    <w:p>
-      <w:pPr>
-        <w:spacing w:after="0" w:before="0" w:line="360" w:lineRule="auto"/>
-        <w:jc w:val="both"/>
-      </w:pPr>
-      <w:r>
-        <w:rPr>
-          <w:rFonts w:ascii="Times New Roman" w:cs="Times New Roman" w:eastAsia="Times New Roman" w:hAnsi="Times New Roman"/>
-          <w:b w:val="false"/>
-          <w:bCs w:val="false"/>
-          <w:i w:val="false"/>
-          <w:iCs w:val="false"/>
-          <w:sz w:val="18"/>
-          <w:szCs w:val="18"/>
-        </w:rPr>
-        <w:t xml:space="preserve">d : yalıtım kalınlığı, m</w:t>
-      </w:r>
-    </w:p>
-    <w:p>
-      <w:pPr>
-        <w:spacing w:after="0" w:before="0" w:line="360" w:lineRule="auto"/>
-      </w:pPr>
-      <w:r>
-        <w:rPr>
-          <w:rFonts w:ascii="Times New Roman" w:cs="Times New Roman" w:eastAsia="Times New Roman" w:hAnsi="Times New Roman"/>
-          <w:b w:val="false"/>
-          <w:bCs w:val="false"/>
-          <w:i w:val="false"/>
-          <w:iCs w:val="false"/>
-          <w:sz w:val="18"/>
-          <w:szCs w:val="18"/>
-        </w:rPr>
-        <w:t xml:space="preserve"/>
-      </w:r>
-    </w:p>
-    <w:p>
-      <w:pPr>
-        <w:spacing w:after="0" w:before="0" w:line="360" w:lineRule="auto"/>
-        <w:jc w:val="both"/>
-      </w:pPr>
-      <w:r>
-        <w:rPr>
-          <w:rFonts w:ascii="Times New Roman" w:cs="Times New Roman" w:eastAsia="Times New Roman" w:hAnsi="Times New Roman"/>
-          <w:b w:val="false"/>
-          <w:bCs w:val="false"/>
-          <w:i w:val="false"/>
-          <w:iCs w:val="false"/>
-          <w:sz w:val="18"/>
-          <w:szCs w:val="18"/>
-        </w:rPr>
-        <w:t xml:space="preserve">H : özgül ısı kaybı, W/K</w:t>
-      </w:r>
-    </w:p>
-    <w:p>
-      <w:pPr>
-        <w:spacing w:after="0" w:before="0" w:line="360" w:lineRule="auto"/>
-      </w:pPr>
-      <w:r>
-        <w:rPr>
-          <w:rFonts w:ascii="Times New Roman" w:cs="Times New Roman" w:eastAsia="Times New Roman" w:hAnsi="Times New Roman"/>
-          <w:b w:val="false"/>
-          <w:bCs w:val="false"/>
-          <w:i w:val="false"/>
-          <w:iCs w:val="false"/>
-          <w:sz w:val="18"/>
-          <w:szCs w:val="18"/>
-        </w:rPr>
-        <w:t xml:space="preserve"/>
-      </w:r>
-    </w:p>
-    <w:p>
-      <w:pPr>
-        <w:spacing w:after="0" w:before="0" w:line="360" w:lineRule="auto"/>
-        <w:jc w:val="both"/>
-      </w:pPr>
-      <w:r>
-        <w:rPr>
-          <w:rFonts w:ascii="Times New Roman" w:cs="Times New Roman" w:eastAsia="Times New Roman" w:hAnsi="Times New Roman"/>
-          <w:b w:val="false"/>
-          <w:bCs w:val="false"/>
-          <w:i w:val="false"/>
-          <w:iCs w:val="false"/>
-          <w:sz w:val="18"/>
-          <w:szCs w:val="18"/>
-        </w:rPr>
-        <w:t xml:space="preserve">IDG : ısıtma derece günü, °C·gün</w:t>
-      </w:r>
-    </w:p>
-    <w:p>
-      <w:pPr>
-        <w:spacing w:after="0" w:before="0" w:line="360" w:lineRule="auto"/>
-      </w:pPr>
-      <w:r>
-        <w:rPr>
-          <w:rFonts w:ascii="Times New Roman" w:cs="Times New Roman" w:eastAsia="Times New Roman" w:hAnsi="Times New Roman"/>
-          <w:b w:val="false"/>
-          <w:bCs w:val="false"/>
-          <w:i w:val="false"/>
-          <w:iCs w:val="false"/>
-          <w:sz w:val="18"/>
-          <w:szCs w:val="18"/>
-        </w:rPr>
-        <w:t xml:space="preserve"/>
-      </w:r>
-    </w:p>
-    <w:p>
-      <w:pPr>
-        <w:spacing w:after="0" w:before="0" w:line="360" w:lineRule="auto"/>
-        <w:jc w:val="both"/>
-      </w:pPr>
-      <w:r>
-        <w:rPr>
-          <w:rFonts w:ascii="Times New Roman" w:cs="Times New Roman" w:eastAsia="Times New Roman" w:hAnsi="Times New Roman"/>
-          <w:b w:val="false"/>
-          <w:bCs w:val="false"/>
-          <w:i w:val="false"/>
-          <w:iCs w:val="false"/>
-          <w:sz w:val="18"/>
-          <w:szCs w:val="18"/>
-        </w:rPr>
-        <w:t xml:space="preserve">K_b : bölgeye bağlı kalınlık çarpanı, m²K/W</w:t>
-      </w:r>
-    </w:p>
-    <w:p>
-      <w:pPr>
-        <w:spacing w:after="0" w:before="0" w:line="360" w:lineRule="auto"/>
-      </w:pPr>
-      <w:r>
-        <w:rPr>
-          <w:rFonts w:ascii="Times New Roman" w:cs="Times New Roman" w:eastAsia="Times New Roman" w:hAnsi="Times New Roman"/>
-          <w:b w:val="false"/>
-          <w:bCs w:val="false"/>
-          <w:i w:val="false"/>
-          <w:iCs w:val="false"/>
-          <w:sz w:val="18"/>
-          <w:szCs w:val="18"/>
-        </w:rPr>
-        <w:t xml:space="preserve"/>
-      </w:r>
-    </w:p>
-    <w:p>
-      <w:pPr>
-        <w:spacing w:after="0" w:before="0" w:line="360" w:lineRule="auto"/>
-        <w:jc w:val="both"/>
-      </w:pPr>
-      <w:r>
-        <w:rPr>
-          <w:rFonts w:ascii="Times New Roman" w:cs="Times New Roman" w:eastAsia="Times New Roman" w:hAnsi="Times New Roman"/>
-          <w:b w:val="false"/>
-          <w:bCs w:val="false"/>
-          <w:i w:val="false"/>
-          <w:iCs w:val="false"/>
-          <w:sz w:val="18"/>
-          <w:szCs w:val="18"/>
-        </w:rPr>
-        <w:t xml:space="preserve">n_h : hava değişim sayısı, m³/(h·m²)</w:t>
-      </w:r>
-    </w:p>
-    <w:p>
-      <w:pPr>
-        <w:spacing w:after="0" w:before="0" w:line="360" w:lineRule="auto"/>
-      </w:pPr>
-      <w:r>
-        <w:rPr>
-          <w:rFonts w:ascii="Times New Roman" w:cs="Times New Roman" w:eastAsia="Times New Roman" w:hAnsi="Times New Roman"/>
-          <w:b w:val="false"/>
-          <w:bCs w:val="false"/>
-          <w:i w:val="false"/>
-          <w:iCs w:val="false"/>
-          <w:sz w:val="18"/>
-          <w:szCs w:val="18"/>
-        </w:rPr>
-        <w:t xml:space="preserve"/>
-      </w:r>
-    </w:p>
-    <w:p>
-      <w:pPr>
-        <w:spacing w:after="0" w:before="0" w:line="360" w:lineRule="auto"/>
-        <w:jc w:val="both"/>
-      </w:pPr>
-      <w:r>
-        <w:rPr>
-          <w:rFonts w:ascii="Times New Roman" w:cs="Times New Roman" w:eastAsia="Times New Roman" w:hAnsi="Times New Roman"/>
-          <w:b w:val="false"/>
-          <w:bCs w:val="false"/>
-          <w:i w:val="false"/>
-          <w:iCs w:val="false"/>
-          <w:sz w:val="18"/>
-          <w:szCs w:val="18"/>
-        </w:rPr>
-        <w:t xml:space="preserve">R : ısıl direnç, m²K/W</w:t>
-      </w:r>
-    </w:p>
-    <w:p>
-      <w:pPr>
-        <w:spacing w:after="0" w:before="0" w:line="360" w:lineRule="auto"/>
-      </w:pPr>
-      <w:r>
-        <w:rPr>
-          <w:rFonts w:ascii="Times New Roman" w:cs="Times New Roman" w:eastAsia="Times New Roman" w:hAnsi="Times New Roman"/>
-          <w:b w:val="false"/>
-          <w:bCs w:val="false"/>
-          <w:i w:val="false"/>
-          <w:iCs w:val="false"/>
-          <w:sz w:val="18"/>
-          <w:szCs w:val="18"/>
-        </w:rPr>
-        <w:t xml:space="preserve"/>
-      </w:r>
-    </w:p>
-    <w:p>
-      <w:pPr>
-        <w:spacing w:after="0" w:before="0" w:line="360" w:lineRule="auto"/>
-        <w:jc w:val="both"/>
-      </w:pPr>
-      <w:r>
-        <w:rPr>
-          <w:rFonts w:ascii="Times New Roman" w:cs="Times New Roman" w:eastAsia="Times New Roman" w:hAnsi="Times New Roman"/>
-          <w:b w:val="false"/>
-          <w:bCs w:val="false"/>
-          <w:i w:val="false"/>
-          <w:iCs w:val="false"/>
-          <w:sz w:val="18"/>
-          <w:szCs w:val="18"/>
-        </w:rPr>
-        <w:t xml:space="preserve">SDG : soğutma derece günü, °C·gün</w:t>
-      </w:r>
-    </w:p>
-    <w:p>
-      <w:pPr>
-        <w:spacing w:after="0" w:before="0" w:line="360" w:lineRule="auto"/>
-      </w:pPr>
-      <w:r>
-        <w:rPr>
-          <w:rFonts w:ascii="Times New Roman" w:cs="Times New Roman" w:eastAsia="Times New Roman" w:hAnsi="Times New Roman"/>
-          <w:b w:val="false"/>
-          <w:bCs w:val="false"/>
-          <w:i w:val="false"/>
-          <w:iCs w:val="false"/>
-          <w:sz w:val="18"/>
-          <w:szCs w:val="18"/>
-        </w:rPr>
-        <w:t xml:space="preserve"/>
-      </w:r>
-    </w:p>
-    <w:p>
-      <w:pPr>
-        <w:spacing w:after="0" w:before="0" w:line="360" w:lineRule="auto"/>
-        <w:jc w:val="both"/>
-      </w:pPr>
-      <w:r>
-        <w:rPr>
-          <w:rFonts w:ascii="Times New Roman" w:cs="Times New Roman" w:eastAsia="Times New Roman" w:hAnsi="Times New Roman"/>
-          <w:b w:val="false"/>
-          <w:bCs w:val="false"/>
-          <w:i w:val="false"/>
-          <w:iCs w:val="false"/>
-          <w:sz w:val="18"/>
-          <w:szCs w:val="18"/>
-        </w:rPr>
-        <w:t xml:space="preserve">U : ısıl geçirgenlik katsayısı, W/m²K</w:t>
-      </w:r>
-    </w:p>
-    <w:p>
-      <w:pPr>
-        <w:spacing w:after="0" w:before="0" w:line="360" w:lineRule="auto"/>
-      </w:pPr>
-      <w:r>
-        <w:rPr>
-          <w:rFonts w:ascii="Times New Roman" w:cs="Times New Roman" w:eastAsia="Times New Roman" w:hAnsi="Times New Roman"/>
-          <w:b w:val="false"/>
-          <w:bCs w:val="false"/>
-          <w:i w:val="false"/>
-          <w:iCs w:val="false"/>
-          <w:sz w:val="18"/>
-          <w:szCs w:val="18"/>
-        </w:rPr>
-        <w:t xml:space="preserve"/>
-      </w:r>
-    </w:p>
-    <w:p>
-      <w:pPr>
-        <w:spacing w:after="0" w:before="0" w:line="360" w:lineRule="auto"/>
-        <w:jc w:val="both"/>
-      </w:pPr>
-      <w:r>
-        <w:rPr>
-          <w:rFonts w:ascii="Times New Roman" w:cs="Times New Roman" w:eastAsia="Times New Roman" w:hAnsi="Times New Roman"/>
-          <w:b w:val="false"/>
-          <w:bCs w:val="false"/>
-          <w:i w:val="false"/>
-          <w:iCs w:val="false"/>
-          <w:sz w:val="18"/>
-          <w:szCs w:val="18"/>
-        </w:rPr>
-        <w:t xml:space="preserve">w : ölçüt ağırlığı, –</w:t>
-      </w:r>
-    </w:p>
-    <w:p>
-      <w:pPr>
-        <w:spacing w:after="0" w:before="0" w:line="360" w:lineRule="auto"/>
-      </w:pPr>
-      <w:r>
-        <w:rPr>
-          <w:rFonts w:ascii="Times New Roman" w:cs="Times New Roman" w:eastAsia="Times New Roman" w:hAnsi="Times New Roman"/>
-          <w:b w:val="false"/>
-          <w:bCs w:val="false"/>
-          <w:i w:val="false"/>
-          <w:iCs w:val="false"/>
-          <w:sz w:val="18"/>
-          <w:szCs w:val="18"/>
-        </w:rPr>
-        <w:t xml:space="preserve"/>
-      </w:r>
-    </w:p>
-    <w:p>
-      <w:pPr>
-        <w:spacing w:after="0" w:before="0" w:line="360" w:lineRule="auto"/>
-        <w:jc w:val="both"/>
-      </w:pPr>
-      <w:r>
-        <w:rPr>
-          <w:rFonts w:ascii="Times New Roman" w:cs="Times New Roman" w:eastAsia="Times New Roman" w:hAnsi="Times New Roman"/>
-          <w:b w:val="false"/>
-          <w:bCs w:val="false"/>
-          <w:i w:val="false"/>
-          <w:iCs w:val="false"/>
-          <w:sz w:val="18"/>
-          <w:szCs w:val="18"/>
-        </w:rPr>
-        <w:t xml:space="preserve">α : iklim ayarı duyarlılık katsayısı, –</w:t>
-      </w:r>
-    </w:p>
-    <w:p>
-      <w:pPr>
-        <w:spacing w:after="0" w:before="0" w:line="360" w:lineRule="auto"/>
-      </w:pPr>
-      <w:r>
-        <w:rPr>
-          <w:rFonts w:ascii="Times New Roman" w:cs="Times New Roman" w:eastAsia="Times New Roman" w:hAnsi="Times New Roman"/>
-          <w:b w:val="false"/>
-          <w:bCs w:val="false"/>
-          <w:i w:val="false"/>
-          <w:iCs w:val="false"/>
-          <w:sz w:val="18"/>
-          <w:szCs w:val="18"/>
-        </w:rPr>
-        <w:t xml:space="preserve"/>
-      </w:r>
-    </w:p>
-    <w:p>
-      <w:pPr>
-        <w:spacing w:after="0" w:before="0" w:line="360" w:lineRule="auto"/>
-        <w:jc w:val="both"/>
-      </w:pPr>
-      <w:r>
-        <w:rPr>
-          <w:rFonts w:ascii="Times New Roman" w:cs="Times New Roman" w:eastAsia="Times New Roman" w:hAnsi="Times New Roman"/>
-          <w:b w:val="false"/>
-          <w:bCs w:val="false"/>
-          <w:i w:val="false"/>
-          <w:iCs w:val="false"/>
-          <w:sz w:val="18"/>
-          <w:szCs w:val="18"/>
-        </w:rPr>
-        <w:t xml:space="preserve">ε : birim kütle başına gömülü karbon, kgCO₂e/kg</w:t>
-      </w:r>
-    </w:p>
-    <w:p>
-      <w:pPr>
-        <w:spacing w:after="0" w:before="0" w:line="360" w:lineRule="auto"/>
-      </w:pPr>
-      <w:r>
-        <w:rPr>
-          <w:rFonts w:ascii="Times New Roman" w:cs="Times New Roman" w:eastAsia="Times New Roman" w:hAnsi="Times New Roman"/>
-          <w:b w:val="false"/>
-          <w:bCs w:val="false"/>
-          <w:i w:val="false"/>
-          <w:iCs w:val="false"/>
-          <w:sz w:val="18"/>
-          <w:szCs w:val="18"/>
-        </w:rPr>
-        <w:t xml:space="preserve"/>
-      </w:r>
-    </w:p>
-    <w:p>
-      <w:pPr>
-        <w:spacing w:after="0" w:before="0" w:line="360" w:lineRule="auto"/>
-        <w:jc w:val="both"/>
-      </w:pPr>
-      <w:r>
-        <w:rPr>
-          <w:rFonts w:ascii="Times New Roman" w:cs="Times New Roman" w:eastAsia="Times New Roman" w:hAnsi="Times New Roman"/>
-          <w:b w:val="false"/>
-          <w:bCs w:val="false"/>
-          <w:i w:val="false"/>
-          <w:iCs w:val="false"/>
-          <w:sz w:val="18"/>
-          <w:szCs w:val="18"/>
-        </w:rPr>
-        <w:t xml:space="preserve">η : kazanç veya kayıp kullanım faktörü, –</w:t>
-      </w:r>
-    </w:p>
-    <w:p>
-      <w:pPr>
-        <w:spacing w:after="0" w:before="0" w:line="360" w:lineRule="auto"/>
-      </w:pPr>
-      <w:r>
-        <w:rPr>
-          <w:rFonts w:ascii="Times New Roman" w:cs="Times New Roman" w:eastAsia="Times New Roman" w:hAnsi="Times New Roman"/>
-          <w:b w:val="false"/>
-          <w:bCs w:val="false"/>
-          <w:i w:val="false"/>
-          <w:iCs w:val="false"/>
-          <w:sz w:val="18"/>
-          <w:szCs w:val="18"/>
-        </w:rPr>
-        <w:t xml:space="preserve"/>
-      </w:r>
-    </w:p>
-    <w:p>
-      <w:pPr>
-        <w:spacing w:after="0" w:before="0" w:line="360" w:lineRule="auto"/>
-        <w:jc w:val="both"/>
-      </w:pPr>
-      <w:r>
-        <w:rPr>
-          <w:rFonts w:ascii="Times New Roman" w:cs="Times New Roman" w:eastAsia="Times New Roman" w:hAnsi="Times New Roman"/>
-          <w:b w:val="false"/>
-          <w:bCs w:val="false"/>
-          <w:i w:val="false"/>
-          <w:iCs w:val="false"/>
-          <w:sz w:val="18"/>
-          <w:szCs w:val="18"/>
-        </w:rPr>
-        <w:t xml:space="preserve">θ : sıcaklık, °C</w:t>
-      </w:r>
-    </w:p>
-    <w:p>
-      <w:pPr>
-        <w:spacing w:after="0" w:before="0" w:line="360" w:lineRule="auto"/>
-      </w:pPr>
-      <w:r>
-        <w:rPr>
-          <w:rFonts w:ascii="Times New Roman" w:cs="Times New Roman" w:eastAsia="Times New Roman" w:hAnsi="Times New Roman"/>
-          <w:b w:val="false"/>
-          <w:bCs w:val="false"/>
-          <w:i w:val="false"/>
-          <w:iCs w:val="false"/>
-          <w:sz w:val="18"/>
-          <w:szCs w:val="18"/>
-        </w:rPr>
-        <w:t xml:space="preserve"/>
-      </w:r>
-    </w:p>
-    <w:p>
-      <w:pPr>
-        <w:spacing w:after="0" w:before="0" w:line="360" w:lineRule="auto"/>
-        <w:jc w:val="both"/>
-      </w:pPr>
-      <w:r>
-        <w:rPr>
-          <w:rFonts w:ascii="Times New Roman" w:cs="Times New Roman" w:eastAsia="Times New Roman" w:hAnsi="Times New Roman"/>
-          <w:b w:val="false"/>
-          <w:bCs w:val="false"/>
-          <w:i w:val="false"/>
-          <w:iCs w:val="false"/>
-          <w:sz w:val="18"/>
-          <w:szCs w:val="18"/>
-        </w:rPr>
-        <w:t xml:space="preserve">λ : ısı iletkenlik katsayısı, W/mK</w:t>
-      </w:r>
-    </w:p>
-    <w:p>
-      <w:pPr>
-        <w:spacing w:after="0" w:before="0" w:line="360" w:lineRule="auto"/>
-      </w:pPr>
-      <w:r>
-        <w:rPr>
-          <w:rFonts w:ascii="Times New Roman" w:cs="Times New Roman" w:eastAsia="Times New Roman" w:hAnsi="Times New Roman"/>
-          <w:b w:val="false"/>
-          <w:bCs w:val="false"/>
-          <w:i w:val="false"/>
-          <w:iCs w:val="false"/>
-          <w:sz w:val="18"/>
-          <w:szCs w:val="18"/>
-        </w:rPr>
-        <w:t xml:space="preserve"/>
-      </w:r>
-    </w:p>
-    <w:p>
-      <w:pPr>
-        <w:spacing w:after="0" w:before="0" w:line="360" w:lineRule="auto"/>
-        <w:jc w:val="both"/>
-      </w:pPr>
-      <w:r>
-        <w:rPr>
-          <w:rFonts w:ascii="Times New Roman" w:cs="Times New Roman" w:eastAsia="Times New Roman" w:hAnsi="Times New Roman"/>
-          <w:b w:val="false"/>
-          <w:bCs w:val="false"/>
-          <w:i w:val="false"/>
-          <w:iCs w:val="false"/>
-          <w:sz w:val="18"/>
-          <w:szCs w:val="18"/>
-        </w:rPr>
-        <w:t xml:space="preserve">ρ : yoğunluk, kg/m³</w:t>
-      </w:r>
-    </w:p>
-    <w:p>
-      <w:pPr>
-        <w:spacing w:after="0" w:before="0" w:line="360" w:lineRule="auto"/>
-      </w:pPr>
-      <w:r>
-        <w:rPr>
-          <w:rFonts w:ascii="Times New Roman" w:cs="Times New Roman" w:eastAsia="Times New Roman" w:hAnsi="Times New Roman"/>
-          <w:b w:val="false"/>
-          <w:bCs w:val="false"/>
-          <w:i w:val="false"/>
-          <w:iCs w:val="false"/>
-          <w:sz w:val="18"/>
-          <w:szCs w:val="18"/>
-        </w:rPr>
-        <w:t xml:space="preserve"/>
-      </w:r>
-    </w:p>
-    <w:p>
-      <w:pPr>
-        <w:spacing w:after="0" w:before="0" w:line="360" w:lineRule="auto"/>
-        <w:jc w:val="both"/>
-      </w:pPr>
-      <w:r>
-        <w:rPr>
-          <w:rFonts w:ascii="Times New Roman" w:cs="Times New Roman" w:eastAsia="Times New Roman" w:hAnsi="Times New Roman"/>
-          <w:b w:val="false"/>
-          <w:bCs w:val="false"/>
-          <w:i w:val="false"/>
-          <w:iCs w:val="false"/>
-          <w:sz w:val="18"/>
-          <w:szCs w:val="18"/>
-        </w:rPr>
-        <w:t xml:space="preserve">σ_b : soğutma payı, –</w:t>
-      </w:r>
-    </w:p>
-    <w:p>
-      <w:pPr>
-        <w:spacing w:after="0" w:before="0" w:line="360" w:lineRule="auto"/>
-      </w:pPr>
-      <w:r>
-        <w:rPr>
-          <w:rFonts w:ascii="Times New Roman" w:cs="Times New Roman" w:eastAsia="Times New Roman" w:hAnsi="Times New Roman"/>
-          <w:b w:val="false"/>
-          <w:bCs w:val="false"/>
-          <w:i w:val="false"/>
-          <w:iCs w:val="false"/>
-          <w:sz w:val="18"/>
-          <w:szCs w:val="18"/>
-        </w:rPr>
-        <w:t xml:space="preserve"/>
-      </w:r>
-    </w:p>
-    <w:p>
-      <w:pPr>
-        <w:spacing w:after="0" w:before="0" w:line="360" w:lineRule="auto"/>
-        <w:jc w:val="both"/>
-      </w:pPr>
-      <w:r>
-        <w:rPr>
-          <w:rFonts w:ascii="Times New Roman" w:cs="Times New Roman" w:eastAsia="Times New Roman" w:hAnsi="Times New Roman"/>
-          <w:b w:val="false"/>
-          <w:bCs w:val="false"/>
-          <w:i w:val="false"/>
-          <w:iCs w:val="false"/>
-          <w:sz w:val="18"/>
-          <w:szCs w:val="18"/>
-        </w:rPr>
-        <w:t xml:space="preserve">τ : zaman sabiti, h</w:t>
-      </w:r>
-    </w:p>
-    <w:p>
-      <w:pPr>
-        <w:spacing w:after="0" w:before="0" w:line="360" w:lineRule="auto"/>
-      </w:pPr>
-      <w:r>
-        <w:rPr>
-          <w:rFonts w:ascii="Times New Roman" w:cs="Times New Roman" w:eastAsia="Times New Roman" w:hAnsi="Times New Roman"/>
-          <w:b w:val="false"/>
-          <w:bCs w:val="false"/>
-          <w:i w:val="false"/>
-          <w:iCs w:val="false"/>
-          <w:sz w:val="18"/>
-          <w:szCs w:val="18"/>
-        </w:rPr>
-        <w:t xml:space="preserve"/>
-      </w:r>
-    </w:p>
-    <w:p>
-      <w:pPr>
-        <w:spacing w:after="0" w:before="0" w:line="360" w:lineRule="auto"/>
-        <w:jc w:val="both"/>
-      </w:pPr>
-      <w:r>
-        <w:rPr>
-          <w:rFonts w:ascii="Times New Roman" w:cs="Times New Roman" w:eastAsia="Times New Roman" w:hAnsi="Times New Roman"/>
-          <w:b w:val="false"/>
-          <w:bCs w:val="false"/>
-          <w:i w:val="false"/>
-          <w:iCs w:val="false"/>
-          <w:sz w:val="18"/>
-          <w:szCs w:val="18"/>
-        </w:rPr>
-        <w:t xml:space="preserve">φ : yaşam sonu salım oranı, –</w:t>
+        <w:t xml:space="preserve">Ana çalıştırmada gömülü karbon ve maliyet ölçütleri eksik veri kuralı gereği yer almamaktadır; ısı iletkenliği verisinin ortalama kalite puanı 2,44/5'tir. Bu nedenle çalışmada üretilen malzeme sıralamaları göstergedir, yapısal bulgular ise veri kalitesinden bağımsızdır. Soğutma hesabı aylık yarı-kararlı yöntemle kurulmuş, gece havalandırması ve gölgeleme kontrolü modellenmemiştir. Enerji hesabı, il–bölge eşleşmesi doğrulanabilen dört bölgeyle sınırlıdır. Geometri, yönlenme ve A/V oranı duyarlılığı incelenmemiştir. Sistem sınırı analizi, doğrulanmış ürün beyanı bulunan on alternatifle sınırlıdır; tarımsal atık esaslı paneller ve miselyum kompozit bu analizin dışındadır.</w:t>
       </w:r>
     </w:p>
     <w:p>
@@ -15760,14 +15056,8 @@
           <w:sz w:val="18"/>
           <w:szCs w:val="18"/>
         </w:rPr>
-        <w:t xml:space="preserve">5. SONUÇLAR</w:t>
-      </w:r>
-    </w:p>
-    <w:p>
-      <w:pPr>
-        <w:spacing w:after="0" w:before="0" w:line="360" w:lineRule="auto"/>
-        <w:jc w:val="left"/>
-      </w:pPr>
+        <w:t xml:space="preserve">4. Simgeler </w:t>
+      </w:r>
       <w:r>
         <w:rPr>
           <w:rFonts w:ascii="Times New Roman" w:cs="Times New Roman" w:eastAsia="Times New Roman" w:hAnsi="Times New Roman"/>
@@ -15778,7 +15068,7 @@
           <w:sz w:val="16"/>
           <w:szCs w:val="16"/>
         </w:rPr>
-        <w:t xml:space="preserve">(CONCLUSIONS)</w:t>
+        <w:t xml:space="preserve">(Symbols)</w:t>
       </w:r>
     </w:p>
     <w:p>
@@ -15796,7 +15086,7 @@
           <w:sz w:val="18"/>
           <w:szCs w:val="18"/>
         </w:rPr>
-        <w:t xml:space="preserve">Bu çalışmada, biyo-esaslı yapı kabuğu malzemelerinin seçiminde kullanılan çok ölçütlü karar kurgusunun kendisi TS 825:2024 çerçevesinde sınanmıştır. Hesap temeli, yayımlanmış asgari yalıtım kalınlığı tablosunun sekiz veri noktasının tamamında doğrulanmıştır.</w:t>
+        <w:t xml:space="preserve">A_f : şartlandırılmış döşeme alanı, m²</w:t>
       </w:r>
     </w:p>
     <w:p>
@@ -15831,7 +15121,7 @@
           <w:sz w:val="18"/>
           <w:szCs w:val="18"/>
         </w:rPr>
-        <w:t xml:space="preserve">Sabit ısıl geçirgenlik hedefine dayalı kurgu, iklim bölgesine göre sıralama farkı üretememektedir. Gerekli kalınlık malzemeden bağımsız bir çarpanla ölçeklendiğinden, sütun bazlı ölçek değişimine duyarsız her normalizasyonda bu çarpan sadeleşmektedir; yuvarlama devre dışı bırakıldığında bölgeler arası sıra korelasyonu 1,000000'dır. Bölge etkisi ancak orantılılığı kıran yapılar modele eklendiğinde doğmaktadır: uygulanabilirlik kısıtı soğuk bölgelerde dört alternatifi elemekte, iklim dengesine bağlı ağırlıklandırma korelasyonu 0,998'den 0,567'ye indirmektedir.</w:t>
+        <w:t xml:space="preserve">c : özgül ısı kapasitesi, J/kgK</w:t>
       </w:r>
     </w:p>
     <w:p>
@@ -15866,7 +15156,7 @@
           <w:sz w:val="18"/>
           <w:szCs w:val="18"/>
         </w:rPr>
-        <w:t xml:space="preserve">Ağırlıklandırma yönteminin seçimi biyo-esaslı alternatiflerin sıralamadaki yerini yönlü biçimde belirlemektedir. Entropi, ağırlığın yaklaşık üçte birini tek bir sıralı ölçüte vererek mineral esaslı ürünleri öne çıkarmakta; CRITIC ve eşit ağırlık ise biyo-esaslı alternatifleri ilk sıralara koymaktadır.</w:t>
+        <w:t xml:space="preserve">C : etkin ısıl kapasite, J/K</w:t>
       </w:r>
     </w:p>
     <w:p>
@@ -15901,7 +15191,7 @@
           <w:sz w:val="18"/>
           <w:szCs w:val="18"/>
         </w:rPr>
-        <w:t xml:space="preserve">Yaşam döngüsü sistem sınırının seçimi birinci sırayı tüm bölgelerde değiştirmektedir. Biyo-esaslı malzemelerin A1–A3'te depoladığı biyojenik karbon C3'te yeniden salınmakta, altı malzemede alım ile salım ±0,04 kgCO₂e/kg içinde birbirini götürmektedir. Biyo-esaslı üstünlük, depolanan karbonun yarısından fazlası salınmadıkça korunmaktadır.</w:t>
+        <w:t xml:space="preserve">C_m : TOPSIS yakınlık katsayısı, –</w:t>
       </w:r>
     </w:p>
     <w:p>
@@ -15936,7 +15226,7 @@
           <w:sz w:val="18"/>
           <w:szCs w:val="18"/>
         </w:rPr>
-        <w:t xml:space="preserve">Bulguların mevzuata dönük karşılığı, tavsiye edilen ısıl geçirgenlik değerleri koşulunda derece gün bölgesinin malzeme seçimini tek başına farklılaştırmadığı ve zaman sabitinden bağımsız bir kullanım faktörü kullanıldığında hesap yönteminin ısıl kütle farkını değerlendirme dışı bıraktığıdır.</w:t>
+        <w:t xml:space="preserve">d : yalıtım kalınlığı, m</w:t>
       </w:r>
     </w:p>
     <w:p>
@@ -15971,7 +15261,567 @@
           <w:sz w:val="18"/>
           <w:szCs w:val="18"/>
         </w:rPr>
-        <w:t xml:space="preserve">Öncelikli gelecek çalışma yönleri, ısıl kütle etkisinin saatlik dinamik simülasyonla ölçülmesi, yaşam sonu senaryolarının kendi iklim etkileriyle modellenmesi ve Türkiye'ye özgü tarımsal atık esaslı yalıtım ürünleri için doğrulanmış ürün beyanı üretilmesidir.</w:t>
+        <w:t xml:space="preserve">H : özgül ısı kaybı, W/K</w:t>
+      </w:r>
+    </w:p>
+    <w:p>
+      <w:pPr>
+        <w:spacing w:after="0" w:before="0" w:line="360" w:lineRule="auto"/>
+      </w:pPr>
+      <w:r>
+        <w:rPr>
+          <w:rFonts w:ascii="Times New Roman" w:cs="Times New Roman" w:eastAsia="Times New Roman" w:hAnsi="Times New Roman"/>
+          <w:b w:val="false"/>
+          <w:bCs w:val="false"/>
+          <w:i w:val="false"/>
+          <w:iCs w:val="false"/>
+          <w:sz w:val="18"/>
+          <w:szCs w:val="18"/>
+        </w:rPr>
+        <w:t xml:space="preserve"/>
+      </w:r>
+    </w:p>
+    <w:p>
+      <w:pPr>
+        <w:spacing w:after="0" w:before="0" w:line="360" w:lineRule="auto"/>
+        <w:jc w:val="both"/>
+      </w:pPr>
+      <w:r>
+        <w:rPr>
+          <w:rFonts w:ascii="Times New Roman" w:cs="Times New Roman" w:eastAsia="Times New Roman" w:hAnsi="Times New Roman"/>
+          <w:b w:val="false"/>
+          <w:bCs w:val="false"/>
+          <w:i w:val="false"/>
+          <w:iCs w:val="false"/>
+          <w:sz w:val="18"/>
+          <w:szCs w:val="18"/>
+        </w:rPr>
+        <w:t xml:space="preserve">IDG : ısıtma derece günü, °C·gün</w:t>
+      </w:r>
+    </w:p>
+    <w:p>
+      <w:pPr>
+        <w:spacing w:after="0" w:before="0" w:line="360" w:lineRule="auto"/>
+      </w:pPr>
+      <w:r>
+        <w:rPr>
+          <w:rFonts w:ascii="Times New Roman" w:cs="Times New Roman" w:eastAsia="Times New Roman" w:hAnsi="Times New Roman"/>
+          <w:b w:val="false"/>
+          <w:bCs w:val="false"/>
+          <w:i w:val="false"/>
+          <w:iCs w:val="false"/>
+          <w:sz w:val="18"/>
+          <w:szCs w:val="18"/>
+        </w:rPr>
+        <w:t xml:space="preserve"/>
+      </w:r>
+    </w:p>
+    <w:p>
+      <w:pPr>
+        <w:spacing w:after="0" w:before="0" w:line="360" w:lineRule="auto"/>
+        <w:jc w:val="both"/>
+      </w:pPr>
+      <w:r>
+        <w:rPr>
+          <w:rFonts w:ascii="Times New Roman" w:cs="Times New Roman" w:eastAsia="Times New Roman" w:hAnsi="Times New Roman"/>
+          <w:b w:val="false"/>
+          <w:bCs w:val="false"/>
+          <w:i w:val="false"/>
+          <w:iCs w:val="false"/>
+          <w:sz w:val="18"/>
+          <w:szCs w:val="18"/>
+        </w:rPr>
+        <w:t xml:space="preserve">K_b : bölgeye bağlı kalınlık çarpanı, m²K/W</w:t>
+      </w:r>
+    </w:p>
+    <w:p>
+      <w:pPr>
+        <w:spacing w:after="0" w:before="0" w:line="360" w:lineRule="auto"/>
+      </w:pPr>
+      <w:r>
+        <w:rPr>
+          <w:rFonts w:ascii="Times New Roman" w:cs="Times New Roman" w:eastAsia="Times New Roman" w:hAnsi="Times New Roman"/>
+          <w:b w:val="false"/>
+          <w:bCs w:val="false"/>
+          <w:i w:val="false"/>
+          <w:iCs w:val="false"/>
+          <w:sz w:val="18"/>
+          <w:szCs w:val="18"/>
+        </w:rPr>
+        <w:t xml:space="preserve"/>
+      </w:r>
+    </w:p>
+    <w:p>
+      <w:pPr>
+        <w:spacing w:after="0" w:before="0" w:line="360" w:lineRule="auto"/>
+        <w:jc w:val="both"/>
+      </w:pPr>
+      <w:r>
+        <w:rPr>
+          <w:rFonts w:ascii="Times New Roman" w:cs="Times New Roman" w:eastAsia="Times New Roman" w:hAnsi="Times New Roman"/>
+          <w:b w:val="false"/>
+          <w:bCs w:val="false"/>
+          <w:i w:val="false"/>
+          <w:iCs w:val="false"/>
+          <w:sz w:val="18"/>
+          <w:szCs w:val="18"/>
+        </w:rPr>
+        <w:t xml:space="preserve">n_h : hava değişim sayısı, m³/(h·m²)</w:t>
+      </w:r>
+    </w:p>
+    <w:p>
+      <w:pPr>
+        <w:spacing w:after="0" w:before="0" w:line="360" w:lineRule="auto"/>
+      </w:pPr>
+      <w:r>
+        <w:rPr>
+          <w:rFonts w:ascii="Times New Roman" w:cs="Times New Roman" w:eastAsia="Times New Roman" w:hAnsi="Times New Roman"/>
+          <w:b w:val="false"/>
+          <w:bCs w:val="false"/>
+          <w:i w:val="false"/>
+          <w:iCs w:val="false"/>
+          <w:sz w:val="18"/>
+          <w:szCs w:val="18"/>
+        </w:rPr>
+        <w:t xml:space="preserve"/>
+      </w:r>
+    </w:p>
+    <w:p>
+      <w:pPr>
+        <w:spacing w:after="0" w:before="0" w:line="360" w:lineRule="auto"/>
+        <w:jc w:val="both"/>
+      </w:pPr>
+      <w:r>
+        <w:rPr>
+          <w:rFonts w:ascii="Times New Roman" w:cs="Times New Roman" w:eastAsia="Times New Roman" w:hAnsi="Times New Roman"/>
+          <w:b w:val="false"/>
+          <w:bCs w:val="false"/>
+          <w:i w:val="false"/>
+          <w:iCs w:val="false"/>
+          <w:sz w:val="18"/>
+          <w:szCs w:val="18"/>
+        </w:rPr>
+        <w:t xml:space="preserve">R : ısıl direnç, m²K/W</w:t>
+      </w:r>
+    </w:p>
+    <w:p>
+      <w:pPr>
+        <w:spacing w:after="0" w:before="0" w:line="360" w:lineRule="auto"/>
+      </w:pPr>
+      <w:r>
+        <w:rPr>
+          <w:rFonts w:ascii="Times New Roman" w:cs="Times New Roman" w:eastAsia="Times New Roman" w:hAnsi="Times New Roman"/>
+          <w:b w:val="false"/>
+          <w:bCs w:val="false"/>
+          <w:i w:val="false"/>
+          <w:iCs w:val="false"/>
+          <w:sz w:val="18"/>
+          <w:szCs w:val="18"/>
+        </w:rPr>
+        <w:t xml:space="preserve"/>
+      </w:r>
+    </w:p>
+    <w:p>
+      <w:pPr>
+        <w:spacing w:after="0" w:before="0" w:line="360" w:lineRule="auto"/>
+        <w:jc w:val="both"/>
+      </w:pPr>
+      <w:r>
+        <w:rPr>
+          <w:rFonts w:ascii="Times New Roman" w:cs="Times New Roman" w:eastAsia="Times New Roman" w:hAnsi="Times New Roman"/>
+          <w:b w:val="false"/>
+          <w:bCs w:val="false"/>
+          <w:i w:val="false"/>
+          <w:iCs w:val="false"/>
+          <w:sz w:val="18"/>
+          <w:szCs w:val="18"/>
+        </w:rPr>
+        <w:t xml:space="preserve">SDG : soğutma derece günü, °C·gün</w:t>
+      </w:r>
+    </w:p>
+    <w:p>
+      <w:pPr>
+        <w:spacing w:after="0" w:before="0" w:line="360" w:lineRule="auto"/>
+      </w:pPr>
+      <w:r>
+        <w:rPr>
+          <w:rFonts w:ascii="Times New Roman" w:cs="Times New Roman" w:eastAsia="Times New Roman" w:hAnsi="Times New Roman"/>
+          <w:b w:val="false"/>
+          <w:bCs w:val="false"/>
+          <w:i w:val="false"/>
+          <w:iCs w:val="false"/>
+          <w:sz w:val="18"/>
+          <w:szCs w:val="18"/>
+        </w:rPr>
+        <w:t xml:space="preserve"/>
+      </w:r>
+    </w:p>
+    <w:p>
+      <w:pPr>
+        <w:spacing w:after="0" w:before="0" w:line="360" w:lineRule="auto"/>
+        <w:jc w:val="both"/>
+      </w:pPr>
+      <w:r>
+        <w:rPr>
+          <w:rFonts w:ascii="Times New Roman" w:cs="Times New Roman" w:eastAsia="Times New Roman" w:hAnsi="Times New Roman"/>
+          <w:b w:val="false"/>
+          <w:bCs w:val="false"/>
+          <w:i w:val="false"/>
+          <w:iCs w:val="false"/>
+          <w:sz w:val="18"/>
+          <w:szCs w:val="18"/>
+        </w:rPr>
+        <w:t xml:space="preserve">U : ısıl geçirgenlik katsayısı, W/m²K</w:t>
+      </w:r>
+    </w:p>
+    <w:p>
+      <w:pPr>
+        <w:spacing w:after="0" w:before="0" w:line="360" w:lineRule="auto"/>
+      </w:pPr>
+      <w:r>
+        <w:rPr>
+          <w:rFonts w:ascii="Times New Roman" w:cs="Times New Roman" w:eastAsia="Times New Roman" w:hAnsi="Times New Roman"/>
+          <w:b w:val="false"/>
+          <w:bCs w:val="false"/>
+          <w:i w:val="false"/>
+          <w:iCs w:val="false"/>
+          <w:sz w:val="18"/>
+          <w:szCs w:val="18"/>
+        </w:rPr>
+        <w:t xml:space="preserve"/>
+      </w:r>
+    </w:p>
+    <w:p>
+      <w:pPr>
+        <w:spacing w:after="0" w:before="0" w:line="360" w:lineRule="auto"/>
+        <w:jc w:val="both"/>
+      </w:pPr>
+      <w:r>
+        <w:rPr>
+          <w:rFonts w:ascii="Times New Roman" w:cs="Times New Roman" w:eastAsia="Times New Roman" w:hAnsi="Times New Roman"/>
+          <w:b w:val="false"/>
+          <w:bCs w:val="false"/>
+          <w:i w:val="false"/>
+          <w:iCs w:val="false"/>
+          <w:sz w:val="18"/>
+          <w:szCs w:val="18"/>
+        </w:rPr>
+        <w:t xml:space="preserve">w : ölçüt ağırlığı, –</w:t>
+      </w:r>
+    </w:p>
+    <w:p>
+      <w:pPr>
+        <w:spacing w:after="0" w:before="0" w:line="360" w:lineRule="auto"/>
+      </w:pPr>
+      <w:r>
+        <w:rPr>
+          <w:rFonts w:ascii="Times New Roman" w:cs="Times New Roman" w:eastAsia="Times New Roman" w:hAnsi="Times New Roman"/>
+          <w:b w:val="false"/>
+          <w:bCs w:val="false"/>
+          <w:i w:val="false"/>
+          <w:iCs w:val="false"/>
+          <w:sz w:val="18"/>
+          <w:szCs w:val="18"/>
+        </w:rPr>
+        <w:t xml:space="preserve"/>
+      </w:r>
+    </w:p>
+    <w:p>
+      <w:pPr>
+        <w:spacing w:after="0" w:before="0" w:line="360" w:lineRule="auto"/>
+        <w:jc w:val="both"/>
+      </w:pPr>
+      <w:r>
+        <w:rPr>
+          <w:rFonts w:ascii="Times New Roman" w:cs="Times New Roman" w:eastAsia="Times New Roman" w:hAnsi="Times New Roman"/>
+          <w:b w:val="false"/>
+          <w:bCs w:val="false"/>
+          <w:i w:val="false"/>
+          <w:iCs w:val="false"/>
+          <w:sz w:val="18"/>
+          <w:szCs w:val="18"/>
+        </w:rPr>
+        <w:t xml:space="preserve">α : iklim ayarı duyarlılık katsayısı, –</w:t>
+      </w:r>
+    </w:p>
+    <w:p>
+      <w:pPr>
+        <w:spacing w:after="0" w:before="0" w:line="360" w:lineRule="auto"/>
+      </w:pPr>
+      <w:r>
+        <w:rPr>
+          <w:rFonts w:ascii="Times New Roman" w:cs="Times New Roman" w:eastAsia="Times New Roman" w:hAnsi="Times New Roman"/>
+          <w:b w:val="false"/>
+          <w:bCs w:val="false"/>
+          <w:i w:val="false"/>
+          <w:iCs w:val="false"/>
+          <w:sz w:val="18"/>
+          <w:szCs w:val="18"/>
+        </w:rPr>
+        <w:t xml:space="preserve"/>
+      </w:r>
+    </w:p>
+    <w:p>
+      <w:pPr>
+        <w:spacing w:after="0" w:before="0" w:line="360" w:lineRule="auto"/>
+        <w:jc w:val="both"/>
+      </w:pPr>
+      <w:r>
+        <w:rPr>
+          <w:rFonts w:ascii="Times New Roman" w:cs="Times New Roman" w:eastAsia="Times New Roman" w:hAnsi="Times New Roman"/>
+          <w:b w:val="false"/>
+          <w:bCs w:val="false"/>
+          <w:i w:val="false"/>
+          <w:iCs w:val="false"/>
+          <w:sz w:val="18"/>
+          <w:szCs w:val="18"/>
+        </w:rPr>
+        <w:t xml:space="preserve">ε : birim kütle başına gömülü karbon, kgCO₂e/kg</w:t>
+      </w:r>
+    </w:p>
+    <w:p>
+      <w:pPr>
+        <w:spacing w:after="0" w:before="0" w:line="360" w:lineRule="auto"/>
+      </w:pPr>
+      <w:r>
+        <w:rPr>
+          <w:rFonts w:ascii="Times New Roman" w:cs="Times New Roman" w:eastAsia="Times New Roman" w:hAnsi="Times New Roman"/>
+          <w:b w:val="false"/>
+          <w:bCs w:val="false"/>
+          <w:i w:val="false"/>
+          <w:iCs w:val="false"/>
+          <w:sz w:val="18"/>
+          <w:szCs w:val="18"/>
+        </w:rPr>
+        <w:t xml:space="preserve"/>
+      </w:r>
+    </w:p>
+    <w:p>
+      <w:pPr>
+        <w:spacing w:after="0" w:before="0" w:line="360" w:lineRule="auto"/>
+        <w:jc w:val="both"/>
+      </w:pPr>
+      <w:r>
+        <w:rPr>
+          <w:rFonts w:ascii="Times New Roman" w:cs="Times New Roman" w:eastAsia="Times New Roman" w:hAnsi="Times New Roman"/>
+          <w:b w:val="false"/>
+          <w:bCs w:val="false"/>
+          <w:i w:val="false"/>
+          <w:iCs w:val="false"/>
+          <w:sz w:val="18"/>
+          <w:szCs w:val="18"/>
+        </w:rPr>
+        <w:t xml:space="preserve">η : kazanç veya kayıp kullanım faktörü, –</w:t>
+      </w:r>
+    </w:p>
+    <w:p>
+      <w:pPr>
+        <w:spacing w:after="0" w:before="0" w:line="360" w:lineRule="auto"/>
+      </w:pPr>
+      <w:r>
+        <w:rPr>
+          <w:rFonts w:ascii="Times New Roman" w:cs="Times New Roman" w:eastAsia="Times New Roman" w:hAnsi="Times New Roman"/>
+          <w:b w:val="false"/>
+          <w:bCs w:val="false"/>
+          <w:i w:val="false"/>
+          <w:iCs w:val="false"/>
+          <w:sz w:val="18"/>
+          <w:szCs w:val="18"/>
+        </w:rPr>
+        <w:t xml:space="preserve"/>
+      </w:r>
+    </w:p>
+    <w:p>
+      <w:pPr>
+        <w:spacing w:after="0" w:before="0" w:line="360" w:lineRule="auto"/>
+        <w:jc w:val="both"/>
+      </w:pPr>
+      <w:r>
+        <w:rPr>
+          <w:rFonts w:ascii="Times New Roman" w:cs="Times New Roman" w:eastAsia="Times New Roman" w:hAnsi="Times New Roman"/>
+          <w:b w:val="false"/>
+          <w:bCs w:val="false"/>
+          <w:i w:val="false"/>
+          <w:iCs w:val="false"/>
+          <w:sz w:val="18"/>
+          <w:szCs w:val="18"/>
+        </w:rPr>
+        <w:t xml:space="preserve">θ : sıcaklık, °C</w:t>
+      </w:r>
+    </w:p>
+    <w:p>
+      <w:pPr>
+        <w:spacing w:after="0" w:before="0" w:line="360" w:lineRule="auto"/>
+      </w:pPr>
+      <w:r>
+        <w:rPr>
+          <w:rFonts w:ascii="Times New Roman" w:cs="Times New Roman" w:eastAsia="Times New Roman" w:hAnsi="Times New Roman"/>
+          <w:b w:val="false"/>
+          <w:bCs w:val="false"/>
+          <w:i w:val="false"/>
+          <w:iCs w:val="false"/>
+          <w:sz w:val="18"/>
+          <w:szCs w:val="18"/>
+        </w:rPr>
+        <w:t xml:space="preserve"/>
+      </w:r>
+    </w:p>
+    <w:p>
+      <w:pPr>
+        <w:spacing w:after="0" w:before="0" w:line="360" w:lineRule="auto"/>
+        <w:jc w:val="both"/>
+      </w:pPr>
+      <w:r>
+        <w:rPr>
+          <w:rFonts w:ascii="Times New Roman" w:cs="Times New Roman" w:eastAsia="Times New Roman" w:hAnsi="Times New Roman"/>
+          <w:b w:val="false"/>
+          <w:bCs w:val="false"/>
+          <w:i w:val="false"/>
+          <w:iCs w:val="false"/>
+          <w:sz w:val="18"/>
+          <w:szCs w:val="18"/>
+        </w:rPr>
+        <w:t xml:space="preserve">λ : ısı iletkenlik katsayısı, W/mK</w:t>
+      </w:r>
+    </w:p>
+    <w:p>
+      <w:pPr>
+        <w:spacing w:after="0" w:before="0" w:line="360" w:lineRule="auto"/>
+      </w:pPr>
+      <w:r>
+        <w:rPr>
+          <w:rFonts w:ascii="Times New Roman" w:cs="Times New Roman" w:eastAsia="Times New Roman" w:hAnsi="Times New Roman"/>
+          <w:b w:val="false"/>
+          <w:bCs w:val="false"/>
+          <w:i w:val="false"/>
+          <w:iCs w:val="false"/>
+          <w:sz w:val="18"/>
+          <w:szCs w:val="18"/>
+        </w:rPr>
+        <w:t xml:space="preserve"/>
+      </w:r>
+    </w:p>
+    <w:p>
+      <w:pPr>
+        <w:spacing w:after="0" w:before="0" w:line="360" w:lineRule="auto"/>
+        <w:jc w:val="both"/>
+      </w:pPr>
+      <w:r>
+        <w:rPr>
+          <w:rFonts w:ascii="Times New Roman" w:cs="Times New Roman" w:eastAsia="Times New Roman" w:hAnsi="Times New Roman"/>
+          <w:b w:val="false"/>
+          <w:bCs w:val="false"/>
+          <w:i w:val="false"/>
+          <w:iCs w:val="false"/>
+          <w:sz w:val="18"/>
+          <w:szCs w:val="18"/>
+        </w:rPr>
+        <w:t xml:space="preserve">ρ : yoğunluk, kg/m³</w:t>
+      </w:r>
+    </w:p>
+    <w:p>
+      <w:pPr>
+        <w:spacing w:after="0" w:before="0" w:line="360" w:lineRule="auto"/>
+      </w:pPr>
+      <w:r>
+        <w:rPr>
+          <w:rFonts w:ascii="Times New Roman" w:cs="Times New Roman" w:eastAsia="Times New Roman" w:hAnsi="Times New Roman"/>
+          <w:b w:val="false"/>
+          <w:bCs w:val="false"/>
+          <w:i w:val="false"/>
+          <w:iCs w:val="false"/>
+          <w:sz w:val="18"/>
+          <w:szCs w:val="18"/>
+        </w:rPr>
+        <w:t xml:space="preserve"/>
+      </w:r>
+    </w:p>
+    <w:p>
+      <w:pPr>
+        <w:spacing w:after="0" w:before="0" w:line="360" w:lineRule="auto"/>
+        <w:jc w:val="both"/>
+      </w:pPr>
+      <w:r>
+        <w:rPr>
+          <w:rFonts w:ascii="Times New Roman" w:cs="Times New Roman" w:eastAsia="Times New Roman" w:hAnsi="Times New Roman"/>
+          <w:b w:val="false"/>
+          <w:bCs w:val="false"/>
+          <w:i w:val="false"/>
+          <w:iCs w:val="false"/>
+          <w:sz w:val="18"/>
+          <w:szCs w:val="18"/>
+        </w:rPr>
+        <w:t xml:space="preserve">σ_b : soğutma payı, –</w:t>
+      </w:r>
+    </w:p>
+    <w:p>
+      <w:pPr>
+        <w:spacing w:after="0" w:before="0" w:line="360" w:lineRule="auto"/>
+      </w:pPr>
+      <w:r>
+        <w:rPr>
+          <w:rFonts w:ascii="Times New Roman" w:cs="Times New Roman" w:eastAsia="Times New Roman" w:hAnsi="Times New Roman"/>
+          <w:b w:val="false"/>
+          <w:bCs w:val="false"/>
+          <w:i w:val="false"/>
+          <w:iCs w:val="false"/>
+          <w:sz w:val="18"/>
+          <w:szCs w:val="18"/>
+        </w:rPr>
+        <w:t xml:space="preserve"/>
+      </w:r>
+    </w:p>
+    <w:p>
+      <w:pPr>
+        <w:spacing w:after="0" w:before="0" w:line="360" w:lineRule="auto"/>
+        <w:jc w:val="both"/>
+      </w:pPr>
+      <w:r>
+        <w:rPr>
+          <w:rFonts w:ascii="Times New Roman" w:cs="Times New Roman" w:eastAsia="Times New Roman" w:hAnsi="Times New Roman"/>
+          <w:b w:val="false"/>
+          <w:bCs w:val="false"/>
+          <w:i w:val="false"/>
+          <w:iCs w:val="false"/>
+          <w:sz w:val="18"/>
+          <w:szCs w:val="18"/>
+        </w:rPr>
+        <w:t xml:space="preserve">τ : zaman sabiti, h</w:t>
+      </w:r>
+    </w:p>
+    <w:p>
+      <w:pPr>
+        <w:spacing w:after="0" w:before="0" w:line="360" w:lineRule="auto"/>
+      </w:pPr>
+      <w:r>
+        <w:rPr>
+          <w:rFonts w:ascii="Times New Roman" w:cs="Times New Roman" w:eastAsia="Times New Roman" w:hAnsi="Times New Roman"/>
+          <w:b w:val="false"/>
+          <w:bCs w:val="false"/>
+          <w:i w:val="false"/>
+          <w:iCs w:val="false"/>
+          <w:sz w:val="18"/>
+          <w:szCs w:val="18"/>
+        </w:rPr>
+        <w:t xml:space="preserve"/>
+      </w:r>
+    </w:p>
+    <w:p>
+      <w:pPr>
+        <w:spacing w:after="0" w:before="0" w:line="360" w:lineRule="auto"/>
+        <w:jc w:val="both"/>
+      </w:pPr>
+      <w:r>
+        <w:rPr>
+          <w:rFonts w:ascii="Times New Roman" w:cs="Times New Roman" w:eastAsia="Times New Roman" w:hAnsi="Times New Roman"/>
+          <w:b w:val="false"/>
+          <w:bCs w:val="false"/>
+          <w:i w:val="false"/>
+          <w:iCs w:val="false"/>
+          <w:sz w:val="18"/>
+          <w:szCs w:val="18"/>
+        </w:rPr>
+        <w:t xml:space="preserve">φ : yaşam sonu salım oranı, –</w:t>
       </w:r>
     </w:p>
     <w:p>
@@ -16023,14 +15873,8 @@
           <w:sz w:val="18"/>
           <w:szCs w:val="18"/>
         </w:rPr>
-        <w:t xml:space="preserve">6. TEŞEKKÜR</w:t>
-      </w:r>
-    </w:p>
-    <w:p>
-      <w:pPr>
-        <w:spacing w:after="0" w:before="0" w:line="360" w:lineRule="auto"/>
-        <w:jc w:val="left"/>
-      </w:pPr>
+        <w:t xml:space="preserve">5. Sonuçlar </w:t>
+      </w:r>
       <w:r>
         <w:rPr>
           <w:rFonts w:ascii="Times New Roman" w:cs="Times New Roman" w:eastAsia="Times New Roman" w:hAnsi="Times New Roman"/>
@@ -16041,7 +15885,7 @@
           <w:sz w:val="16"/>
           <w:szCs w:val="16"/>
         </w:rPr>
-        <w:t xml:space="preserve">(ACKNOWLEDGEMENT)</w:t>
+        <w:t xml:space="preserve">(Conclusions)</w:t>
       </w:r>
     </w:p>
     <w:p>
@@ -16059,7 +15903,182 @@
           <w:sz w:val="18"/>
           <w:szCs w:val="18"/>
         </w:rPr>
-        <w:t xml:space="preserve">[Varsa proje desteği, kurum veya kişi teşekkürleri buraya yazılacaktır.]</w:t>
+        <w:t xml:space="preserve">Bu çalışmada, biyo-esaslı yapı kabuğu malzemelerinin seçiminde kullanılan çok ölçütlü karar kurgusunun kendisi TS 825:2024 çerçevesinde sınanmıştır. Hesap temeli, yayımlanmış asgari yalıtım kalınlığı tablosunun sekiz veri noktasının tamamında doğrulanmıştır.</w:t>
+      </w:r>
+    </w:p>
+    <w:p>
+      <w:pPr>
+        <w:spacing w:after="0" w:before="0" w:line="360" w:lineRule="auto"/>
+      </w:pPr>
+      <w:r>
+        <w:rPr>
+          <w:rFonts w:ascii="Times New Roman" w:cs="Times New Roman" w:eastAsia="Times New Roman" w:hAnsi="Times New Roman"/>
+          <w:b w:val="false"/>
+          <w:bCs w:val="false"/>
+          <w:i w:val="false"/>
+          <w:iCs w:val="false"/>
+          <w:sz w:val="18"/>
+          <w:szCs w:val="18"/>
+        </w:rPr>
+        <w:t xml:space="preserve"/>
+      </w:r>
+    </w:p>
+    <w:p>
+      <w:pPr>
+        <w:spacing w:after="0" w:before="0" w:line="360" w:lineRule="auto"/>
+        <w:jc w:val="both"/>
+      </w:pPr>
+      <w:r>
+        <w:rPr>
+          <w:rFonts w:ascii="Times New Roman" w:cs="Times New Roman" w:eastAsia="Times New Roman" w:hAnsi="Times New Roman"/>
+          <w:b w:val="false"/>
+          <w:bCs w:val="false"/>
+          <w:i w:val="false"/>
+          <w:iCs w:val="false"/>
+          <w:sz w:val="18"/>
+          <w:szCs w:val="18"/>
+        </w:rPr>
+        <w:t xml:space="preserve">Sabit ısıl geçirgenlik hedefine dayalı kurgu, iklim bölgesine göre sıralama farkı üretememektedir. Gerekli kalınlık malzemeden bağımsız bir çarpanla ölçeklendiğinden, sütun bazlı ölçek değişimine duyarsız her normalizasyonda bu çarpan sadeleşmektedir; yuvarlama devre dışı bırakıldığında bölgeler arası sıra korelasyonu 1,000000'dır. Bölge etkisi ancak orantılılığı kıran yapılar modele eklendiğinde doğmaktadır: uygulanabilirlik kısıtı soğuk bölgelerde dört alternatifi elemekte, iklim dengesine bağlı ağırlıklandırma korelasyonu 0,998'den 0,567'ye indirmektedir.</w:t>
+      </w:r>
+    </w:p>
+    <w:p>
+      <w:pPr>
+        <w:spacing w:after="0" w:before="0" w:line="360" w:lineRule="auto"/>
+      </w:pPr>
+      <w:r>
+        <w:rPr>
+          <w:rFonts w:ascii="Times New Roman" w:cs="Times New Roman" w:eastAsia="Times New Roman" w:hAnsi="Times New Roman"/>
+          <w:b w:val="false"/>
+          <w:bCs w:val="false"/>
+          <w:i w:val="false"/>
+          <w:iCs w:val="false"/>
+          <w:sz w:val="18"/>
+          <w:szCs w:val="18"/>
+        </w:rPr>
+        <w:t xml:space="preserve"/>
+      </w:r>
+    </w:p>
+    <w:p>
+      <w:pPr>
+        <w:spacing w:after="0" w:before="0" w:line="360" w:lineRule="auto"/>
+        <w:jc w:val="both"/>
+      </w:pPr>
+      <w:r>
+        <w:rPr>
+          <w:rFonts w:ascii="Times New Roman" w:cs="Times New Roman" w:eastAsia="Times New Roman" w:hAnsi="Times New Roman"/>
+          <w:b w:val="false"/>
+          <w:bCs w:val="false"/>
+          <w:i w:val="false"/>
+          <w:iCs w:val="false"/>
+          <w:sz w:val="18"/>
+          <w:szCs w:val="18"/>
+        </w:rPr>
+        <w:t xml:space="preserve">Ağırlıklandırma yönteminin seçimi biyo-esaslı alternatiflerin sıralamadaki yerini yönlü biçimde belirlemektedir. Entropi, ağırlığın yaklaşık üçte birini tek bir sıralı ölçüte vererek mineral esaslı ürünleri öne çıkarmakta; CRITIC ve eşit ağırlık ise biyo-esaslı alternatifleri ilk sıralara koymaktadır.</w:t>
+      </w:r>
+    </w:p>
+    <w:p>
+      <w:pPr>
+        <w:spacing w:after="0" w:before="0" w:line="360" w:lineRule="auto"/>
+      </w:pPr>
+      <w:r>
+        <w:rPr>
+          <w:rFonts w:ascii="Times New Roman" w:cs="Times New Roman" w:eastAsia="Times New Roman" w:hAnsi="Times New Roman"/>
+          <w:b w:val="false"/>
+          <w:bCs w:val="false"/>
+          <w:i w:val="false"/>
+          <w:iCs w:val="false"/>
+          <w:sz w:val="18"/>
+          <w:szCs w:val="18"/>
+        </w:rPr>
+        <w:t xml:space="preserve"/>
+      </w:r>
+    </w:p>
+    <w:p>
+      <w:pPr>
+        <w:spacing w:after="0" w:before="0" w:line="360" w:lineRule="auto"/>
+        <w:jc w:val="both"/>
+      </w:pPr>
+      <w:r>
+        <w:rPr>
+          <w:rFonts w:ascii="Times New Roman" w:cs="Times New Roman" w:eastAsia="Times New Roman" w:hAnsi="Times New Roman"/>
+          <w:b w:val="false"/>
+          <w:bCs w:val="false"/>
+          <w:i w:val="false"/>
+          <w:iCs w:val="false"/>
+          <w:sz w:val="18"/>
+          <w:szCs w:val="18"/>
+        </w:rPr>
+        <w:t xml:space="preserve">Yaşam döngüsü sistem sınırının seçimi birinci sırayı tüm bölgelerde değiştirmektedir. Biyo-esaslı malzemelerin A1–A3'te depoladığı biyojenik karbon C3'te yeniden salınmakta, altı malzemede alım ile salım ±0,04 kgCO₂e/kg içinde birbirini götürmektedir. Biyo-esaslı üstünlük, depolanan karbonun yarısından fazlası salınmadıkça korunmaktadır.</w:t>
+      </w:r>
+    </w:p>
+    <w:p>
+      <w:pPr>
+        <w:spacing w:after="0" w:before="0" w:line="360" w:lineRule="auto"/>
+      </w:pPr>
+      <w:r>
+        <w:rPr>
+          <w:rFonts w:ascii="Times New Roman" w:cs="Times New Roman" w:eastAsia="Times New Roman" w:hAnsi="Times New Roman"/>
+          <w:b w:val="false"/>
+          <w:bCs w:val="false"/>
+          <w:i w:val="false"/>
+          <w:iCs w:val="false"/>
+          <w:sz w:val="18"/>
+          <w:szCs w:val="18"/>
+        </w:rPr>
+        <w:t xml:space="preserve"/>
+      </w:r>
+    </w:p>
+    <w:p>
+      <w:pPr>
+        <w:spacing w:after="0" w:before="0" w:line="360" w:lineRule="auto"/>
+        <w:jc w:val="both"/>
+      </w:pPr>
+      <w:r>
+        <w:rPr>
+          <w:rFonts w:ascii="Times New Roman" w:cs="Times New Roman" w:eastAsia="Times New Roman" w:hAnsi="Times New Roman"/>
+          <w:b w:val="false"/>
+          <w:bCs w:val="false"/>
+          <w:i w:val="false"/>
+          <w:iCs w:val="false"/>
+          <w:sz w:val="18"/>
+          <w:szCs w:val="18"/>
+        </w:rPr>
+        <w:t xml:space="preserve">Bulguların mevzuata dönük karşılığı, tavsiye edilen ısıl geçirgenlik değerleri koşulunda derece gün bölgesinin malzeme seçimini tek başına farklılaştırmadığı ve zaman sabitinden bağımsız bir kullanım faktörü kullanıldığında hesap yönteminin ısıl kütle farkını değerlendirme dışı bıraktığıdır.</w:t>
+      </w:r>
+    </w:p>
+    <w:p>
+      <w:pPr>
+        <w:spacing w:after="0" w:before="0" w:line="360" w:lineRule="auto"/>
+      </w:pPr>
+      <w:r>
+        <w:rPr>
+          <w:rFonts w:ascii="Times New Roman" w:cs="Times New Roman" w:eastAsia="Times New Roman" w:hAnsi="Times New Roman"/>
+          <w:b w:val="false"/>
+          <w:bCs w:val="false"/>
+          <w:i w:val="false"/>
+          <w:iCs w:val="false"/>
+          <w:sz w:val="18"/>
+          <w:szCs w:val="18"/>
+        </w:rPr>
+        <w:t xml:space="preserve"/>
+      </w:r>
+    </w:p>
+    <w:p>
+      <w:pPr>
+        <w:spacing w:after="0" w:before="0" w:line="360" w:lineRule="auto"/>
+        <w:jc w:val="both"/>
+      </w:pPr>
+      <w:r>
+        <w:rPr>
+          <w:rFonts w:ascii="Times New Roman" w:cs="Times New Roman" w:eastAsia="Times New Roman" w:hAnsi="Times New Roman"/>
+          <w:b w:val="false"/>
+          <w:bCs w:val="false"/>
+          <w:i w:val="false"/>
+          <w:iCs w:val="false"/>
+          <w:sz w:val="18"/>
+          <w:szCs w:val="18"/>
+        </w:rPr>
+        <w:t xml:space="preserve">Öncelikli gelecek çalışma yönleri, ısıl kütle etkisinin saatlik dinamik simülasyonla ölçülmesi, yaşam sonu senaryolarının kendi iklim etkileriyle modellenmesi ve Türkiye'ye özgü tarımsal atık esaslı yalıtım ürünleri için doğrulanmış ürün beyanı üretilmesidir.</w:t>
       </w:r>
     </w:p>
     <w:p>
@@ -16111,14 +16130,8 @@
           <w:sz w:val="18"/>
           <w:szCs w:val="18"/>
         </w:rPr>
-        <w:t xml:space="preserve">7. KAYNAKLAR</w:t>
-      </w:r>
-    </w:p>
-    <w:p>
-      <w:pPr>
-        <w:spacing w:after="0" w:before="0" w:line="360" w:lineRule="auto"/>
-        <w:jc w:val="left"/>
-      </w:pPr>
+        <w:t xml:space="preserve">Teşekkür </w:t>
+      </w:r>
       <w:r>
         <w:rPr>
           <w:rFonts w:ascii="Times New Roman" w:cs="Times New Roman" w:eastAsia="Times New Roman" w:hAnsi="Times New Roman"/>
@@ -16129,7 +16142,7 @@
           <w:sz w:val="16"/>
           <w:szCs w:val="16"/>
         </w:rPr>
-        <w:t xml:space="preserve">(REFERENCES)</w:t>
+        <w:t xml:space="preserve">(Acknowledgement)</w:t>
       </w:r>
     </w:p>
     <w:p>
@@ -16147,6 +16160,88 @@
           <w:sz w:val="18"/>
           <w:szCs w:val="18"/>
         </w:rPr>
+        <w:t xml:space="preserve">[Varsa proje desteği, kurum veya kişi teşekkürleri buraya yazılacaktır.]</w:t>
+      </w:r>
+    </w:p>
+    <w:p>
+      <w:pPr>
+        <w:spacing w:after="0" w:before="0" w:line="360" w:lineRule="auto"/>
+      </w:pPr>
+      <w:r>
+        <w:rPr>
+          <w:rFonts w:ascii="Times New Roman" w:cs="Times New Roman" w:eastAsia="Times New Roman" w:hAnsi="Times New Roman"/>
+          <w:b w:val="false"/>
+          <w:bCs w:val="false"/>
+          <w:i w:val="false"/>
+          <w:iCs w:val="false"/>
+          <w:sz w:val="18"/>
+          <w:szCs w:val="18"/>
+        </w:rPr>
+        <w:t xml:space="preserve"/>
+      </w:r>
+    </w:p>
+    <w:p>
+      <w:pPr>
+        <w:spacing w:after="0" w:before="0" w:line="360" w:lineRule="auto"/>
+      </w:pPr>
+      <w:r>
+        <w:rPr>
+          <w:rFonts w:ascii="Times New Roman" w:cs="Times New Roman" w:eastAsia="Times New Roman" w:hAnsi="Times New Roman"/>
+          <w:b w:val="false"/>
+          <w:bCs w:val="false"/>
+          <w:i w:val="false"/>
+          <w:iCs w:val="false"/>
+          <w:sz w:val="18"/>
+          <w:szCs w:val="18"/>
+        </w:rPr>
+        <w:t xml:space="preserve"/>
+      </w:r>
+    </w:p>
+    <w:p>
+      <w:pPr>
+        <w:spacing w:after="0" w:before="0" w:line="360" w:lineRule="auto"/>
+        <w:jc w:val="left"/>
+      </w:pPr>
+      <w:r>
+        <w:rPr>
+          <w:rFonts w:ascii="Times New Roman" w:cs="Times New Roman" w:eastAsia="Times New Roman" w:hAnsi="Times New Roman"/>
+          <w:b/>
+          <w:bCs/>
+          <w:i w:val="false"/>
+          <w:iCs w:val="false"/>
+          <w:sz w:val="18"/>
+          <w:szCs w:val="18"/>
+        </w:rPr>
+        <w:t xml:space="preserve">Kaynaklar </w:t>
+      </w:r>
+      <w:r>
+        <w:rPr>
+          <w:rFonts w:ascii="Times New Roman" w:cs="Times New Roman" w:eastAsia="Times New Roman" w:hAnsi="Times New Roman"/>
+          <w:b/>
+          <w:bCs/>
+          <w:i w:val="false"/>
+          <w:iCs w:val="false"/>
+          <w:sz w:val="16"/>
+          <w:szCs w:val="16"/>
+        </w:rPr>
+        <w:t xml:space="preserve">(References)</w:t>
+      </w:r>
+    </w:p>
+    <w:p>
+      <w:pPr>
+        <w:spacing w:after="0" w:before="0" w:line="360" w:lineRule="auto"/>
+        <w:jc w:val="both"/>
+      </w:pPr>
+      <w:r>
+        <w:rPr>
+          <w:rFonts w:ascii="Times New Roman" w:cs="Times New Roman" w:eastAsia="Times New Roman" w:hAnsi="Times New Roman"/>
+          <w:b w:val="false"/>
+          <w:bCs w:val="false"/>
+          <w:i w:val="false"/>
+          <w:iCs w:val="false"/>
+          <w:sz w:val="18"/>
+          <w:szCs w:val="18"/>
+        </w:rPr>
         <w:t xml:space="preserve">1. TS 825, Binalarda Isı Yalıtımı Kuralları, Türk Standartları Enstitüsü, Ankara, 2024.</w:t>
       </w:r>
     </w:p>
@@ -16217,7 +16312,7 @@
           <w:sz w:val="18"/>
           <w:szCs w:val="18"/>
         </w:rPr>
-        <w:t xml:space="preserve">3. Morganti L., Vandi L., Astudillo Larraz J., García-Jaca J., Navarro Muedra A., Pracucci A., A1–A5 Embodied Carbon Assessment to Evaluate Bio-Based Components in Façade System Modules, Sustainability, 16, 3, 1190, 2024. doi:10.3390/su16031190</w:t>
+        <w:t xml:space="preserve">3. Morganti L., Vandi L., Astudillo Larraz J., García-Jaca J., Navarro Muedra A., Pracucci A., A1–A5 Embodied Carbon Assessment to Evaluate Bio-Based Components in Façade System Modules, Sustainability, 16, 3, 1190, 2024.</w:t>
       </w:r>
     </w:p>
     <w:p>
@@ -16252,7 +16347,7 @@
           <w:sz w:val="18"/>
           <w:szCs w:val="18"/>
         </w:rPr>
-        <w:t xml:space="preserve">4. Hossain M.S., Therasme O., Crovella P., Volk T.A., Assessing the Environmental Impact of Biobased Exterior Insulation Panel: A Focus on Carbon Uptake and Embodied Emissions, Energies, 17, 14, 3406, 2024. doi:10.3390/en17143406</w:t>
+        <w:t xml:space="preserve">4. Hossain M.S., Therasme O., Crovella P., Volk T.A., Assessing the Environmental Impact of Biobased Exterior Insulation Panel: A Focus on Carbon Uptake and Embodied Emissions, Energies, 17, 14, 3406, 2024.</w:t>
       </w:r>
     </w:p>
     <w:p>
@@ -16287,7 +16382,7 @@
           <w:sz w:val="18"/>
           <w:szCs w:val="18"/>
         </w:rPr>
-        <w:t xml:space="preserve">5. Matthews H.D., Zickfeld K., Koch A., Luers A., Accounting for the climate benefit of temporary carbon storage in nature, Nature Communications, 14(1), 5485, 2023. doi:10.1038/s41467-023-41242-5</w:t>
+        <w:t xml:space="preserve">5. Matthews H.D., Zickfeld K., Koch A., Luers A., Accounting for the climate benefit of temporary carbon storage in nature, Nature Communications, 14(1), 5485, 2023.</w:t>
       </w:r>
     </w:p>
     <w:p>
@@ -16322,7 +16417,7 @@
           <w:sz w:val="18"/>
           <w:szCs w:val="18"/>
         </w:rPr>
-        <w:t xml:space="preserve">6. Andersen C.E., Rasmussen F.N., Habert G., Birgisdóttir H., Embodied GHG Emissions of Wooden Buildings—Challenges of Biogenic Carbon Accounting in Current LCA Methods, Frontiers in Built Environment, 7, 729096, 2021. doi:10.3389/fbuil.2021.729096</w:t>
+        <w:t xml:space="preserve">6. Andersen C.E., Rasmussen F.N., Habert G., Birgisdóttir H., Embodied GHG Emissions of Wooden Buildings—Challenges of Biogenic Carbon Accounting in Current LCA Methods, Frontiers in Built Environment, 7, 729096, 2021.</w:t>
       </w:r>
     </w:p>
     <w:p>
@@ -16357,7 +16452,7 @@
           <w:sz w:val="18"/>
           <w:szCs w:val="18"/>
         </w:rPr>
-        <w:t xml:space="preserve">7. Füchsl S., Huber J., Fröhling M., Röder H., Balancing the green carbon cycle — Biogenic carbon within life cycle assessment, The International Journal of Life Cycle Assessment, 30(10), 2300-2313, 2025. doi:10.1007/s11367-025-02469-0</w:t>
+        <w:t xml:space="preserve">7. Füchsl S., Huber J., Fröhling M., Röder H., Balancing the green carbon cycle — Biogenic carbon within life cycle assessment, The International Journal of Life Cycle Assessment, 30(10), 2300-2313, 2025.</w:t>
       </w:r>
     </w:p>
     <w:p>
@@ -16392,7 +16487,7 @@
           <w:sz w:val="18"/>
           <w:szCs w:val="18"/>
         </w:rPr>
-        <w:t xml:space="preserve">8. Ye F., Wei H., Xiao Y., Berardi U., Quaranta G., Demartino C., Bio-based insulation materials in sustainable constructions: A review of environmental, thermal and acoustic insulation, durability, and mechanical performances, Renewable and Sustainable Energy Reviews, 223, 115872, 2025. doi:10.1016/j.rser.2025.115872</w:t>
+        <w:t xml:space="preserve">8. Ye F., Wei H., Xiao Y., Berardi U., Quaranta G., Demartino C., Bio-based insulation materials in sustainable constructions: A review of environmental, thermal and acoustic insulation, durability, and mechanical performances, Renewable and Sustainable Energy Reviews, 223, 115872, 2025.</w:t>
       </w:r>
     </w:p>
     <w:p>
@@ -16427,7 +16522,7 @@
           <w:sz w:val="18"/>
           <w:szCs w:val="18"/>
         </w:rPr>
-        <w:t xml:space="preserve">9. Dénes T., Iştoan R., Tǎmaş-Gavrea D.R., Manea D.L., Hegyi A., Popa F., Vasile O., Analysis of Sheep Wool-Based Composites for Building Insulation, Polymers, 14, 10, 2109, 2022. doi:10.3390/polym14102109</w:t>
+        <w:t xml:space="preserve">9. Dénes T., Iştoan R., Tǎmaş-Gavrea D.R., Manea D.L., Hegyi A., Popa F., Vasile O., Analysis of Sheep Wool-Based Composites for Building Insulation, Polymers, 14, 10, 2109, 2022.</w:t>
       </w:r>
     </w:p>
     <w:p>
@@ -16462,7 +16557,7 @@
           <w:sz w:val="18"/>
           <w:szCs w:val="18"/>
         </w:rPr>
-        <w:t xml:space="preserve">10. Ranefjärd O., Strandberg-de Bruijn P.B., Wadsö L., Hygrothermal Properties and Performance of Bio-Based Insulation Materials Locally Sourced in Sweden, Materials, 17, 9, 2021, 2024. doi:10.3390/ma17092021</w:t>
+        <w:t xml:space="preserve">10. Ranefjärd O., Strandberg-de Bruijn P.B., Wadsö L., Hygrothermal Properties and Performance of Bio-Based Insulation Materials Locally Sourced in Sweden, Materials, 17, 9, 2021, 2024.</w:t>
       </w:r>
     </w:p>
     <w:p>
@@ -16497,7 +16592,7 @@
           <w:sz w:val="18"/>
           <w:szCs w:val="18"/>
         </w:rPr>
-        <w:t xml:space="preserve">11. Gößwald J., Barbu M., Petutschnigg A., Tudor E.M., Binderless Thermal Insulation Panels Made of Spruce Bark Fibres, Polymers, 13(11), 1799, 2021. doi:10.3390/polym13111799</w:t>
+        <w:t xml:space="preserve">11. Gößwald J., Barbu M., Petutschnigg A., Tudor E.M., Binderless Thermal Insulation Panels Made of Spruce Bark Fibres, Polymers, 13(11), 1799, 2021.</w:t>
       </w:r>
     </w:p>
     <w:p>
@@ -16532,7 +16627,7 @@
           <w:sz w:val="18"/>
           <w:szCs w:val="18"/>
         </w:rPr>
-        <w:t xml:space="preserve">12. Pavelek M., Adamová T., Bio-Waste Thermal Insulation Panel for Sustainable Building Construction in Steady and Unsteady-State Conditions, Materials, 12(12), 2004, 2019. doi:10.3390/ma12122004</w:t>
+        <w:t xml:space="preserve">12. Pavelek M., Adamová T., Bio-Waste Thermal Insulation Panel for Sustainable Building Construction in Steady and Unsteady-State Conditions, Materials, 12(12), 2004, 2019.</w:t>
       </w:r>
     </w:p>
     <w:p>
@@ -16567,7 +16662,7 @@
           <w:sz w:val="18"/>
           <w:szCs w:val="18"/>
         </w:rPr>
-        <w:t xml:space="preserve">13. Marín-Calvo N., González-Serrud S., James-Rivas A., Thermal insulation material produced from recycled materials for building applications: cellulose and rice husk-based material, Frontiers in Built Environment, 9, 1271317, 2023. doi:10.3389/fbuil.2023.1271317</w:t>
+        <w:t xml:space="preserve">13. Marín-Calvo N., González-Serrud S., James-Rivas A., Thermal insulation material produced from recycled materials for building applications: cellulose and rice husk-based material, Frontiers in Built Environment, 9, 1271317, 2023.</w:t>
       </w:r>
     </w:p>
     <w:p>
@@ -16602,7 +16697,7 @@
           <w:sz w:val="18"/>
           <w:szCs w:val="18"/>
         </w:rPr>
-        <w:t xml:space="preserve">14. Wildman J., Shea A., Walker P., Henk D., Extrinsic and intrinsic determinants of thermal conductivity in mycelium composites, Building Services Engineering Research &amp;amp; Technology, 46, 3, 317-338, 2024. doi:10.1177/01436244241306631</w:t>
+        <w:t xml:space="preserve">14. Wildman J., Shea A., Walker P., Henk D., Extrinsic and intrinsic determinants of thermal conductivity in mycelium composites, Building Services Engineering Research &amp;amp; Technology, 46, 3, 317-338, 2024.</w:t>
       </w:r>
     </w:p>
     <w:p>
@@ -16637,7 +16732,7 @@
           <w:sz w:val="18"/>
           <w:szCs w:val="18"/>
         </w:rPr>
-        <w:t xml:space="preserve">15. Ashraf M.U., Hzami A., Alghamri R., Khattab T., Abu Rayash A., Systematic review of mycelium-based composites as sustainable insulators for carbon-neutral building envelopes, International Journal of Sustainable Engineering, 19, 1, 2665914, 2026. doi:10.1080/19397038.2026.2665914</w:t>
+        <w:t xml:space="preserve">15. Ashraf M.U., Hzami A., Alghamri R., Khattab T., Abu Rayash A., Systematic review of mycelium-based composites as sustainable insulators for carbon-neutral building envelopes, International Journal of Sustainable Engineering, 19, 1, 2665914, 2026.</w:t>
       </w:r>
     </w:p>
     <w:p>
@@ -16672,7 +16767,7 @@
           <w:sz w:val="18"/>
           <w:szCs w:val="18"/>
         </w:rPr>
-        <w:t xml:space="preserve">16. Siksnelyte-Butkiene I., Streimikiene D., Balezentis T., Skulskis V., A Systematic Literature Review of Multi-Criteria Decision-Making Methods for Sustainable Selection of Insulation Materials in Buildings, Sustainability, 13, 2, 737, 2021. doi:10.3390/su13020737</w:t>
+        <w:t xml:space="preserve">16. Siksnelyte-Butkiene I., Streimikiene D., Balezentis T., Skulskis V., A Systematic Literature Review of Multi-Criteria Decision-Making Methods for Sustainable Selection of Insulation Materials in Buildings, Sustainability, 13, 2, 737, 2021.</w:t>
       </w:r>
     </w:p>
     <w:p>
@@ -16707,7 +16802,7 @@
           <w:sz w:val="18"/>
           <w:szCs w:val="18"/>
         </w:rPr>
-        <w:t xml:space="preserve">17. Bajwa A.U.R., Siriwardana C., Shahzad W., Naeem M.A., Material selection in the construction industry: a systematic literature review on multi-criteria decision making, Environment Systems and Decisions, 45, 1, 8, 2025. doi:10.1007/s10669-025-10001-w</w:t>
+        <w:t xml:space="preserve">17. Bajwa A.U.R., Siriwardana C., Shahzad W., Naeem M.A., Material selection in the construction industry: a systematic literature review on multi-criteria decision making, Environment Systems and Decisions, 45, 1, 8, 2025.</w:t>
       </w:r>
     </w:p>
     <w:p>
@@ -16742,7 +16837,7 @@
           <w:sz w:val="18"/>
           <w:szCs w:val="18"/>
         </w:rPr>
-        <w:t xml:space="preserve">18. Theilig K., Vollmer M., Lang W., Albus J., Multi-criteria decision-making for energy building renovation: Comparing exterior wall structures with the AHP, ANP, utility analysis, and TOPSIS, Building and Environment, 280, 113075, 2025. doi:10.1016/j.buildenv.2025.113075</w:t>
+        <w:t xml:space="preserve">18. Theilig K., Vollmer M., Lang W., Albus J., Multi-criteria decision-making for energy building renovation: Comparing exterior wall structures with the AHP, ANP, utility analysis, and TOPSIS, Building and Environment, 280, 113075, 2025.</w:t>
       </w:r>
     </w:p>
     <w:p>
@@ -16777,7 +16872,7 @@
           <w:sz w:val="18"/>
           <w:szCs w:val="18"/>
         </w:rPr>
-        <w:t xml:space="preserve">19. Pacheco-Torgal F., Chindaprasirt P., Comparative Performance of Bio-Based Construction Materials in Europe: A Multi-Criteria Decision Analysis, Sustainability, 18, 11, 5508, 2026. doi:10.3390/su18115508</w:t>
+        <w:t xml:space="preserve">19. Pacheco-Torgal F., Chindaprasirt P., Comparative Performance of Bio-Based Construction Materials in Europe: A Multi-Criteria Decision Analysis, Sustainability, 18, 11, 5508, 2026.</w:t>
       </w:r>
     </w:p>
     <w:p>
@@ -16812,7 +16907,7 @@
           <w:sz w:val="18"/>
           <w:szCs w:val="18"/>
         </w:rPr>
-        <w:t xml:space="preserve">20. Ayan B., Abacıoğlu S., Basilio M.P., A Comprehensive Review of the Novel Weighting Methods for Multi-Criteria Decision-Making, Information, 14, 5, 285, 2023. doi:10.3390/info14050285</w:t>
+        <w:t xml:space="preserve">20. Ayan B., Abacıoğlu S., Basilio M.P., A Comprehensive Review of the Novel Weighting Methods for Multi-Criteria Decision-Making, Information, 14, 5, 285, 2023.</w:t>
       </w:r>
     </w:p>
     <w:p>
@@ -16847,7 +16942,7 @@
           <w:sz w:val="18"/>
           <w:szCs w:val="18"/>
         </w:rPr>
-        <w:t xml:space="preserve">21. Yıldız C., Binalarda Enerji Verimliliğinde Son Gelişmeler: Türkiye Örneği, Gazi Üniversitesi Fen Bilimleri Dergisi Part C: Tasarım ve Teknoloji, 12(1), 176-213, 2024. doi:10.29109/gujsc.1293759</w:t>
+        <w:t xml:space="preserve">21. Yıldız C., Binalarda Enerji Verimliliğinde Son Gelişmeler: Türkiye Örneği, Gazi Üniversitesi Fen Bilimleri Dergisi Part C: Tasarım ve Teknoloji, 12(1), 176-213, 2024.</w:t>
       </w:r>
     </w:p>
     <w:p>
@@ -16882,7 +16977,7 @@
           <w:sz w:val="18"/>
           <w:szCs w:val="18"/>
         </w:rPr>
-        <w:t xml:space="preserve">22. YÜCE B.E., ACAR M.C., Bitlis İlinde Farklı Yakıtlar Ve Duvar Bileşenleri İçin Optimum Yalıtım Kalınlığı Ve Enerji Tasarrufunun Analizi, Bitlis Eren Üniversitesi Fen Bilimleri Dergisi, 10(4), 1426-1434, 2021. doi:10.17798/bitlisfen.959930</w:t>
+        <w:t xml:space="preserve">22. YÜCE B.E., ACAR M.C., Bitlis İlinde Farklı Yakıtlar Ve Duvar Bileşenleri İçin Optimum Yalıtım Kalınlığı Ve Enerji Tasarrufunun Analizi, Bitlis Eren Üniversitesi Fen Bilimleri Dergisi, 10(4), 1426-1434, 2021.</w:t>
       </w:r>
     </w:p>
     <w:p>
@@ -16917,7 +17012,7 @@
           <w:sz w:val="18"/>
           <w:szCs w:val="18"/>
         </w:rPr>
-        <w:t xml:space="preserve">23. MIHLAYANLAR E., MERAL S., Mevcut Binalarda Enerji Verimli Yenileme ve EKB Uygulaması, Kırklareli Üniversitesi Mühendislik ve Fen Bilimleri Dergisi, 9(2), 478-497, 2023. doi:10.34186/klujes.1379762</w:t>
+        <w:t xml:space="preserve">23. MIHLAYANLAR E., MERAL S., Mevcut Binalarda Enerji Verimli Yenileme ve EKB Uygulaması, Kırklareli Üniversitesi Mühendislik ve Fen Bilimleri Dergisi, 9(2), 478-497, 2023.</w:t>
       </w:r>
     </w:p>
     <w:p>
@@ -17092,7 +17187,7 @@
           <w:sz w:val="18"/>
           <w:szCs w:val="18"/>
         </w:rPr>
-        <w:t xml:space="preserve">28. Yilmaz B.Ç., Acun Özgünler S., Yilmaz Y., A multi-criteria decision-making method for thermal insulation material selection in nZEB level questioned affordable multifamily housings, Journal of Building Physics, 47(6), 628-650, 2024. doi:10.1177/17442591241238440</w:t>
+        <w:t xml:space="preserve">28. Yilmaz B.Ç., Acun Özgünler S., Yilmaz Y., A multi-criteria decision-making method for thermal insulation material selection in nZEB level questioned affordable multifamily housings, Journal of Building Physics, 47(6), 628-650, 2024.</w:t>
       </w:r>
     </w:p>
     <w:p>
@@ -17127,7 +17222,7 @@
           <w:sz w:val="18"/>
           <w:szCs w:val="18"/>
         </w:rPr>
-        <w:t xml:space="preserve">29. Peng C., Feng D., Guo S., Material Selection in Green Design: A Method Combining DEA and TOPSIS, Sustainability, 13(10), 5497, 2021. doi:10.3390/su13105497</w:t>
+        <w:t xml:space="preserve">29. Peng C., Feng D., Guo S., Material Selection in Green Design: A Method Combining DEA and TOPSIS, Sustainability, 13(10), 5497, 2021.</w:t>
       </w:r>
     </w:p>
     <w:p>

--- a/biyotasarim makale/basvuru/01-makale-metni.docx
+++ b/biyotasarim makale/basvuru/01-makale-metni.docx
@@ -17,7 +17,7 @@
           <w:sz w:val="28"/>
           <w:szCs w:val="28"/>
         </w:rPr>
-        <w:t xml:space="preserve">Eşdeğer ısıl performans varsayımı altında biyo-esaslı yapı kabuğu malzemelerinin seçimi: kurgunun sonuç üzerindeki belirleyiciliği</w:t>
+        <w:t xml:space="preserve">Eşdeğer ısıl performans varsayımı altında biyo-bazlı yapı kabuğu malzemelerinin seçimi: kurgunun sonuç üzerindeki belirleyiciliği</w:t>
       </w:r>
     </w:p>
     <w:p>
@@ -115,7 +115,7 @@
           <w:sz w:val="18"/>
           <w:szCs w:val="18"/>
         </w:rPr>
-        <w:t xml:space="preserve">Ağırlıklandırma yöntemi biyo-esaslı malzemeleri yönlü biçimde geriye iter</w:t>
+        <w:t xml:space="preserve">Ağırlıklandırma yöntemi biyo-bazlı malzemeleri yönlü biçimde geriye iter</w:t>
       </w:r>
     </w:p>
     <w:p>
@@ -191,7 +191,7 @@
           <w:sz w:val="18"/>
           <w:szCs w:val="18"/>
         </w:rPr>
-        <w:t xml:space="preserve">Biyo-esaslı yapı kabuğu malzemelerinin karşılaştırılmasında yaygın olarak eşdeğer ısıl performans kurgusu kullanılmakta, sonuçların iklim koşullarına göre değişeceği ise örtük olarak varsayılmaktadır. Bu çalışmada söz konusu kurgunun kendisi, TS 825:2024'ün altı derece gün bölgesi çerçevesinde sınanmıştır. On dört biyo-esaslı ve dört konvansiyonel alternatif, ısı iletkenliği, birim kütle, alansal ısıl kapasite, yaşam döngüsü karbonu, yangına tepki, yaşam sonu senaryosu, nem duyarlılığı ve duvar kalınlığı ölçütleriyle değerlendirilmiştir. Ağırlıklar entropi, CRITIC ve eşit ağırlık yöntemleriyle, sıralama TOPSIS ve VIKOR ile üretilmiştir. Üç sonuç elde edilmiştir. Sabit ısıl geçirgenlik hedefine dayalı kurgu, gerekli kalınlığın malzemeden bağımsız bir çarpanla ölçeklenmesi nedeniyle iklim bölgesine göre sıralama farkı üretememektedir; yuvarlama devre dışı bırakıldığında bölgeler arası sıra korelasyonu tam olarak birdir. Ağırlıklandırma yönteminin seçimi biyo-esaslı alternatiflerin sıralamadaki yerini yönlü biçimde belirlemektedir. Yaşam döngüsü sistem sınırının seçimi ise birinci sıradaki malzemeyi tüm bölgelerde değiştirmektedir. Bulgular, bir malzeme sıralamasının ancak onu üreten kurgu eksiksiz beyan edildiğinde yorumlanabileceğini göstermektedir.</w:t>
+        <w:t xml:space="preserve">Biyo-bazlı yapı kabuğu malzemelerinin karşılaştırılmasında yaygın olarak eşdeğer ısıl performans kurgusu kullanılmakta, sonuçların iklim koşullarına göre değişeceği ise örtük olarak varsayılmaktadır. Bu çalışmada söz konusu kurgunun kendisi, TS 825:2024'ün altı derece gün bölgesi çerçevesinde sınanmıştır. On dört biyo-bazlı ve dört konvansiyonel alternatif, ısı iletkenliği, birim kütle, alansal ısıl kapasite, yaşam döngüsü karbonu, yangına tepki, yaşam sonu senaryosu, nem duyarlılığı ve duvar kalınlığı ölçütleriyle değerlendirilmiştir. Ağırlıklar entropi, CRITIC ve eşit ağırlık yöntemleriyle, sıralama TOPSIS ve VIKOR ile üretilmiştir. Üç sonuç elde edilmiştir. Sabit ısıl geçirgenlik hedefine dayalı kurgu, gerekli kalınlığın malzemeden bağımsız bir çarpanla ölçeklenmesi nedeniyle iklim bölgesine göre sıralama farkı üretememektedir; yuvarlama devre dışı bırakıldığında bölgeler arası sıra korelasyonu tam olarak birdir. Ağırlıklandırma yönteminin seçimi biyo-bazlı alternatiflerin sıralamadaki yerini yönlü biçimde belirlemektedir. Yaşam döngüsü sistem sınırının seçimi ise birinci sıradaki malzemeyi tüm bölgelerde değiştirmektedir. Bulgular, bir malzeme sıralamasının ancak onu üreten kurgu eksiksiz beyan edildiğinde yorumlanabileceğini göstermektedir.</w:t>
       </w:r>
     </w:p>
     <w:p>
@@ -238,7 +238,7 @@
           <w:sz w:val="18"/>
           <w:szCs w:val="18"/>
         </w:rPr>
-        <w:t xml:space="preserve"> Biyo-esaslı yalıtım, çok ölçütlü karar verme, yaşam döngüsü sistem sınırı, TS 825, ağırlıklandırma</w:t>
+        <w:t xml:space="preserve"> Biyo-bazlı yalıtım, çok ölçütlü karar verme, yaşam döngüsü sistem sınırı, TS 825, ağırlıklandırma</w:t>
       </w:r>
     </w:p>
     <w:p>
@@ -646,7 +646,7 @@
           <w:sz w:val="18"/>
           <w:szCs w:val="18"/>
         </w:rPr>
-        <w:t xml:space="preserve">Biyo-esaslı yapı malzemeleri bu noktada iki nedenle öne çıkmaktadır. Birincisi, üretim aşaması emisyonları mineral ve petrokimya esaslı muadillerine kıyasla düşüktür. İkincisi ve daha belirleyicisi, lignoselülozik yapıları nedeniyle büyüme sürecinde atmosferden aldıkları karbonu bileşen ömrü boyunca depolarlar [4]. Ne var ki biyojenik karbonun muhasebeleştirilmesi tartışmalıdır; depolamanın geçici olup olmadığı ve hangi zaman ufkunda hesaba katılacağı üzerine yöntem tartışması sürmektedir [5-7].</w:t>
+        <w:t xml:space="preserve">Biyo-bazlı yapı malzemeleri bu noktada iki nedenle öne çıkmaktadır. Birincisi, üretim aşaması emisyonları mineral ve petrokimya esaslı muadillerine kıyasla düşüktür. İkincisi ve daha belirleyicisi, lignoselülozik yapıları nedeniyle büyüme sürecinde atmosferden aldıkları karbonu bileşen ömrü boyunca depolarlar [4]. Ne var ki biyojenik karbonun muhasebeleştirilmesi tartışmalıdır; depolamanın geçici olup olmadığı ve hangi zaman ufkunda hesaba katılacağı üzerine yöntem tartışması sürmektedir [5-7].</w:t>
       </w:r>
     </w:p>
     <w:p>
@@ -681,7 +681,7 @@
           <w:sz w:val="18"/>
           <w:szCs w:val="18"/>
         </w:rPr>
-        <w:t xml:space="preserve">Literatürdeki ısı iletkenlik değerleri malzeme grubuna göre belirgin biçimde ayrışmaktadır. Lif keçelerinde λ = 0,031–0,046 W/mK aralığı raporlanmakta [8], koyun yünü kompozitlerinde ρ = 30–138,7 kg/m³ ve λ = 0,0324–0,0436 W/mK ölçülmüştür [9]. Ahşap lifi levhalarda λ = 0,038 W/mK ve c = 2100 J/kgK düzeyleri bildirilmektedir [10]. Tarımsal atık esaslı panellerde tablo belirgin biçimde değişir: ayçiçeği sapı özünden üretilen bağlayıcısız levhalarda λ = 0,038–0,042 W/mK gibi rekabetçi değerler elde edilirken [11], pirinç kavuzu esaslı levhalarda λ = 0,064–0,140 W/mK raporlanmaktadır [12, 13]. Miselyum kompozitleri bu grubun en oynak verili üyesidir; on dokuz çalışmayı derleyen bir inceleme λ değerlerinin 0,026–0,180 W/mK bandında dağıldığını göstermektedir [14, 15]. Bu tablo iki sonuca işaret eder: biyo-esaslı malzeme tek bir performans sınıfı değildir ve veri kalitesi malzemeye göre büyük ölçüde değişmektedir.</w:t>
+        <w:t xml:space="preserve">Literatürdeki ısı iletkenlik değerleri malzeme grubuna göre belirgin biçimde ayrışmaktadır. Lif keçelerinde λ = 0,031–0,046 W/mK aralığı raporlanmakta [8], koyun yünü kompozitlerinde ρ = 30–138,7 kg/m³ ve λ = 0,0324–0,0436 W/mK ölçülmüştür [9]. Ahşap lifi levhalarda λ = 0,038 W/mK ve c = 2100 J/kgK düzeyleri bildirilmektedir [10]. Tarımsal atık esaslı panellerde tablo belirgin biçimde değişir: ayçiçeği sapı özünden üretilen bağlayıcısız levhalarda λ = 0,038–0,042 W/mK gibi rekabetçi değerler elde edilirken [11], pirinç kavuzu esaslı levhalarda λ = 0,064–0,140 W/mK raporlanmaktadır [12, 13]. Miselyum kompozitleri bu grubun en oynak verili üyesidir; on dokuz çalışmayı derleyen bir inceleme λ değerlerinin 0,026–0,180 W/mK bandında dağıldığını göstermektedir [14, 15]. Bu tablo iki sonuca işaret eder: biyo-bazlı malzeme tek bir performans sınıfı değildir ve veri kalitesi malzemeye göre büyük ölçüde değişmektedir.</w:t>
       </w:r>
     </w:p>
     <w:p>
@@ -716,7 +716,7 @@
           <w:sz w:val="18"/>
           <w:szCs w:val="18"/>
         </w:rPr>
-        <w:t xml:space="preserve">Yapı malzemesi seçimi, birbiriyle çatışan ölçütler içerdiği için çok ölçütlü karar verme yöntemlerinin yerleşik uygulama alanıdır. Yalıtım malzemelerinin sürdürülebilir seçimine odaklanan sistematik bir derleme, alanda ağırlıklı olarak AHP ile ağırlıklandırma ve TOPSIS ile sıralama yapıldığını ortaya koymaktadır [16]. Daha güncel çalışmalar bulanık gösterimler ve farklı yöntemleri de kullanmakta [17], dış duvar seçeneklerinin AHP, ANP ve TOPSIS ile karşılaştırıldığı örnekler bulunmaktadır [18]. Biyo-esaslı malzemelere odaklanan Avrupa ölçekli bir karar analizi, ahşap lifi ve mantarın farklı ağırlık senaryoları altında istikrarlı biçimde ilk sıralarda yer aldığını raporlamaktadır [19].</w:t>
+        <w:t xml:space="preserve">Yapı malzemesi seçimi, birbiriyle çatışan ölçütler içerdiği için çok ölçütlü karar verme yöntemlerinin yerleşik uygulama alanıdır. Yalıtım malzemelerinin sürdürülebilir seçimine odaklanan sistematik bir derleme, alanda ağırlıklı olarak AHP ile ağırlıklandırma ve TOPSIS ile sıralama yapıldığını ortaya koymaktadır [16]. Daha güncel çalışmalar bulanık gösterimler ve farklı yöntemleri de kullanmakta [17], dış duvar seçeneklerinin AHP, ANP ve TOPSIS ile karşılaştırıldığı örnekler bulunmaktadır [18]. Biyo-bazlı malzemelere odaklanan Avrupa ölçekli bir karar analizi, ahşap lifi ve mantarın farklı ağırlık senaryoları altında istikrarlı biçimde ilk sıralarda yer aldığını raporlamaktadır [19].</w:t>
       </w:r>
     </w:p>
     <w:p>
@@ -786,7 +786,7 @@
           <w:sz w:val="18"/>
           <w:szCs w:val="18"/>
         </w:rPr>
-        <w:t xml:space="preserve">Bu çerçevede üç araştırma sorusu tanımlanmıştır. Birincisi, sabit ısıl geçirgenlik hedefine dayalı bir seçim modelinde altı derece gün bölgesi arasında sıralama farkı oluşup oluşmadığıdır. İkincisi, uygulanabilirlik kısıtı ve iklim dengesi modele dâhil edildiğinde bölge etkisinin hangi koşulda ortaya çıktığıdır. Üçüncüsü, ağırlıklandırma ve sistem sınırı seçimlerinin biyo-esaslı alternatiflerin sıralamadaki yerini ne ölçüde belirlediğidir. Çalışmanın amacı belirli bir malzemeyi en iyi ilan etmek değil, karşılaştırmada kullanılan kurgunun kendisini sınamaktır.</w:t>
+        <w:t xml:space="preserve">Bu çerçevede üç araştırma sorusu tanımlanmıştır. Birincisi, sabit ısıl geçirgenlik hedefine dayalı bir seçim modelinde altı derece gün bölgesi arasında sıralama farkı oluşup oluşmadığıdır. İkincisi, uygulanabilirlik kısıtı ve iklim dengesi modele dâhil edildiğinde bölge etkisinin hangi koşulda ortaya çıktığıdır. Üçüncüsü, ağırlıklandırma ve sistem sınırı seçimlerinin biyo-bazlı alternatiflerin sıralamadaki yerini ne ölçüde belirlediğidir. Çalışmanın amacı belirli bir malzemeyi en iyi ilan etmek değil, karşılaştırmada kullanılan kurgunun kendisini sınamaktır.</w:t>
       </w:r>
     </w:p>
     <w:p>
@@ -1446,7 +1446,7 @@
           <w:sz w:val="18"/>
           <w:szCs w:val="18"/>
         </w:rPr>
-        <w:t xml:space="preserve">On dört biyo-esaslı ve dört konvansiyonel olmak üzere on sekiz alternatif değerlendirilmiştir (Tablo 1). Konvansiyonel grup kıyas amacıyla dâhil edilmiş, biyo-esaslı olanın üstün olduğu varsayımı sınanmaksızın kabul edilmemiştir. Ölçüt seti Tablo 2'de verilmiştir.</w:t>
+        <w:t xml:space="preserve">On dört biyo-bazlı ve dört konvansiyonel olmak üzere on sekiz alternatif değerlendirilmiştir (Tablo 1). Konvansiyonel grup kıyas amacıyla dâhil edilmiş, biyo-bazlı olanın üstün olduğu varsayımı sınanmaksızın kabul edilmemiştir. Ölçüt seti Tablo 2'de verilmiştir.</w:t>
       </w:r>
     </w:p>
     <w:p>
@@ -9104,7 +9104,7 @@
           <w:sz w:val="18"/>
           <w:szCs w:val="18"/>
         </w:rPr>
-        <w:t xml:space="preserve">Derece gün değerleri bölgeler arasında tek yönlü ve düzgün bir gradyan göstermektedir (Tablo 4). Uygulanabilirlik kısıtı, 1–4. bölgelerde eleme yapmazken 5. ve 6. bölgelerde dört alternatifi elemektedir: kenevir-kireç, saman balya, pirinç kavuzu paneli ve fındık kabuğu paneli. Elenenlerin tamamı yüksek ısı iletkenlikli, hacimli biyo-esaslı ürünlerdir.</w:t>
+        <w:t xml:space="preserve">Derece gün değerleri bölgeler arasında tek yönlü ve düzgün bir gradyan göstermektedir (Tablo 4). Uygulanabilirlik kısıtı, 1–4. bölgelerde eleme yapmazken 5. ve 6. bölgelerde dört alternatifi elemektedir: kenevir-kireç, saman balya, pirinç kavuzu paneli ve fındık kabuğu paneli. Elenenlerin tamamı yüksek ısı iletkenlikli, hacimli biyo-bazlı ürünlerdir.</w:t>
       </w:r>
     </w:p>
     <w:p>
@@ -10252,7 +10252,7 @@
           <w:sz w:val="18"/>
           <w:szCs w:val="18"/>
         </w:rPr>
-        <w:t xml:space="preserve">İkinci araştırma sorusunun cevabı buradadır: bölge etkisi, K_b ile orantılı olmayan bir yapı modele girdiğinde ortaya çıkar. Uygulamada bu, soğuk bölgelerde yüksek ısı iletkenlikli biyo-esaslı ürünlerin gereken duvar kalınlığı nedeniyle kullanılamaz hâle gelmesi biçiminde somutlaşmaktadır.</w:t>
+        <w:t xml:space="preserve">İkinci araştırma sorusunun cevabı buradadır: bölge etkisi, K_b ile orantılı olmayan bir yapı modele girdiğinde ortaya çıkar. Uygulamada bu, soğuk bölgelerde yüksek ısı iletkenlikli biyo-bazlı ürünlerin gereken duvar kalınlığı nedeniyle kullanılamaz hâle gelmesi biçiminde somutlaşmaktadır.</w:t>
       </w:r>
     </w:p>
     <w:p>
@@ -11407,7 +11407,7 @@
           <w:sz w:val="18"/>
           <w:szCs w:val="18"/>
         </w:rPr>
-        <w:t xml:space="preserve">Yaşam döngüsü modülleri incelendiğinde, biyo-esaslı malzemelerin A1–A3'te aldığı biyojenik karbonun C3'te yeniden salındığı görülmektedir. Altı malzemede alım ve salım ±0,04 kgCO₂e/kg içinde birbirini götürmektedir. Sistem sınırına göre yaşam döngüsü karbonu Tablo 6'da, sıralama değişimi Şekil 4'te verilmiştir.</w:t>
+        <w:t xml:space="preserve">Yaşam döngüsü modülleri incelendiğinde, biyo-bazlı malzemelerin A1–A3'te aldığı biyojenik karbonun C3'te yeniden salındığı görülmektedir. Altı malzemede alım ve salım ±0,04 kgCO₂e/kg içinde birbirini götürmektedir. Sistem sınırına göre yaşam döngüsü karbonu Tablo 6'da, sıralama değişimi Şekil 4'te verilmiştir.</w:t>
       </w:r>
     </w:p>
     <w:p>
@@ -13177,7 +13177,7 @@
           <w:sz w:val="18"/>
           <w:szCs w:val="18"/>
         </w:rPr>
-        <w:t xml:space="preserve">S1 sınırında biyo-esaslı malzemelerin çoğu karbon-negatif görünmekte ve sıralamanın başında yer almaktadır. C modülleri eklendiğinde birinci sıra altı bölgenin altısında da camyününe geçmektedir. Sınırlar arası Spearman korelasyonu S1–S2 için 0,758, S1–S3 için 0,697, S2–S3 için 0,939'dur. Etki, veri sürümü tutarsızlığı taşıyan iki kayıt çıkarıldığında güçlenmekte (0,758 → 0,333) ve üç ağırlıklandırma yönteminde de korunmaktadır.</w:t>
+        <w:t xml:space="preserve">S1 sınırında biyo-bazlı malzemelerin çoğu karbon-negatif görünmekte ve sıralamanın başında yer almaktadır. C modülleri eklendiğinde birinci sıra altı bölgenin altısında da camyününe geçmektedir. Sınırlar arası Spearman korelasyonu S1–S2 için 0,758, S1–S3 için 0,697, S2–S3 için 0,939'dur. Etki, veri sürümü tutarsızlığı taşıyan iki kayıt çıkarıldığında güçlenmekte (0,758 → 0,333) ve üç ağırlıklandırma yönteminde de korunmaktadır.</w:t>
       </w:r>
     </w:p>
     <w:p>
@@ -13212,7 +13212,7 @@
           <w:sz w:val="18"/>
           <w:szCs w:val="18"/>
         </w:rPr>
-        <w:t xml:space="preserve">Yaşam sonu senaryosunun duyarlılığı Şekil 5'te verilmiştir. CRITIC ağırlıklandırmasında camyününün birinci sıraya geçtiği salım oranı eşiği 0,51 ile 0,82 arasındadır; yani depolanan biyojenik karbonun yarısından fazlası yaşam sonunda salınmadıkça biyo-esaslı bir malzeme birinci sırada kalmaktadır. Eşik sıcak bölgelerde daha yüksektir, çünkü biyo-esaslı malzemeler orada ısıl kütle üzerinden ek bir üstünlük taşımakta ve daha büyük bir karbon yükünü soğurabilmektedir. Entropi ağırlıklandırmasında eşik her bölgede sıfırdır: camyünü salım oranından bağımsız olarak birinci sıradadır; bu, 3.3'teki bulgunun bir başka görünümüdür.</w:t>
+        <w:t xml:space="preserve">Yaşam sonu senaryosunun duyarlılığı Şekil 5'te verilmiştir. CRITIC ağırlıklandırmasında camyününün birinci sıraya geçtiği salım oranı eşiği 0,51 ile 0,82 arasındadır; yani depolanan biyojenik karbonun yarısından fazlası yaşam sonunda salınmadıkça biyo-bazlı bir malzeme birinci sırada kalmaktadır. Eşik sıcak bölgelerde daha yüksektir, çünkü biyo-bazlı malzemeler orada ısıl kütle üzerinden ek bir üstünlük taşımakta ve daha büyük bir karbon yükünü soğurabilmektedir. Entropi ağırlıklandırmasında eşik her bölgede sıfırdır: camyünü salım oranından bağımsız olarak birinci sıradadır; bu, 3.3'teki bulgunun bir başka görünümüdür.</w:t>
       </w:r>
     </w:p>
     <w:p>
@@ -13322,7 +13322,7 @@
           <w:sz w:val="18"/>
           <w:szCs w:val="18"/>
         </w:rPr>
-        <w:t xml:space="preserve"> Biyo-esaslı üstünlüğün kaybolduğu yaşam sonu salım oranı eşiği; eşiğin üzerinde camyünü birinci sıradadır </w:t>
+        <w:t xml:space="preserve"> Biyo-bazlı üstünlüğün kaybolduğu yaşam sonu salım oranı eşiği; eşiğin üzerinde camyünü birinci sıradadır </w:t>
       </w:r>
       <w:r>
         <w:rPr>
@@ -13369,7 +13369,7 @@
           <w:sz w:val="18"/>
           <w:szCs w:val="18"/>
         </w:rPr>
-        <w:t xml:space="preserve">Bu sonuç, biyo-esaslı malzemelerin çevresel açıdan tercih edilmemesi gerektiği anlamına gelmez. C3 modülü enerji geri kazanımlı yakma senaryosunu yansıtmaktadır; düzenli depolama veya yeniden kullanım senaryolarında depolanan karbonun bir bölümü sistemde kalır, ancak depolamada oluşan metanın küresel ısınma potansiyeli de dikkate alınmalıdır. Bulgunun söylediği şey, yaşam sonu senaryosunun sonucu belirlediği ve varsayım olarak bırakılamayacağıdır. Bu da tartışmayı malzeme seçiminden atık yönetimi politikasına taşımaktadır.</w:t>
+        <w:t xml:space="preserve">Bu sonuç, biyo-bazlı malzemelerin çevresel açıdan tercih edilmemesi gerektiği anlamına gelmez. C3 modülü enerji geri kazanımlı yakma senaryosunu yansıtmaktadır; düzenli depolama veya yeniden kullanım senaryolarında depolanan karbonun bir bölümü sistemde kalır, ancak depolamada oluşan metanın küresel ısınma potansiyeli de dikkate alınmalıdır. Bulgunun söylediği şey, yaşam sonu senaryosunun sonucu belirlediği ve varsayım olarak bırakılamayacağıdır. Bu da tartışmayı malzeme seçiminden atık yönetimi politikasına taşımaktadır.</w:t>
       </w:r>
     </w:p>
     <w:p>
@@ -14887,7 +14887,7 @@
           <w:sz w:val="18"/>
           <w:szCs w:val="18"/>
         </w:rPr>
-        <w:t xml:space="preserve">Dört tespit birbirinden bağımsız yollarla elde edilmiş ancak aynı noktaya çıkmıştır: fonksiyonel birim kurgusu bölge etkisini analitik olarak imkânsız kılmakta, ağırlıklandırma yöntemi biyo-esaslı alternatiflerin yerini yönlü biçimde belirlemekte, sistem sınırı birinci sırayı değiştirmekte ve hesap yönteminin yapısı sonucun ne gösterebileceğini sınırlamaktadır. Ortak sonuç şudur: bir malzeme sıralaması, ancak onu üreten kurgu — fonksiyonel birim tanımı, ağırlıklandırma yöntemi, sıralama yöntemi ve sistem sınırı — eksiksiz beyan edildiğinde yorumlanabilir.</w:t>
+        <w:t xml:space="preserve">Dört tespit birbirinden bağımsız yollarla elde edilmiş ancak aynı noktaya çıkmıştır: fonksiyonel birim kurgusu bölge etkisini analitik olarak imkânsız kılmakta, ağırlıklandırma yöntemi biyo-bazlı alternatiflerin yerini yönlü biçimde belirlemekte, sistem sınırı birinci sırayı değiştirmekte ve hesap yönteminin yapısı sonucun ne gösterebileceğini sınırlamaktadır. Ortak sonuç şudur: bir malzeme sıralaması, ancak onu üreten kurgu — fonksiyonel birim tanımı, ağırlıklandırma yöntemi, sıralama yöntemi ve sistem sınırı — eksiksiz beyan edildiğinde yorumlanabilir.</w:t>
       </w:r>
     </w:p>
     <w:p>
@@ -14922,7 +14922,7 @@
           <w:sz w:val="18"/>
           <w:szCs w:val="18"/>
         </w:rPr>
-        <w:t xml:space="preserve">Bu, kararın zaman ufkuna ilişkin bir sonucu da beraberinde getirir. Yapı malzemesi seçim modellerinin ölçütleri geleneksel olarak insan konforu ve yatırımın geri dönüşü üzerinden, bina ömrüyle sınırlı bir ufukta tanımlanır. Hesabı A1–A3'te kesmek, malzemeyi bina kapısına kadar izleyip orada bırakmak demektir ve bu tercih biyo-esaslı malzemeleri karbon-negatif göstermektedir. Hesap malzemenin gerçek yaşam sonuna kadar uzatıldığında bu görüntü kaybolmaktadır. Ölçüt setini biyojenik karbon ve yaşam sonu senaryosuyla genişletmek kararı bina ömrünün ötesine taşımakta, ancak bu genişletme yalnızca sistem sınırı da buna uygun seçildiğinde anlamlı olmaktadır.</w:t>
+        <w:t xml:space="preserve">Bu, kararın zaman ufkuna ilişkin bir sonucu da beraberinde getirir. Yapı malzemesi seçim modellerinin ölçütleri geleneksel olarak insan konforu ve yatırımın geri dönüşü üzerinden, bina ömrüyle sınırlı bir ufukta tanımlanır. Hesabı A1–A3'te kesmek, malzemeyi bina kapısına kadar izleyip orada bırakmak demektir ve bu tercih biyo-bazlı malzemeleri karbon-negatif göstermektedir. Hesap malzemenin gerçek yaşam sonuna kadar uzatıldığında bu görüntü kaybolmaktadır. Ölçüt setini biyojenik karbon ve yaşam sonu senaryosuyla genişletmek kararı bina ömrünün ötesine taşımakta, ancak bu genişletme yalnızca sistem sınırı da buna uygun seçildiğinde anlamlı olmaktadır.</w:t>
       </w:r>
     </w:p>
     <w:p>
@@ -15903,7 +15903,7 @@
           <w:sz w:val="18"/>
           <w:szCs w:val="18"/>
         </w:rPr>
-        <w:t xml:space="preserve">Bu çalışmada, biyo-esaslı yapı kabuğu malzemelerinin seçiminde kullanılan çok ölçütlü karar kurgusunun kendisi TS 825:2024 çerçevesinde sınanmıştır. Hesap temeli, yayımlanmış asgari yalıtım kalınlığı tablosunun sekiz veri noktasının tamamında doğrulanmıştır.</w:t>
+        <w:t xml:space="preserve">Bu çalışmada, biyo-bazlı yapı kabuğu malzemelerinin seçiminde kullanılan çok ölçütlü karar kurgusunun kendisi TS 825:2024 çerçevesinde sınanmıştır. Hesap temeli, yayımlanmış asgari yalıtım kalınlığı tablosunun sekiz veri noktasının tamamında doğrulanmıştır.</w:t>
       </w:r>
     </w:p>
     <w:p>
@@ -15973,7 +15973,7 @@
           <w:sz w:val="18"/>
           <w:szCs w:val="18"/>
         </w:rPr>
-        <w:t xml:space="preserve">Ağırlıklandırma yönteminin seçimi biyo-esaslı alternatiflerin sıralamadaki yerini yönlü biçimde belirlemektedir. Entropi, ağırlığın yaklaşık üçte birini tek bir sıralı ölçüte vererek mineral esaslı ürünleri öne çıkarmakta; CRITIC ve eşit ağırlık ise biyo-esaslı alternatifleri ilk sıralara koymaktadır.</w:t>
+        <w:t xml:space="preserve">Ağırlıklandırma yönteminin seçimi biyo-bazlı alternatiflerin sıralamadaki yerini yönlü biçimde belirlemektedir. Entropi, ağırlığın yaklaşık üçte birini tek bir sıralı ölçüte vererek mineral esaslı ürünleri öne çıkarmakta; CRITIC ve eşit ağırlık ise biyo-bazlı alternatifleri ilk sıralara koymaktadır.</w:t>
       </w:r>
     </w:p>
     <w:p>
@@ -16008,7 +16008,7 @@
           <w:sz w:val="18"/>
           <w:szCs w:val="18"/>
         </w:rPr>
-        <w:t xml:space="preserve">Yaşam döngüsü sistem sınırının seçimi birinci sırayı tüm bölgelerde değiştirmektedir. Biyo-esaslı malzemelerin A1–A3'te depoladığı biyojenik karbon C3'te yeniden salınmakta, altı malzemede alım ile salım ±0,04 kgCO₂e/kg içinde birbirini götürmektedir. Biyo-esaslı üstünlük, depolanan karbonun yarısından fazlası salınmadıkça korunmaktadır.</w:t>
+        <w:t xml:space="preserve">Yaşam döngüsü sistem sınırının seçimi birinci sırayı tüm bölgelerde değiştirmektedir. Biyo-bazlı malzemelerin A1–A3'te depoladığı biyojenik karbon C3'te yeniden salınmakta, altı malzemede alım ile salım ±0,04 kgCO₂e/kg içinde birbirini götürmektedir. Biyo-bazlı üstünlük, depolanan karbonun yarısından fazlası salınmadıkça korunmaktadır.</w:t>
       </w:r>
     </w:p>
     <w:p>

--- a/biyotasarim makale/basvuru/01-makale-metni.docx
+++ b/biyotasarim makale/basvuru/01-makale-metni.docx
@@ -576,7 +576,7 @@
           <w:sz w:val="18"/>
           <w:szCs w:val="18"/>
         </w:rPr>
-        <w:t xml:space="preserve">Binalar, Türkiye'nin nihai enerji tüketiminde en büyük paylardan birine sahiptir; konut ve hizmet binalarının toplam nihai enerji tüketimindeki payı üçte bire yakındır [1]. Bu payın büyüklüğü, yapı kabuğunun ısıl performansını konfor meselesi olmaktan çıkarıp enerji politikasının doğrudan konusu hâline getirmektedir. TS 825 Binalarda Isı Yalıtımı Kuralları standardı 2024 yılında revize edilmiş [2], 1 Nisan 2025 itibarıyla zorunlu standart olarak yürürlüğe girmiştir [3]. Revizyon iki yapısal değişiklik getirmiştir: derece gün bölgesi sayısı dörtten altıya çıkarılmış ve binaların yalnızca ısıtma ihtiyacına göre tasarlanması dönemi sona ererek soğutma ihtiyacı da hesaba dâhil edilmiştir. Tavsiye edilen ısıl geçirgenlik değerleri iyileştirilmiş, yıllık enerji limitleri sektörel olarak 120–150 kWh/m²·yıl düzeyinde ifade edilen önceki durumdan, bina türüne ve bölgeye bağlı olarak tanımlanan daha düşük limitlere çekilmiştir [3, 4].</w:t>
+        <w:t xml:space="preserve">Binalar, Türkiye'nin nihai enerji tüketiminde en büyük paylardan birine sahiptir; konut ve hizmet binalarının toplam nihai enerji tüketimindeki payı üçte bire yakındır [1]. Bu payın büyüklüğü, yapı kabuğunun ısıl performansını konfor meselesi olmaktan çıkarıp enerji politikasının doğrudan konusu hâline getirmektedir. Ulusal ısı yalıtımı standardının (TS 825) 2024 baskısı [2], 1 Nisan 2025'ten bu yana zorunlu uygulamadadır [3]. Bu baskı kendisinden önceki çerçeveden iki noktada ayrılır. Birincisi, ülkenin iklimsel ayrışması dört derece gün bölgesi yerine altı bölgeyle temsil edilmektedir. İkincisi, yıllık enerji dengesi artık yalnızca ısıtma üzerinden kurulmamakta, soğutma ihtiyacı da dengeye girmektedir. Tavsiye edilen ısıl geçirgenlik değerleri sıkılaştırılmış, izin verilen yıllık enerji tüketimi ise bina türüne ve bölgeye göre ayrışan daha düşük eşiklere bağlanmıştır [3, 4].</w:t>
       </w:r>
     </w:p>
     <w:p>
@@ -13100,7 +13100,7 @@
           <w:sz w:val="18"/>
           <w:szCs w:val="18"/>
         </w:rPr>
-        <w:t xml:space="preserve">Üç objektif yöntem karşılaştırmalı olarak kullanılmıştır. Shannon entropisinde normalize matris üzerinden e_j = −k Σ_m p_{mj} ln p_{mj} ve k = 1/ln n ile w_j ∝ 1 − e_j hesaplanır. CRITIC'te C_j = σ_j Σ_k (1 − ρ_{jk}) ile standart sapmanın yanı sıra ölçütler arası korelasyon da hesaba katılır [29]. Eşit ağırlık w_j = 1/m kontrol kurgusudur. Uzman anketine dayalı subjektif ağırlıklandırma, yanıt havuzuna bağımlılığı ortadan kaldırmak ve tekrarlanabilirliği korumak amacıyla bilinçli olarak kullanılmamıştır.</w:t>
+        <w:t xml:space="preserve">Üç objektif ağırlıklandırma yöntemi karşılaştırmalı olarak kullanılmıştır. Birincisinde ağırlık, bir sütunun taşıdığı bilginin ölçüsü olan Shannon entropisinden türetilir; bir sütunun entropisi bire ne kadar uzaksa ağırlığı o kadar büyür:</w:t>
       </w:r>
     </w:p>
     <w:p>
@@ -13135,6 +13135,146 @@
           <w:sz w:val="18"/>
           <w:szCs w:val="18"/>
         </w:rPr>
+        <w:t xml:space="preserve">e_j = −(1/ln n) Σ_m p_{mj} ln p_{mj},   w_j ∝ 1 − e_j     (4)</w:t>
+      </w:r>
+    </w:p>
+    <w:p>
+      <w:pPr>
+        <w:spacing w:after="0" w:before="0" w:line="360" w:lineRule="auto"/>
+      </w:pPr>
+      <w:r>
+        <w:rPr>
+          <w:rFonts w:ascii="Times New Roman" w:cs="Times New Roman" w:eastAsia="Times New Roman" w:hAnsi="Times New Roman"/>
+          <w:b w:val="false"/>
+          <w:bCs w:val="false"/>
+          <w:i w:val="false"/>
+          <w:iCs w:val="false"/>
+          <w:sz w:val="18"/>
+          <w:szCs w:val="18"/>
+        </w:rPr>
+        <w:t xml:space="preserve"/>
+      </w:r>
+    </w:p>
+    <w:p>
+      <w:pPr>
+        <w:spacing w:after="0" w:before="0" w:line="360" w:lineRule="auto"/>
+        <w:jc w:val="both"/>
+      </w:pPr>
+      <w:r>
+        <w:rPr>
+          <w:rFonts w:ascii="Times New Roman" w:cs="Times New Roman" w:eastAsia="Times New Roman" w:hAnsi="Times New Roman"/>
+          <w:b w:val="false"/>
+          <w:bCs w:val="false"/>
+          <w:i w:val="false"/>
+          <w:iCs w:val="false"/>
+          <w:sz w:val="18"/>
+          <w:szCs w:val="18"/>
+        </w:rPr>
+        <w:t xml:space="preserve">Burada p_{mj} normalize matriste m alternatifinin j sütunu içindeki payı, n ise alternatif sayısıdır. İkinci yöntemde ağırlık, sütunun standart sapması sd_j ile o sütunun diğer sütunlarla çelişme miktarının çarpımından gelir:</w:t>
+      </w:r>
+    </w:p>
+    <w:p>
+      <w:pPr>
+        <w:spacing w:after="0" w:before="0" w:line="360" w:lineRule="auto"/>
+      </w:pPr>
+      <w:r>
+        <w:rPr>
+          <w:rFonts w:ascii="Times New Roman" w:cs="Times New Roman" w:eastAsia="Times New Roman" w:hAnsi="Times New Roman"/>
+          <w:b w:val="false"/>
+          <w:bCs w:val="false"/>
+          <w:i w:val="false"/>
+          <w:iCs w:val="false"/>
+          <w:sz w:val="18"/>
+          <w:szCs w:val="18"/>
+        </w:rPr>
+        <w:t xml:space="preserve"/>
+      </w:r>
+    </w:p>
+    <w:p>
+      <w:pPr>
+        <w:spacing w:after="0" w:before="0" w:line="360" w:lineRule="auto"/>
+        <w:jc w:val="both"/>
+      </w:pPr>
+      <w:r>
+        <w:rPr>
+          <w:rFonts w:ascii="Times New Roman" w:cs="Times New Roman" w:eastAsia="Times New Roman" w:hAnsi="Times New Roman"/>
+          <w:b w:val="false"/>
+          <w:bCs w:val="false"/>
+          <w:i w:val="false"/>
+          <w:iCs w:val="false"/>
+          <w:sz w:val="18"/>
+          <w:szCs w:val="18"/>
+        </w:rPr>
+        <w:t xml:space="preserve">C_j = sd_j Σ_k (1 − ρ_{jk})     (5)</w:t>
+      </w:r>
+    </w:p>
+    <w:p>
+      <w:pPr>
+        <w:spacing w:after="0" w:before="0" w:line="360" w:lineRule="auto"/>
+      </w:pPr>
+      <w:r>
+        <w:rPr>
+          <w:rFonts w:ascii="Times New Roman" w:cs="Times New Roman" w:eastAsia="Times New Roman" w:hAnsi="Times New Roman"/>
+          <w:b w:val="false"/>
+          <w:bCs w:val="false"/>
+          <w:i w:val="false"/>
+          <w:iCs w:val="false"/>
+          <w:sz w:val="18"/>
+          <w:szCs w:val="18"/>
+        </w:rPr>
+        <w:t xml:space="preserve"/>
+      </w:r>
+    </w:p>
+    <w:p>
+      <w:pPr>
+        <w:spacing w:after="0" w:before="0" w:line="360" w:lineRule="auto"/>
+        <w:jc w:val="both"/>
+      </w:pPr>
+      <w:r>
+        <w:rPr>
+          <w:rFonts w:ascii="Times New Roman" w:cs="Times New Roman" w:eastAsia="Times New Roman" w:hAnsi="Times New Roman"/>
+          <w:b w:val="false"/>
+          <w:bCs w:val="false"/>
+          <w:i w:val="false"/>
+          <w:iCs w:val="false"/>
+          <w:sz w:val="18"/>
+          <w:szCs w:val="18"/>
+        </w:rPr>
+        <w:t xml:space="preserve">Bu ölçü, yayılımı yüksek olmakla birlikte başka bir ölçütle güçlü ilişkili olan sütunların payını sınırlar [29]. Üçüncüsü w_j = 1/m ile tanımlı eşit ağırlıktır ve kontrol kurgusu olarak yer alır. Uzman anketine dayalı subjektif ağırlıklandırma, sonucun yanıt havuzuna bağımlı hâle gelmesini önlemek ve hesabın bağımsız olarak yinelenebilmesini korumak amacıyla bilinçli olarak dışarıda bırakılmıştır.</w:t>
+      </w:r>
+    </w:p>
+    <w:p>
+      <w:pPr>
+        <w:spacing w:after="0" w:before="0" w:line="360" w:lineRule="auto"/>
+      </w:pPr>
+      <w:r>
+        <w:rPr>
+          <w:rFonts w:ascii="Times New Roman" w:cs="Times New Roman" w:eastAsia="Times New Roman" w:hAnsi="Times New Roman"/>
+          <w:b w:val="false"/>
+          <w:bCs w:val="false"/>
+          <w:i w:val="false"/>
+          <w:iCs w:val="false"/>
+          <w:sz w:val="18"/>
+          <w:szCs w:val="18"/>
+        </w:rPr>
+        <w:t xml:space="preserve"/>
+      </w:r>
+    </w:p>
+    <w:p>
+      <w:pPr>
+        <w:spacing w:after="0" w:before="0" w:line="360" w:lineRule="auto"/>
+        <w:jc w:val="both"/>
+      </w:pPr>
+      <w:r>
+        <w:rPr>
+          <w:rFonts w:ascii="Times New Roman" w:cs="Times New Roman" w:eastAsia="Times New Roman" w:hAnsi="Times New Roman"/>
+          <w:b w:val="false"/>
+          <w:bCs w:val="false"/>
+          <w:i w:val="false"/>
+          <w:iCs w:val="false"/>
+          <w:sz w:val="18"/>
+          <w:szCs w:val="18"/>
+        </w:rPr>
         <w:t xml:space="preserve">Bölgeye bağlı ağırlık ayarı şu biçimdedir:</w:t>
       </w:r>
     </w:p>
@@ -13170,7 +13310,7 @@
           <w:sz w:val="18"/>
           <w:szCs w:val="18"/>
         </w:rPr>
-        <w:t xml:space="preserve">w′_j = w_j (1 + α s_j(b))     (4)</w:t>
+        <w:t xml:space="preserve">w′_j = w_j (1 + α s_j(b))     (6)</w:t>
       </w:r>
     </w:p>
     <w:p>
@@ -13205,7 +13345,7 @@
           <w:sz w:val="18"/>
           <w:szCs w:val="18"/>
         </w:rPr>
-        <w:t xml:space="preserve">Burada alansal ısıl kapasite için s_j(b) = σ_b, nem duyarlılığı için s_j(b) = 1 − σ_b alınır; diğer ölçütlerde s_j = 0'dır. Gerekçe fizikseldir: ısıl kütle kazançların kullanılabilirliğini artırdığı için kazançların paya sahip olduğu bölgelerde anlamlıdır, yoğuşma ve küf riski ise ısıtma sezonunun uzunluğuyla ağırlaşır. Duyarlılık parametresi α temel çalıştırmada 1,0 alınmıştır. Eş. 4, K_b ile orantılı olmayan bir yapı ürettiği için 2.1'deki önermenin kapsamı dışındadır. İklim ayarı σ_b'ye dayandığından yalnızca 2.4'te sayılan dört bölge için tanımlıdır.</w:t>
+        <w:t xml:space="preserve">Burada alansal ısıl kapasite için s_j(b) = σ_b, nem duyarlılığı için s_j(b) = 1 − σ_b alınır; diğer ölçütlerde s_j = 0'dır. Gerekçe fizikseldir: ısıl kütle kazançların kullanılabilirliğini artırdığı için kazançların paya sahip olduğu bölgelerde anlamlıdır, yoğuşma ve küf riski ise ısıtma sezonunun uzunluğuyla ağırlaşır. Duyarlılık parametresi α temel çalıştırmada 1,0 alınmıştır. Eş. 6, K_b ile orantılı olmayan bir yapı ürettiği için 2.1'deki önermenin kapsamı dışındadır. İklim ayarı σ_b'ye dayandığından yalnızca 2.4'te sayılan dört bölge için tanımlıdır.</w:t>
       </w:r>
     </w:p>
     <w:p>
@@ -13287,7 +13427,77 @@
           <w:sz w:val="18"/>
           <w:szCs w:val="18"/>
         </w:rPr>
-        <w:t xml:space="preserve">TOPSIS birincil yöntemdir; ağırlıklı normalize matris üzerinden ideal ve negatif ideal çözümlere Öklid uzaklıkları hesaplanarak yakınlık katsayısı C_m = d⁻_m/(d⁺_m + d⁻_m) elde edilir [33]. VIKOR (v = 0,5), toplulaştırma mantığı farklı olduğu için tamamlayıcı bir sıralama yöntemi olarak kullanılmıştır; iki yöntemin aynı sıralamayı vermesi beklenmemekte, aradaki fark yöntem duyarlılığının ölçüsü olarak raporlanmaktadır. Sıralamalar Spearman sıra korelasyonu ile karşılaştırılmıştır.</w:t>
+        <w:t xml:space="preserve">TOPSIS birincil yöntemdir. Ağırlıklı normalize matriste her alternatifin ideal ve negatif ideal çözüme Öklid uzaklıkları (d⁺_m ve d⁻_m) hesaplanır; alternatifin puanı bu iki uzaklığın oranından gelir [33]:</w:t>
+      </w:r>
+    </w:p>
+    <w:p>
+      <w:pPr>
+        <w:spacing w:after="0" w:before="0" w:line="360" w:lineRule="auto"/>
+      </w:pPr>
+      <w:r>
+        <w:rPr>
+          <w:rFonts w:ascii="Times New Roman" w:cs="Times New Roman" w:eastAsia="Times New Roman" w:hAnsi="Times New Roman"/>
+          <w:b w:val="false"/>
+          <w:bCs w:val="false"/>
+          <w:i w:val="false"/>
+          <w:iCs w:val="false"/>
+          <w:sz w:val="18"/>
+          <w:szCs w:val="18"/>
+        </w:rPr>
+        <w:t xml:space="preserve"/>
+      </w:r>
+    </w:p>
+    <w:p>
+      <w:pPr>
+        <w:spacing w:after="0" w:before="0" w:line="360" w:lineRule="auto"/>
+        <w:jc w:val="both"/>
+      </w:pPr>
+      <w:r>
+        <w:rPr>
+          <w:rFonts w:ascii="Times New Roman" w:cs="Times New Roman" w:eastAsia="Times New Roman" w:hAnsi="Times New Roman"/>
+          <w:b w:val="false"/>
+          <w:bCs w:val="false"/>
+          <w:i w:val="false"/>
+          <w:iCs w:val="false"/>
+          <w:sz w:val="18"/>
+          <w:szCs w:val="18"/>
+        </w:rPr>
+        <w:t xml:space="preserve">C_m = d⁻_m / (d⁺_m + d⁻_m)     (7)</w:t>
+      </w:r>
+    </w:p>
+    <w:p>
+      <w:pPr>
+        <w:spacing w:after="0" w:before="0" w:line="360" w:lineRule="auto"/>
+      </w:pPr>
+      <w:r>
+        <w:rPr>
+          <w:rFonts w:ascii="Times New Roman" w:cs="Times New Roman" w:eastAsia="Times New Roman" w:hAnsi="Times New Roman"/>
+          <w:b w:val="false"/>
+          <w:bCs w:val="false"/>
+          <w:i w:val="false"/>
+          <w:iCs w:val="false"/>
+          <w:sz w:val="18"/>
+          <w:szCs w:val="18"/>
+        </w:rPr>
+        <w:t xml:space="preserve"/>
+      </w:r>
+    </w:p>
+    <w:p>
+      <w:pPr>
+        <w:spacing w:after="0" w:before="0" w:line="360" w:lineRule="auto"/>
+        <w:jc w:val="both"/>
+      </w:pPr>
+      <w:r>
+        <w:rPr>
+          <w:rFonts w:ascii="Times New Roman" w:cs="Times New Roman" w:eastAsia="Times New Roman" w:hAnsi="Times New Roman"/>
+          <w:b w:val="false"/>
+          <w:bCs w:val="false"/>
+          <w:i w:val="false"/>
+          <w:iCs w:val="false"/>
+          <w:sz w:val="18"/>
+          <w:szCs w:val="18"/>
+        </w:rPr>
+        <w:t xml:space="preserve">VIKOR (v = 0,5), toplulaştırma mantığı farklı olduğu için tamamlayıcı bir sıralama yöntemi olarak kullanılmıştır; iki yöntemin aynı sıralamayı vermesi beklenmemekte, aradaki fark yöntem duyarlılığının ölçüsü olarak raporlanmaktadır. Sıralamalar Spearman sıra korelasyonu ile karşılaştırılmıştır.</w:t>
       </w:r>
     </w:p>
     <w:p>
@@ -13626,7 +13836,7 @@
           <w:sz w:val="18"/>
           <w:szCs w:val="18"/>
         </w:rPr>
-        <w:t xml:space="preserve">Doğrulama adımı, tam tanımlı temsili bir referans konut üzerinde yürütülmüştür: 24,0 × 12,0 m plan, beş kat, 2,80 m kat yüksekliği, 4032 m³ brüt hacim, 1440 m² şartlandırılmış döşeme alanı, 1290,2 m² kullanım alanı, 184,8 m² pencere alanı (güneyde duvar alanının %25'i, diğer yönlerde %15'i) ve 0,393 A/V oranı. Binanın özgül ısı kaybı H = H_T + H_V biçiminde hesaplanmıştır. İletim bileşeni H_T = U_D A_opak + U_P A_pencere + 0,8 U_T A_çatı + 0,5 U_t A_taban, havalandırma bileşeni ise H_V = 0,33 n_h V_h olup havalandırılan hacim V_h = 0,8 V_brüt ve hava değişim sayısı n_h = 0,7 h⁻¹ alınmıştır. Dördüncü bölge için H = 1467 W/K'dır.</w:t>
+        <w:t xml:space="preserve">Doğrulama adımı, tam tanımlı temsili bir referans konut üzerinde yürütülmüştür: 24,0 × 12,0 m plan, beş kat, 2,80 m kat yüksekliği, 4032 m³ brüt hacim, 1440 m² şartlandırılmış döşeme alanı, 1290,2 m² kullanım alanı, 184,8 m² pencere alanı (güneyde duvar alanının %25'i, diğer yönlerde %15'i) ve 0,393 A/V oranı. Binanın özgül ısı kaybı, iletim ve havalandırma bileşenlerinin toplamıdır:</w:t>
       </w:r>
     </w:p>
     <w:p>
@@ -13661,6 +13871,216 @@
           <w:sz w:val="18"/>
           <w:szCs w:val="18"/>
         </w:rPr>
+        <w:t xml:space="preserve">H = H_T + H_V     (8)</w:t>
+      </w:r>
+    </w:p>
+    <w:p>
+      <w:pPr>
+        <w:spacing w:after="0" w:before="0" w:line="360" w:lineRule="auto"/>
+      </w:pPr>
+      <w:r>
+        <w:rPr>
+          <w:rFonts w:ascii="Times New Roman" w:cs="Times New Roman" w:eastAsia="Times New Roman" w:hAnsi="Times New Roman"/>
+          <w:b w:val="false"/>
+          <w:bCs w:val="false"/>
+          <w:i w:val="false"/>
+          <w:iCs w:val="false"/>
+          <w:sz w:val="18"/>
+          <w:szCs w:val="18"/>
+        </w:rPr>
+        <w:t xml:space="preserve"/>
+      </w:r>
+    </w:p>
+    <w:p>
+      <w:pPr>
+        <w:spacing w:after="0" w:before="0" w:line="360" w:lineRule="auto"/>
+        <w:jc w:val="both"/>
+      </w:pPr>
+      <w:r>
+        <w:rPr>
+          <w:rFonts w:ascii="Times New Roman" w:cs="Times New Roman" w:eastAsia="Times New Roman" w:hAnsi="Times New Roman"/>
+          <w:b w:val="false"/>
+          <w:bCs w:val="false"/>
+          <w:i w:val="false"/>
+          <w:iCs w:val="false"/>
+          <w:sz w:val="18"/>
+          <w:szCs w:val="18"/>
+        </w:rPr>
+        <w:t xml:space="preserve">İletim bileşeni, kabuğu oluşturan yüzeylerin ısıl geçirgenlik-alan çarpımlarından; çatı ve taban için sıcaklık düzeltme çarpanlarıyla birlikte kurulur:</w:t>
+      </w:r>
+    </w:p>
+    <w:p>
+      <w:pPr>
+        <w:spacing w:after="0" w:before="0" w:line="360" w:lineRule="auto"/>
+      </w:pPr>
+      <w:r>
+        <w:rPr>
+          <w:rFonts w:ascii="Times New Roman" w:cs="Times New Roman" w:eastAsia="Times New Roman" w:hAnsi="Times New Roman"/>
+          <w:b w:val="false"/>
+          <w:bCs w:val="false"/>
+          <w:i w:val="false"/>
+          <w:iCs w:val="false"/>
+          <w:sz w:val="18"/>
+          <w:szCs w:val="18"/>
+        </w:rPr>
+        <w:t xml:space="preserve"/>
+      </w:r>
+    </w:p>
+    <w:p>
+      <w:pPr>
+        <w:spacing w:after="0" w:before="0" w:line="360" w:lineRule="auto"/>
+        <w:jc w:val="both"/>
+      </w:pPr>
+      <w:r>
+        <w:rPr>
+          <w:rFonts w:ascii="Times New Roman" w:cs="Times New Roman" w:eastAsia="Times New Roman" w:hAnsi="Times New Roman"/>
+          <w:b w:val="false"/>
+          <w:bCs w:val="false"/>
+          <w:i w:val="false"/>
+          <w:iCs w:val="false"/>
+          <w:sz w:val="18"/>
+          <w:szCs w:val="18"/>
+        </w:rPr>
+        <w:t xml:space="preserve">H_T = U_D A_opak + U_P A_pencere + 0,8 U_T A_çatı + 0,5 U_t A_taban     (9)</w:t>
+      </w:r>
+    </w:p>
+    <w:p>
+      <w:pPr>
+        <w:spacing w:after="0" w:before="0" w:line="360" w:lineRule="auto"/>
+      </w:pPr>
+      <w:r>
+        <w:rPr>
+          <w:rFonts w:ascii="Times New Roman" w:cs="Times New Roman" w:eastAsia="Times New Roman" w:hAnsi="Times New Roman"/>
+          <w:b w:val="false"/>
+          <w:bCs w:val="false"/>
+          <w:i w:val="false"/>
+          <w:iCs w:val="false"/>
+          <w:sz w:val="18"/>
+          <w:szCs w:val="18"/>
+        </w:rPr>
+        <w:t xml:space="preserve"/>
+      </w:r>
+    </w:p>
+    <w:p>
+      <w:pPr>
+        <w:spacing w:after="0" w:before="0" w:line="360" w:lineRule="auto"/>
+        <w:jc w:val="both"/>
+      </w:pPr>
+      <w:r>
+        <w:rPr>
+          <w:rFonts w:ascii="Times New Roman" w:cs="Times New Roman" w:eastAsia="Times New Roman" w:hAnsi="Times New Roman"/>
+          <w:b w:val="false"/>
+          <w:bCs w:val="false"/>
+          <w:i w:val="false"/>
+          <w:iCs w:val="false"/>
+          <w:sz w:val="18"/>
+          <w:szCs w:val="18"/>
+        </w:rPr>
+        <w:t xml:space="preserve">Havalandırma bileşeni ise havalandırılan hacim üzerinden yazılır:</w:t>
+      </w:r>
+    </w:p>
+    <w:p>
+      <w:pPr>
+        <w:spacing w:after="0" w:before="0" w:line="360" w:lineRule="auto"/>
+      </w:pPr>
+      <w:r>
+        <w:rPr>
+          <w:rFonts w:ascii="Times New Roman" w:cs="Times New Roman" w:eastAsia="Times New Roman" w:hAnsi="Times New Roman"/>
+          <w:b w:val="false"/>
+          <w:bCs w:val="false"/>
+          <w:i w:val="false"/>
+          <w:iCs w:val="false"/>
+          <w:sz w:val="18"/>
+          <w:szCs w:val="18"/>
+        </w:rPr>
+        <w:t xml:space="preserve"/>
+      </w:r>
+    </w:p>
+    <w:p>
+      <w:pPr>
+        <w:spacing w:after="0" w:before="0" w:line="360" w:lineRule="auto"/>
+        <w:jc w:val="both"/>
+      </w:pPr>
+      <w:r>
+        <w:rPr>
+          <w:rFonts w:ascii="Times New Roman" w:cs="Times New Roman" w:eastAsia="Times New Roman" w:hAnsi="Times New Roman"/>
+          <w:b w:val="false"/>
+          <w:bCs w:val="false"/>
+          <w:i w:val="false"/>
+          <w:iCs w:val="false"/>
+          <w:sz w:val="18"/>
+          <w:szCs w:val="18"/>
+        </w:rPr>
+        <w:t xml:space="preserve">H_V = 0,33 n_h V_h,   V_h = 0,8 V_brüt     (10)</w:t>
+      </w:r>
+    </w:p>
+    <w:p>
+      <w:pPr>
+        <w:spacing w:after="0" w:before="0" w:line="360" w:lineRule="auto"/>
+      </w:pPr>
+      <w:r>
+        <w:rPr>
+          <w:rFonts w:ascii="Times New Roman" w:cs="Times New Roman" w:eastAsia="Times New Roman" w:hAnsi="Times New Roman"/>
+          <w:b w:val="false"/>
+          <w:bCs w:val="false"/>
+          <w:i w:val="false"/>
+          <w:iCs w:val="false"/>
+          <w:sz w:val="18"/>
+          <w:szCs w:val="18"/>
+        </w:rPr>
+        <w:t xml:space="preserve"/>
+      </w:r>
+    </w:p>
+    <w:p>
+      <w:pPr>
+        <w:spacing w:after="0" w:before="0" w:line="360" w:lineRule="auto"/>
+        <w:jc w:val="both"/>
+      </w:pPr>
+      <w:r>
+        <w:rPr>
+          <w:rFonts w:ascii="Times New Roman" w:cs="Times New Roman" w:eastAsia="Times New Roman" w:hAnsi="Times New Roman"/>
+          <w:b w:val="false"/>
+          <w:bCs w:val="false"/>
+          <w:i w:val="false"/>
+          <w:iCs w:val="false"/>
+          <w:sz w:val="18"/>
+          <w:szCs w:val="18"/>
+        </w:rPr>
+        <w:t xml:space="preserve">Hava değişim sayısı n_h = 0,7 h⁻¹ alınmıştır. Dördüncü bölge için H = 1467 W/K bulunmuştur.</w:t>
+      </w:r>
+    </w:p>
+    <w:p>
+      <w:pPr>
+        <w:spacing w:after="0" w:before="0" w:line="360" w:lineRule="auto"/>
+      </w:pPr>
+      <w:r>
+        <w:rPr>
+          <w:rFonts w:ascii="Times New Roman" w:cs="Times New Roman" w:eastAsia="Times New Roman" w:hAnsi="Times New Roman"/>
+          <w:b w:val="false"/>
+          <w:bCs w:val="false"/>
+          <w:i w:val="false"/>
+          <w:iCs w:val="false"/>
+          <w:sz w:val="18"/>
+          <w:szCs w:val="18"/>
+        </w:rPr>
+        <w:t xml:space="preserve"/>
+      </w:r>
+    </w:p>
+    <w:p>
+      <w:pPr>
+        <w:spacing w:after="0" w:before="0" w:line="360" w:lineRule="auto"/>
+        <w:jc w:val="both"/>
+      </w:pPr>
+      <w:r>
+        <w:rPr>
+          <w:rFonts w:ascii="Times New Roman" w:cs="Times New Roman" w:eastAsia="Times New Roman" w:hAnsi="Times New Roman"/>
+          <w:b w:val="false"/>
+          <w:bCs w:val="false"/>
+          <w:i w:val="false"/>
+          <w:iCs w:val="false"/>
+          <w:sz w:val="18"/>
+          <w:szCs w:val="18"/>
+        </w:rPr>
         <w:t xml:space="preserve">İç kazançlar 5 W/m² × kullanım alanı, güneş kazançları ise dört yönün pencere alanları üzerinden gölgelenme faktörü 0,6 ve güneş geçirme faktörü 0,6 ile hesaplanmıştır. Duvar yalıtımının etkin ısıl kapasitesine katkısı λρcK_b × opak alan biçiminde, döşeme ve iç duvarların katkısı ise 150 kJ/m²K × döşeme alanı kabulüyle hesaplanmıştır.</w:t>
       </w:r>
     </w:p>
@@ -13731,7 +14151,77 @@
           <w:sz w:val="18"/>
           <w:szCs w:val="18"/>
         </w:rPr>
-        <w:t xml:space="preserve">Fonksiyonel birim sabit U hedefine dayandığı için yalıtım malzemesi değiştiğinde H değişmez; malzemenin yıllık enerjiye etki edebileceği tek yol ısıl kütlesi C üzerinden kullanım faktörüdür. Bu nedenle iki kurgu karşılaştırılmıştır. Kurgu A'da kullanım faktörü yalnızca kazanç-kayıp oranına bağlıdır ve zaman sabitinden bağımsızdır. Kurgu B'de kullanım faktörü η = (1 − γ^a)/(1 − γ^(a+1)) biçimindedir; burada γ kazanç-kayıp oranı, a = a₀ + τ/τ₀, τ = C/H zaman sabiti, a₀ = 1,0 ve τ₀ = 15 saat olup bu iki katsayı konutlar için aylık yöntemde kullanılan değerlerdir. Soğutma için aynı biçimin kayıp kullanım faktörü karşılığı kullanılmıştır. Referans konutta τ, alternatife göre 41,2 ile 75,1 saat arasında değişmektedir. Gece havalandırması ve hareketli gölgeleme kontrolü modellenmemiştir; her ikisi de saatlik çözünürlük gerektirmekte ve aylık yarı-kararlı çerçevede temsil edilememektedir.</w:t>
+        <w:t xml:space="preserve">Fonksiyonel birim sabit U hedefine dayandığı için yalıtım malzemesi değiştiğinde H değişmez; malzemenin yıllık enerjiye etki edebileceği tek yol ısıl kütlesi C üzerinden kullanım faktörüdür. Bu nedenle iki kurgu karşılaştırılmıştır. Kurgu A'da kullanım faktörü yalnızca kazanç-kayıp oranına bağlıdır ve zaman sabitinden bağımsızdır. Kurgu B'de kullanım faktörü, kazanç-kayıp oranı γ ile binanın zaman sabitine birlikte bağlıdır:</w:t>
+      </w:r>
+    </w:p>
+    <w:p>
+      <w:pPr>
+        <w:spacing w:after="0" w:before="0" w:line="360" w:lineRule="auto"/>
+      </w:pPr>
+      <w:r>
+        <w:rPr>
+          <w:rFonts w:ascii="Times New Roman" w:cs="Times New Roman" w:eastAsia="Times New Roman" w:hAnsi="Times New Roman"/>
+          <w:b w:val="false"/>
+          <w:bCs w:val="false"/>
+          <w:i w:val="false"/>
+          <w:iCs w:val="false"/>
+          <w:sz w:val="18"/>
+          <w:szCs w:val="18"/>
+        </w:rPr>
+        <w:t xml:space="preserve"/>
+      </w:r>
+    </w:p>
+    <w:p>
+      <w:pPr>
+        <w:spacing w:after="0" w:before="0" w:line="360" w:lineRule="auto"/>
+        <w:jc w:val="both"/>
+      </w:pPr>
+      <w:r>
+        <w:rPr>
+          <w:rFonts w:ascii="Times New Roman" w:cs="Times New Roman" w:eastAsia="Times New Roman" w:hAnsi="Times New Roman"/>
+          <w:b w:val="false"/>
+          <w:bCs w:val="false"/>
+          <w:i w:val="false"/>
+          <w:iCs w:val="false"/>
+          <w:sz w:val="18"/>
+          <w:szCs w:val="18"/>
+        </w:rPr>
+        <w:t xml:space="preserve">η = (1 − γ^a) / (1 − γ^(a+1)),   a = a₀ + τ/τ₀,   τ = C/H     (11)</w:t>
+      </w:r>
+    </w:p>
+    <w:p>
+      <w:pPr>
+        <w:spacing w:after="0" w:before="0" w:line="360" w:lineRule="auto"/>
+      </w:pPr>
+      <w:r>
+        <w:rPr>
+          <w:rFonts w:ascii="Times New Roman" w:cs="Times New Roman" w:eastAsia="Times New Roman" w:hAnsi="Times New Roman"/>
+          <w:b w:val="false"/>
+          <w:bCs w:val="false"/>
+          <w:i w:val="false"/>
+          <w:iCs w:val="false"/>
+          <w:sz w:val="18"/>
+          <w:szCs w:val="18"/>
+        </w:rPr>
+        <w:t xml:space="preserve"/>
+      </w:r>
+    </w:p>
+    <w:p>
+      <w:pPr>
+        <w:spacing w:after="0" w:before="0" w:line="360" w:lineRule="auto"/>
+        <w:jc w:val="both"/>
+      </w:pPr>
+      <w:r>
+        <w:rPr>
+          <w:rFonts w:ascii="Times New Roman" w:cs="Times New Roman" w:eastAsia="Times New Roman" w:hAnsi="Times New Roman"/>
+          <w:b w:val="false"/>
+          <w:bCs w:val="false"/>
+          <w:i w:val="false"/>
+          <w:iCs w:val="false"/>
+          <w:sz w:val="18"/>
+          <w:szCs w:val="18"/>
+        </w:rPr>
+        <w:t xml:space="preserve">Burada a₀ = 1,0 ve τ₀ = 15 saat olup bu iki katsayı konutlar için aylık yöntemde kullanılan değerlerdir. Soğutma için aynı biçimin kayıp kullanım faktörü karşılığı kullanılmıştır. Referans konutta τ, alternatife göre 41,2 ile 75,1 saat arasında değişmektedir. Gece havalandırması ve hareketli gölgeleme kontrolü modellenmemiştir; her ikisi de saatlik çözünürlük gerektirmekte ve aylık yarı-kararlı çerçevede temsil edilememektedir.</w:t>
       </w:r>
     </w:p>
     <w:p>
@@ -20443,6 +20933,41 @@
           <w:sz w:val="18"/>
           <w:szCs w:val="18"/>
         </w:rPr>
+        <w:t xml:space="preserve">C_j : CRITIC ölçüt bilgi miktarı, –</w:t>
+      </w:r>
+    </w:p>
+    <w:p>
+      <w:pPr>
+        <w:spacing w:after="0" w:before="0" w:line="360" w:lineRule="auto"/>
+      </w:pPr>
+      <w:r>
+        <w:rPr>
+          <w:rFonts w:ascii="Times New Roman" w:cs="Times New Roman" w:eastAsia="Times New Roman" w:hAnsi="Times New Roman"/>
+          <w:b w:val="false"/>
+          <w:bCs w:val="false"/>
+          <w:i w:val="false"/>
+          <w:iCs w:val="false"/>
+          <w:sz w:val="18"/>
+          <w:szCs w:val="18"/>
+        </w:rPr>
+        <w:t xml:space="preserve"/>
+      </w:r>
+    </w:p>
+    <w:p>
+      <w:pPr>
+        <w:spacing w:after="0" w:before="0" w:line="360" w:lineRule="auto"/>
+        <w:jc w:val="both"/>
+      </w:pPr>
+      <w:r>
+        <w:rPr>
+          <w:rFonts w:ascii="Times New Roman" w:cs="Times New Roman" w:eastAsia="Times New Roman" w:hAnsi="Times New Roman"/>
+          <w:b w:val="false"/>
+          <w:bCs w:val="false"/>
+          <w:i w:val="false"/>
+          <w:iCs w:val="false"/>
+          <w:sz w:val="18"/>
+          <w:szCs w:val="18"/>
+        </w:rPr>
         <w:t xml:space="preserve">C_m : TOPSIS yakınlık katsayısı, –</w:t>
       </w:r>
     </w:p>
@@ -20513,6 +21038,76 @@
           <w:sz w:val="18"/>
           <w:szCs w:val="18"/>
         </w:rPr>
+        <w:t xml:space="preserve">d⁺, d⁻ : ideal ve negatif ideal çözüme uzaklık, –</w:t>
+      </w:r>
+    </w:p>
+    <w:p>
+      <w:pPr>
+        <w:spacing w:after="0" w:before="0" w:line="360" w:lineRule="auto"/>
+      </w:pPr>
+      <w:r>
+        <w:rPr>
+          <w:rFonts w:ascii="Times New Roman" w:cs="Times New Roman" w:eastAsia="Times New Roman" w:hAnsi="Times New Roman"/>
+          <w:b w:val="false"/>
+          <w:bCs w:val="false"/>
+          <w:i w:val="false"/>
+          <w:iCs w:val="false"/>
+          <w:sz w:val="18"/>
+          <w:szCs w:val="18"/>
+        </w:rPr>
+        <w:t xml:space="preserve"/>
+      </w:r>
+    </w:p>
+    <w:p>
+      <w:pPr>
+        <w:spacing w:after="0" w:before="0" w:line="360" w:lineRule="auto"/>
+        <w:jc w:val="both"/>
+      </w:pPr>
+      <w:r>
+        <w:rPr>
+          <w:rFonts w:ascii="Times New Roman" w:cs="Times New Roman" w:eastAsia="Times New Roman" w:hAnsi="Times New Roman"/>
+          <w:b w:val="false"/>
+          <w:bCs w:val="false"/>
+          <w:i w:val="false"/>
+          <w:iCs w:val="false"/>
+          <w:sz w:val="18"/>
+          <w:szCs w:val="18"/>
+        </w:rPr>
+        <w:t xml:space="preserve">e : ölçüt entropisi, –</w:t>
+      </w:r>
+    </w:p>
+    <w:p>
+      <w:pPr>
+        <w:spacing w:after="0" w:before="0" w:line="360" w:lineRule="auto"/>
+      </w:pPr>
+      <w:r>
+        <w:rPr>
+          <w:rFonts w:ascii="Times New Roman" w:cs="Times New Roman" w:eastAsia="Times New Roman" w:hAnsi="Times New Roman"/>
+          <w:b w:val="false"/>
+          <w:bCs w:val="false"/>
+          <w:i w:val="false"/>
+          <w:iCs w:val="false"/>
+          <w:sz w:val="18"/>
+          <w:szCs w:val="18"/>
+        </w:rPr>
+        <w:t xml:space="preserve"/>
+      </w:r>
+    </w:p>
+    <w:p>
+      <w:pPr>
+        <w:spacing w:after="0" w:before="0" w:line="360" w:lineRule="auto"/>
+        <w:jc w:val="both"/>
+      </w:pPr>
+      <w:r>
+        <w:rPr>
+          <w:rFonts w:ascii="Times New Roman" w:cs="Times New Roman" w:eastAsia="Times New Roman" w:hAnsi="Times New Roman"/>
+          <w:b w:val="false"/>
+          <w:bCs w:val="false"/>
+          <w:i w:val="false"/>
+          <w:iCs w:val="false"/>
+          <w:sz w:val="18"/>
+          <w:szCs w:val="18"/>
+        </w:rPr>
         <w:t xml:space="preserve">H : özgül ısı kaybı, W/K</w:t>
       </w:r>
     </w:p>
@@ -20653,6 +21248,41 @@
           <w:sz w:val="18"/>
           <w:szCs w:val="18"/>
         </w:rPr>
+        <w:t xml:space="preserve">p : normalize karar matrisi sütun payı, –</w:t>
+      </w:r>
+    </w:p>
+    <w:p>
+      <w:pPr>
+        <w:spacing w:after="0" w:before="0" w:line="360" w:lineRule="auto"/>
+      </w:pPr>
+      <w:r>
+        <w:rPr>
+          <w:rFonts w:ascii="Times New Roman" w:cs="Times New Roman" w:eastAsia="Times New Roman" w:hAnsi="Times New Roman"/>
+          <w:b w:val="false"/>
+          <w:bCs w:val="false"/>
+          <w:i w:val="false"/>
+          <w:iCs w:val="false"/>
+          <w:sz w:val="18"/>
+          <w:szCs w:val="18"/>
+        </w:rPr>
+        <w:t xml:space="preserve"/>
+      </w:r>
+    </w:p>
+    <w:p>
+      <w:pPr>
+        <w:spacing w:after="0" w:before="0" w:line="360" w:lineRule="auto"/>
+        <w:jc w:val="both"/>
+      </w:pPr>
+      <w:r>
+        <w:rPr>
+          <w:rFonts w:ascii="Times New Roman" w:cs="Times New Roman" w:eastAsia="Times New Roman" w:hAnsi="Times New Roman"/>
+          <w:b w:val="false"/>
+          <w:bCs w:val="false"/>
+          <w:i w:val="false"/>
+          <w:iCs w:val="false"/>
+          <w:sz w:val="18"/>
+          <w:szCs w:val="18"/>
+        </w:rPr>
         <w:t xml:space="preserve">R : ısıl direnç, m²K/W</w:t>
       </w:r>
     </w:p>
@@ -20688,6 +21318,41 @@
           <w:sz w:val="18"/>
           <w:szCs w:val="18"/>
         </w:rPr>
+        <w:t xml:space="preserve">sd : ölçüt standart sapması, –</w:t>
+      </w:r>
+    </w:p>
+    <w:p>
+      <w:pPr>
+        <w:spacing w:after="0" w:before="0" w:line="360" w:lineRule="auto"/>
+      </w:pPr>
+      <w:r>
+        <w:rPr>
+          <w:rFonts w:ascii="Times New Roman" w:cs="Times New Roman" w:eastAsia="Times New Roman" w:hAnsi="Times New Roman"/>
+          <w:b w:val="false"/>
+          <w:bCs w:val="false"/>
+          <w:i w:val="false"/>
+          <w:iCs w:val="false"/>
+          <w:sz w:val="18"/>
+          <w:szCs w:val="18"/>
+        </w:rPr>
+        <w:t xml:space="preserve"/>
+      </w:r>
+    </w:p>
+    <w:p>
+      <w:pPr>
+        <w:spacing w:after="0" w:before="0" w:line="360" w:lineRule="auto"/>
+        <w:jc w:val="both"/>
+      </w:pPr>
+      <w:r>
+        <w:rPr>
+          <w:rFonts w:ascii="Times New Roman" w:cs="Times New Roman" w:eastAsia="Times New Roman" w:hAnsi="Times New Roman"/>
+          <w:b w:val="false"/>
+          <w:bCs w:val="false"/>
+          <w:i w:val="false"/>
+          <w:iCs w:val="false"/>
+          <w:sz w:val="18"/>
+          <w:szCs w:val="18"/>
+        </w:rPr>
         <w:t xml:space="preserve">SDG : soğutma derece günü, °C·gün</w:t>
       </w:r>
     </w:p>
@@ -21039,6 +21704,41 @@
           <w:szCs w:val="18"/>
         </w:rPr>
         <w:t xml:space="preserve">ρ : yoğunluk, kg/m³</w:t>
+      </w:r>
+    </w:p>
+    <w:p>
+      <w:pPr>
+        <w:spacing w:after="0" w:before="0" w:line="360" w:lineRule="auto"/>
+      </w:pPr>
+      <w:r>
+        <w:rPr>
+          <w:rFonts w:ascii="Times New Roman" w:cs="Times New Roman" w:eastAsia="Times New Roman" w:hAnsi="Times New Roman"/>
+          <w:b w:val="false"/>
+          <w:bCs w:val="false"/>
+          <w:i w:val="false"/>
+          <w:iCs w:val="false"/>
+          <w:sz w:val="18"/>
+          <w:szCs w:val="18"/>
+        </w:rPr>
+        <w:t xml:space="preserve"/>
+      </w:r>
+    </w:p>
+    <w:p>
+      <w:pPr>
+        <w:spacing w:after="0" w:before="0" w:line="360" w:lineRule="auto"/>
+        <w:jc w:val="both"/>
+      </w:pPr>
+      <w:r>
+        <w:rPr>
+          <w:rFonts w:ascii="Times New Roman" w:cs="Times New Roman" w:eastAsia="Times New Roman" w:hAnsi="Times New Roman"/>
+          <w:b w:val="false"/>
+          <w:bCs w:val="false"/>
+          <w:i w:val="false"/>
+          <w:iCs w:val="false"/>
+          <w:sz w:val="18"/>
+          <w:szCs w:val="18"/>
+        </w:rPr>
+        <w:t xml:space="preserve">ρ_{jk} : ölçütler arası korelasyon katsayısı, –</w:t>
       </w:r>
     </w:p>
     <w:p>

--- a/biyotasarim makale/basvuru/01-makale-metni.docx
+++ b/biyotasarim makale/basvuru/01-makale-metni.docx
@@ -1072,7 +1072,7 @@
           <w:sz w:val="18"/>
           <w:szCs w:val="18"/>
         </w:rPr>
-        <w:t xml:space="preserve">Karşılaştırma birimi, TS 825:2024'ün ilgili derece gün bölgesi için tavsiye ettiği ısıl geçirgenlik değerini sağlayan 1 m² dış duvar bileşenidir. Malzemeleri doğrudan ısı iletkenlik katsayısına göre karşılaştırmak yanıltıcı olur; eşdeğer ısıl performans koşulu her malzemenin farklı kalınlıkta kullanılmasını gerektirir ve bu fark kütleye, gömülü karbona ve gerekli duvar kalınlığına yansır. Toplam ısıl direnç, yalıtım katmanı ile diğer katmanların ve yüzeysel dirençlerin toplamıdır:</w:t>
+        <w:t xml:space="preserve">Karşılaştırma birimi, TS 825:2024'ün ilgili derece gün bölgesi için tavsiye ettiği ısıl geçirgenlik değerini sağlayan 1 m² dış duvar bileşenidir. Malzemeleri doğrudan ısı iletkenlik katsayısına göre karşılaştırmak yanıltıcı olur; eşdeğer ısıl performans koşulu her malzemenin farklı kalınlıkta kullanılmasını gerektirir ve bu fark kütleye, gömülü karbona ve gerekli duvar kalınlığına yansır. Toplam ısıl direnç, yalıtım katmanı ile diğer katmanların ve yüzeysel dirençlerin toplamıdır (Eş. 1):</w:t>
       </w:r>
     </w:p>
     <w:p>
@@ -1142,7 +1142,7 @@
           <w:sz w:val="18"/>
           <w:szCs w:val="18"/>
         </w:rPr>
-        <w:t xml:space="preserve">Buradan, b bölgesinde m malzemesi için gereken yalıtım kalınlığı:</w:t>
+        <w:t xml:space="preserve">Eş. 1'den, b bölgesinde m malzemesi için gereken yalıtım kalınlığı Eş. 2 ile elde edilir:</w:t>
       </w:r>
     </w:p>
     <w:p>
@@ -1294,7 +1294,7 @@
           <w:sz w:val="18"/>
           <w:szCs w:val="18"/>
         </w:rPr>
-        <w:t xml:space="preserve">Kalınlıktan türeyen büyüklüklerin tamamı ortak K_b çarpanını taşır: birim kütle λρK_b, gömülü karbon λρεK_b, alansal ısıl kapasite λρcK_b ve gerekli yalıtım kalınlığı λK_b biçimindedir. Geriye kalan ölçütler malzeme özellikleridir ve bölgeye göre değişmez. TOPSIS'in vektörel normalizasyonunda j sütunu için:</w:t>
+        <w:t xml:space="preserve">Kalınlıktan türeyen büyüklüklerin tamamı ortak K_b çarpanını taşır: birim kütle λρK_b, gömülü karbon λρεK_b, alansal ısıl kapasite λρcK_b ve gerekli yalıtım kalınlığı λK_b biçimindedir. Geriye kalan ölçütler malzeme özellikleridir ve bölgeye göre değişmez. TOPSIS'in vektörel normalizasyonunda j sütunu için Eş. 3 yazılır:</w:t>
       </w:r>
     </w:p>
     <w:p>
@@ -1364,7 +1364,7 @@
           <w:sz w:val="18"/>
           <w:szCs w:val="18"/>
         </w:rPr>
-        <w:t xml:space="preserve">K_b tam olarak sadeleşir ve normalize matris bölgeden bağımsız hâle gelir. Aynı sadeleşme VIKOR'un min-maks normalizasyonunda ve entropi ile CRITIC'in dayandığı normalize sütun istatistiklerinde de gerçekleşir; dolayısıyla ağırlıklar da bölgeye göre değişmez.</w:t>
+        <w:t xml:space="preserve">Eş. 3'te K_b tam olarak sadeleşir ve normalize matris bölgeden bağımsız hâle gelir. Aynı sadeleşme VIKOR'un min-maks normalizasyonunda ve entropi ile CRITIC'in dayandığı normalize sütun istatistiklerinde de gerçekleşir; dolayısıyla ağırlıklar da bölgeye göre değişmez.</w:t>
       </w:r>
     </w:p>
     <w:p>
@@ -13018,7 +13018,7 @@
           <w:sz w:val="18"/>
           <w:szCs w:val="18"/>
         </w:rPr>
-        <w:t xml:space="preserve">Her bölge için ısıtma derece günü (IDG) ve soğutma derece günü (SDG) hesaplanmış, soğutma payı σ_b = SDG/(IDG+SDG) olarak tanımlanmıştır. Isıtma tabanı 20 °C, soğutma tabanı 22 °C alınmıştır; 26 °C tasarım sıcaklığı aylık ortalamalarla birlikte kullanıldığında Türkiye'de nadiren aşıldığından anlamlı bir gradyan üretmemektedir.</w:t>
+        <w:t xml:space="preserve">Her bölge için ısıtma derece günü (IDG) ve soğutma derece günü (SDG) hesaplanmış, soğutma payı σ_b = SDG/(IDG+SDG) olarak tanımlanmıştır. Isıtma taban sıcaklığı θ = 20 °C, soğutma taban sıcaklığı θ = 22 °C alınmıştır; 26 °C tasarım sıcaklığı aylık ortalamalarla birlikte kullanıldığında Türkiye'de nadiren aşıldığından anlamlı bir gradyan üretmemektedir.</w:t>
       </w:r>
     </w:p>
     <w:p>
@@ -13100,7 +13100,7 @@
           <w:sz w:val="18"/>
           <w:szCs w:val="18"/>
         </w:rPr>
-        <w:t xml:space="preserve">Üç objektif ağırlıklandırma yöntemi karşılaştırmalı olarak kullanılmıştır. Birincisinde ağırlık, bir sütunun taşıdığı bilginin ölçüsü olan Shannon entropisinden türetilir; bir sütunun entropisi bire ne kadar uzaksa ağırlığı o kadar büyür:</w:t>
+        <w:t xml:space="preserve">Üç objektif ağırlıklandırma yöntemi karşılaştırmalı olarak kullanılmıştır. Birincisinde ağırlık, bir sütunun taşıdığı bilginin ölçüsü olan Shannon entropisinden türetilir; bir sütunun entropisi bire ne kadar uzaksa ağırlığı o kadar büyür (Eş. 4):</w:t>
       </w:r>
     </w:p>
     <w:p>
@@ -13170,7 +13170,7 @@
           <w:sz w:val="18"/>
           <w:szCs w:val="18"/>
         </w:rPr>
-        <w:t xml:space="preserve">Burada p_{mj} normalize matriste m alternatifinin j sütunu içindeki payı, n ise alternatif sayısıdır. İkinci yöntemde ağırlık, sütunun standart sapması sd_j ile o sütunun diğer sütunlarla çelişme miktarının çarpımından gelir:</w:t>
+        <w:t xml:space="preserve">Burada p_{mj} normalize matriste m alternatifinin j sütunu içindeki payı, n ise alternatif sayısıdır. İkinci yöntemde ağırlık, sütunun standart sapması sd_j ile o sütunun diğer sütunlarla çelişme miktarının çarpımından gelir (Eş. 5):</w:t>
       </w:r>
     </w:p>
     <w:p>
@@ -13240,7 +13240,7 @@
           <w:sz w:val="18"/>
           <w:szCs w:val="18"/>
         </w:rPr>
-        <w:t xml:space="preserve">Bu ölçü, yayılımı yüksek olmakla birlikte başka bir ölçütle güçlü ilişkili olan sütunların payını sınırlar [29]. Üçüncüsü w_j = 1/m ile tanımlı eşit ağırlıktır ve kontrol kurgusu olarak yer alır. Uzman anketine dayalı subjektif ağırlıklandırma, sonucun yanıt havuzuna bağımlı hâle gelmesini önlemek ve hesabın bağımsız olarak yinelenebilmesini korumak amacıyla bilinçli olarak dışarıda bırakılmıştır.</w:t>
+        <w:t xml:space="preserve">Eş. 5'teki bu ölçü, yayılımı yüksek olmakla birlikte başka bir ölçütle güçlü ilişkili olan sütunların payını sınırlar [29]. Üçüncüsü w_j = 1/m ile tanımlı eşit ağırlıktır ve kontrol kurgusu olarak yer alır. Uzman anketine dayalı subjektif ağırlıklandırma, sonucun yanıt havuzuna bağımlı hâle gelmesini önlemek ve hesabın bağımsız olarak yinelenebilmesini korumak amacıyla bilinçli olarak dışarıda bırakılmıştır.</w:t>
       </w:r>
     </w:p>
     <w:p>
@@ -13427,7 +13427,7 @@
           <w:sz w:val="18"/>
           <w:szCs w:val="18"/>
         </w:rPr>
-        <w:t xml:space="preserve">TOPSIS birincil yöntemdir. Ağırlıklı normalize matriste her alternatifin ideal ve negatif ideal çözüme Öklid uzaklıkları (d⁺_m ve d⁻_m) hesaplanır; alternatifin puanı bu iki uzaklığın oranından gelir [33]:</w:t>
+        <w:t xml:space="preserve">TOPSIS birincil yöntemdir. Ağırlıklı normalize matriste her alternatifin ideal ve negatif ideal çözüme Öklid uzaklıkları (d⁺_m ve d⁻_m) hesaplanır; alternatifin puanı bu iki uzaklığın oranından gelir (Eş. 7) [33]:</w:t>
       </w:r>
     </w:p>
     <w:p>
@@ -13836,7 +13836,7 @@
           <w:sz w:val="18"/>
           <w:szCs w:val="18"/>
         </w:rPr>
-        <w:t xml:space="preserve">Doğrulama adımı, tam tanımlı temsili bir referans konut üzerinde yürütülmüştür: 24,0 × 12,0 m plan, beş kat, 2,80 m kat yüksekliği, 4032 m³ brüt hacim, 1440 m² şartlandırılmış döşeme alanı, 1290,2 m² kullanım alanı, 184,8 m² pencere alanı (güneyde duvar alanının %25'i, diğer yönlerde %15'i) ve 0,393 A/V oranı. Binanın özgül ısı kaybı, iletim ve havalandırma bileşenlerinin toplamıdır:</w:t>
+        <w:t xml:space="preserve">Doğrulama adımı, tam tanımlı temsili bir referans konut üzerinde yürütülmüştür: 24,0 × 12,0 m plan, beş kat, 2,80 m kat yüksekliği, 4032 m³ brüt hacim, A_f = 1440 m² şartlandırılmış döşeme alanı, A_n = 1290,2 m² kullanım alanı, 184,8 m² pencere alanı (güneyde duvar alanının %25'i, diğer yönlerde %15'i) ve 0,393 A/V oranı. Binanın özgül ısı kaybı, iletim ve havalandırma bileşenlerinin toplamıdır (Eş. 8):</w:t>
       </w:r>
     </w:p>
     <w:p>
@@ -13906,7 +13906,7 @@
           <w:sz w:val="18"/>
           <w:szCs w:val="18"/>
         </w:rPr>
-        <w:t xml:space="preserve">İletim bileşeni, kabuğu oluşturan yüzeylerin ısıl geçirgenlik-alan çarpımlarından; çatı ve taban için sıcaklık düzeltme çarpanlarıyla birlikte kurulur:</w:t>
+        <w:t xml:space="preserve">İletim bileşeni, kabuğu oluşturan yüzeylerin ısıl geçirgenlik-alan çarpımlarından; çatı ve taban için sıcaklık düzeltme çarpanlarıyla birlikte kurulur (Eş. 9):</w:t>
       </w:r>
     </w:p>
     <w:p>
@@ -13976,7 +13976,7 @@
           <w:sz w:val="18"/>
           <w:szCs w:val="18"/>
         </w:rPr>
-        <w:t xml:space="preserve">Havalandırma bileşeni ise havalandırılan hacim üzerinden yazılır:</w:t>
+        <w:t xml:space="preserve">Havalandırma bileşeni ise havalandırılan hacim üzerinden yazılır (Eş. 10):</w:t>
       </w:r>
     </w:p>
     <w:p>
@@ -14081,7 +14081,7 @@
           <w:sz w:val="18"/>
           <w:szCs w:val="18"/>
         </w:rPr>
-        <w:t xml:space="preserve">İç kazançlar 5 W/m² × kullanım alanı, güneş kazançları ise dört yönün pencere alanları üzerinden gölgelenme faktörü 0,6 ve güneş geçirme faktörü 0,6 ile hesaplanmıştır. Duvar yalıtımının etkin ısıl kapasitesine katkısı λρcK_b × opak alan biçiminde, döşeme ve iç duvarların katkısı ise 150 kJ/m²K × döşeme alanı kabulüyle hesaplanmıştır.</w:t>
+        <w:t xml:space="preserve">İç kazançlar 5 W/m² × A_n, güneş kazançları ise dört yönün pencere alanları üzerinden gölgelenme faktörü 0,6 ve güneş geçirme faktörü 0,6 ile hesaplanmıştır. Duvar yalıtımının etkin ısıl kapasitesine katkısı λρcK_b × opak alan biçiminde, döşeme ve iç duvarların katkısı ise 150 kJ/m²K × döşeme alanı kabulüyle hesaplanmıştır.</w:t>
       </w:r>
     </w:p>
     <w:p>
@@ -14151,7 +14151,7 @@
           <w:sz w:val="18"/>
           <w:szCs w:val="18"/>
         </w:rPr>
-        <w:t xml:space="preserve">Fonksiyonel birim sabit U hedefine dayandığı için yalıtım malzemesi değiştiğinde H değişmez; malzemenin yıllık enerjiye etki edebileceği tek yol ısıl kütlesi C üzerinden kullanım faktörüdür. Bu nedenle iki kurgu karşılaştırılmıştır. Kurgu A'da kullanım faktörü yalnızca kazanç-kayıp oranına bağlıdır ve zaman sabitinden bağımsızdır. Kurgu B'de kullanım faktörü, kazanç-kayıp oranı γ ile binanın zaman sabitine birlikte bağlıdır:</w:t>
+        <w:t xml:space="preserve">Fonksiyonel birim sabit U hedefine dayandığı için yalıtım malzemesi değiştiğinde H değişmez; malzemenin yıllık enerjiye etki edebileceği tek yol ısıl kütlesi C üzerinden kullanım faktörüdür. Bu nedenle iki kurgu karşılaştırılmıştır. Kurgu A'da kullanım faktörü yalnızca kazanç-kayıp oranına bağlıdır ve zaman sabitinden bağımsızdır. Kurgu B'de kullanım faktörü, kazanç-kayıp oranı γ ile binanın zaman sabitine birlikte bağlıdır (Eş. 11):</w:t>
       </w:r>
     </w:p>
     <w:p>

--- a/biyotasarim makale/basvuru/01-makale-metni.docx
+++ b/biyotasarim makale/basvuru/01-makale-metni.docx
@@ -13649,7 +13649,7 @@
           <w:sz w:val="18"/>
           <w:szCs w:val="18"/>
         </w:rPr>
-        <w:t xml:space="preserve">Ürün beyanı modülleri kullanılarak üç sistem sınırı tanımlanmıştır [34]: S1 yalnızca A1–A3 modüllerini (beşikten kapıya, biyojenik alım dâhil), S2 buna C3 ve C4 modüllerini (beşikten mezara), S3 ise ek olarak D modülünü kapsar. Çifte sayımı önlemek için bu analizde gömülü karbon ve biyojenik karbon ayrı ölçüt olarak kullanılmamış, yerlerini tek bir yaşam döngüsü karbonu ölçütü almıştır. Bu ölçüt setinin ana çalıştırmanınkinden farkı budur; ana çalıştırma sekiz ölçütle ve biyojenik karbonla, sistem sınırı çözümlemesi ise sekiz ölçütle ve tek bir yaşam döngüsü karbonu ölçütüyle yürütülmüştür.</w:t>
+        <w:t xml:space="preserve">Ürün beyanının modül yapısı, hesabın nerede kesileceğini bir tasarım seçimi hâline getirmektedir. Bu çalışmada üç kesme noktası tanımlanmıştır [34]. S1, üretim modülleriyle (A1–A3) sınırlıdır ve biyojenik alımı içerir. S2, bunlara yaşam sonu işleme ve bertaraf modüllerini (C3 ve C4) ekler. S3 ise sistem sınırının ötesine taşan yük ve kazanımları temsil eden D modülünü de kapsar. Çifte sayımı önlemek için bu analizde gömülü karbon ve biyojenik karbon ayrı ölçüt olarak kullanılmamış, yerlerini tek bir yaşam döngüsü karbonu ölçütü almıştır. Bu ölçüt setinin ana çalıştırmanınkinden farkı budur; ana çalıştırma sekiz ölçütle ve biyojenik karbonla, sistem sınırı çözümlemesi ise sekiz ölçütle ve tek bir yaşam döngüsü karbonu ölçütüyle yürütülmüştür.</w:t>
       </w:r>
     </w:p>
     <w:p>
@@ -13719,7 +13719,7 @@
           <w:sz w:val="18"/>
           <w:szCs w:val="18"/>
         </w:rPr>
-        <w:t xml:space="preserve">EN 15804'ün A1 ve A2 sürümleri biyojenik karbonu farklı biçimde muhasebeleştirmektedir; veri tabanı bu iki sürümün göstergelerinin birlikte karşılaştırılmamasını öngörmektedir. Veri setinde bu fark somut olarak gözlenmiştir: kenevir ve keten lifi için 2023 tarihli kayıtlarda A1–A3 biyojenik karbon sıfıra yakınken, 2022 tarihli kayıtlarda yaklaşık −1,5 kgCO₂e/kg'dır. Bu çalışmada, lignoselülozik malzemenin kuru kütle karbon içeriğinden beklenen büyüklükle tutarlı olduğu için 2022 sürümleri kullanılmış, sonucun bu seçime duyarlılığı 3.4'te ayrıca raporlanmıştır.</w:t>
+        <w:t xml:space="preserve">EN 15804'ün A1 ve A2 sürümleri biyojenik karbonu farklı biçimde muhasebeleştirmektedir; veri tabanı bu iki sürümün göstergelerinin birlikte karşılaştırılmamasını öngörmektedir. Veri setinde bu fark somut olarak gözlenmiştir: kenevir ve keten lifi için 2023 tarihli kayıtlarda A1–A3 biyojenik karbon sıfıra yakınken, 2022 tarihli kayıtlarda yaklaşık −1,5 kgCO₂e/kg'dır. Bu çalışmada, lignoselülozik malzemenin kuru kütle karbon içeriğinden beklenen büyüklükle tutarlı olduğu için 2022 sürümleri kullanılmış, sonucun bu seçime duyarlılığı 3.5'te ayrıca raporlanmıştır.</w:t>
       </w:r>
     </w:p>
     <w:p>
@@ -19321,7 +19321,7 @@
                 <w:sz w:val="18"/>
                 <w:szCs w:val="18"/>
               </w:rPr>
-              <w:t xml:space="preserve">Q_H (kWh/m²)</w:t>
+              <w:t xml:space="preserve">Q_H (kWh/m²·yıl)</w:t>
             </w:r>
           </w:p>
         </w:tc>
@@ -19355,7 +19355,7 @@
                 <w:sz w:val="18"/>
                 <w:szCs w:val="18"/>
               </w:rPr>
-              <w:t xml:space="preserve">Q_C (kWh/m²)</w:t>
+              <w:t xml:space="preserve">Q_C (kWh/m²·yıl)</w:t>
             </w:r>
           </w:p>
         </w:tc>
@@ -19389,7 +19389,7 @@
                 <w:sz w:val="18"/>
                 <w:szCs w:val="18"/>
               </w:rPr>
-              <w:t xml:space="preserve">Toplam</w:t>
+              <w:t xml:space="preserve">Toplam (kWh/m²·yıl)</w:t>
             </w:r>
           </w:p>
         </w:tc>
@@ -19423,7 +19423,7 @@
                 <w:sz w:val="18"/>
                 <w:szCs w:val="18"/>
               </w:rPr>
-              <w:t xml:space="preserve">Isıl kütle katkısı (kWh/m²)</w:t>
+              <w:t xml:space="preserve">Isıl kütle katkısı (kWh/m²·yıl)</w:t>
             </w:r>
           </w:p>
         </w:tc>
@@ -22579,7 +22579,7 @@
           <w:sz w:val="18"/>
           <w:szCs w:val="18"/>
         </w:rPr>
-        <w:t xml:space="preserve">9. Matthews H.D., Zickfeld K., Koch A., Luers A., Accounting for the climate benefit of temporary carbon storage in nature, Nature Communications, 14, 1, 5485, 2023.</w:t>
+        <w:t xml:space="preserve">9. Matthews H.D., Zickfeld K., Koch A., Luers A., Accounting for the climate benefit of temporary carbon storage in nature, Nat Commun, 14, 1, 5485, 2023.</w:t>
       </w:r>
     </w:p>
     <w:p>
@@ -22614,7 +22614,7 @@
           <w:sz w:val="18"/>
           <w:szCs w:val="18"/>
         </w:rPr>
-        <w:t xml:space="preserve">10. Andersen C.E., Rasmussen F.N., Habert G., Birgisdóttir H., Embodied GHG Emissions of Wooden Buildings — Challenges of Biogenic Carbon Accounting in Current LCA Methods, Frontiers in Built Environment, 7, 729096, 2021.</w:t>
+        <w:t xml:space="preserve">10. Andersen C.E., Rasmussen F.N., Habert G., Birgisdóttir H., Embodied GHG Emissions of Wooden Buildings — Challenges of Biogenic Carbon Accounting in Current LCA Methods, Front Built Environ, 7, 729096, 2021.</w:t>
       </w:r>
     </w:p>
     <w:p>
@@ -22649,7 +22649,7 @@
           <w:sz w:val="18"/>
           <w:szCs w:val="18"/>
         </w:rPr>
-        <w:t xml:space="preserve">11. Füchsl S., Huber J., Fröhling M., Röder H., Balancing the green carbon cycle — Biogenic carbon within life cycle assessment, The International Journal of Life Cycle Assessment, 30, 10, 2300-2313, 2025.</w:t>
+        <w:t xml:space="preserve">11. Füchsl S., Huber J., Fröhling M., Röder H., Balancing the green carbon cycle — Biogenic carbon within life cycle assessment, Int J Life Cycle Assess, 30, 10, 2300-2313, 2025.</w:t>
       </w:r>
     </w:p>
     <w:p>
@@ -22684,7 +22684,7 @@
           <w:sz w:val="18"/>
           <w:szCs w:val="18"/>
         </w:rPr>
-        <w:t xml:space="preserve">12. Ye F., Wei H., Xiao Y., Berardi U., Quaranta G., Demartino C., Bio-based insulation materials in sustainable constructions: A review of environmental, thermal and acoustic insulation, durability, and mechanical performances, Renewable and Sustainable Energy Reviews, 223, 115872, 2025.</w:t>
+        <w:t xml:space="preserve">12. Ye F., Wei H., Xiao Y., Berardi U., Quaranta G., Demartino C., Bio-based insulation materials in sustainable constructions: A review of environmental, thermal and acoustic insulation, durability, and mechanical performances, Renew Sustain Energy Rev, 223, 115872, 2025.</w:t>
       </w:r>
     </w:p>
     <w:p>
@@ -22789,7 +22789,7 @@
           <w:sz w:val="18"/>
           <w:szCs w:val="18"/>
         </w:rPr>
-        <w:t xml:space="preserve">15. Mati-Baouche N., De Baynast H., Lebert A., Sun S., Lopez-Mingo C.J.S., Leclaire P., Michaud P., Mechanical, thermal and acoustical characterizations of an insulating bio-based composite made from sunflower stalks particles and chitosan, Industrial Crops and Products, 58, 244-250, 2014.</w:t>
+        <w:t xml:space="preserve">15. Mati-Baouche N., De Baynast H., Lebert A., Sun S., Lopez-Mingo C.J.S., Leclaire P., Michaud P., Mechanical, thermal and acoustical characterizations of an insulating bio-based composite made from sunflower stalks particles and chitosan, Ind Crops Prod, 58, 244-250, 2014.</w:t>
       </w:r>
     </w:p>
     <w:p>
@@ -22859,7 +22859,7 @@
           <w:sz w:val="18"/>
           <w:szCs w:val="18"/>
         </w:rPr>
-        <w:t xml:space="preserve">17. Mohammed W., Osman Z., Elarabi S., Mehats J., Charrier B., Mechanical and physical properties of biocomposites for furniture and thermal insulation, Cellulose Chemistry and Technology, 58, 3-4, 331-338, 2024.</w:t>
+        <w:t xml:space="preserve">17. Mohammed W., Osman Z., Elarabi S., Mehats J., Charrier B., Mechanical and physical properties of biocomposites for furniture and thermal insulation, Cellul Chem Technol, 58, 3-4, 331-338, 2024.</w:t>
       </w:r>
     </w:p>
     <w:p>
@@ -22929,7 +22929,7 @@
           <w:sz w:val="18"/>
           <w:szCs w:val="18"/>
         </w:rPr>
-        <w:t xml:space="preserve">19. Marín-Calvo N., González-Serrud S., James-Rivas A., Thermal insulation material produced from recycled materials for building applications: cellulose and rice husk-based material, Frontiers in Built Environment, 9, 1271317, 2023.</w:t>
+        <w:t xml:space="preserve">19. Marín-Calvo N., González-Serrud S., James-Rivas A., Thermal insulation material produced from recycled materials for building applications: cellulose and rice husk-based material, Front Built Environ, 9, 1271317, 2023.</w:t>
       </w:r>
     </w:p>
     <w:p>
@@ -22964,7 +22964,7 @@
           <w:sz w:val="18"/>
           <w:szCs w:val="18"/>
         </w:rPr>
-        <w:t xml:space="preserve">20. Wildman J., Shea A., Walker P., Henk D., Extrinsic and intrinsic determinants of thermal conductivity in mycelium composites, Building Services Engineering Research and Technology, 46, 3, 317-338, 2024.</w:t>
+        <w:t xml:space="preserve">20. Wildman J., Shea A., Walker P., Henk D., Extrinsic and intrinsic determinants of thermal conductivity in mycelium composites, Build Serv Eng Res Technol, 46, 3, 317-338, 2024.</w:t>
       </w:r>
     </w:p>
     <w:p>
@@ -22999,7 +22999,7 @@
           <w:sz w:val="18"/>
           <w:szCs w:val="18"/>
         </w:rPr>
-        <w:t xml:space="preserve">21. Ashraf M.U., Hzami A., Alghamri R., Khattab T., Abu Rayash A., Systematic review of mycelium-based composites as sustainable insulators for carbon-neutral building envelopes, International Journal of Sustainable Engineering, 19, 1, 2665914, 2026.</w:t>
+        <w:t xml:space="preserve">21. Ashraf M.U., Hzami A., Alghamri R., Khattab T., Abu Rayash A., Systematic review of mycelium-based composites as sustainable insulators for carbon-neutral building envelopes, Int J Sustain Eng, 19, 1, 2665914, 2026.</w:t>
       </w:r>
     </w:p>
     <w:p>
@@ -23069,7 +23069,7 @@
           <w:sz w:val="18"/>
           <w:szCs w:val="18"/>
         </w:rPr>
-        <w:t xml:space="preserve">23. Bajwa A.U.R., Siriwardana C., Shahzad W., Naeem M.A., Material selection in the construction industry: a systematic literature review on multi-criteria decision making, Environment Systems and Decisions, 45, 1, 8, 2025.</w:t>
+        <w:t xml:space="preserve">23. Bajwa A.U.R., Siriwardana C., Shahzad W., Naeem M.A., Material selection in the construction industry: a systematic literature review on multi-criteria decision making, Environ Syst Decis, 45, 1, 8, 2025.</w:t>
       </w:r>
     </w:p>
     <w:p>
@@ -23104,7 +23104,7 @@
           <w:sz w:val="18"/>
           <w:szCs w:val="18"/>
         </w:rPr>
-        <w:t xml:space="preserve">24. Theilig K., Vollmer M., Lang W., Albus J., Multi-criteria decision-making for energy building renovation: Comparing exterior wall structures with the AHP, ANP, utility analysis, and TOPSIS, Building and Environment, 280, 113075, 2025.</w:t>
+        <w:t xml:space="preserve">24. Theilig K., Vollmer M., Lang W., Albus J., Multi-criteria decision-making for energy building renovation: Comparing exterior wall structures with the AHP, ANP, utility analysis, and TOPSIS, Build Environ, 280, 113075, 2025.</w:t>
       </w:r>
     </w:p>
     <w:p>
@@ -23174,7 +23174,7 @@
           <w:sz w:val="18"/>
           <w:szCs w:val="18"/>
         </w:rPr>
-        <w:t xml:space="preserve">26. Yilmaz B.Ç., Acun Özgünler S., Yilmaz Y., A multi-criteria decision-making method for thermal insulation material selection in nZEB level questioned affordable multifamily housings, Journal of Building Physics, 47, 6, 628-650, 2024.</w:t>
+        <w:t xml:space="preserve">26. Yilmaz B.Ç., Acun Özgünler S., Yilmaz Y., A multi-criteria decision-making method for thermal insulation material selection in nZEB level questioned affordable multifamily housings, J Build Phys, 47, 6, 628-650, 2024.</w:t>
       </w:r>
     </w:p>
     <w:p>
@@ -23244,7 +23244,7 @@
           <w:sz w:val="18"/>
           <w:szCs w:val="18"/>
         </w:rPr>
-        <w:t xml:space="preserve">28. Mukhametzyanov I., Specific character of objective methods for determining weights of criteria in MCDM problems: Entropy, CRITIC and SD, Decision Making: Applications in Management and Engineering, 4, 2, 76-105, 2021.</w:t>
+        <w:t xml:space="preserve">28. Mukhametzyanov I., Specific character of objective methods for determining weights of criteria in MCDM problems: Entropy, CRITIC and SD, Decis Mak Appl Manag Eng, 4, 2, 76-105, 2021.</w:t>
       </w:r>
     </w:p>
     <w:p>
@@ -23279,7 +23279,7 @@
           <w:sz w:val="18"/>
           <w:szCs w:val="18"/>
         </w:rPr>
-        <w:t xml:space="preserve">29. Diakoulaki D., Mavrotas G., Papayannakis L., Determining objective weights in multiple criteria problems: The CRITIC method, Computers and Operations Research, 22, 7, 763-770, 1995.</w:t>
+        <w:t xml:space="preserve">29. Diakoulaki D., Mavrotas G., Papayannakis L., Determining objective weights in multiple criteria problems: The CRITIC method, Comput Oper Res, 22, 7, 763-770, 1995.</w:t>
       </w:r>
     </w:p>
     <w:p>
@@ -23559,7 +23559,7 @@
           <w:sz w:val="18"/>
           <w:szCs w:val="18"/>
         </w:rPr>
-        <w:t xml:space="preserve">37. Wauman B., Breesch H., Saelens D., Evaluation of the accuracy of the implementation of dynamic effects in the quasi steady-state calculation method for school buildings, Energy and Buildings, 65, 173-184, 2013.</w:t>
+        <w:t xml:space="preserve">37. Wauman B., Breesch H., Saelens D., Evaluation of the accuracy of the implementation of dynamic effects in the quasi steady-state calculation method for school buildings, Energy Build, 65, 173-184, 2013.</w:t>
       </w:r>
     </w:p>
     <w:p>
